--- a/output/documents/GrowSpace_SRS_AR.docx
+++ b/output/documents/GrowSpace_SRS_AR.docx
@@ -248,7 +248,7 @@
               <w:spacing w:before="20" w:after="20" w:line="264" w:lineRule="auto"/>
             </w:pPr>
             <w:r>
-              <w:t>0.10</w:t>
+              <w:t>0.11</w:t>
             </w:r>
           </w:p>
         </w:tc>
@@ -276,7 +276,7 @@
               <w:spacing w:before="20" w:after="20" w:line="264" w:lineRule="auto"/>
             </w:pPr>
             <w:r>
-              <w:t>8</w:t>
+              <w:t>10</w:t>
             </w:r>
             <w:r>
               <w:rPr>
@@ -757,7 +757,7 @@
         <w:bidi/>
         <w:spacing w:after="160" w:line="288" w:lineRule="auto"/>
       </w:pPr>
-      <w:bookmarkStart w:id="0" w:name="_Toc239760590"/>
+      <w:bookmarkStart w:id="0" w:name="_Toc239912397"/>
       <w:r>
         <w:rPr>
           <w:rtl/>
@@ -1450,7 +1450,7 @@
               <w:rPr>
                 <w:rtl/>
               </w:rPr>
-              <w:t xml:space="preserve"> استبدال التجربة بمعاينة للعرض فقط وتحديث التنفيذ</w:t>
+              <w:t xml:space="preserve"> معاينة للعرض فقط</w:t>
             </w:r>
           </w:p>
         </w:tc>
@@ -1482,6 +1482,142 @@
                 <w:rtl/>
               </w:rPr>
               <w:t>نطاق المعاينة معتمد</w:t>
+            </w:r>
+          </w:p>
+        </w:tc>
+      </w:tr>
+      <w:tr>
+        <w:trPr>
+          <w:cantSplit/>
+          <w:jc w:val="center"/>
+        </w:trPr>
+        <w:tc>
+          <w:tcPr>
+            <w:tcW w:w="1007" w:type="dxa"/>
+            <w:tcBorders>
+              <w:top w:val="single" w:sz="6" w:space="0" w:color="FFFFFF"/>
+              <w:left w:val="single" w:sz="6" w:space="0" w:color="FFFFFF"/>
+              <w:bottom w:val="single" w:sz="6" w:space="0" w:color="FFFFFF"/>
+              <w:right w:val="single" w:sz="6" w:space="0" w:color="FFFFFF"/>
+            </w:tcBorders>
+            <w:shd w:val="clear" w:color="auto" w:fill="E5F0F8"/>
+            <w:tcMar>
+              <w:top w:w="110" w:type="dxa"/>
+              <w:left w:w="120" w:type="dxa"/>
+              <w:bottom w:w="110" w:type="dxa"/>
+              <w:right w:w="120" w:type="dxa"/>
+            </w:tcMar>
+            <w:vAlign w:val="center"/>
+          </w:tcPr>
+          <w:p>
+            <w:pPr>
+              <w:bidi/>
+              <w:spacing w:before="20" w:after="20" w:line="264" w:lineRule="auto"/>
+            </w:pPr>
+            <w:r>
+              <w:t>0.11</w:t>
+            </w:r>
+          </w:p>
+        </w:tc>
+        <w:tc>
+          <w:tcPr>
+            <w:tcW w:w="1584" w:type="dxa"/>
+            <w:tcBorders>
+              <w:top w:val="single" w:sz="6" w:space="0" w:color="FFFFFF"/>
+              <w:left w:val="single" w:sz="6" w:space="0" w:color="FFFFFF"/>
+              <w:bottom w:val="single" w:sz="6" w:space="0" w:color="FFFFFF"/>
+              <w:right w:val="single" w:sz="6" w:space="0" w:color="FFFFFF"/>
+            </w:tcBorders>
+            <w:shd w:val="clear" w:color="auto" w:fill="E5F0F8"/>
+            <w:tcMar>
+              <w:top w:w="110" w:type="dxa"/>
+              <w:left w:w="120" w:type="dxa"/>
+              <w:bottom w:w="110" w:type="dxa"/>
+              <w:right w:w="120" w:type="dxa"/>
+            </w:tcMar>
+            <w:vAlign w:val="center"/>
+          </w:tcPr>
+          <w:p>
+            <w:pPr>
+              <w:bidi/>
+              <w:spacing w:before="20" w:after="20" w:line="264" w:lineRule="auto"/>
+            </w:pPr>
+            <w:r>
+              <w:t>2026-09-10</w:t>
+            </w:r>
+          </w:p>
+        </w:tc>
+        <w:tc>
+          <w:tcPr>
+            <w:tcW w:w="5184" w:type="dxa"/>
+            <w:tcBorders>
+              <w:top w:val="single" w:sz="6" w:space="0" w:color="FFFFFF"/>
+              <w:left w:val="single" w:sz="6" w:space="0" w:color="FFFFFF"/>
+              <w:bottom w:val="single" w:sz="6" w:space="0" w:color="FFFFFF"/>
+              <w:right w:val="single" w:sz="6" w:space="0" w:color="FFFFFF"/>
+            </w:tcBorders>
+            <w:shd w:val="clear" w:color="auto" w:fill="E5F0F8"/>
+            <w:tcMar>
+              <w:top w:w="110" w:type="dxa"/>
+              <w:left w:w="120" w:type="dxa"/>
+              <w:bottom w:w="110" w:type="dxa"/>
+              <w:right w:w="120" w:type="dxa"/>
+            </w:tcMar>
+            <w:vAlign w:val="center"/>
+          </w:tcPr>
+          <w:p>
+            <w:pPr>
+              <w:bidi/>
+              <w:spacing w:before="20" w:after="20" w:line="264" w:lineRule="auto"/>
+            </w:pPr>
+            <w:r>
+              <w:t>S14</w:t>
+            </w:r>
+            <w:r>
+              <w:rPr>
+                <w:rtl/>
+              </w:rPr>
+              <w:t xml:space="preserve"> و</w:t>
+            </w:r>
+            <w:r>
+              <w:t>S16: Firebase</w:t>
+            </w:r>
+            <w:r>
+              <w:rPr>
+                <w:rtl/>
+              </w:rPr>
+              <w:t xml:space="preserve"> ونقل الحسابات والبيانات</w:t>
+            </w:r>
+          </w:p>
+        </w:tc>
+        <w:tc>
+          <w:tcPr>
+            <w:tcW w:w="2448" w:type="dxa"/>
+            <w:tcBorders>
+              <w:top w:val="single" w:sz="6" w:space="0" w:color="FFFFFF"/>
+              <w:left w:val="single" w:sz="6" w:space="0" w:color="FFFFFF"/>
+              <w:bottom w:val="single" w:sz="6" w:space="0" w:color="FFFFFF"/>
+              <w:right w:val="single" w:sz="6" w:space="0" w:color="FFFFFF"/>
+            </w:tcBorders>
+            <w:shd w:val="clear" w:color="auto" w:fill="E5F0F8"/>
+            <w:tcMar>
+              <w:top w:w="110" w:type="dxa"/>
+              <w:left w:w="120" w:type="dxa"/>
+              <w:bottom w:w="110" w:type="dxa"/>
+              <w:right w:w="120" w:type="dxa"/>
+            </w:tcMar>
+            <w:vAlign w:val="center"/>
+          </w:tcPr>
+          <w:p>
+            <w:pPr>
+              <w:bidi/>
+              <w:spacing w:before="20" w:after="20" w:line="264" w:lineRule="auto"/>
+            </w:pPr>
+            <w:r>
+              <w:rPr>
+                <w:rtl/>
+              </w:rPr>
+              <w:t>الخدمة والنقل معتمدان</w:t>
             </w:r>
           </w:p>
         </w:tc>
@@ -1655,7 +1791,7 @@
       <w:r>
         <w:fldChar w:fldCharType="separate"/>
       </w:r>
-      <w:hyperlink w:anchor="_Toc239760590" w:history="1">
+      <w:hyperlink w:anchor="_Toc239912397" w:history="1">
         <w:r>
           <w:rPr>
             <w:rStyle w:val="Hyperlink"/>
@@ -1683,7 +1819,7 @@
             <w:noProof/>
             <w:webHidden/>
           </w:rPr>
-          <w:instrText xml:space="preserve"> PAGEREF _Toc239760590 \h </w:instrText>
+          <w:instrText xml:space="preserve"> PAGEREF _Toc239912397 \h </w:instrText>
         </w:r>
         <w:r>
           <w:rPr>
@@ -1732,7 +1868,7 @@
           <w14:ligatures w14:val="standardContextual"/>
         </w:rPr>
       </w:pPr>
-      <w:hyperlink w:anchor="_Toc239760591" w:history="1">
+      <w:hyperlink w:anchor="_Toc239912398" w:history="1">
         <w:r>
           <w:rPr>
             <w:rStyle w:val="Hyperlink"/>
@@ -1767,7 +1903,7 @@
             <w:noProof/>
             <w:webHidden/>
           </w:rPr>
-          <w:instrText xml:space="preserve"> PAGEREF _Toc239760591 \h </w:instrText>
+          <w:instrText xml:space="preserve"> PAGEREF _Toc239912398 \h </w:instrText>
         </w:r>
         <w:r>
           <w:rPr>
@@ -1816,7 +1952,7 @@
           <w14:ligatures w14:val="standardContextual"/>
         </w:rPr>
       </w:pPr>
-      <w:hyperlink w:anchor="_Toc239760592" w:history="1">
+      <w:hyperlink w:anchor="_Toc239912399" w:history="1">
         <w:r>
           <w:rPr>
             <w:rStyle w:val="Hyperlink"/>
@@ -1851,7 +1987,7 @@
             <w:noProof/>
             <w:webHidden/>
           </w:rPr>
-          <w:instrText xml:space="preserve"> PAGEREF _Toc239760592 \h </w:instrText>
+          <w:instrText xml:space="preserve"> PAGEREF _Toc239912399 \h </w:instrText>
         </w:r>
         <w:r>
           <w:rPr>
@@ -1900,7 +2036,7 @@
           <w14:ligatures w14:val="standardContextual"/>
         </w:rPr>
       </w:pPr>
-      <w:hyperlink w:anchor="_Toc239760593" w:history="1">
+      <w:hyperlink w:anchor="_Toc239912400" w:history="1">
         <w:r>
           <w:rPr>
             <w:rStyle w:val="Hyperlink"/>
@@ -1935,7 +2071,7 @@
             <w:noProof/>
             <w:webHidden/>
           </w:rPr>
-          <w:instrText xml:space="preserve"> PAGEREF _Toc239760593 \h </w:instrText>
+          <w:instrText xml:space="preserve"> PAGEREF _Toc239912400 \h </w:instrText>
         </w:r>
         <w:r>
           <w:rPr>
@@ -1984,7 +2120,7 @@
           <w14:ligatures w14:val="standardContextual"/>
         </w:rPr>
       </w:pPr>
-      <w:hyperlink w:anchor="_Toc239760594" w:history="1">
+      <w:hyperlink w:anchor="_Toc239912401" w:history="1">
         <w:r>
           <w:rPr>
             <w:rStyle w:val="Hyperlink"/>
@@ -2019,7 +2155,7 @@
             <w:noProof/>
             <w:webHidden/>
           </w:rPr>
-          <w:instrText xml:space="preserve"> PAGEREF _Toc239760594 \h </w:instrText>
+          <w:instrText xml:space="preserve"> PAGEREF _Toc239912401 \h </w:instrText>
         </w:r>
         <w:r>
           <w:rPr>
@@ -2068,7 +2204,7 @@
           <w14:ligatures w14:val="standardContextual"/>
         </w:rPr>
       </w:pPr>
-      <w:hyperlink w:anchor="_Toc239760595" w:history="1">
+      <w:hyperlink w:anchor="_Toc239912402" w:history="1">
         <w:r>
           <w:rPr>
             <w:rStyle w:val="Hyperlink"/>
@@ -2103,7 +2239,7 @@
             <w:noProof/>
             <w:webHidden/>
           </w:rPr>
-          <w:instrText xml:space="preserve"> PAGEREF _Toc239760595 \h </w:instrText>
+          <w:instrText xml:space="preserve"> PAGEREF _Toc239912402 \h </w:instrText>
         </w:r>
         <w:r>
           <w:rPr>
@@ -2123,7 +2259,7 @@
             <w:noProof/>
             <w:webHidden/>
           </w:rPr>
-          <w:t>12</w:t>
+          <w:t>13</w:t>
         </w:r>
         <w:r>
           <w:rPr>
@@ -2152,7 +2288,7 @@
           <w14:ligatures w14:val="standardContextual"/>
         </w:rPr>
       </w:pPr>
-      <w:hyperlink w:anchor="_Toc239760596" w:history="1">
+      <w:hyperlink w:anchor="_Toc239912403" w:history="1">
         <w:r>
           <w:rPr>
             <w:rStyle w:val="Hyperlink"/>
@@ -2187,7 +2323,7 @@
             <w:noProof/>
             <w:webHidden/>
           </w:rPr>
-          <w:instrText xml:space="preserve"> PAGEREF _Toc239760596 \h </w:instrText>
+          <w:instrText xml:space="preserve"> PAGEREF _Toc239912403 \h </w:instrText>
         </w:r>
         <w:r>
           <w:rPr>
@@ -2207,7 +2343,7 @@
             <w:noProof/>
             <w:webHidden/>
           </w:rPr>
-          <w:t>15</w:t>
+          <w:t>16</w:t>
         </w:r>
         <w:r>
           <w:rPr>
@@ -2236,7 +2372,7 @@
           <w14:ligatures w14:val="standardContextual"/>
         </w:rPr>
       </w:pPr>
-      <w:hyperlink w:anchor="_Toc239760597" w:history="1">
+      <w:hyperlink w:anchor="_Toc239912404" w:history="1">
         <w:r>
           <w:rPr>
             <w:rStyle w:val="Hyperlink"/>
@@ -2271,7 +2407,7 @@
             <w:noProof/>
             <w:webHidden/>
           </w:rPr>
-          <w:instrText xml:space="preserve"> PAGEREF _Toc239760597 \h </w:instrText>
+          <w:instrText xml:space="preserve"> PAGEREF _Toc239912404 \h </w:instrText>
         </w:r>
         <w:r>
           <w:rPr>
@@ -2291,7 +2427,7 @@
             <w:noProof/>
             <w:webHidden/>
           </w:rPr>
-          <w:t>17</w:t>
+          <w:t>18</w:t>
         </w:r>
         <w:r>
           <w:rPr>
@@ -2320,7 +2456,7 @@
           <w14:ligatures w14:val="standardContextual"/>
         </w:rPr>
       </w:pPr>
-      <w:hyperlink w:anchor="_Toc239760598" w:history="1">
+      <w:hyperlink w:anchor="_Toc239912405" w:history="1">
         <w:r>
           <w:rPr>
             <w:rStyle w:val="Hyperlink"/>
@@ -2355,7 +2491,7 @@
             <w:noProof/>
             <w:webHidden/>
           </w:rPr>
-          <w:instrText xml:space="preserve"> PAGEREF _Toc239760598 \h </w:instrText>
+          <w:instrText xml:space="preserve"> PAGEREF _Toc239912405 \h </w:instrText>
         </w:r>
         <w:r>
           <w:rPr>
@@ -2375,7 +2511,7 @@
             <w:noProof/>
             <w:webHidden/>
           </w:rPr>
-          <w:t>19</w:t>
+          <w:t>20</w:t>
         </w:r>
         <w:r>
           <w:rPr>
@@ -2404,7 +2540,7 @@
           <w14:ligatures w14:val="standardContextual"/>
         </w:rPr>
       </w:pPr>
-      <w:hyperlink w:anchor="_Toc239760599" w:history="1">
+      <w:hyperlink w:anchor="_Toc239912406" w:history="1">
         <w:r>
           <w:rPr>
             <w:rStyle w:val="Hyperlink"/>
@@ -2439,7 +2575,7 @@
             <w:noProof/>
             <w:webHidden/>
           </w:rPr>
-          <w:instrText xml:space="preserve"> PAGEREF _Toc239760599 \h </w:instrText>
+          <w:instrText xml:space="preserve"> PAGEREF _Toc239912406 \h </w:instrText>
         </w:r>
         <w:r>
           <w:rPr>
@@ -2459,7 +2595,7 @@
             <w:noProof/>
             <w:webHidden/>
           </w:rPr>
-          <w:t>23</w:t>
+          <w:t>24</w:t>
         </w:r>
         <w:r>
           <w:rPr>
@@ -2488,7 +2624,7 @@
           <w14:ligatures w14:val="standardContextual"/>
         </w:rPr>
       </w:pPr>
-      <w:hyperlink w:anchor="_Toc239760600" w:history="1">
+      <w:hyperlink w:anchor="_Toc239912407" w:history="1">
         <w:r>
           <w:rPr>
             <w:rStyle w:val="Hyperlink"/>
@@ -2523,7 +2659,7 @@
             <w:noProof/>
             <w:webHidden/>
           </w:rPr>
-          <w:instrText xml:space="preserve"> PAGEREF _Toc239760600 \h </w:instrText>
+          <w:instrText xml:space="preserve"> PAGEREF _Toc239912407 \h </w:instrText>
         </w:r>
         <w:r>
           <w:rPr>
@@ -2543,7 +2679,7 @@
             <w:noProof/>
             <w:webHidden/>
           </w:rPr>
-          <w:t>26</w:t>
+          <w:t>27</w:t>
         </w:r>
         <w:r>
           <w:rPr>
@@ -2572,7 +2708,7 @@
           <w14:ligatures w14:val="standardContextual"/>
         </w:rPr>
       </w:pPr>
-      <w:hyperlink w:anchor="_Toc239760601" w:history="1">
+      <w:hyperlink w:anchor="_Toc239912408" w:history="1">
         <w:r>
           <w:rPr>
             <w:rStyle w:val="Hyperlink"/>
@@ -2607,7 +2743,7 @@
             <w:noProof/>
             <w:webHidden/>
           </w:rPr>
-          <w:instrText xml:space="preserve"> PAGEREF _Toc239760601 \h </w:instrText>
+          <w:instrText xml:space="preserve"> PAGEREF _Toc239912408 \h </w:instrText>
         </w:r>
         <w:r>
           <w:rPr>
@@ -2627,7 +2763,7 @@
             <w:noProof/>
             <w:webHidden/>
           </w:rPr>
-          <w:t>28</w:t>
+          <w:t>30</w:t>
         </w:r>
         <w:r>
           <w:rPr>
@@ -2654,7 +2790,7 @@
         <w:bidi/>
         <w:spacing w:after="160" w:line="288" w:lineRule="auto"/>
       </w:pPr>
-      <w:bookmarkStart w:id="1" w:name="_Toc239760591"/>
+      <w:bookmarkStart w:id="1" w:name="_Toc239912398"/>
       <w:r>
         <w:lastRenderedPageBreak/>
         <w:t>1</w:t>
@@ -3231,6 +3367,80 @@
     </w:p>
     <w:p>
       <w:pPr>
+        <w:bidi/>
+        <w:spacing w:line="288" w:lineRule="auto"/>
+      </w:pPr>
+      <w:r>
+        <w:rPr>
+          <w:sz w:val="22"/>
+          <w:szCs w:val="22"/>
+          <w:rtl/>
+        </w:rPr>
+        <w:t xml:space="preserve">اعتمد المستخدم </w:t>
+      </w:r>
+      <w:r>
+        <w:rPr>
+          <w:sz w:val="22"/>
+          <w:szCs w:val="22"/>
+        </w:rPr>
+        <w:t>Firebase</w:t>
+      </w:r>
+      <w:r>
+        <w:rPr>
+          <w:sz w:val="22"/>
+          <w:szCs w:val="22"/>
+          <w:rtl/>
+        </w:rPr>
+        <w:t xml:space="preserve"> بدل </w:t>
+      </w:r>
+      <w:r>
+        <w:rPr>
+          <w:sz w:val="22"/>
+          <w:szCs w:val="22"/>
+        </w:rPr>
+        <w:t>Supabase</w:t>
+      </w:r>
+      <w:r>
+        <w:rPr>
+          <w:sz w:val="22"/>
+          <w:szCs w:val="22"/>
+          <w:rtl/>
+        </w:rPr>
+        <w:t xml:space="preserve"> ونقل الحسابات والبيانات الفعلية وفق </w:t>
+      </w:r>
+      <w:r>
+        <w:rPr>
+          <w:sz w:val="22"/>
+          <w:szCs w:val="22"/>
+        </w:rPr>
+        <w:t>S14</w:t>
+      </w:r>
+      <w:r>
+        <w:rPr>
+          <w:sz w:val="22"/>
+          <w:szCs w:val="22"/>
+          <w:rtl/>
+        </w:rPr>
+        <w:t xml:space="preserve"> و</w:t>
+      </w:r>
+      <w:r>
+        <w:rPr>
+          <w:sz w:val="22"/>
+          <w:szCs w:val="22"/>
+        </w:rPr>
+        <w:t>S16.</w:t>
+      </w:r>
+      <w:r>
+        <w:rPr>
+          <w:sz w:val="22"/>
+          <w:szCs w:val="22"/>
+          <w:rtl/>
+        </w:rPr>
+        <w:t xml:space="preserve"> رفع الملفات مستبعد. الذكاء الاصطناعي للتنظيم والقراءة مقترح توسع منفصل يحتاج متطلبات وقبولًا قبل إدخاله؛ لا يدعي هذا الإصدار أنه منفذ.</w:t>
+      </w:r>
+    </w:p>
+    <w:p>
+      <w:pPr>
         <w:pStyle w:val="Heading2"/>
         <w:bidi/>
         <w:spacing w:before="240" w:after="160" w:line="288" w:lineRule="auto"/>
@@ -3601,7 +3811,7 @@
               <w:spacing w:before="20" w:after="20" w:line="264" w:lineRule="auto"/>
             </w:pPr>
             <w:r>
-              <w:t>RLS</w:t>
+              <w:t>Security Rules</w:t>
             </w:r>
           </w:p>
         </w:tc>
@@ -3632,7 +3842,16 @@
               <w:rPr>
                 <w:rtl/>
               </w:rPr>
-              <w:t>سياسات الوصول على مستوى صفوف البيانات بحسب هوية المستخدم.</w:t>
+              <w:t xml:space="preserve">قواعد </w:t>
+            </w:r>
+            <w:r>
+              <w:t>Firestore</w:t>
+            </w:r>
+            <w:r>
+              <w:rPr>
+                <w:rtl/>
+              </w:rPr>
+              <w:t xml:space="preserve"> للتحقق من هوية الطلب وملكية الوثيقة ومدخلاتها.</w:t>
             </w:r>
           </w:p>
         </w:tc>
@@ -3709,7 +3928,7 @@
               <w:t xml:space="preserve"> عبر </w:t>
             </w:r>
             <w:r>
-              <w:t>Supabase.</w:t>
+              <w:t>Firebase.</w:t>
             </w:r>
           </w:p>
         </w:tc>
@@ -3956,7 +4175,7 @@
         <w:bidi/>
         <w:spacing w:after="160" w:line="288" w:lineRule="auto"/>
       </w:pPr>
-      <w:bookmarkStart w:id="2" w:name="_Toc239760592"/>
+      <w:bookmarkStart w:id="2" w:name="_Toc239912399"/>
       <w:r>
         <w:lastRenderedPageBreak/>
         <w:t>2</w:t>
@@ -4064,7 +4283,7 @@
           <w:sz w:val="22"/>
           <w:szCs w:val="22"/>
         </w:rPr>
-        <w:t>Supabase</w:t>
+        <w:t>Firebase</w:t>
       </w:r>
       <w:r>
         <w:rPr>
@@ -4131,22 +4350,37 @@
           <w:szCs w:val="22"/>
           <w:rtl/>
         </w:rPr>
-        <w:t xml:space="preserve">، ويتصل بـ </w:t>
-      </w:r>
-      <w:r>
-        <w:rPr>
-          <w:sz w:val="22"/>
-          <w:szCs w:val="22"/>
-        </w:rPr>
-        <w:t>Supabase</w:t>
-      </w:r>
-      <w:r>
-        <w:rPr>
-          <w:sz w:val="22"/>
-          <w:szCs w:val="22"/>
-          <w:rtl/>
-        </w:rPr>
-        <w:t xml:space="preserve"> للمصادقة والبيانات. يعرّف إعداد النشر تصديرًا ثابتًا إلى </w:t>
+        <w:t xml:space="preserve">، ويستخدم </w:t>
+      </w:r>
+      <w:r>
+        <w:rPr>
+          <w:sz w:val="22"/>
+          <w:szCs w:val="22"/>
+        </w:rPr>
+        <w:t>Firebase Authentication</w:t>
+      </w:r>
+      <w:r>
+        <w:rPr>
+          <w:sz w:val="22"/>
+          <w:szCs w:val="22"/>
+          <w:rtl/>
+        </w:rPr>
+        <w:t xml:space="preserve"> للمصادقة و</w:t>
+      </w:r>
+      <w:r>
+        <w:rPr>
+          <w:sz w:val="22"/>
+          <w:szCs w:val="22"/>
+        </w:rPr>
+        <w:t>Cloud Firestore</w:t>
+      </w:r>
+      <w:r>
+        <w:rPr>
+          <w:sz w:val="22"/>
+          <w:szCs w:val="22"/>
+          <w:rtl/>
+        </w:rPr>
+        <w:t xml:space="preserve"> للبيانات. يعرّف إعداد النشر تصديرًا ثابتًا إلى </w:t>
       </w:r>
       <w:r>
         <w:rPr>
@@ -4191,7 +4425,7 @@
           <w:noProof/>
         </w:rPr>
         <w:drawing>
-          <wp:inline distT="0" distB="0" distL="0" distR="0" wp14:anchorId="267AF7D1" wp14:editId="5681E424">
+          <wp:inline distT="0" distB="0" distL="0" distR="0" wp14:anchorId="3061EECB" wp14:editId="3812B19F">
             <wp:extent cx="6446520" cy="3809307"/>
             <wp:effectExtent l="0" t="0" r="0" b="0"/>
             <wp:docPr id="1" name="Picture 1" descr="الشكل 1 سياق النظام وحدود بيانات الحساب وأمثلة المعاينة"/>
@@ -4267,7 +4501,7 @@
           <w:sz w:val="22"/>
           <w:szCs w:val="22"/>
         </w:rPr>
-        <w:t>Supabase.</w:t>
+        <w:t>Firebase.</w:t>
       </w:r>
       <w:r>
         <w:rPr>
@@ -4297,7 +4531,7 @@
           <w:sz w:val="22"/>
           <w:szCs w:val="22"/>
         </w:rPr>
-        <w:t>Supabase.</w:t>
+        <w:t>Firebase.</w:t>
       </w:r>
       <w:r>
         <w:rPr>
@@ -4375,7 +4609,7 @@
         <w:bidi/>
         <w:spacing w:after="160" w:line="288" w:lineRule="auto"/>
       </w:pPr>
-      <w:bookmarkStart w:id="3" w:name="_Toc239760593"/>
+      <w:bookmarkStart w:id="3" w:name="_Toc239912400"/>
       <w:r>
         <w:lastRenderedPageBreak/>
         <w:t>3</w:t>
@@ -4512,7 +4746,7 @@
           <w:sz w:val="24"/>
           <w:szCs w:val="24"/>
         </w:rPr>
-        <w:t>Supabase</w:t>
+        <w:t>Firebase</w:t>
       </w:r>
     </w:p>
     <w:p>
@@ -4684,7 +4918,7 @@
           <w:sz w:val="22"/>
           <w:szCs w:val="22"/>
         </w:rPr>
-        <w:t>Supabase</w:t>
+        <w:t>Firebase</w:t>
       </w:r>
       <w:r>
         <w:rPr>
@@ -4839,7 +5073,7 @@
           <w:sz w:val="22"/>
           <w:szCs w:val="22"/>
         </w:rPr>
-        <w:t>Supabase</w:t>
+        <w:t>Firebase</w:t>
       </w:r>
       <w:r>
         <w:rPr>
@@ -5093,7 +5327,7 @@
           <w:sz w:val="22"/>
           <w:szCs w:val="22"/>
         </w:rPr>
-        <w:t>Supabase</w:t>
+        <w:t>Firebase</w:t>
       </w:r>
       <w:r>
         <w:rPr>
@@ -5155,7 +5389,7 @@
         <w:bidi/>
         <w:spacing w:after="160" w:line="288" w:lineRule="auto"/>
       </w:pPr>
-      <w:bookmarkStart w:id="4" w:name="_Toc239760594"/>
+      <w:bookmarkStart w:id="4" w:name="_Toc239912401"/>
       <w:r>
         <w:lastRenderedPageBreak/>
         <w:t>4</w:t>
@@ -5594,7 +5828,7 @@
           <w:sz w:val="22"/>
           <w:szCs w:val="22"/>
         </w:rPr>
-        <w:t>Supabase</w:t>
+        <w:t>Firebase</w:t>
       </w:r>
       <w:r>
         <w:rPr>
@@ -6158,7 +6392,7 @@
           <w:sz w:val="22"/>
           <w:szCs w:val="22"/>
         </w:rPr>
-        <w:t>Supabase</w:t>
+        <w:t>Firebase</w:t>
       </w:r>
       <w:r>
         <w:rPr>
@@ -11929,12 +12163,356 @@
     </w:p>
     <w:p>
       <w:pPr>
+        <w:pStyle w:val="Heading2"/>
+        <w:bidi/>
+        <w:spacing w:before="240" w:after="160" w:line="288" w:lineRule="auto"/>
+      </w:pPr>
+      <w:r>
+        <w:rPr>
+          <w:rFonts w:ascii="Arial" w:eastAsia="Arial" w:hAnsi="Arial" w:cs="Arial"/>
+          <w:sz w:val="24"/>
+          <w:szCs w:val="24"/>
+        </w:rPr>
+        <w:lastRenderedPageBreak/>
+        <w:t>4.13</w:t>
+      </w:r>
+      <w:r>
+        <w:rPr>
+          <w:rFonts w:ascii="Arial" w:eastAsia="Arial" w:hAnsi="Arial" w:cs="Arial"/>
+          <w:sz w:val="24"/>
+          <w:szCs w:val="24"/>
+          <w:rtl/>
+        </w:rPr>
+        <w:t xml:space="preserve"> انتقال الحسابات والبيانات</w:t>
+      </w:r>
+    </w:p>
+    <w:p>
+      <w:pPr>
+        <w:keepNext/>
+        <w:bidi/>
+        <w:spacing w:after="60" w:line="288" w:lineRule="auto"/>
+      </w:pPr>
+      <w:r>
+        <w:rPr>
+          <w:b/>
+          <w:bCs/>
+          <w:sz w:val="22"/>
+          <w:szCs w:val="22"/>
+        </w:rPr>
+        <w:t>FR-MIG-001</w:t>
+      </w:r>
+      <w:r>
+        <w:rPr>
+          <w:b/>
+          <w:bCs/>
+          <w:sz w:val="22"/>
+          <w:szCs w:val="22"/>
+          <w:rtl/>
+        </w:rPr>
+        <w:t xml:space="preserve">  الحفاظ على الهوية والبيانات</w:t>
+      </w:r>
+    </w:p>
+    <w:p>
+      <w:pPr>
+        <w:keepNext/>
+        <w:bidi/>
+        <w:spacing w:after="60" w:line="288" w:lineRule="auto"/>
+      </w:pPr>
+      <w:r>
+        <w:rPr>
+          <w:sz w:val="22"/>
+          <w:szCs w:val="22"/>
+          <w:rtl/>
+        </w:rPr>
+        <w:t xml:space="preserve">يجب أن ينقل النظام الحسابات والملفات الشخصية والمواد والمهام والمواعيد والكتب الفعلية إلى </w:t>
+      </w:r>
+      <w:r>
+        <w:rPr>
+          <w:sz w:val="22"/>
+          <w:szCs w:val="22"/>
+        </w:rPr>
+        <w:t>Firebase</w:t>
+      </w:r>
+      <w:r>
+        <w:rPr>
+          <w:sz w:val="22"/>
+          <w:szCs w:val="22"/>
+          <w:rtl/>
+        </w:rPr>
+        <w:t xml:space="preserve"> مع الحفاظ على ملكية كل سجل وعلاقاته.</w:t>
+      </w:r>
+    </w:p>
+    <w:p>
+      <w:pPr>
+        <w:keepNext/>
+        <w:bidi/>
+        <w:spacing w:after="60" w:line="288" w:lineRule="auto"/>
+      </w:pPr>
+      <w:r>
+        <w:rPr>
+          <w:sz w:val="22"/>
+          <w:szCs w:val="22"/>
+          <w:rtl/>
+        </w:rPr>
+        <w:t>معيار القبول: تتطابق أعداد ومعرفات السجلات والحقول المنقولة لكل حساب؛ تمنع الروابط الملتبسة أو السجلات اليتيمة إتمام النقل دون تسوية موثقة. لا تستبدل بيانات حساب موجود اعتمادًا على تشابه البريد وحده.</w:t>
+      </w:r>
+    </w:p>
+    <w:p>
+      <w:pPr>
+        <w:bidi/>
+        <w:spacing w:after="200" w:line="288" w:lineRule="auto"/>
+      </w:pPr>
+      <w:r>
+        <w:rPr>
+          <w:sz w:val="19"/>
+          <w:szCs w:val="19"/>
+          <w:rtl/>
+        </w:rPr>
+        <w:t xml:space="preserve">المصدر: </w:t>
+      </w:r>
+      <w:r>
+        <w:rPr>
+          <w:sz w:val="19"/>
+          <w:szCs w:val="19"/>
+        </w:rPr>
+        <w:t>S14</w:t>
+      </w:r>
+      <w:r>
+        <w:rPr>
+          <w:sz w:val="19"/>
+          <w:szCs w:val="19"/>
+          <w:rtl/>
+        </w:rPr>
+        <w:t xml:space="preserve">، </w:t>
+      </w:r>
+      <w:r>
+        <w:rPr>
+          <w:sz w:val="19"/>
+          <w:szCs w:val="19"/>
+        </w:rPr>
+        <w:t>S16</w:t>
+      </w:r>
+      <w:r>
+        <w:rPr>
+          <w:sz w:val="19"/>
+          <w:szCs w:val="19"/>
+          <w:rtl/>
+        </w:rPr>
+        <w:t xml:space="preserve">؛ </w:t>
+      </w:r>
+      <w:r>
+        <w:rPr>
+          <w:sz w:val="19"/>
+          <w:szCs w:val="19"/>
+        </w:rPr>
+        <w:t>D09</w:t>
+      </w:r>
+      <w:r>
+        <w:rPr>
+          <w:sz w:val="19"/>
+          <w:szCs w:val="19"/>
+          <w:rtl/>
+        </w:rPr>
+        <w:t xml:space="preserve"> | الأولوية: </w:t>
+      </w:r>
+      <w:r>
+        <w:rPr>
+          <w:sz w:val="19"/>
+          <w:szCs w:val="19"/>
+        </w:rPr>
+        <w:t>P1</w:t>
+      </w:r>
+      <w:r>
+        <w:rPr>
+          <w:sz w:val="19"/>
+          <w:szCs w:val="19"/>
+          <w:rtl/>
+        </w:rPr>
+        <w:t xml:space="preserve"> | التحقق: </w:t>
+      </w:r>
+      <w:r>
+        <w:rPr>
+          <w:sz w:val="19"/>
+          <w:szCs w:val="19"/>
+        </w:rPr>
+        <w:t>TC24</w:t>
+      </w:r>
+    </w:p>
+    <w:p>
+      <w:pPr>
+        <w:keepNext/>
+        <w:bidi/>
+        <w:spacing w:after="60" w:line="288" w:lineRule="auto"/>
+      </w:pPr>
+      <w:r>
+        <w:rPr>
+          <w:b/>
+          <w:bCs/>
+          <w:sz w:val="22"/>
+          <w:szCs w:val="22"/>
+        </w:rPr>
+        <w:t>FR-MIG-002</w:t>
+      </w:r>
+      <w:r>
+        <w:rPr>
+          <w:b/>
+          <w:bCs/>
+          <w:sz w:val="22"/>
+          <w:szCs w:val="22"/>
+          <w:rtl/>
+        </w:rPr>
+        <w:t xml:space="preserve">  التحقق قبل التحويل وإزالة المصدر</w:t>
+      </w:r>
+    </w:p>
+    <w:p>
+      <w:pPr>
+        <w:keepNext/>
+        <w:bidi/>
+        <w:spacing w:after="60" w:line="288" w:lineRule="auto"/>
+      </w:pPr>
+      <w:r>
+        <w:rPr>
+          <w:sz w:val="22"/>
+          <w:szCs w:val="22"/>
+          <w:rtl/>
+        </w:rPr>
+        <w:t xml:space="preserve">يجب أن يكتمل التحقق من نقل الحسابات والبيانات قبل تحويل الاستخدام الفعلي إلى </w:t>
+      </w:r>
+      <w:r>
+        <w:rPr>
+          <w:sz w:val="22"/>
+          <w:szCs w:val="22"/>
+        </w:rPr>
+        <w:t>Firebase</w:t>
+      </w:r>
+      <w:r>
+        <w:rPr>
+          <w:sz w:val="22"/>
+          <w:szCs w:val="22"/>
+          <w:rtl/>
+        </w:rPr>
+        <w:t xml:space="preserve"> أو إزالة بيانات المصدر.</w:t>
+      </w:r>
+    </w:p>
+    <w:p>
+      <w:pPr>
+        <w:keepNext/>
+        <w:bidi/>
+        <w:spacing w:after="60" w:line="288" w:lineRule="auto"/>
+      </w:pPr>
+      <w:r>
+        <w:rPr>
+          <w:sz w:val="22"/>
+          <w:szCs w:val="22"/>
+          <w:rtl/>
+        </w:rPr>
+        <w:t>معيار القبول: تنجح عينة دخول بالبريد و</w:t>
+      </w:r>
+      <w:r>
+        <w:rPr>
+          <w:sz w:val="22"/>
+          <w:szCs w:val="22"/>
+        </w:rPr>
+        <w:t>Google</w:t>
+      </w:r>
+      <w:r>
+        <w:rPr>
+          <w:sz w:val="22"/>
+          <w:szCs w:val="22"/>
+          <w:rtl/>
+        </w:rPr>
+        <w:t xml:space="preserve"> وحفظ وإعادة تحميل وعزل حسابين. تُحفظ نسخة مصدر وتقرير مطابقة، وتُجمّد الكتابات أو تُرحّل التغييرات اللاحقة خلال التحويل. أي نقص أو تعارض يمنع إعلان اكتمال الانتقال وحذف المصدر.</w:t>
+      </w:r>
+    </w:p>
+    <w:p>
+      <w:pPr>
+        <w:bidi/>
+        <w:spacing w:after="200" w:line="288" w:lineRule="auto"/>
+      </w:pPr>
+      <w:r>
+        <w:rPr>
+          <w:sz w:val="19"/>
+          <w:szCs w:val="19"/>
+          <w:rtl/>
+        </w:rPr>
+        <w:t xml:space="preserve">المصدر: </w:t>
+      </w:r>
+      <w:r>
+        <w:rPr>
+          <w:sz w:val="19"/>
+          <w:szCs w:val="19"/>
+        </w:rPr>
+        <w:t>S14</w:t>
+      </w:r>
+      <w:r>
+        <w:rPr>
+          <w:sz w:val="19"/>
+          <w:szCs w:val="19"/>
+          <w:rtl/>
+        </w:rPr>
+        <w:t xml:space="preserve">، </w:t>
+      </w:r>
+      <w:r>
+        <w:rPr>
+          <w:sz w:val="19"/>
+          <w:szCs w:val="19"/>
+        </w:rPr>
+        <w:t>S16</w:t>
+      </w:r>
+      <w:r>
+        <w:rPr>
+          <w:sz w:val="19"/>
+          <w:szCs w:val="19"/>
+          <w:rtl/>
+        </w:rPr>
+        <w:t xml:space="preserve">؛ </w:t>
+      </w:r>
+      <w:r>
+        <w:rPr>
+          <w:sz w:val="19"/>
+          <w:szCs w:val="19"/>
+        </w:rPr>
+        <w:t>D09</w:t>
+      </w:r>
+      <w:r>
+        <w:rPr>
+          <w:sz w:val="19"/>
+          <w:szCs w:val="19"/>
+          <w:rtl/>
+        </w:rPr>
+        <w:t xml:space="preserve"> | الأولوية: </w:t>
+      </w:r>
+      <w:r>
+        <w:rPr>
+          <w:sz w:val="19"/>
+          <w:szCs w:val="19"/>
+        </w:rPr>
+        <w:t>P1</w:t>
+      </w:r>
+      <w:r>
+        <w:rPr>
+          <w:sz w:val="19"/>
+          <w:szCs w:val="19"/>
+          <w:rtl/>
+        </w:rPr>
+        <w:t xml:space="preserve"> | التحقق: </w:t>
+      </w:r>
+      <w:r>
+        <w:rPr>
+          <w:sz w:val="19"/>
+          <w:szCs w:val="19"/>
+        </w:rPr>
+        <w:t>TC24</w:t>
+      </w:r>
+    </w:p>
+    <w:p>
+      <w:pPr>
         <w:pStyle w:val="Heading1"/>
         <w:pageBreakBefore/>
         <w:bidi/>
         <w:spacing w:after="160" w:line="288" w:lineRule="auto"/>
       </w:pPr>
-      <w:bookmarkStart w:id="5" w:name="_Toc239760595"/>
+      <w:bookmarkStart w:id="5" w:name="_Toc239912402"/>
       <w:r>
         <w:lastRenderedPageBreak/>
         <w:t>5</w:t>
@@ -11959,7 +12537,7 @@
           <w:noProof/>
         </w:rPr>
         <w:drawing>
-          <wp:inline distT="0" distB="0" distL="0" distR="0" wp14:anchorId="501A2367" wp14:editId="15CCF698">
+          <wp:inline distT="0" distB="0" distL="0" distR="0" wp14:anchorId="4034EC5D" wp14:editId="495C9030">
             <wp:extent cx="6446520" cy="3809307"/>
             <wp:effectExtent l="0" t="0" r="0" b="0"/>
             <wp:docPr id="2" name="Picture 2" descr="الشكل 2 حالات الاستخدام الرئيسية وعلاقتها بالطالب والزائر"/>
@@ -12065,7 +12643,7 @@
           <w:sz w:val="22"/>
           <w:szCs w:val="22"/>
         </w:rPr>
-        <w:t>Supabase.</w:t>
+        <w:t>Firebase.</w:t>
       </w:r>
       <w:r>
         <w:rPr>
@@ -12262,7 +12840,7 @@
           <w:sz w:val="22"/>
           <w:szCs w:val="22"/>
         </w:rPr>
-        <w:t>Supabase</w:t>
+        <w:t>Firebase</w:t>
       </w:r>
       <w:r>
         <w:rPr>
@@ -13185,7 +13763,7 @@
         <w:bidi/>
         <w:spacing w:after="160" w:line="288" w:lineRule="auto"/>
       </w:pPr>
-      <w:bookmarkStart w:id="6" w:name="_Toc239760596"/>
+      <w:bookmarkStart w:id="6" w:name="_Toc239912403"/>
       <w:r>
         <w:lastRenderedPageBreak/>
         <w:t>6</w:t>
@@ -13210,7 +13788,7 @@
           <w:noProof/>
         </w:rPr>
         <w:drawing>
-          <wp:inline distT="0" distB="0" distL="0" distR="0" wp14:anchorId="731CE654" wp14:editId="36BD1ECD">
+          <wp:inline distT="0" distB="0" distL="0" distR="0" wp14:anchorId="7F146A8F" wp14:editId="4D48EA15">
             <wp:extent cx="6446520" cy="3809307"/>
             <wp:effectExtent l="0" t="0" r="0" b="0"/>
             <wp:docPr id="3" name="Picture 3" descr="الشكل 3 نموذج البيانات المفاهيمي والملكية والعلاقات الاختيارية"/>
@@ -13309,14 +13887,22 @@
           <w:szCs w:val="22"/>
           <w:rtl/>
         </w:rPr>
-        <w:t xml:space="preserve">* تعني ملكية حساب واحد لعدد غير محدد مسبقًا من العناصر. لا تمثل هذه الأسماء مخطط ترحيل </w:t>
-      </w:r>
-      <w:r>
-        <w:rPr>
-          <w:sz w:val="22"/>
-          <w:szCs w:val="22"/>
-        </w:rPr>
-        <w:t>SQL.</w:t>
+        <w:t xml:space="preserve">* تعني ملكية حساب واحد لعدد غير محدد مسبقًا من العناصر. يمثل المخطط المفاهيم والعلاقات ولا يفرض مخطط مجموعات </w:t>
+      </w:r>
+      <w:r>
+        <w:rPr>
+          <w:sz w:val="22"/>
+          <w:szCs w:val="22"/>
+        </w:rPr>
+        <w:t>Firestore</w:t>
+      </w:r>
+      <w:r>
+        <w:rPr>
+          <w:sz w:val="22"/>
+          <w:szCs w:val="22"/>
+          <w:rtl/>
+        </w:rPr>
+        <w:t xml:space="preserve"> تفصيليًا.</w:t>
       </w:r>
     </w:p>
     <w:tbl>
@@ -14206,7 +14792,7 @@
         <w:bidi/>
         <w:spacing w:after="160" w:line="288" w:lineRule="auto"/>
       </w:pPr>
-      <w:bookmarkStart w:id="7" w:name="_Toc239760597"/>
+      <w:bookmarkStart w:id="7" w:name="_Toc239912404"/>
       <w:r>
         <w:lastRenderedPageBreak/>
         <w:t>7</w:t>
@@ -15890,7 +16476,7 @@
         <w:bidi/>
         <w:spacing w:after="160" w:line="288" w:lineRule="auto"/>
       </w:pPr>
-      <w:bookmarkStart w:id="8" w:name="_Toc239760598"/>
+      <w:bookmarkStart w:id="8" w:name="_Toc239912405"/>
       <w:r>
         <w:lastRenderedPageBreak/>
         <w:t>8</w:t>
@@ -18687,6 +19273,91 @@
     </w:p>
     <w:p>
       <w:pPr>
+        <w:keepNext/>
+        <w:bidi/>
+        <w:spacing w:after="60" w:line="288" w:lineRule="auto"/>
+      </w:pPr>
+      <w:r>
+        <w:rPr>
+          <w:b/>
+          <w:bCs/>
+          <w:sz w:val="22"/>
+          <w:szCs w:val="22"/>
+        </w:rPr>
+        <w:t>TC24</w:t>
+      </w:r>
+      <w:r>
+        <w:rPr>
+          <w:b/>
+          <w:bCs/>
+          <w:sz w:val="22"/>
+          <w:szCs w:val="22"/>
+          <w:rtl/>
+        </w:rPr>
+        <w:t xml:space="preserve">  مطابقة نقل الحسابات والبيانات</w:t>
+      </w:r>
+    </w:p>
+    <w:p>
+      <w:pPr>
+        <w:keepNext/>
+        <w:bidi/>
+        <w:spacing w:after="60" w:line="288" w:lineRule="auto"/>
+      </w:pPr>
+      <w:r>
+        <w:rPr>
+          <w:sz w:val="22"/>
+          <w:szCs w:val="22"/>
+          <w:rtl/>
+        </w:rPr>
+        <w:t xml:space="preserve">الإعداد: نسخة مصدر ثابتة وهدف اختبار معزول؛ تشمل كلمات مرور محمية وهويات </w:t>
+      </w:r>
+      <w:r>
+        <w:rPr>
+          <w:sz w:val="22"/>
+          <w:szCs w:val="22"/>
+        </w:rPr>
+        <w:t>Google</w:t>
+      </w:r>
+      <w:r>
+        <w:rPr>
+          <w:sz w:val="22"/>
+          <w:szCs w:val="22"/>
+          <w:rtl/>
+        </w:rPr>
+        <w:t xml:space="preserve"> وعلاقات المواد.</w:t>
+      </w:r>
+    </w:p>
+    <w:p>
+      <w:pPr>
+        <w:keepNext/>
+        <w:bidi/>
+        <w:spacing w:after="60" w:line="288" w:lineRule="auto"/>
+      </w:pPr>
+      <w:r>
+        <w:rPr>
+          <w:sz w:val="22"/>
+          <w:szCs w:val="22"/>
+          <w:rtl/>
+        </w:rPr>
+        <w:t>الإجراء: قارن الأعداد والمعرفات والحقول لكل حساب؛ اختبر الروابط المكررة والمفقودة والتعارض مع حساب هدف؛ أعد تشغيل النقل بعد انقطاع؛ اختبر الدخول والملكية والحفظ بعد النقل.</w:t>
+      </w:r>
+    </w:p>
+    <w:p>
+      <w:pPr>
+        <w:bidi/>
+        <w:spacing w:after="180" w:line="288" w:lineRule="auto"/>
+      </w:pPr>
+      <w:r>
+        <w:rPr>
+          <w:sz w:val="22"/>
+          <w:szCs w:val="22"/>
+          <w:rtl/>
+        </w:rPr>
+        <w:t>النتيجة المتوقعة: لا فقد ولا ازدواج ولا استبدال لهوية أخرى؛ إعادة التشغيل لا تكتب فوق تعديل أحدث؛ لا تُختلق أوقات إنجاز مفقودة. لا يُحذف المصدر قبل إقفال المطابقة والتحقق التشغيلي.</w:t>
+      </w:r>
+    </w:p>
+    <w:p>
+      <w:pPr>
         <w:pStyle w:val="Heading2"/>
         <w:bidi/>
         <w:spacing w:before="240" w:after="160" w:line="288" w:lineRule="auto"/>
@@ -18727,15 +19398,60 @@
           <w:sz w:val="22"/>
           <w:szCs w:val="22"/>
         </w:rPr>
-        <w:t>S13</w:t>
-      </w:r>
-      <w:r>
-        <w:rPr>
-          <w:sz w:val="22"/>
-          <w:szCs w:val="22"/>
-          <w:rtl/>
-        </w:rPr>
-        <w:t>؛ بقية اختبارات المنتج لم تُنفذ ضمن إعداد المستند. يُستخدم السجل التالي عند التحقق التشغيلي؛ لا تُستبدل النتائج المتوقعة بنتائج فعلية دون دليل.</w:t>
+        <w:t>S13.</w:t>
+      </w:r>
+      <w:r>
+        <w:rPr>
+          <w:sz w:val="22"/>
+          <w:szCs w:val="22"/>
+          <w:rtl/>
+        </w:rPr>
+        <w:t xml:space="preserve"> واجتازت اختبارات </w:t>
+      </w:r>
+      <w:r>
+        <w:rPr>
+          <w:sz w:val="22"/>
+          <w:szCs w:val="22"/>
+        </w:rPr>
+        <w:t>Firebase</w:t>
+      </w:r>
+      <w:r>
+        <w:rPr>
+          <w:sz w:val="22"/>
+          <w:szCs w:val="22"/>
+          <w:rtl/>
+        </w:rPr>
+        <w:t xml:space="preserve"> الآلية المحددة في </w:t>
+      </w:r>
+      <w:r>
+        <w:rPr>
+          <w:sz w:val="22"/>
+          <w:szCs w:val="22"/>
+        </w:rPr>
+        <w:t>S15</w:t>
+      </w:r>
+      <w:r>
+        <w:rPr>
+          <w:sz w:val="22"/>
+          <w:szCs w:val="22"/>
+          <w:rtl/>
+        </w:rPr>
+        <w:t xml:space="preserve"> على المحاكي؛ لا تعادل تنفيذ سيناريوهات </w:t>
+      </w:r>
+      <w:r>
+        <w:rPr>
+          <w:sz w:val="22"/>
+          <w:szCs w:val="22"/>
+        </w:rPr>
+        <w:t>TC</w:t>
+      </w:r>
+      <w:r>
+        <w:rPr>
+          <w:sz w:val="22"/>
+          <w:szCs w:val="22"/>
+          <w:rtl/>
+        </w:rPr>
+        <w:t xml:space="preserve"> كاملة. لا توجد نتيجة قبول للخدمة المنشورة أو نقل البيانات الفعلية.</w:t>
       </w:r>
     </w:p>
     <w:tbl>
@@ -19088,78 +19804,34 @@
               <w:rPr>
                 <w:rtl/>
               </w:rPr>
-              <w:t xml:space="preserve">بقية </w:t>
-            </w:r>
-            <w:r>
-              <w:t>TC</w:t>
-            </w:r>
-          </w:p>
-        </w:tc>
-        <w:tc>
-          <w:tcPr>
-            <w:tcW w:w="2448" w:type="dxa"/>
-            <w:tcBorders>
-              <w:top w:val="single" w:sz="6" w:space="0" w:color="FFFFFF"/>
-              <w:left w:val="single" w:sz="6" w:space="0" w:color="FFFFFF"/>
-              <w:bottom w:val="single" w:sz="6" w:space="0" w:color="FFFFFF"/>
-              <w:right w:val="single" w:sz="6" w:space="0" w:color="FFFFFF"/>
-            </w:tcBorders>
-            <w:shd w:val="clear" w:color="auto" w:fill="F5F8FB"/>
-            <w:tcMar>
-              <w:top w:w="110" w:type="dxa"/>
-              <w:left w:w="120" w:type="dxa"/>
-              <w:bottom w:w="110" w:type="dxa"/>
-              <w:right w:w="120" w:type="dxa"/>
-            </w:tcMar>
-            <w:vAlign w:val="center"/>
-          </w:tcPr>
-          <w:p>
-            <w:pPr>
-              <w:bidi/>
-              <w:spacing w:before="20" w:after="20" w:line="264" w:lineRule="auto"/>
-            </w:pPr>
+              <w:t xml:space="preserve">أجزاء </w:t>
+            </w:r>
+            <w:r>
+              <w:t>TC16</w:t>
+            </w:r>
             <w:r>
               <w:rPr>
                 <w:rtl/>
               </w:rPr>
-              <w:t>تسجل عند التنفيذ</w:t>
-            </w:r>
-          </w:p>
-        </w:tc>
-        <w:tc>
-          <w:tcPr>
-            <w:tcW w:w="4320" w:type="dxa"/>
-            <w:tcBorders>
-              <w:top w:val="single" w:sz="6" w:space="0" w:color="FFFFFF"/>
-              <w:left w:val="single" w:sz="6" w:space="0" w:color="FFFFFF"/>
-              <w:bottom w:val="single" w:sz="6" w:space="0" w:color="FFFFFF"/>
-              <w:right w:val="single" w:sz="6" w:space="0" w:color="FFFFFF"/>
-            </w:tcBorders>
-            <w:shd w:val="clear" w:color="auto" w:fill="F5F8FB"/>
-            <w:tcMar>
-              <w:top w:w="110" w:type="dxa"/>
-              <w:left w:w="120" w:type="dxa"/>
-              <w:bottom w:w="110" w:type="dxa"/>
-              <w:right w:w="120" w:type="dxa"/>
-            </w:tcMar>
-            <w:vAlign w:val="center"/>
-          </w:tcPr>
-          <w:p>
-            <w:pPr>
-              <w:bidi/>
-              <w:spacing w:before="20" w:after="20" w:line="264" w:lineRule="auto"/>
-            </w:pPr>
+              <w:t xml:space="preserve"> و</w:t>
+            </w:r>
+            <w:r>
+              <w:t>TC17</w:t>
+            </w:r>
             <w:r>
               <w:rPr>
                 <w:rtl/>
               </w:rPr>
-              <w:t>لا توجد نتيجة نجاح مستنتجة من فحص المعاينة</w:t>
-            </w:r>
-          </w:p>
-        </w:tc>
-        <w:tc>
-          <w:tcPr>
-            <w:tcW w:w="1728" w:type="dxa"/>
+              <w:t xml:space="preserve"> و</w:t>
+            </w:r>
+            <w:r>
+              <w:t>TC23</w:t>
+            </w:r>
+          </w:p>
+        </w:tc>
+        <w:tc>
+          <w:tcPr>
+            <w:tcW w:w="2448" w:type="dxa"/>
             <w:tcBorders>
               <w:top w:val="single" w:sz="6" w:space="0" w:color="FFFFFF"/>
               <w:left w:val="single" w:sz="6" w:space="0" w:color="FFFFFF"/>
@@ -19184,7 +19856,223 @@
               <w:rPr>
                 <w:rtl/>
               </w:rPr>
-              <w:t>لم يُنفذ</w:t>
+              <w:t xml:space="preserve">محاكي </w:t>
+            </w:r>
+            <w:r>
+              <w:t>demo-growspace</w:t>
+            </w:r>
+            <w:r>
+              <w:rPr>
+                <w:rtl/>
+              </w:rPr>
+              <w:t xml:space="preserve">؛ </w:t>
+            </w:r>
+            <w:r>
+              <w:t>S15</w:t>
+            </w:r>
+          </w:p>
+        </w:tc>
+        <w:tc>
+          <w:tcPr>
+            <w:tcW w:w="4320" w:type="dxa"/>
+            <w:tcBorders>
+              <w:top w:val="single" w:sz="6" w:space="0" w:color="FFFFFF"/>
+              <w:left w:val="single" w:sz="6" w:space="0" w:color="FFFFFF"/>
+              <w:bottom w:val="single" w:sz="6" w:space="0" w:color="FFFFFF"/>
+              <w:right w:val="single" w:sz="6" w:space="0" w:color="FFFFFF"/>
+            </w:tcBorders>
+            <w:shd w:val="clear" w:color="auto" w:fill="F5F8FB"/>
+            <w:tcMar>
+              <w:top w:w="110" w:type="dxa"/>
+              <w:left w:w="120" w:type="dxa"/>
+              <w:bottom w:w="110" w:type="dxa"/>
+              <w:right w:w="120" w:type="dxa"/>
+            </w:tcMar>
+            <w:vAlign w:val="center"/>
+          </w:tcPr>
+          <w:p>
+            <w:pPr>
+              <w:bidi/>
+              <w:spacing w:before="20" w:after="20" w:line="264" w:lineRule="auto"/>
+            </w:pPr>
+            <w:r>
+              <w:rPr>
+                <w:rtl/>
+              </w:rPr>
+              <w:t>عشرة اختبارات ملكية ومدخلات ومعاملات ومسودات</w:t>
+            </w:r>
+          </w:p>
+        </w:tc>
+        <w:tc>
+          <w:tcPr>
+            <w:tcW w:w="1728" w:type="dxa"/>
+            <w:tcBorders>
+              <w:top w:val="single" w:sz="6" w:space="0" w:color="FFFFFF"/>
+              <w:left w:val="single" w:sz="6" w:space="0" w:color="FFFFFF"/>
+              <w:bottom w:val="single" w:sz="6" w:space="0" w:color="FFFFFF"/>
+              <w:right w:val="single" w:sz="6" w:space="0" w:color="FFFFFF"/>
+            </w:tcBorders>
+            <w:shd w:val="clear" w:color="auto" w:fill="F5F8FB"/>
+            <w:tcMar>
+              <w:top w:w="110" w:type="dxa"/>
+              <w:left w:w="120" w:type="dxa"/>
+              <w:bottom w:w="110" w:type="dxa"/>
+              <w:right w:w="120" w:type="dxa"/>
+            </w:tcMar>
+            <w:vAlign w:val="center"/>
+          </w:tcPr>
+          <w:p>
+            <w:pPr>
+              <w:bidi/>
+              <w:spacing w:before="20" w:after="20" w:line="264" w:lineRule="auto"/>
+            </w:pPr>
+            <w:r>
+              <w:rPr>
+                <w:rtl/>
+              </w:rPr>
+              <w:t>اجتاز جزئيًا</w:t>
+            </w:r>
+          </w:p>
+        </w:tc>
+      </w:tr>
+      <w:tr>
+        <w:trPr>
+          <w:cantSplit/>
+          <w:jc w:val="center"/>
+        </w:trPr>
+        <w:tc>
+          <w:tcPr>
+            <w:tcW w:w="1728" w:type="dxa"/>
+            <w:tcBorders>
+              <w:top w:val="single" w:sz="6" w:space="0" w:color="FFFFFF"/>
+              <w:left w:val="single" w:sz="6" w:space="0" w:color="FFFFFF"/>
+              <w:bottom w:val="single" w:sz="6" w:space="0" w:color="FFFFFF"/>
+              <w:right w:val="single" w:sz="6" w:space="0" w:color="FFFFFF"/>
+            </w:tcBorders>
+            <w:shd w:val="clear" w:color="auto" w:fill="E5F0F8"/>
+            <w:tcMar>
+              <w:top w:w="110" w:type="dxa"/>
+              <w:left w:w="120" w:type="dxa"/>
+              <w:bottom w:w="110" w:type="dxa"/>
+              <w:right w:w="120" w:type="dxa"/>
+            </w:tcMar>
+            <w:vAlign w:val="center"/>
+          </w:tcPr>
+          <w:p>
+            <w:pPr>
+              <w:bidi/>
+              <w:spacing w:before="20" w:after="20" w:line="264" w:lineRule="auto"/>
+            </w:pPr>
+            <w:r>
+              <w:rPr>
+                <w:rtl/>
+              </w:rPr>
+              <w:t xml:space="preserve">بقية </w:t>
+            </w:r>
+            <w:r>
+              <w:t>TC</w:t>
+            </w:r>
+            <w:r>
+              <w:rPr>
+                <w:rtl/>
+              </w:rPr>
+              <w:t xml:space="preserve"> و</w:t>
+            </w:r>
+            <w:r>
+              <w:t>TC24</w:t>
+            </w:r>
+          </w:p>
+        </w:tc>
+        <w:tc>
+          <w:tcPr>
+            <w:tcW w:w="2448" w:type="dxa"/>
+            <w:tcBorders>
+              <w:top w:val="single" w:sz="6" w:space="0" w:color="FFFFFF"/>
+              <w:left w:val="single" w:sz="6" w:space="0" w:color="FFFFFF"/>
+              <w:bottom w:val="single" w:sz="6" w:space="0" w:color="FFFFFF"/>
+              <w:right w:val="single" w:sz="6" w:space="0" w:color="FFFFFF"/>
+            </w:tcBorders>
+            <w:shd w:val="clear" w:color="auto" w:fill="E5F0F8"/>
+            <w:tcMar>
+              <w:top w:w="110" w:type="dxa"/>
+              <w:left w:w="120" w:type="dxa"/>
+              <w:bottom w:w="110" w:type="dxa"/>
+              <w:right w:w="120" w:type="dxa"/>
+            </w:tcMar>
+            <w:vAlign w:val="center"/>
+          </w:tcPr>
+          <w:p>
+            <w:pPr>
+              <w:bidi/>
+              <w:spacing w:before="20" w:after="20" w:line="264" w:lineRule="auto"/>
+            </w:pPr>
+            <w:r>
+              <w:rPr>
+                <w:rtl/>
+              </w:rPr>
+              <w:t>بيئة فعلية ونقل</w:t>
+            </w:r>
+          </w:p>
+        </w:tc>
+        <w:tc>
+          <w:tcPr>
+            <w:tcW w:w="4320" w:type="dxa"/>
+            <w:tcBorders>
+              <w:top w:val="single" w:sz="6" w:space="0" w:color="FFFFFF"/>
+              <w:left w:val="single" w:sz="6" w:space="0" w:color="FFFFFF"/>
+              <w:bottom w:val="single" w:sz="6" w:space="0" w:color="FFFFFF"/>
+              <w:right w:val="single" w:sz="6" w:space="0" w:color="FFFFFF"/>
+            </w:tcBorders>
+            <w:shd w:val="clear" w:color="auto" w:fill="E5F0F8"/>
+            <w:tcMar>
+              <w:top w:w="110" w:type="dxa"/>
+              <w:left w:w="120" w:type="dxa"/>
+              <w:bottom w:w="110" w:type="dxa"/>
+              <w:right w:w="120" w:type="dxa"/>
+            </w:tcMar>
+            <w:vAlign w:val="center"/>
+          </w:tcPr>
+          <w:p>
+            <w:pPr>
+              <w:bidi/>
+              <w:spacing w:before="20" w:after="20" w:line="264" w:lineRule="auto"/>
+            </w:pPr>
+            <w:r>
+              <w:rPr>
+                <w:rtl/>
+              </w:rPr>
+              <w:t>لا نجاح مستنتج من فحص المحاكي</w:t>
+            </w:r>
+          </w:p>
+        </w:tc>
+        <w:tc>
+          <w:tcPr>
+            <w:tcW w:w="1728" w:type="dxa"/>
+            <w:tcBorders>
+              <w:top w:val="single" w:sz="6" w:space="0" w:color="FFFFFF"/>
+              <w:left w:val="single" w:sz="6" w:space="0" w:color="FFFFFF"/>
+              <w:bottom w:val="single" w:sz="6" w:space="0" w:color="FFFFFF"/>
+              <w:right w:val="single" w:sz="6" w:space="0" w:color="FFFFFF"/>
+            </w:tcBorders>
+            <w:shd w:val="clear" w:color="auto" w:fill="E5F0F8"/>
+            <w:tcMar>
+              <w:top w:w="110" w:type="dxa"/>
+              <w:left w:w="120" w:type="dxa"/>
+              <w:bottom w:w="110" w:type="dxa"/>
+              <w:right w:w="120" w:type="dxa"/>
+            </w:tcMar>
+            <w:vAlign w:val="center"/>
+          </w:tcPr>
+          <w:p>
+            <w:pPr>
+              <w:bidi/>
+              <w:spacing w:before="20" w:after="20" w:line="264" w:lineRule="auto"/>
+            </w:pPr>
+            <w:r>
+              <w:rPr>
+                <w:rtl/>
+              </w:rPr>
+              <w:t>لم يُنفذ كاملًا</w:t>
             </w:r>
           </w:p>
         </w:tc>
@@ -19197,7 +20085,7 @@
         <w:bidi/>
         <w:spacing w:after="160" w:line="288" w:lineRule="auto"/>
       </w:pPr>
-      <w:bookmarkStart w:id="9" w:name="_Toc239760599"/>
+      <w:bookmarkStart w:id="9" w:name="_Toc239912406"/>
       <w:r>
         <w:lastRenderedPageBreak/>
         <w:t>9</w:t>
@@ -25273,7 +26161,7 @@
               <w:spacing w:before="20" w:after="20" w:line="264" w:lineRule="auto"/>
             </w:pPr>
             <w:r>
-              <w:t>NFR-SEC-001</w:t>
+              <w:t>FR-MIG-001</w:t>
             </w:r>
           </w:p>
         </w:tc>
@@ -25332,7 +26220,7 @@
               <w:rPr>
                 <w:rtl/>
               </w:rPr>
-              <w:t>غير وظيفي</w:t>
+              <w:t>انتقال تشغيلي</w:t>
             </w:r>
           </w:p>
         </w:tc>
@@ -25360,7 +26248,7 @@
               <w:spacing w:before="20" w:after="20" w:line="264" w:lineRule="auto"/>
             </w:pPr>
             <w:r>
-              <w:t>TC17</w:t>
+              <w:t>TC24</w:t>
             </w:r>
           </w:p>
         </w:tc>
@@ -25394,7 +26282,7 @@
               <w:spacing w:before="20" w:after="20" w:line="264" w:lineRule="auto"/>
             </w:pPr>
             <w:r>
-              <w:t>NFR-SEC-002</w:t>
+              <w:t>FR-MIG-002</w:t>
             </w:r>
           </w:p>
         </w:tc>
@@ -25453,7 +26341,7 @@
               <w:rPr>
                 <w:rtl/>
               </w:rPr>
-              <w:t>غير وظيفي</w:t>
+              <w:t>انتقال تشغيلي</w:t>
             </w:r>
           </w:p>
         </w:tc>
@@ -25481,7 +26369,7 @@
               <w:spacing w:before="20" w:after="20" w:line="264" w:lineRule="auto"/>
             </w:pPr>
             <w:r>
-              <w:t>TC18</w:t>
+              <w:t>TC24</w:t>
             </w:r>
           </w:p>
         </w:tc>
@@ -25515,7 +26403,7 @@
               <w:spacing w:before="20" w:after="20" w:line="264" w:lineRule="auto"/>
             </w:pPr>
             <w:r>
-              <w:t>NFR-SEC-003</w:t>
+              <w:t>NFR-SEC-001</w:t>
             </w:r>
           </w:p>
         </w:tc>
@@ -25602,7 +26490,7 @@
               <w:spacing w:before="20" w:after="20" w:line="264" w:lineRule="auto"/>
             </w:pPr>
             <w:r>
-              <w:t>TC18</w:t>
+              <w:t>TC17</w:t>
             </w:r>
           </w:p>
         </w:tc>
@@ -25636,7 +26524,7 @@
               <w:spacing w:before="20" w:after="20" w:line="264" w:lineRule="auto"/>
             </w:pPr>
             <w:r>
-              <w:t>NFR-REL-001</w:t>
+              <w:t>NFR-SEC-002</w:t>
             </w:r>
           </w:p>
         </w:tc>
@@ -25723,7 +26611,7 @@
               <w:spacing w:before="20" w:after="20" w:line="264" w:lineRule="auto"/>
             </w:pPr>
             <w:r>
-              <w:t>TC16</w:t>
+              <w:t>TC18</w:t>
             </w:r>
           </w:p>
         </w:tc>
@@ -25757,7 +26645,7 @@
               <w:spacing w:before="20" w:after="20" w:line="264" w:lineRule="auto"/>
             </w:pPr>
             <w:r>
-              <w:t>NFR-PER-001</w:t>
+              <w:t>NFR-SEC-003</w:t>
             </w:r>
           </w:p>
         </w:tc>
@@ -25785,7 +26673,7 @@
               <w:spacing w:before="20" w:after="20" w:line="264" w:lineRule="auto"/>
             </w:pPr>
             <w:r>
-              <w:t>N08</w:t>
+              <w:t>N10</w:t>
             </w:r>
           </w:p>
         </w:tc>
@@ -25844,7 +26732,7 @@
               <w:spacing w:before="20" w:after="20" w:line="264" w:lineRule="auto"/>
             </w:pPr>
             <w:r>
-              <w:t>TC19</w:t>
+              <w:t>TC18</w:t>
             </w:r>
           </w:p>
         </w:tc>
@@ -25878,7 +26766,7 @@
               <w:spacing w:before="20" w:after="20" w:line="264" w:lineRule="auto"/>
             </w:pPr>
             <w:r>
-              <w:t>NFR-PER-002</w:t>
+              <w:t>NFR-REL-001</w:t>
             </w:r>
           </w:p>
         </w:tc>
@@ -25906,7 +26794,7 @@
               <w:spacing w:before="20" w:after="20" w:line="264" w:lineRule="auto"/>
             </w:pPr>
             <w:r>
-              <w:t>N08</w:t>
+              <w:t>N10</w:t>
             </w:r>
           </w:p>
         </w:tc>
@@ -25965,7 +26853,7 @@
               <w:spacing w:before="20" w:after="20" w:line="264" w:lineRule="auto"/>
             </w:pPr>
             <w:r>
-              <w:t>TC19</w:t>
+              <w:t>TC16</w:t>
             </w:r>
           </w:p>
         </w:tc>
@@ -25999,7 +26887,7 @@
               <w:spacing w:before="20" w:after="20" w:line="264" w:lineRule="auto"/>
             </w:pPr>
             <w:r>
-              <w:t>NFR-USA-001</w:t>
+              <w:t>NFR-PER-001</w:t>
             </w:r>
           </w:p>
         </w:tc>
@@ -26086,7 +26974,7 @@
               <w:spacing w:before="20" w:after="20" w:line="264" w:lineRule="auto"/>
             </w:pPr>
             <w:r>
-              <w:t>TC20</w:t>
+              <w:t>TC19</w:t>
             </w:r>
           </w:p>
         </w:tc>
@@ -26120,7 +27008,7 @@
               <w:spacing w:before="20" w:after="20" w:line="264" w:lineRule="auto"/>
             </w:pPr>
             <w:r>
-              <w:t>NFR-COM-001</w:t>
+              <w:t>NFR-PER-002</w:t>
             </w:r>
           </w:p>
         </w:tc>
@@ -26207,7 +27095,7 @@
               <w:spacing w:before="20" w:after="20" w:line="264" w:lineRule="auto"/>
             </w:pPr>
             <w:r>
-              <w:t>TC21</w:t>
+              <w:t>TC19</w:t>
             </w:r>
           </w:p>
         </w:tc>
@@ -26241,7 +27129,7 @@
               <w:spacing w:before="20" w:after="20" w:line="264" w:lineRule="auto"/>
             </w:pPr>
             <w:r>
-              <w:t>NFR-MNT-001</w:t>
+              <w:t>NFR-USA-001</w:t>
             </w:r>
           </w:p>
         </w:tc>
@@ -26328,7 +27216,7 @@
               <w:spacing w:before="20" w:after="20" w:line="264" w:lineRule="auto"/>
             </w:pPr>
             <w:r>
-              <w:t>TC22</w:t>
+              <w:t>TC20</w:t>
             </w:r>
           </w:p>
         </w:tc>
@@ -26362,7 +27250,7 @@
               <w:spacing w:before="20" w:after="20" w:line="264" w:lineRule="auto"/>
             </w:pPr>
             <w:r>
-              <w:t>NFR-PRI-001</w:t>
+              <w:t>NFR-COM-001</w:t>
             </w:r>
           </w:p>
         </w:tc>
@@ -26390,7 +27278,7 @@
               <w:spacing w:before="20" w:after="20" w:line="264" w:lineRule="auto"/>
             </w:pPr>
             <w:r>
-              <w:t>N10</w:t>
+              <w:t>N08</w:t>
             </w:r>
           </w:p>
         </w:tc>
@@ -26449,7 +27337,7 @@
               <w:spacing w:before="20" w:after="20" w:line="264" w:lineRule="auto"/>
             </w:pPr>
             <w:r>
-              <w:t>TC18</w:t>
+              <w:t>TC21</w:t>
             </w:r>
           </w:p>
         </w:tc>
@@ -26483,7 +27371,7 @@
               <w:spacing w:before="20" w:after="20" w:line="264" w:lineRule="auto"/>
             </w:pPr>
             <w:r>
-              <w:t>IF-001</w:t>
+              <w:t>NFR-MNT-001</w:t>
             </w:r>
           </w:p>
         </w:tc>
@@ -26539,7 +27427,10 @@
               <w:spacing w:before="20" w:after="20" w:line="264" w:lineRule="auto"/>
             </w:pPr>
             <w:r>
-              <w:t>UC11</w:t>
+              <w:rPr>
+                <w:rtl/>
+              </w:rPr>
+              <w:t>غير وظيفي</w:t>
             </w:r>
           </w:p>
         </w:tc>
@@ -26567,7 +27458,7 @@
               <w:spacing w:before="20" w:after="20" w:line="264" w:lineRule="auto"/>
             </w:pPr>
             <w:r>
-              <w:t>TC14</w:t>
+              <w:t>TC22</w:t>
             </w:r>
           </w:p>
         </w:tc>
@@ -26601,7 +27492,7 @@
               <w:spacing w:before="20" w:after="20" w:line="264" w:lineRule="auto"/>
             </w:pPr>
             <w:r>
-              <w:t>IF-002</w:t>
+              <w:t>NFR-PRI-001</w:t>
             </w:r>
           </w:p>
         </w:tc>
@@ -26660,7 +27551,7 @@
               <w:rPr>
                 <w:rtl/>
               </w:rPr>
-              <w:t>مشترك للحساب</w:t>
+              <w:t>غير وظيفي</w:t>
             </w:r>
           </w:p>
         </w:tc>
@@ -26688,16 +27579,7 @@
               <w:spacing w:before="20" w:after="20" w:line="264" w:lineRule="auto"/>
             </w:pPr>
             <w:r>
-              <w:t>TC16</w:t>
-            </w:r>
-            <w:r>
-              <w:rPr>
-                <w:rtl/>
-              </w:rPr>
-              <w:t xml:space="preserve">، </w:t>
-            </w:r>
-            <w:r>
-              <w:t>TC17</w:t>
+              <w:t>TC18</w:t>
             </w:r>
           </w:p>
         </w:tc>
@@ -26731,7 +27613,7 @@
               <w:spacing w:before="20" w:after="20" w:line="264" w:lineRule="auto"/>
             </w:pPr>
             <w:r>
-              <w:t>IF-003</w:t>
+              <w:t>IF-001</w:t>
             </w:r>
           </w:p>
         </w:tc>
@@ -26759,7 +27641,7 @@
               <w:spacing w:before="20" w:after="20" w:line="264" w:lineRule="auto"/>
             </w:pPr>
             <w:r>
-              <w:t>N01</w:t>
+              <w:t>N08</w:t>
             </w:r>
           </w:p>
         </w:tc>
@@ -26787,7 +27669,7 @@
               <w:spacing w:before="20" w:after="20" w:line="264" w:lineRule="auto"/>
             </w:pPr>
             <w:r>
-              <w:t>UC02</w:t>
+              <w:t>UC11</w:t>
             </w:r>
           </w:p>
         </w:tc>
@@ -26815,7 +27697,7 @@
               <w:spacing w:before="20" w:after="20" w:line="264" w:lineRule="auto"/>
             </w:pPr>
             <w:r>
-              <w:t>TC02</w:t>
+              <w:t>TC14</w:t>
             </w:r>
           </w:p>
         </w:tc>
@@ -26849,7 +27731,7 @@
               <w:spacing w:before="20" w:after="20" w:line="264" w:lineRule="auto"/>
             </w:pPr>
             <w:r>
-              <w:t>IF-004</w:t>
+              <w:t>IF-002</w:t>
             </w:r>
           </w:p>
         </w:tc>
@@ -26877,7 +27759,66 @@
               <w:spacing w:before="20" w:after="20" w:line="264" w:lineRule="auto"/>
             </w:pPr>
             <w:r>
-              <w:t>N09</w:t>
+              <w:t>N10</w:t>
+            </w:r>
+          </w:p>
+        </w:tc>
+        <w:tc>
+          <w:tcPr>
+            <w:tcW w:w="3744" w:type="dxa"/>
+            <w:tcBorders>
+              <w:top w:val="single" w:sz="6" w:space="0" w:color="FFFFFF"/>
+              <w:left w:val="single" w:sz="6" w:space="0" w:color="FFFFFF"/>
+              <w:bottom w:val="single" w:sz="6" w:space="0" w:color="FFFFFF"/>
+              <w:right w:val="single" w:sz="6" w:space="0" w:color="FFFFFF"/>
+            </w:tcBorders>
+            <w:shd w:val="clear" w:color="auto" w:fill="F5F8FB"/>
+            <w:tcMar>
+              <w:top w:w="110" w:type="dxa"/>
+              <w:left w:w="120" w:type="dxa"/>
+              <w:bottom w:w="110" w:type="dxa"/>
+              <w:right w:w="120" w:type="dxa"/>
+            </w:tcMar>
+            <w:vAlign w:val="center"/>
+          </w:tcPr>
+          <w:p>
+            <w:pPr>
+              <w:bidi/>
+              <w:spacing w:before="20" w:after="20" w:line="264" w:lineRule="auto"/>
+            </w:pPr>
+            <w:r>
+              <w:rPr>
+                <w:rtl/>
+              </w:rPr>
+              <w:t>مشترك للحساب</w:t>
+            </w:r>
+          </w:p>
+        </w:tc>
+        <w:tc>
+          <w:tcPr>
+            <w:tcW w:w="2448" w:type="dxa"/>
+            <w:tcBorders>
+              <w:top w:val="single" w:sz="6" w:space="0" w:color="FFFFFF"/>
+              <w:left w:val="single" w:sz="6" w:space="0" w:color="FFFFFF"/>
+              <w:bottom w:val="single" w:sz="6" w:space="0" w:color="FFFFFF"/>
+              <w:right w:val="single" w:sz="6" w:space="0" w:color="FFFFFF"/>
+            </w:tcBorders>
+            <w:shd w:val="clear" w:color="auto" w:fill="F5F8FB"/>
+            <w:tcMar>
+              <w:top w:w="110" w:type="dxa"/>
+              <w:left w:w="120" w:type="dxa"/>
+              <w:bottom w:w="110" w:type="dxa"/>
+              <w:right w:w="120" w:type="dxa"/>
+            </w:tcMar>
+            <w:vAlign w:val="center"/>
+          </w:tcPr>
+          <w:p>
+            <w:pPr>
+              <w:bidi/>
+              <w:spacing w:before="20" w:after="20" w:line="264" w:lineRule="auto"/>
+            </w:pPr>
+            <w:r>
+              <w:t>TC16</w:t>
             </w:r>
             <w:r>
               <w:rPr>
@@ -26886,6 +27827,195 @@
               <w:t xml:space="preserve">، </w:t>
             </w:r>
             <w:r>
+              <w:t>TC17</w:t>
+            </w:r>
+          </w:p>
+        </w:tc>
+      </w:tr>
+      <w:tr>
+        <w:trPr>
+          <w:cantSplit/>
+          <w:jc w:val="center"/>
+        </w:trPr>
+        <w:tc>
+          <w:tcPr>
+            <w:tcW w:w="2376" w:type="dxa"/>
+            <w:tcBorders>
+              <w:top w:val="single" w:sz="6" w:space="0" w:color="FFFFFF"/>
+              <w:left w:val="single" w:sz="6" w:space="0" w:color="FFFFFF"/>
+              <w:bottom w:val="single" w:sz="6" w:space="0" w:color="FFFFFF"/>
+              <w:right w:val="single" w:sz="6" w:space="0" w:color="FFFFFF"/>
+            </w:tcBorders>
+            <w:shd w:val="clear" w:color="auto" w:fill="E5F0F8"/>
+            <w:tcMar>
+              <w:top w:w="110" w:type="dxa"/>
+              <w:left w:w="120" w:type="dxa"/>
+              <w:bottom w:w="110" w:type="dxa"/>
+              <w:right w:w="120" w:type="dxa"/>
+            </w:tcMar>
+            <w:vAlign w:val="center"/>
+          </w:tcPr>
+          <w:p>
+            <w:pPr>
+              <w:bidi/>
+              <w:spacing w:before="20" w:after="20" w:line="264" w:lineRule="auto"/>
+            </w:pPr>
+            <w:r>
+              <w:t>IF-003</w:t>
+            </w:r>
+          </w:p>
+        </w:tc>
+        <w:tc>
+          <w:tcPr>
+            <w:tcW w:w="1655" w:type="dxa"/>
+            <w:tcBorders>
+              <w:top w:val="single" w:sz="6" w:space="0" w:color="FFFFFF"/>
+              <w:left w:val="single" w:sz="6" w:space="0" w:color="FFFFFF"/>
+              <w:bottom w:val="single" w:sz="6" w:space="0" w:color="FFFFFF"/>
+              <w:right w:val="single" w:sz="6" w:space="0" w:color="FFFFFF"/>
+            </w:tcBorders>
+            <w:shd w:val="clear" w:color="auto" w:fill="E5F0F8"/>
+            <w:tcMar>
+              <w:top w:w="110" w:type="dxa"/>
+              <w:left w:w="120" w:type="dxa"/>
+              <w:bottom w:w="110" w:type="dxa"/>
+              <w:right w:w="120" w:type="dxa"/>
+            </w:tcMar>
+            <w:vAlign w:val="center"/>
+          </w:tcPr>
+          <w:p>
+            <w:pPr>
+              <w:bidi/>
+              <w:spacing w:before="20" w:after="20" w:line="264" w:lineRule="auto"/>
+            </w:pPr>
+            <w:r>
+              <w:t>N01</w:t>
+            </w:r>
+          </w:p>
+        </w:tc>
+        <w:tc>
+          <w:tcPr>
+            <w:tcW w:w="3744" w:type="dxa"/>
+            <w:tcBorders>
+              <w:top w:val="single" w:sz="6" w:space="0" w:color="FFFFFF"/>
+              <w:left w:val="single" w:sz="6" w:space="0" w:color="FFFFFF"/>
+              <w:bottom w:val="single" w:sz="6" w:space="0" w:color="FFFFFF"/>
+              <w:right w:val="single" w:sz="6" w:space="0" w:color="FFFFFF"/>
+            </w:tcBorders>
+            <w:shd w:val="clear" w:color="auto" w:fill="E5F0F8"/>
+            <w:tcMar>
+              <w:top w:w="110" w:type="dxa"/>
+              <w:left w:w="120" w:type="dxa"/>
+              <w:bottom w:w="110" w:type="dxa"/>
+              <w:right w:w="120" w:type="dxa"/>
+            </w:tcMar>
+            <w:vAlign w:val="center"/>
+          </w:tcPr>
+          <w:p>
+            <w:pPr>
+              <w:bidi/>
+              <w:spacing w:before="20" w:after="20" w:line="264" w:lineRule="auto"/>
+            </w:pPr>
+            <w:r>
+              <w:t>UC02</w:t>
+            </w:r>
+          </w:p>
+        </w:tc>
+        <w:tc>
+          <w:tcPr>
+            <w:tcW w:w="2448" w:type="dxa"/>
+            <w:tcBorders>
+              <w:top w:val="single" w:sz="6" w:space="0" w:color="FFFFFF"/>
+              <w:left w:val="single" w:sz="6" w:space="0" w:color="FFFFFF"/>
+              <w:bottom w:val="single" w:sz="6" w:space="0" w:color="FFFFFF"/>
+              <w:right w:val="single" w:sz="6" w:space="0" w:color="FFFFFF"/>
+            </w:tcBorders>
+            <w:shd w:val="clear" w:color="auto" w:fill="E5F0F8"/>
+            <w:tcMar>
+              <w:top w:w="110" w:type="dxa"/>
+              <w:left w:w="120" w:type="dxa"/>
+              <w:bottom w:w="110" w:type="dxa"/>
+              <w:right w:w="120" w:type="dxa"/>
+            </w:tcMar>
+            <w:vAlign w:val="center"/>
+          </w:tcPr>
+          <w:p>
+            <w:pPr>
+              <w:bidi/>
+              <w:spacing w:before="20" w:after="20" w:line="264" w:lineRule="auto"/>
+            </w:pPr>
+            <w:r>
+              <w:t>TC02</w:t>
+            </w:r>
+          </w:p>
+        </w:tc>
+      </w:tr>
+      <w:tr>
+        <w:trPr>
+          <w:cantSplit/>
+          <w:jc w:val="center"/>
+        </w:trPr>
+        <w:tc>
+          <w:tcPr>
+            <w:tcW w:w="2376" w:type="dxa"/>
+            <w:tcBorders>
+              <w:top w:val="single" w:sz="6" w:space="0" w:color="FFFFFF"/>
+              <w:left w:val="single" w:sz="6" w:space="0" w:color="FFFFFF"/>
+              <w:bottom w:val="single" w:sz="6" w:space="0" w:color="FFFFFF"/>
+              <w:right w:val="single" w:sz="6" w:space="0" w:color="FFFFFF"/>
+            </w:tcBorders>
+            <w:shd w:val="clear" w:color="auto" w:fill="F5F8FB"/>
+            <w:tcMar>
+              <w:top w:w="110" w:type="dxa"/>
+              <w:left w:w="120" w:type="dxa"/>
+              <w:bottom w:w="110" w:type="dxa"/>
+              <w:right w:w="120" w:type="dxa"/>
+            </w:tcMar>
+            <w:vAlign w:val="center"/>
+          </w:tcPr>
+          <w:p>
+            <w:pPr>
+              <w:bidi/>
+              <w:spacing w:before="20" w:after="20" w:line="264" w:lineRule="auto"/>
+            </w:pPr>
+            <w:r>
+              <w:t>IF-004</w:t>
+            </w:r>
+          </w:p>
+        </w:tc>
+        <w:tc>
+          <w:tcPr>
+            <w:tcW w:w="1655" w:type="dxa"/>
+            <w:tcBorders>
+              <w:top w:val="single" w:sz="6" w:space="0" w:color="FFFFFF"/>
+              <w:left w:val="single" w:sz="6" w:space="0" w:color="FFFFFF"/>
+              <w:bottom w:val="single" w:sz="6" w:space="0" w:color="FFFFFF"/>
+              <w:right w:val="single" w:sz="6" w:space="0" w:color="FFFFFF"/>
+            </w:tcBorders>
+            <w:shd w:val="clear" w:color="auto" w:fill="F5F8FB"/>
+            <w:tcMar>
+              <w:top w:w="110" w:type="dxa"/>
+              <w:left w:w="120" w:type="dxa"/>
+              <w:bottom w:w="110" w:type="dxa"/>
+              <w:right w:w="120" w:type="dxa"/>
+            </w:tcMar>
+            <w:vAlign w:val="center"/>
+          </w:tcPr>
+          <w:p>
+            <w:pPr>
+              <w:bidi/>
+              <w:spacing w:before="20" w:after="20" w:line="264" w:lineRule="auto"/>
+            </w:pPr>
+            <w:r>
+              <w:t>N09</w:t>
+            </w:r>
+            <w:r>
+              <w:rPr>
+                <w:rtl/>
+              </w:rPr>
+              <w:t xml:space="preserve">، </w:t>
+            </w:r>
+            <w:r>
               <w:t>N10</w:t>
             </w:r>
           </w:p>
@@ -26970,7 +28100,7 @@
         <w:bidi/>
         <w:spacing w:after="160" w:line="288" w:lineRule="auto"/>
       </w:pPr>
-      <w:bookmarkStart w:id="10" w:name="_Toc239760600"/>
+      <w:bookmarkStart w:id="10" w:name="_Toc239912407"/>
       <w:r>
         <w:lastRenderedPageBreak/>
         <w:t>10</w:t>
@@ -26994,14 +28124,14 @@
           <w:szCs w:val="22"/>
           <w:rtl/>
         </w:rPr>
-        <w:t xml:space="preserve">أُعيدت قراءة أجزاء الموقع المرتبطة بالمعاينة في </w:t>
-      </w:r>
-      <w:r>
-        <w:rPr>
-          <w:sz w:val="22"/>
-          <w:szCs w:val="22"/>
-        </w:rPr>
-        <w:t>8</w:t>
+        <w:t xml:space="preserve">تستند حالة التنفيذ إلى قراءة </w:t>
+      </w:r>
+      <w:r>
+        <w:rPr>
+          <w:sz w:val="22"/>
+          <w:szCs w:val="22"/>
+        </w:rPr>
+        <w:t>10</w:t>
       </w:r>
       <w:r>
         <w:rPr>
@@ -27024,52 +28154,52 @@
           <w:szCs w:val="22"/>
           <w:rtl/>
         </w:rPr>
-        <w:t xml:space="preserve">، على المرجع </w:t>
-      </w:r>
-      <w:r>
-        <w:rPr>
-          <w:sz w:val="22"/>
-          <w:szCs w:val="22"/>
-        </w:rPr>
-        <w:t>de6c2133707c79fb817ec5abf5ff1c35835409dd</w:t>
-      </w:r>
-      <w:r>
-        <w:rPr>
-          <w:sz w:val="22"/>
-          <w:szCs w:val="22"/>
-          <w:rtl/>
-        </w:rPr>
-        <w:t xml:space="preserve"> مع تعديلات مساحة العمل. بقية الملاحظات مستندة إلى قراءة </w:t>
-      </w:r>
-      <w:r>
-        <w:rPr>
-          <w:sz w:val="22"/>
-          <w:szCs w:val="22"/>
-        </w:rPr>
-        <w:t>6</w:t>
-      </w:r>
-      <w:r>
-        <w:rPr>
-          <w:sz w:val="22"/>
-          <w:szCs w:val="22"/>
-          <w:rtl/>
-        </w:rPr>
-        <w:t xml:space="preserve"> سبتمبر ما لم يذكر تحديث. الفحص المحلي للمعاينة محدد في </w:t>
-      </w:r>
-      <w:r>
-        <w:rPr>
-          <w:sz w:val="22"/>
-          <w:szCs w:val="22"/>
-        </w:rPr>
-        <w:t>S13</w:t>
-      </w:r>
-      <w:r>
-        <w:rPr>
-          <w:sz w:val="22"/>
-          <w:szCs w:val="22"/>
-          <w:rtl/>
-        </w:rPr>
-        <w:t>؛ لا يثبت عمل خدمات الحساب أو النشر.</w:t>
+        <w:t xml:space="preserve"> للمرجع </w:t>
+      </w:r>
+      <w:r>
+        <w:rPr>
+          <w:sz w:val="22"/>
+          <w:szCs w:val="22"/>
+        </w:rPr>
+        <w:t>87675a6</w:t>
+      </w:r>
+      <w:r>
+        <w:rPr>
+          <w:sz w:val="22"/>
+          <w:szCs w:val="22"/>
+          <w:rtl/>
+        </w:rPr>
+        <w:t xml:space="preserve"> وتعديلات مساحة العمل. نُقل كود الحساب والبيانات إلى </w:t>
+      </w:r>
+      <w:r>
+        <w:rPr>
+          <w:sz w:val="22"/>
+          <w:szCs w:val="22"/>
+        </w:rPr>
+        <w:t>Firebase</w:t>
+      </w:r>
+      <w:r>
+        <w:rPr>
+          <w:sz w:val="22"/>
+          <w:szCs w:val="22"/>
+          <w:rtl/>
+        </w:rPr>
+        <w:t xml:space="preserve"> واجتاز فحص الأنواع والبناء واختبارات المحاكي المحددة في </w:t>
+      </w:r>
+      <w:r>
+        <w:rPr>
+          <w:sz w:val="22"/>
+          <w:szCs w:val="22"/>
+        </w:rPr>
+        <w:t>S15.</w:t>
+      </w:r>
+      <w:r>
+        <w:rPr>
+          <w:sz w:val="22"/>
+          <w:szCs w:val="22"/>
+          <w:rtl/>
+        </w:rPr>
+        <w:t xml:space="preserve"> لم يُتحقق من نشر القواعد أو نقل الحسابات والبيانات الفعلية؛ لا تدل هذه النتائج على جاهزية الإطلاق.</w:t>
       </w:r>
     </w:p>
     <w:p>
@@ -27099,7 +28229,7 @@
           <w:szCs w:val="22"/>
           <w:rtl/>
         </w:rPr>
-        <w:t>الموجود في الملفات: كود للبريد و</w:t>
+        <w:t>الموجود في الملفات: نُقل البريد و</w:t>
       </w:r>
       <w:r>
         <w:rPr>
@@ -27114,37 +28244,22 @@
           <w:szCs w:val="22"/>
           <w:rtl/>
         </w:rPr>
-        <w:t xml:space="preserve"> والاستعادة موجود؛ </w:t>
-      </w:r>
-      <w:r>
-        <w:rPr>
-          <w:sz w:val="22"/>
-          <w:szCs w:val="22"/>
-        </w:rPr>
-        <w:t>README</w:t>
-      </w:r>
-      <w:r>
-        <w:rPr>
-          <w:sz w:val="22"/>
-          <w:szCs w:val="22"/>
-          <w:rtl/>
-        </w:rPr>
-        <w:t xml:space="preserve"> يؤجل إعداد </w:t>
-      </w:r>
-      <w:r>
-        <w:rPr>
-          <w:sz w:val="22"/>
-          <w:szCs w:val="22"/>
-        </w:rPr>
-        <w:t>Google</w:t>
-      </w:r>
-      <w:r>
-        <w:rPr>
-          <w:sz w:val="22"/>
-          <w:szCs w:val="22"/>
-          <w:rtl/>
-        </w:rPr>
-        <w:t xml:space="preserve">، والحد الأدنى الحالي </w:t>
+        <w:t xml:space="preserve"> والاستعادة إلى </w:t>
+      </w:r>
+      <w:r>
+        <w:rPr>
+          <w:sz w:val="22"/>
+          <w:szCs w:val="22"/>
+        </w:rPr>
+        <w:t>Firebase.</w:t>
+      </w:r>
+      <w:r>
+        <w:rPr>
+          <w:sz w:val="22"/>
+          <w:szCs w:val="22"/>
+          <w:rtl/>
+        </w:rPr>
+        <w:t xml:space="preserve"> يستلزم الدخول للبيانات تأكيد البريد؛ تغيير الكلمة يتحقق من رمز الإجراء. الحد المحلي الحالي </w:t>
       </w:r>
       <w:r>
         <w:rPr>
@@ -27159,7 +28274,7 @@
           <w:szCs w:val="22"/>
           <w:rtl/>
         </w:rPr>
-        <w:t xml:space="preserve"> أحرف. صفحة الاستعادة تستدل بوجود جلسة عامة.</w:t>
+        <w:t xml:space="preserve"> أحرف.</w:t>
       </w:r>
     </w:p>
     <w:p>
@@ -27173,22 +28288,14 @@
           <w:szCs w:val="22"/>
           <w:rtl/>
         </w:rPr>
-        <w:t xml:space="preserve">الفجوة أمام المتطلبات المستهدفة: إكمال </w:t>
-      </w:r>
-      <w:r>
-        <w:rPr>
-          <w:sz w:val="22"/>
-          <w:szCs w:val="22"/>
-        </w:rPr>
-        <w:t>Google</w:t>
-      </w:r>
-      <w:r>
-        <w:rPr>
-          <w:sz w:val="22"/>
-          <w:szCs w:val="22"/>
-          <w:rtl/>
-        </w:rPr>
-        <w:t xml:space="preserve"> والتحقق من سياق الاستعادة وتوحيد سياسة الكلمة واختبار الدورة المنشورة.</w:t>
+        <w:t xml:space="preserve">الفجوة أمام المتطلبات المستهدفة: التحقق الفعلي من إعدادات الموفر وروابط البريد والنطاق المنشور، وحسم سياسة الطول المقترحة في </w:t>
+      </w:r>
+      <w:r>
+        <w:rPr>
+          <w:sz w:val="22"/>
+          <w:szCs w:val="22"/>
+        </w:rPr>
+        <w:t>D07.</w:t>
       </w:r>
     </w:p>
     <w:p>
@@ -27254,7 +28361,7 @@
           <w:szCs w:val="22"/>
           <w:rtl/>
         </w:rPr>
-        <w:t xml:space="preserve">الموجود في الملفات: الملف والهدف موجودان؛ </w:t>
+        <w:t xml:space="preserve">الموجود في الملفات: الملف والهدف محفوظان بمعاملة؛ تسجل المهام وقت إكمال جديد. </w:t>
       </w:r>
       <w:r>
         <w:rPr>
@@ -27269,7 +28376,7 @@
           <w:szCs w:val="22"/>
           <w:rtl/>
         </w:rPr>
-        <w:t xml:space="preserve"> يعرض تقدم مهام اليوم بحسب الاستحقاق، ولا توجد لحظة إكمال مخزنة لحساب الأسبوع.</w:t>
+        <w:t xml:space="preserve"> ما زال يعرض مؤشرات اليوم حسب الاستحقاق.</w:t>
       </w:r>
     </w:p>
     <w:p>
@@ -27283,7 +28390,22 @@
           <w:szCs w:val="22"/>
           <w:rtl/>
         </w:rPr>
-        <w:t>الفجوة أمام المتطلبات المستهدفة: قياس الأسبوع بوقت الإكمال وربط المؤشرات بالهدف المعتمد.</w:t>
+        <w:t xml:space="preserve">الفجوة أمام المتطلبات المستهدفة: إكمال احتساب الأسبوع وفق القرار </w:t>
+      </w:r>
+      <w:r>
+        <w:rPr>
+          <w:sz w:val="22"/>
+          <w:szCs w:val="22"/>
+        </w:rPr>
+        <w:t>D01</w:t>
+      </w:r>
+      <w:r>
+        <w:rPr>
+          <w:sz w:val="22"/>
+          <w:szCs w:val="22"/>
+          <w:rtl/>
+        </w:rPr>
+        <w:t xml:space="preserve"> بعد اعتماده؛ لا يُختلق وقت إنجاز للمهام القديمة.</w:t>
       </w:r>
     </w:p>
     <w:p>
@@ -27364,7 +28486,22 @@
           <w:szCs w:val="22"/>
           <w:rtl/>
         </w:rPr>
-        <w:t>الموجود في الملفات: الكود يخزن اسم المادة كنص داخل المهمة والموعد ويطابقه بالاسم؛ حذف المادة لا يعالج روابطها.</w:t>
+        <w:t xml:space="preserve">الموجود في الملفات: الربط الحالي يستخدم </w:t>
+      </w:r>
+      <w:r>
+        <w:rPr>
+          <w:sz w:val="22"/>
+          <w:szCs w:val="22"/>
+        </w:rPr>
+        <w:t>courseId</w:t>
+      </w:r>
+      <w:r>
+        <w:rPr>
+          <w:sz w:val="22"/>
+          <w:szCs w:val="22"/>
+          <w:rtl/>
+        </w:rPr>
+        <w:t xml:space="preserve"> ثابتًا؛ تغيير الاسم يحافظ عليه. تمنع الواجهة حذف المادة المرتبطة وتعرض عدد عناصرها حتى فك الربط يدويًا.</w:t>
       </w:r>
     </w:p>
     <w:p>
@@ -27378,14 +28515,22 @@
           <w:szCs w:val="22"/>
           <w:rtl/>
         </w:rPr>
-        <w:t xml:space="preserve">الفجوة أمام المتطلبات المستهدفة: هوية ثابتة للمادة، وخيار فك الارتباط أو حذف العناصر مع عرض أعدادها قبل التأكيد وفق مقترح </w:t>
-      </w:r>
-      <w:r>
-        <w:rPr>
-          <w:sz w:val="22"/>
-          <w:szCs w:val="22"/>
-        </w:rPr>
-        <w:t>D03.</w:t>
+        <w:t xml:space="preserve">الفجوة أمام المتطلبات المستهدفة: تنفيذ الخيارين والأعداد والتأكيد المتجدد وفق مقترح </w:t>
+      </w:r>
+      <w:r>
+        <w:rPr>
+          <w:sz w:val="22"/>
+          <w:szCs w:val="22"/>
+        </w:rPr>
+        <w:t>D03</w:t>
+      </w:r>
+      <w:r>
+        <w:rPr>
+          <w:sz w:val="22"/>
+          <w:szCs w:val="22"/>
+          <w:rtl/>
+        </w:rPr>
+        <w:t xml:space="preserve"> عند اعتماده؛ لا تكفي حماية الواجهة لإثبات اتساق حذف متزامن.</w:t>
       </w:r>
     </w:p>
     <w:p>
@@ -27714,6 +28859,7 @@
           <w:szCs w:val="19"/>
           <w:rtl/>
         </w:rPr>
+        <w:lastRenderedPageBreak/>
         <w:t xml:space="preserve">المرجع: </w:t>
       </w:r>
       <w:r>
@@ -27752,7 +28898,6 @@
           <w:szCs w:val="24"/>
           <w:rtl/>
         </w:rPr>
-        <w:lastRenderedPageBreak/>
         <w:t>المكتبة</w:t>
       </w:r>
     </w:p>
@@ -27767,7 +28912,22 @@
           <w:szCs w:val="22"/>
           <w:rtl/>
         </w:rPr>
-        <w:t xml:space="preserve">الموجود في الملفات: إضافة وحذف وتقدم وملخص موجودة؛ رفع التقدم إلى </w:t>
+        <w:t xml:space="preserve">الموجود في الملفات: حفظ الكتب والملخصات على </w:t>
+      </w:r>
+      <w:r>
+        <w:rPr>
+          <w:sz w:val="22"/>
+          <w:szCs w:val="22"/>
+        </w:rPr>
+        <w:t>Firestore</w:t>
+      </w:r>
+      <w:r>
+        <w:rPr>
+          <w:sz w:val="22"/>
+          <w:szCs w:val="22"/>
+          <w:rtl/>
+        </w:rPr>
+        <w:t xml:space="preserve"> موجود؛ بلوغ </w:t>
       </w:r>
       <w:r>
         <w:rPr>
@@ -27782,7 +28942,7 @@
           <w:szCs w:val="22"/>
           <w:rtl/>
         </w:rPr>
-        <w:t xml:space="preserve"> ينهي الكتاب، لكن خفضه لا يعيد الحالة تلقائيًا.</w:t>
+        <w:t xml:space="preserve"> ينهي الكتاب وخفض تقدم المنتهي يعيده للقراءة. نموذج الإنشاء لا يفرض كل توافقات الحالة والنسبة.</w:t>
       </w:r>
     </w:p>
     <w:p>
@@ -27796,7 +28956,22 @@
           <w:szCs w:val="22"/>
           <w:rtl/>
         </w:rPr>
-        <w:t>الفجوة أمام المتطلبات المستهدفة: اتساق حالات القراءة والتقدم واختبار حفظ الملخص.</w:t>
+        <w:t xml:space="preserve">الفجوة أمام المتطلبات المستهدفة: توحيد اتساق الحالة والنسبة وفق </w:t>
+      </w:r>
+      <w:r>
+        <w:rPr>
+          <w:sz w:val="22"/>
+          <w:szCs w:val="22"/>
+        </w:rPr>
+        <w:t>D05</w:t>
+      </w:r>
+      <w:r>
+        <w:rPr>
+          <w:sz w:val="22"/>
+          <w:szCs w:val="22"/>
+          <w:rtl/>
+        </w:rPr>
+        <w:t>، واختبار الملخص والتقدم عمليًا على الخدمة المنشورة.</w:t>
       </w:r>
     </w:p>
     <w:p>
@@ -27862,22 +29037,7 @@
           <w:szCs w:val="22"/>
           <w:rtl/>
         </w:rPr>
-        <w:t xml:space="preserve">الموجود في الملفات: طلبات عديدة تحدث الحالة المحلية قبل تأكيد </w:t>
-      </w:r>
-      <w:r>
-        <w:rPr>
-          <w:sz w:val="22"/>
-          <w:szCs w:val="22"/>
-        </w:rPr>
-        <w:t>Supabase</w:t>
-      </w:r>
-      <w:r>
-        <w:rPr>
-          <w:sz w:val="22"/>
-          <w:szCs w:val="22"/>
-          <w:rtl/>
-        </w:rPr>
-        <w:t>؛ لا تزال معالجة أخطاء الحساب والمسودات المستهدفة غير مكتملة. أزيل مسار حفظ التجربة المحلي، ويعرض غياب الخدمة رسالة تعذر الحساب.</w:t>
+        <w:t>الموجود في الملفات: تنتظر المعاملات تأكيد الخادم؛ توجد مسودات محلية خاصة بالمعرف وإعادة حفظ يدوية مع رفض الإصدار المتعارض. المعاينة لا تصل إليها.</w:t>
       </w:r>
     </w:p>
     <w:p>
@@ -27891,7 +29051,14 @@
           <w:szCs w:val="22"/>
           <w:rtl/>
         </w:rPr>
-        <w:t>الفجوة أمام المتطلبات المستهدفة: استكمال تأكيد الحفظ واستعادة المسودات لكل حساب، مع بقاء المعاينة مستقلة تمامًا.</w:t>
+        <w:t xml:space="preserve">الفجوة أمام المتطلبات المستهدفة: استكمال اختبار المتصفح للفشل وانتهاء الجلسة وتعارض النسخ والتخزين المحظور؛ لا تُنسب الاختبارات الآلية إلى جميع معايير </w:t>
+      </w:r>
+      <w:r>
+        <w:rPr>
+          <w:sz w:val="22"/>
+          <w:szCs w:val="22"/>
+        </w:rPr>
+        <w:t>TC.</w:t>
       </w:r>
     </w:p>
     <w:p>
@@ -27957,37 +29124,22 @@
           <w:szCs w:val="22"/>
           <w:rtl/>
         </w:rPr>
-        <w:t xml:space="preserve">الموجود في الملفات: </w:t>
-      </w:r>
-      <w:r>
-        <w:rPr>
-          <w:sz w:val="22"/>
-          <w:szCs w:val="22"/>
-        </w:rPr>
-        <w:t>schema.sql</w:t>
-      </w:r>
-      <w:r>
-        <w:rPr>
-          <w:sz w:val="22"/>
-          <w:szCs w:val="22"/>
-          <w:rtl/>
-        </w:rPr>
-        <w:t xml:space="preserve"> يعرف </w:t>
-      </w:r>
-      <w:r>
-        <w:rPr>
-          <w:sz w:val="22"/>
-          <w:szCs w:val="22"/>
-        </w:rPr>
-        <w:t>RLS</w:t>
-      </w:r>
-      <w:r>
-        <w:rPr>
-          <w:sz w:val="22"/>
-          <w:szCs w:val="22"/>
-          <w:rtl/>
-        </w:rPr>
-        <w:t xml:space="preserve"> على الجداول الخمسة؛ لا يوجد تحقق تشغيلي في هذه المهمة من نشر السياسات.</w:t>
+        <w:t xml:space="preserve">الموجود في الملفات: قواعد </w:t>
+      </w:r>
+      <w:r>
+        <w:rPr>
+          <w:sz w:val="22"/>
+          <w:szCs w:val="22"/>
+        </w:rPr>
+        <w:t>Firestore</w:t>
+      </w:r>
+      <w:r>
+        <w:rPr>
+          <w:sz w:val="22"/>
+          <w:szCs w:val="22"/>
+          <w:rtl/>
+        </w:rPr>
+        <w:t xml:space="preserve"> تقيد القراءة والكتابة بمالك الحساب المؤكد. اجتازت اختبارات محاكي لعزل الحسابات والزائر والمدخلات.</w:t>
       </w:r>
     </w:p>
     <w:p>
@@ -28001,7 +29153,7 @@
           <w:szCs w:val="22"/>
           <w:rtl/>
         </w:rPr>
-        <w:t>الفجوة أمام المتطلبات المستهدفة: اختبارات حسابين وطلب غير مسجل لكل عملية ولكل كيان.</w:t>
+        <w:t>الفجوة أمام المتطلبات المستهدفة: نشر القواعد على المشروع الفعلي والتحقق من عدم وجود سياسة أخرى تمنح وصولًا أوسع.</w:t>
       </w:r>
     </w:p>
     <w:p>
@@ -28320,85 +29472,6 @@
     </w:p>
     <w:p>
       <w:pPr>
-        <w:bidi/>
-        <w:spacing w:line="288" w:lineRule="auto"/>
-      </w:pPr>
-      <w:r>
-        <w:rPr>
-          <w:sz w:val="22"/>
-          <w:szCs w:val="22"/>
-          <w:rtl/>
-        </w:rPr>
-        <w:t xml:space="preserve">تحديث مصدري: </w:t>
-      </w:r>
-      <w:r>
-        <w:rPr>
-          <w:sz w:val="22"/>
-          <w:szCs w:val="22"/>
-        </w:rPr>
-        <w:t>Overview.tsx</w:t>
-      </w:r>
-      <w:r>
-        <w:rPr>
-          <w:sz w:val="22"/>
-          <w:szCs w:val="22"/>
-          <w:rtl/>
-        </w:rPr>
-        <w:t xml:space="preserve"> مرتبط حاليًا بلوحة الحساب. المعاينة مستقلة عنه في </w:t>
-      </w:r>
-      <w:r>
-        <w:rPr>
-          <w:sz w:val="22"/>
-          <w:szCs w:val="22"/>
-        </w:rPr>
-        <w:t>features/preview</w:t>
-      </w:r>
-      <w:r>
-        <w:rPr>
-          <w:sz w:val="22"/>
-          <w:szCs w:val="22"/>
-          <w:rtl/>
-        </w:rPr>
-        <w:t xml:space="preserve"> ولا تستورد عميل </w:t>
-      </w:r>
-      <w:r>
-        <w:rPr>
-          <w:sz w:val="22"/>
-          <w:szCs w:val="22"/>
-        </w:rPr>
-        <w:t>Supabase</w:t>
-      </w:r>
-      <w:r>
-        <w:rPr>
-          <w:sz w:val="22"/>
-          <w:szCs w:val="22"/>
-          <w:rtl/>
-        </w:rPr>
-        <w:t xml:space="preserve"> أو بيانات الحساب.</w:t>
-      </w:r>
-    </w:p>
-    <w:p>
-      <w:pPr>
-        <w:pStyle w:val="Heading1"/>
-        <w:pageBreakBefore/>
-        <w:bidi/>
-        <w:spacing w:after="160" w:line="288" w:lineRule="auto"/>
-      </w:pPr>
-      <w:bookmarkStart w:id="11" w:name="_Toc239760601"/>
-      <w:r>
-        <w:lastRenderedPageBreak/>
-        <w:t>11</w:t>
-      </w:r>
-      <w:r>
-        <w:rPr>
-          <w:rtl/>
-        </w:rPr>
-        <w:t xml:space="preserve"> سجل القرارات والمصادر</w:t>
-      </w:r>
-      <w:bookmarkEnd w:id="11"/>
-    </w:p>
-    <w:p>
-      <w:pPr>
         <w:pStyle w:val="Heading2"/>
         <w:bidi/>
         <w:spacing w:before="240" w:after="160" w:line="288" w:lineRule="auto"/>
@@ -28408,2494 +29481,3325 @@
           <w:rFonts w:ascii="Arial" w:eastAsia="Arial" w:hAnsi="Arial" w:cs="Arial"/>
           <w:sz w:val="24"/>
           <w:szCs w:val="24"/>
-        </w:rPr>
-        <w:t>11.1</w:t>
-      </w:r>
+          <w:rtl/>
+        </w:rPr>
+        <w:lastRenderedPageBreak/>
+        <w:t>نقل الخدمة والإطلاق</w:t>
+      </w:r>
+    </w:p>
+    <w:p>
+      <w:pPr>
+        <w:bidi/>
+        <w:spacing w:line="288" w:lineRule="auto"/>
+      </w:pPr>
+      <w:r>
+        <w:rPr>
+          <w:sz w:val="22"/>
+          <w:szCs w:val="22"/>
+          <w:rtl/>
+        </w:rPr>
+        <w:t xml:space="preserve">الموجود في الملفات: اعتمد المستخدم نقل البيانات الفعلية. أزيل عميل </w:t>
+      </w:r>
+      <w:r>
+        <w:rPr>
+          <w:sz w:val="22"/>
+          <w:szCs w:val="22"/>
+        </w:rPr>
+        <w:t>Supabase</w:t>
+      </w:r>
+      <w:r>
+        <w:rPr>
+          <w:sz w:val="22"/>
+          <w:szCs w:val="22"/>
+          <w:rtl/>
+        </w:rPr>
+        <w:t xml:space="preserve"> واعتماده المحلي؛ ما زالت البيانات القديمة في مصدرها ولم يُتحقق من تجهيز </w:t>
+      </w:r>
+      <w:r>
+        <w:rPr>
+          <w:sz w:val="22"/>
+          <w:szCs w:val="22"/>
+        </w:rPr>
+        <w:t>Firestore</w:t>
+      </w:r>
+      <w:r>
+        <w:rPr>
+          <w:sz w:val="22"/>
+          <w:szCs w:val="22"/>
+          <w:rtl/>
+        </w:rPr>
+        <w:t xml:space="preserve"> الفعلي.</w:t>
+      </w:r>
+    </w:p>
+    <w:p>
+      <w:pPr>
+        <w:bidi/>
+        <w:spacing w:line="288" w:lineRule="auto"/>
+      </w:pPr>
+      <w:r>
+        <w:rPr>
+          <w:sz w:val="22"/>
+          <w:szCs w:val="22"/>
+          <w:rtl/>
+        </w:rPr>
+        <w:t>الفجوة أمام المتطلبات المستهدفة: استخراج نسخة الحسابات والبيانات، تسوية روابط الأسماء القديمة، الاستيراد والمطابقة والتحقق قبل التحويل. لا تمثل هذه المسودة إثبات نقل.</w:t>
+      </w:r>
+    </w:p>
+    <w:p>
+      <w:pPr>
+        <w:bidi/>
+        <w:spacing w:line="288" w:lineRule="auto"/>
+      </w:pPr>
+      <w:r>
+        <w:rPr>
+          <w:sz w:val="19"/>
+          <w:szCs w:val="19"/>
+          <w:rtl/>
+        </w:rPr>
+        <w:t xml:space="preserve">المرجع: </w:t>
+      </w:r>
+      <w:r>
+        <w:rPr>
+          <w:sz w:val="19"/>
+          <w:szCs w:val="19"/>
+        </w:rPr>
+        <w:t>FR-MIG-001</w:t>
+      </w:r>
+      <w:r>
+        <w:rPr>
+          <w:sz w:val="19"/>
+          <w:szCs w:val="19"/>
+          <w:rtl/>
+        </w:rPr>
+        <w:t xml:space="preserve">، </w:t>
+      </w:r>
+      <w:r>
+        <w:rPr>
+          <w:sz w:val="19"/>
+          <w:szCs w:val="19"/>
+        </w:rPr>
+        <w:t>FR-MIG-002</w:t>
+      </w:r>
+      <w:r>
+        <w:rPr>
+          <w:sz w:val="19"/>
+          <w:szCs w:val="19"/>
+          <w:rtl/>
+        </w:rPr>
+        <w:t xml:space="preserve">، </w:t>
+      </w:r>
+      <w:r>
+        <w:rPr>
+          <w:sz w:val="19"/>
+          <w:szCs w:val="19"/>
+        </w:rPr>
+        <w:t>TC24</w:t>
+      </w:r>
+    </w:p>
+    <w:p>
+      <w:pPr>
+        <w:bidi/>
+        <w:spacing w:line="288" w:lineRule="auto"/>
+      </w:pPr>
+      <w:r>
+        <w:rPr>
+          <w:sz w:val="22"/>
+          <w:szCs w:val="22"/>
+          <w:rtl/>
+        </w:rPr>
+        <w:t xml:space="preserve">تحديث مصدري: </w:t>
+      </w:r>
+      <w:r>
+        <w:rPr>
+          <w:sz w:val="22"/>
+          <w:szCs w:val="22"/>
+        </w:rPr>
+        <w:t>Overview.tsx</w:t>
+      </w:r>
+      <w:r>
+        <w:rPr>
+          <w:sz w:val="22"/>
+          <w:szCs w:val="22"/>
+          <w:rtl/>
+        </w:rPr>
+        <w:t xml:space="preserve"> مرتبط حاليًا بلوحة الحساب. المعاينة مستقلة عنه في </w:t>
+      </w:r>
+      <w:r>
+        <w:rPr>
+          <w:sz w:val="22"/>
+          <w:szCs w:val="22"/>
+        </w:rPr>
+        <w:t>features/preview</w:t>
+      </w:r>
+      <w:r>
+        <w:rPr>
+          <w:sz w:val="22"/>
+          <w:szCs w:val="22"/>
+          <w:rtl/>
+        </w:rPr>
+        <w:t xml:space="preserve"> ولا تستورد عميل </w:t>
+      </w:r>
+      <w:r>
+        <w:rPr>
+          <w:sz w:val="22"/>
+          <w:szCs w:val="22"/>
+        </w:rPr>
+        <w:t>Firebase</w:t>
+      </w:r>
+      <w:r>
+        <w:rPr>
+          <w:sz w:val="22"/>
+          <w:szCs w:val="22"/>
+          <w:rtl/>
+        </w:rPr>
+        <w:t xml:space="preserve"> أو بيانات الحساب.</w:t>
+      </w:r>
+    </w:p>
+    <w:p>
+      <w:pPr>
+        <w:pStyle w:val="Heading1"/>
+        <w:pageBreakBefore/>
+        <w:bidi/>
+        <w:spacing w:after="160" w:line="288" w:lineRule="auto"/>
+      </w:pPr>
+      <w:bookmarkStart w:id="11" w:name="_Toc239912408"/>
+      <w:r>
+        <w:lastRenderedPageBreak/>
+        <w:t>11</w:t>
+      </w:r>
+      <w:r>
+        <w:rPr>
+          <w:rtl/>
+        </w:rPr>
+        <w:t xml:space="preserve"> سجل القرارات والمصادر</w:t>
+      </w:r>
+      <w:bookmarkEnd w:id="11"/>
+    </w:p>
+    <w:p>
+      <w:pPr>
+        <w:pStyle w:val="Heading2"/>
+        <w:bidi/>
+        <w:spacing w:before="240" w:after="160" w:line="288" w:lineRule="auto"/>
+      </w:pPr>
       <w:r>
         <w:rPr>
           <w:rFonts w:ascii="Arial" w:eastAsia="Arial" w:hAnsi="Arial" w:cs="Arial"/>
           <w:sz w:val="24"/>
           <w:szCs w:val="24"/>
-          <w:rtl/>
-        </w:rPr>
-        <w:t xml:space="preserve"> قرارات النطاق المعتمدة</w:t>
-      </w:r>
-    </w:p>
-    <w:p>
-      <w:pPr>
-        <w:bidi/>
-        <w:spacing w:line="288" w:lineRule="auto"/>
-      </w:pPr>
-      <w:r>
-        <w:rPr>
-          <w:sz w:val="22"/>
-          <w:szCs w:val="22"/>
-          <w:rtl/>
-        </w:rPr>
-        <w:t xml:space="preserve">اعتمد مالك المشروع نسخة الويب المستهدفة للتوثيق والتطوير معًا، والعربية مع مصطلحات إنجليزية، والتسليم </w:t>
-      </w:r>
-      <w:r>
-        <w:rPr>
-          <w:sz w:val="22"/>
-          <w:szCs w:val="22"/>
-        </w:rPr>
-        <w:t>Word</w:t>
-      </w:r>
-      <w:r>
-        <w:rPr>
-          <w:sz w:val="22"/>
-          <w:szCs w:val="22"/>
-          <w:rtl/>
-        </w:rPr>
-        <w:t xml:space="preserve"> و</w:t>
-      </w:r>
-      <w:r>
-        <w:rPr>
-          <w:sz w:val="22"/>
-          <w:szCs w:val="22"/>
-        </w:rPr>
-        <w:t>PDF</w:t>
-      </w:r>
-      <w:r>
-        <w:rPr>
-          <w:sz w:val="22"/>
-          <w:szCs w:val="22"/>
-          <w:rtl/>
-        </w:rPr>
-        <w:t xml:space="preserve">، والاسترشاد بـ </w:t>
-      </w:r>
-      <w:r>
-        <w:rPr>
-          <w:sz w:val="22"/>
-          <w:szCs w:val="22"/>
-        </w:rPr>
-        <w:t>29148:2018</w:t>
-      </w:r>
-      <w:r>
-        <w:rPr>
-          <w:sz w:val="22"/>
-          <w:szCs w:val="22"/>
-          <w:rtl/>
-        </w:rPr>
-        <w:t xml:space="preserve">، وإكمال الوظائف الحالية مع </w:t>
-      </w:r>
-      <w:r>
-        <w:rPr>
-          <w:sz w:val="22"/>
-          <w:szCs w:val="22"/>
-        </w:rPr>
-        <w:t>Google</w:t>
-      </w:r>
-      <w:r>
-        <w:rPr>
-          <w:sz w:val="22"/>
-          <w:szCs w:val="22"/>
-          <w:rtl/>
-        </w:rPr>
-        <w:t xml:space="preserve"> وتأجيل قائمة الانتظار. هذه القرارات محددة في </w:t>
-      </w:r>
-      <w:r>
-        <w:rPr>
-          <w:sz w:val="22"/>
-          <w:szCs w:val="22"/>
-        </w:rPr>
-        <w:t>S01.</w:t>
-      </w:r>
-    </w:p>
-    <w:p>
-      <w:pPr>
-        <w:pStyle w:val="Heading2"/>
-        <w:bidi/>
-        <w:spacing w:before="240" w:after="160" w:line="288" w:lineRule="auto"/>
-      </w:pPr>
+        </w:rPr>
+        <w:t>11.1</w:t>
+      </w:r>
       <w:r>
         <w:rPr>
           <w:rFonts w:ascii="Arial" w:eastAsia="Arial" w:hAnsi="Arial" w:cs="Arial"/>
           <w:sz w:val="24"/>
           <w:szCs w:val="24"/>
-        </w:rPr>
-        <w:t>11.2</w:t>
-      </w:r>
+          <w:rtl/>
+        </w:rPr>
+        <w:t xml:space="preserve"> قرارات النطاق المعتمدة</w:t>
+      </w:r>
+    </w:p>
+    <w:p>
+      <w:pPr>
+        <w:bidi/>
+        <w:spacing w:line="288" w:lineRule="auto"/>
+      </w:pPr>
+      <w:r>
+        <w:rPr>
+          <w:sz w:val="22"/>
+          <w:szCs w:val="22"/>
+          <w:rtl/>
+        </w:rPr>
+        <w:t xml:space="preserve">اعتمد مالك المشروع نسخة الويب المستهدفة للتوثيق والتطوير معًا، والعربية مع مصطلحات إنجليزية، والتسليم </w:t>
+      </w:r>
+      <w:r>
+        <w:rPr>
+          <w:sz w:val="22"/>
+          <w:szCs w:val="22"/>
+        </w:rPr>
+        <w:t>Word</w:t>
+      </w:r>
+      <w:r>
+        <w:rPr>
+          <w:sz w:val="22"/>
+          <w:szCs w:val="22"/>
+          <w:rtl/>
+        </w:rPr>
+        <w:t xml:space="preserve"> و</w:t>
+      </w:r>
+      <w:r>
+        <w:rPr>
+          <w:sz w:val="22"/>
+          <w:szCs w:val="22"/>
+        </w:rPr>
+        <w:t>PDF</w:t>
+      </w:r>
+      <w:r>
+        <w:rPr>
+          <w:sz w:val="22"/>
+          <w:szCs w:val="22"/>
+          <w:rtl/>
+        </w:rPr>
+        <w:t xml:space="preserve">، والاسترشاد بـ </w:t>
+      </w:r>
+      <w:r>
+        <w:rPr>
+          <w:sz w:val="22"/>
+          <w:szCs w:val="22"/>
+        </w:rPr>
+        <w:t>29148:2018</w:t>
+      </w:r>
+      <w:r>
+        <w:rPr>
+          <w:sz w:val="22"/>
+          <w:szCs w:val="22"/>
+          <w:rtl/>
+        </w:rPr>
+        <w:t xml:space="preserve">، وإكمال الوظائف الحالية مع </w:t>
+      </w:r>
+      <w:r>
+        <w:rPr>
+          <w:sz w:val="22"/>
+          <w:szCs w:val="22"/>
+        </w:rPr>
+        <w:t>Google</w:t>
+      </w:r>
+      <w:r>
+        <w:rPr>
+          <w:sz w:val="22"/>
+          <w:szCs w:val="22"/>
+          <w:rtl/>
+        </w:rPr>
+        <w:t xml:space="preserve"> وتأجيل قائمة الانتظار. هذه القرارات محددة في </w:t>
+      </w:r>
+      <w:r>
+        <w:rPr>
+          <w:sz w:val="22"/>
+          <w:szCs w:val="22"/>
+        </w:rPr>
+        <w:t>S01.</w:t>
+      </w:r>
+    </w:p>
+    <w:p>
+      <w:pPr>
+        <w:bidi/>
+        <w:spacing w:line="288" w:lineRule="auto"/>
+      </w:pPr>
+      <w:r>
+        <w:rPr>
+          <w:sz w:val="22"/>
+          <w:szCs w:val="22"/>
+          <w:rtl/>
+        </w:rPr>
+        <w:t xml:space="preserve">اعتمد كذلك </w:t>
+      </w:r>
+      <w:r>
+        <w:rPr>
+          <w:sz w:val="22"/>
+          <w:szCs w:val="22"/>
+        </w:rPr>
+        <w:t>Firebase</w:t>
+      </w:r>
+      <w:r>
+        <w:rPr>
+          <w:sz w:val="22"/>
+          <w:szCs w:val="22"/>
+          <w:rtl/>
+        </w:rPr>
+        <w:t xml:space="preserve"> وخيار نقل الحسابات والبيانات الموجودة وفق </w:t>
+      </w:r>
+      <w:r>
+        <w:rPr>
+          <w:sz w:val="22"/>
+          <w:szCs w:val="22"/>
+        </w:rPr>
+        <w:t>S14</w:t>
+      </w:r>
+      <w:r>
+        <w:rPr>
+          <w:sz w:val="22"/>
+          <w:szCs w:val="22"/>
+          <w:rtl/>
+        </w:rPr>
+        <w:t xml:space="preserve"> و</w:t>
+      </w:r>
+      <w:r>
+        <w:rPr>
+          <w:sz w:val="22"/>
+          <w:szCs w:val="22"/>
+        </w:rPr>
+        <w:t>S16.</w:t>
+      </w:r>
+      <w:r>
+        <w:rPr>
+          <w:sz w:val="22"/>
+          <w:szCs w:val="22"/>
+          <w:rtl/>
+        </w:rPr>
+        <w:t xml:space="preserve"> قرار الخدمة لا يعتمد تلقائيًا بقية مقترحات قواعد المنتج أو معايير الجودة.</w:t>
+      </w:r>
+    </w:p>
+    <w:p>
+      <w:pPr>
+        <w:pStyle w:val="Heading2"/>
+        <w:bidi/>
+        <w:spacing w:before="240" w:after="160" w:line="288" w:lineRule="auto"/>
+      </w:pPr>
       <w:r>
         <w:rPr>
           <w:rFonts w:ascii="Arial" w:eastAsia="Arial" w:hAnsi="Arial" w:cs="Arial"/>
           <w:sz w:val="24"/>
           <w:szCs w:val="24"/>
-          <w:rtl/>
-        </w:rPr>
-        <w:t xml:space="preserve"> قواعد المنتج المفصلة</w:t>
-      </w:r>
-    </w:p>
-    <w:p>
-      <w:pPr>
-        <w:bidi/>
-        <w:spacing w:line="288" w:lineRule="auto"/>
-      </w:pPr>
-      <w:r>
-        <w:rPr>
-          <w:sz w:val="22"/>
-          <w:szCs w:val="22"/>
-          <w:rtl/>
-        </w:rPr>
-        <w:t xml:space="preserve">حالة الحزمة </w:t>
-      </w:r>
-      <w:r>
-        <w:rPr>
-          <w:sz w:val="22"/>
-          <w:szCs w:val="22"/>
-        </w:rPr>
-        <w:t>D01</w:t>
-      </w:r>
-      <w:r>
-        <w:rPr>
-          <w:sz w:val="22"/>
-          <w:szCs w:val="22"/>
-          <w:rtl/>
-        </w:rPr>
-        <w:t xml:space="preserve"> إلى </w:t>
-      </w:r>
-      <w:r>
-        <w:rPr>
-          <w:sz w:val="22"/>
-          <w:szCs w:val="22"/>
-        </w:rPr>
-        <w:t>D08:</w:t>
-      </w:r>
-      <w:r>
-        <w:rPr>
-          <w:sz w:val="22"/>
-          <w:szCs w:val="22"/>
-          <w:rtl/>
-        </w:rPr>
-        <w:t xml:space="preserve"> قيد المراجعة المجمعة؛ اعتمد المستخدم توجيه المسودات </w:t>
-      </w:r>
-      <w:r>
-        <w:rPr>
-          <w:sz w:val="22"/>
-          <w:szCs w:val="22"/>
-        </w:rPr>
-        <w:t>S11</w:t>
-      </w:r>
-      <w:r>
-        <w:rPr>
-          <w:sz w:val="22"/>
-          <w:szCs w:val="22"/>
-          <w:rtl/>
-        </w:rPr>
-        <w:t xml:space="preserve"> في </w:t>
-      </w:r>
-      <w:r>
-        <w:rPr>
-          <w:sz w:val="22"/>
-          <w:szCs w:val="22"/>
-        </w:rPr>
-        <w:t>D04</w:t>
-      </w:r>
-      <w:r>
-        <w:rPr>
-          <w:sz w:val="22"/>
-          <w:szCs w:val="22"/>
-          <w:rtl/>
-        </w:rPr>
-        <w:t xml:space="preserve"> واستبدال التجربة بالمعاينة </w:t>
-      </w:r>
-      <w:r>
-        <w:rPr>
-          <w:sz w:val="22"/>
-          <w:szCs w:val="22"/>
-        </w:rPr>
-        <w:t>S12</w:t>
-      </w:r>
-      <w:r>
-        <w:rPr>
-          <w:sz w:val="22"/>
-          <w:szCs w:val="22"/>
-          <w:rtl/>
-        </w:rPr>
-        <w:t xml:space="preserve"> في </w:t>
-      </w:r>
-      <w:r>
-        <w:rPr>
-          <w:sz w:val="22"/>
-          <w:szCs w:val="22"/>
-        </w:rPr>
-        <w:t>D06</w:t>
-      </w:r>
-      <w:r>
-        <w:rPr>
-          <w:sz w:val="22"/>
-          <w:szCs w:val="22"/>
-          <w:rtl/>
-        </w:rPr>
-        <w:t>، دون اعتبار ذلك اعتمادًا لبقية التفاصيل.</w:t>
-      </w:r>
-    </w:p>
-    <w:p>
-      <w:pPr>
-        <w:keepNext/>
-        <w:bidi/>
-        <w:spacing w:after="60" w:line="288" w:lineRule="auto"/>
-      </w:pPr>
-      <w:r>
-        <w:rPr>
-          <w:b/>
-          <w:bCs/>
-          <w:sz w:val="22"/>
-          <w:szCs w:val="22"/>
-        </w:rPr>
-        <w:t>D01</w:t>
-      </w:r>
-      <w:r>
-        <w:rPr>
-          <w:b/>
-          <w:bCs/>
-          <w:sz w:val="22"/>
-          <w:szCs w:val="22"/>
-          <w:rtl/>
-        </w:rPr>
-        <w:t xml:space="preserve">  الأسبوع والإنجاز</w:t>
-      </w:r>
-    </w:p>
-    <w:p>
-      <w:pPr>
-        <w:keepNext/>
-        <w:bidi/>
-        <w:spacing w:line="288" w:lineRule="auto"/>
-      </w:pPr>
-      <w:r>
-        <w:rPr>
-          <w:sz w:val="22"/>
-          <w:szCs w:val="22"/>
-          <w:rtl/>
-        </w:rPr>
-        <w:t xml:space="preserve">الأسبوع من الأحد </w:t>
-      </w:r>
-      <w:r>
-        <w:rPr>
-          <w:sz w:val="22"/>
-          <w:szCs w:val="22"/>
-        </w:rPr>
-        <w:t>00:00</w:t>
-      </w:r>
-      <w:r>
-        <w:rPr>
-          <w:sz w:val="22"/>
-          <w:szCs w:val="22"/>
-          <w:rtl/>
-        </w:rPr>
-        <w:t xml:space="preserve"> إلى الأحد التالي </w:t>
-      </w:r>
-      <w:r>
-        <w:rPr>
-          <w:sz w:val="22"/>
-          <w:szCs w:val="22"/>
-        </w:rPr>
-        <w:t>00:00</w:t>
-      </w:r>
-      <w:r>
-        <w:rPr>
-          <w:sz w:val="22"/>
-          <w:szCs w:val="22"/>
-          <w:rtl/>
-        </w:rPr>
-        <w:t xml:space="preserve"> حسب المنطقة الزمنية الحالية للمتصفح. يُحتسب عدد المهام المكتملة ذات وقت إكمال داخل الفترة؛ إعادة فتح المهمة تزيل وقت إكمالها، وإكمالها مجددًا يسجل وقتًا جديدًا. النسبة هي العدد مقسومًا على الهدف، مقربة لأقرب عدد صحيح ومحدودة عند </w:t>
-      </w:r>
-      <w:r>
-        <w:rPr>
-          <w:sz w:val="22"/>
-          <w:szCs w:val="22"/>
-        </w:rPr>
-        <w:t>100%.</w:t>
-      </w:r>
-    </w:p>
-    <w:p>
-      <w:pPr>
-        <w:bidi/>
-        <w:spacing w:after="160" w:line="288" w:lineRule="auto"/>
-      </w:pPr>
-      <w:r>
-        <w:rPr>
-          <w:rtl/>
-        </w:rPr>
-        <w:t xml:space="preserve">المتطلبات المتأثرة: </w:t>
-      </w:r>
-      <w:r>
-        <w:t>FR-PRO-002</w:t>
-      </w:r>
-      <w:r>
-        <w:rPr>
-          <w:rtl/>
-        </w:rPr>
-        <w:t xml:space="preserve">، </w:t>
-      </w:r>
-      <w:r>
-        <w:t>FR-DASH-002</w:t>
-      </w:r>
-    </w:p>
-    <w:p>
-      <w:pPr>
-        <w:keepNext/>
-        <w:bidi/>
-        <w:spacing w:after="60" w:line="288" w:lineRule="auto"/>
-      </w:pPr>
-      <w:r>
-        <w:rPr>
-          <w:b/>
-          <w:bCs/>
-          <w:sz w:val="22"/>
-          <w:szCs w:val="22"/>
-        </w:rPr>
-        <w:t>D02</w:t>
-      </w:r>
-      <w:r>
-        <w:rPr>
-          <w:b/>
-          <w:bCs/>
-          <w:sz w:val="22"/>
-          <w:szCs w:val="22"/>
-          <w:rtl/>
-        </w:rPr>
-        <w:t xml:space="preserve">  المواعيد</w:t>
-      </w:r>
-    </w:p>
-    <w:p>
-      <w:pPr>
-        <w:keepNext/>
-        <w:bidi/>
-        <w:spacing w:line="288" w:lineRule="auto"/>
-      </w:pPr>
-      <w:r>
-        <w:rPr>
-          <w:sz w:val="22"/>
-          <w:szCs w:val="22"/>
-          <w:rtl/>
-        </w:rPr>
-        <w:t>المحاضرة موعد أسبوعي متكرر، والاختبار موعد بتاريخ محدد. تتاح أيام الأسبوع السبعة. يُختار الموعد القادم وفق أقرب وقوع مستقبلي، وليس ترتيب أيام الأسبوع فقط.</w:t>
-      </w:r>
-    </w:p>
-    <w:p>
-      <w:pPr>
-        <w:bidi/>
-        <w:spacing w:after="160" w:line="288" w:lineRule="auto"/>
-      </w:pPr>
-      <w:r>
-        <w:rPr>
-          <w:rtl/>
-        </w:rPr>
-        <w:t xml:space="preserve">المتطلبات المتأثرة: </w:t>
-      </w:r>
-      <w:r>
-        <w:t>FR-SCH-001</w:t>
-      </w:r>
-      <w:r>
-        <w:rPr>
-          <w:rtl/>
-        </w:rPr>
-        <w:t xml:space="preserve"> إلى </w:t>
-      </w:r>
-      <w:r>
-        <w:t>FR-SCH-004</w:t>
-      </w:r>
-      <w:r>
-        <w:rPr>
-          <w:rtl/>
-        </w:rPr>
-        <w:t xml:space="preserve">، </w:t>
-      </w:r>
-      <w:r>
-        <w:t>FR-DASH-003</w:t>
-      </w:r>
-    </w:p>
-    <w:p>
-      <w:pPr>
-        <w:keepNext/>
-        <w:bidi/>
-        <w:spacing w:after="60" w:line="288" w:lineRule="auto"/>
-      </w:pPr>
-      <w:r>
-        <w:rPr>
-          <w:b/>
-          <w:bCs/>
-          <w:sz w:val="22"/>
-          <w:szCs w:val="22"/>
-        </w:rPr>
-        <w:t>D03</w:t>
-      </w:r>
-      <w:r>
-        <w:rPr>
-          <w:b/>
-          <w:bCs/>
-          <w:sz w:val="22"/>
-          <w:szCs w:val="22"/>
-          <w:rtl/>
-        </w:rPr>
-        <w:t xml:space="preserve">  علاقة المادة وخيارات الحذف</w:t>
-      </w:r>
-    </w:p>
-    <w:p>
-      <w:pPr>
-        <w:keepNext/>
-        <w:bidi/>
-        <w:spacing w:line="288" w:lineRule="auto"/>
-      </w:pPr>
-      <w:r>
-        <w:rPr>
-          <w:sz w:val="22"/>
-          <w:szCs w:val="22"/>
-          <w:rtl/>
-        </w:rPr>
-        <w:t xml:space="preserve">مقترح محدث استجابة لتعليق المراجعة </w:t>
-      </w:r>
-      <w:r>
-        <w:rPr>
-          <w:sz w:val="22"/>
-          <w:szCs w:val="22"/>
-        </w:rPr>
-        <w:t>1:</w:t>
-      </w:r>
-      <w:r>
-        <w:rPr>
-          <w:sz w:val="22"/>
-          <w:szCs w:val="22"/>
-          <w:rtl/>
-        </w:rPr>
-        <w:t xml:space="preserve"> ترتبط المهام والمواعيد بمعرّف مادة ثابت، وتغيير اسمها يحافظ على العلاقة. عند الحذف يختار المستخدم فك الارتباط مع إبقاء العناصر أو حذف المادة وجميع مهامها ومواعيدها. يعرض التأكيد عدد المهام، بما فيها المكتملة، وعدد المواعيد والإجمالي. فك الارتباط هو الاختيار الافتراضي المقترح؛ حذف العناصر يتطلب اختيارًا صريحًا. إذا تغيرت المجموعة المتأثرة قبل التنفيذ، تُحدث الأعداد ويُطلب التأكيد مجددًا. يبقى المقترح قيد الاعتماد.</w:t>
-      </w:r>
-    </w:p>
-    <w:p>
-      <w:pPr>
-        <w:bidi/>
-        <w:spacing w:after="160" w:line="288" w:lineRule="auto"/>
-      </w:pPr>
-      <w:r>
-        <w:rPr>
-          <w:rtl/>
-        </w:rPr>
-        <w:t xml:space="preserve">المتطلبات المتأثرة: </w:t>
-      </w:r>
-      <w:r>
-        <w:t>FR-CRS-002</w:t>
-      </w:r>
-      <w:r>
-        <w:rPr>
-          <w:rtl/>
-        </w:rPr>
-        <w:t xml:space="preserve">، </w:t>
-      </w:r>
-      <w:r>
-        <w:t>FR-CRS-003</w:t>
-      </w:r>
-    </w:p>
-    <w:p>
-      <w:pPr>
-        <w:keepNext/>
-        <w:bidi/>
-        <w:spacing w:after="60" w:line="288" w:lineRule="auto"/>
-      </w:pPr>
-      <w:r>
-        <w:rPr>
-          <w:b/>
-          <w:bCs/>
-          <w:sz w:val="22"/>
-          <w:szCs w:val="22"/>
-        </w:rPr>
-        <w:t>D04</w:t>
-      </w:r>
-      <w:r>
-        <w:rPr>
-          <w:b/>
-          <w:bCs/>
-          <w:sz w:val="22"/>
-          <w:szCs w:val="22"/>
-          <w:rtl/>
-        </w:rPr>
-        <w:t xml:space="preserve">  فشل الحفظ والجلسة والمسودات</w:t>
-      </w:r>
-    </w:p>
-    <w:p>
-      <w:pPr>
-        <w:keepNext/>
-        <w:bidi/>
-        <w:spacing w:line="288" w:lineRule="auto"/>
-      </w:pPr>
-      <w:r>
-        <w:rPr>
-          <w:sz w:val="22"/>
-          <w:szCs w:val="22"/>
-          <w:rtl/>
-        </w:rPr>
-        <w:t xml:space="preserve">وفق توجيه المستخدم </w:t>
-      </w:r>
-      <w:r>
-        <w:rPr>
-          <w:sz w:val="22"/>
-          <w:szCs w:val="22"/>
-        </w:rPr>
-        <w:t>S11</w:t>
-      </w:r>
-      <w:r>
-        <w:rPr>
-          <w:sz w:val="22"/>
-          <w:szCs w:val="22"/>
-          <w:rtl/>
-        </w:rPr>
-        <w:t xml:space="preserve">، تُحفظ المدخلات غير المتزامنة عند انتهاء الجلسة كمسودات محلية مرتبطة بالحساب نفسه ولا تقرؤها المعاينة، وتُعرض بعد إعادة دخوله دون اعتبارها محفوظة على الخادم قبل تأكيد الكتابة. لا تظهر رسالة نجاح مبكرة ولا يتكرر السجل عند إعادة الطلب. تفاصيل دورة المسودة في القسم </w:t>
-      </w:r>
-      <w:r>
-        <w:rPr>
-          <w:sz w:val="22"/>
-          <w:szCs w:val="22"/>
-        </w:rPr>
-        <w:t>6.3</w:t>
-      </w:r>
-      <w:r>
-        <w:rPr>
-          <w:sz w:val="22"/>
-          <w:szCs w:val="22"/>
-          <w:rtl/>
-        </w:rPr>
-        <w:t>؛ يبقى اعتماد بقية الحزمة معلقًا.</w:t>
-      </w:r>
-    </w:p>
-    <w:p>
-      <w:pPr>
-        <w:bidi/>
-        <w:spacing w:after="160" w:line="288" w:lineRule="auto"/>
-      </w:pPr>
-      <w:r>
-        <w:rPr>
-          <w:rtl/>
-        </w:rPr>
-        <w:t xml:space="preserve">المتطلبات المتأثرة: </w:t>
-      </w:r>
-      <w:r>
-        <w:t>FR-DAT-001</w:t>
-      </w:r>
-      <w:r>
-        <w:rPr>
-          <w:rtl/>
-        </w:rPr>
-        <w:t xml:space="preserve"> إلى </w:t>
-      </w:r>
-      <w:r>
-        <w:t>FR-DAT-005</w:t>
-      </w:r>
-    </w:p>
-    <w:p>
-      <w:pPr>
-        <w:keepNext/>
-        <w:bidi/>
-        <w:spacing w:after="60" w:line="288" w:lineRule="auto"/>
-      </w:pPr>
-      <w:r>
-        <w:rPr>
-          <w:b/>
-          <w:bCs/>
-          <w:sz w:val="22"/>
-          <w:szCs w:val="22"/>
-        </w:rPr>
-        <w:t>D05</w:t>
-      </w:r>
-      <w:r>
-        <w:rPr>
-          <w:b/>
-          <w:bCs/>
-          <w:sz w:val="22"/>
-          <w:szCs w:val="22"/>
-          <w:rtl/>
-        </w:rPr>
-        <w:t xml:space="preserve">  حالة الكتاب</w:t>
-      </w:r>
-    </w:p>
-    <w:p>
-      <w:pPr>
-        <w:keepNext/>
-        <w:bidi/>
-        <w:spacing w:line="288" w:lineRule="auto"/>
-      </w:pPr>
-      <w:r>
-        <w:rPr>
-          <w:sz w:val="22"/>
-          <w:szCs w:val="22"/>
-          <w:rtl/>
-        </w:rPr>
-        <w:t xml:space="preserve">المخطط تقدمه </w:t>
-      </w:r>
-      <w:r>
-        <w:rPr>
-          <w:sz w:val="22"/>
-          <w:szCs w:val="22"/>
-        </w:rPr>
-        <w:t>0%</w:t>
-      </w:r>
-      <w:r>
-        <w:rPr>
-          <w:sz w:val="22"/>
-          <w:szCs w:val="22"/>
-          <w:rtl/>
-        </w:rPr>
-        <w:t xml:space="preserve">، والجاري من </w:t>
-      </w:r>
-      <w:r>
-        <w:rPr>
-          <w:sz w:val="22"/>
-          <w:szCs w:val="22"/>
-        </w:rPr>
-        <w:t>0</w:t>
-      </w:r>
-      <w:r>
-        <w:rPr>
-          <w:sz w:val="22"/>
-          <w:szCs w:val="22"/>
-          <w:rtl/>
-        </w:rPr>
-        <w:t xml:space="preserve"> إلى </w:t>
-      </w:r>
-      <w:r>
-        <w:rPr>
-          <w:sz w:val="22"/>
-          <w:szCs w:val="22"/>
-        </w:rPr>
-        <w:t>99%</w:t>
-      </w:r>
-      <w:r>
-        <w:rPr>
-          <w:sz w:val="22"/>
-          <w:szCs w:val="22"/>
-          <w:rtl/>
-        </w:rPr>
-        <w:t xml:space="preserve">، والمنتهي </w:t>
-      </w:r>
-      <w:r>
-        <w:rPr>
-          <w:sz w:val="22"/>
-          <w:szCs w:val="22"/>
-        </w:rPr>
-        <w:t>100%.</w:t>
-      </w:r>
-      <w:r>
-        <w:rPr>
-          <w:sz w:val="22"/>
-          <w:szCs w:val="22"/>
-          <w:rtl/>
-        </w:rPr>
-        <w:t xml:space="preserve"> بلوغ </w:t>
-      </w:r>
-      <w:r>
-        <w:rPr>
-          <w:sz w:val="22"/>
-          <w:szCs w:val="22"/>
-        </w:rPr>
-        <w:t>100%</w:t>
-      </w:r>
-      <w:r>
-        <w:rPr>
-          <w:sz w:val="22"/>
-          <w:szCs w:val="22"/>
-          <w:rtl/>
-        </w:rPr>
-        <w:t xml:space="preserve"> ينهي الكتاب، وخفضها يعيده إلى حالة القراءة. يمكن بدء القراءة عند </w:t>
-      </w:r>
-      <w:r>
-        <w:rPr>
-          <w:sz w:val="22"/>
-          <w:szCs w:val="22"/>
-        </w:rPr>
-        <w:t>0%.</w:t>
-      </w:r>
-    </w:p>
-    <w:p>
-      <w:pPr>
-        <w:bidi/>
-        <w:spacing w:after="160" w:line="288" w:lineRule="auto"/>
-      </w:pPr>
-      <w:r>
-        <w:rPr>
-          <w:rtl/>
-        </w:rPr>
-        <w:t xml:space="preserve">المتطلبات المتأثرة: </w:t>
-      </w:r>
-      <w:r>
-        <w:t>FR-LIB-002</w:t>
-      </w:r>
-    </w:p>
-    <w:p>
-      <w:pPr>
-        <w:keepNext/>
-        <w:bidi/>
-        <w:spacing w:after="60" w:line="288" w:lineRule="auto"/>
-      </w:pPr>
-      <w:r>
-        <w:rPr>
-          <w:b/>
-          <w:bCs/>
-          <w:sz w:val="22"/>
-          <w:szCs w:val="22"/>
-        </w:rPr>
-        <w:t>D06</w:t>
-      </w:r>
-      <w:r>
-        <w:rPr>
-          <w:b/>
-          <w:bCs/>
-          <w:sz w:val="22"/>
-          <w:szCs w:val="22"/>
-          <w:rtl/>
-        </w:rPr>
-        <w:t xml:space="preserve">  المعاينة والتركيز</w:t>
-      </w:r>
-    </w:p>
-    <w:p>
-      <w:pPr>
-        <w:keepNext/>
-        <w:bidi/>
-        <w:spacing w:line="288" w:lineRule="auto"/>
-      </w:pPr>
-      <w:r>
-        <w:rPr>
-          <w:sz w:val="22"/>
-          <w:szCs w:val="22"/>
-          <w:rtl/>
-        </w:rPr>
-        <w:t xml:space="preserve">اعتمد المستخدم </w:t>
-      </w:r>
-      <w:r>
-        <w:rPr>
-          <w:sz w:val="22"/>
-          <w:szCs w:val="22"/>
-        </w:rPr>
-        <w:t>S12</w:t>
-      </w:r>
-      <w:r>
-        <w:rPr>
-          <w:sz w:val="22"/>
-          <w:szCs w:val="22"/>
-          <w:rtl/>
-        </w:rPr>
-        <w:t xml:space="preserve"> استبدال التجربة القابلة للتعديل بمعاينة للعرض فقط. المعاينة تعرض أمثلة ثابتة ولا تنشئ بيانات المستخدم أو تعدلها أو تحفظها، ولا تستخدم تخزينًا محليًا أو سحابيًا ولا تقرأ جلسة الحساب أو مسوداته. التنقل والتصفية واللغة حالة عرض مؤقتة تُعاد عند تحميل الصفحة. يبقى مؤقت التركيز وظيفة للحساب، دون سجل جلسات؛ تفاصيل المؤقت السابقة قيد المراجعة.</w:t>
-      </w:r>
-    </w:p>
-    <w:p>
-      <w:pPr>
-        <w:bidi/>
-        <w:spacing w:after="160" w:line="288" w:lineRule="auto"/>
-      </w:pPr>
-      <w:r>
-        <w:rPr>
-          <w:rtl/>
-        </w:rPr>
-        <w:t xml:space="preserve">المتطلبات المتأثرة: </w:t>
-      </w:r>
-      <w:r>
-        <w:t>FR-DEM-001</w:t>
-      </w:r>
-      <w:r>
-        <w:rPr>
-          <w:rtl/>
-        </w:rPr>
-        <w:t xml:space="preserve"> إلى </w:t>
-      </w:r>
-      <w:r>
-        <w:t>FR-DEM-003</w:t>
-      </w:r>
-      <w:r>
-        <w:rPr>
-          <w:rtl/>
-        </w:rPr>
-        <w:t xml:space="preserve">، </w:t>
-      </w:r>
-      <w:r>
-        <w:t>FR-LNG-001</w:t>
-      </w:r>
-      <w:r>
-        <w:rPr>
-          <w:rtl/>
-        </w:rPr>
-        <w:t xml:space="preserve">، </w:t>
-      </w:r>
-      <w:r>
-        <w:t>FR-FOC-002</w:t>
-      </w:r>
-    </w:p>
-    <w:p>
-      <w:pPr>
-        <w:keepNext/>
-        <w:bidi/>
-        <w:spacing w:after="60" w:line="288" w:lineRule="auto"/>
-      </w:pPr>
-      <w:r>
-        <w:rPr>
-          <w:b/>
-          <w:bCs/>
-          <w:sz w:val="22"/>
-          <w:szCs w:val="22"/>
-        </w:rPr>
-        <w:lastRenderedPageBreak/>
-        <w:t>D07</w:t>
-      </w:r>
-      <w:r>
-        <w:rPr>
-          <w:b/>
-          <w:bCs/>
-          <w:sz w:val="22"/>
-          <w:szCs w:val="22"/>
-          <w:rtl/>
-        </w:rPr>
-        <w:t xml:space="preserve">  الحساب</w:t>
-      </w:r>
-    </w:p>
-    <w:p>
-      <w:pPr>
-        <w:keepNext/>
-        <w:bidi/>
-        <w:spacing w:line="288" w:lineRule="auto"/>
-      </w:pPr>
-      <w:r>
-        <w:rPr>
-          <w:sz w:val="22"/>
-          <w:szCs w:val="22"/>
-          <w:rtl/>
-        </w:rPr>
-        <w:t xml:space="preserve">الحد الأدنى المقترح لكلمة المرور </w:t>
-      </w:r>
-      <w:r>
-        <w:rPr>
-          <w:sz w:val="22"/>
-          <w:szCs w:val="22"/>
-        </w:rPr>
-        <w:t>8</w:t>
-      </w:r>
-      <w:r>
-        <w:rPr>
-          <w:sz w:val="22"/>
-          <w:szCs w:val="22"/>
-          <w:rtl/>
-        </w:rPr>
-        <w:t xml:space="preserve"> أحرف عند الإنشاء والتغيير. إلغاء </w:t>
-      </w:r>
-      <w:r>
-        <w:rPr>
-          <w:sz w:val="22"/>
-          <w:szCs w:val="22"/>
-        </w:rPr>
-        <w:t>Google</w:t>
-      </w:r>
-      <w:r>
-        <w:rPr>
-          <w:sz w:val="22"/>
-          <w:szCs w:val="22"/>
-          <w:rtl/>
-        </w:rPr>
-        <w:t xml:space="preserve"> أو فشله يبقي المستخدم غير مسجل مع رسالة مناسبة. استعادة كلمة المرور لا تكشف وجود حساب للبريد.</w:t>
-      </w:r>
-    </w:p>
-    <w:p>
-      <w:pPr>
-        <w:bidi/>
-        <w:spacing w:after="160" w:line="288" w:lineRule="auto"/>
-      </w:pPr>
-      <w:r>
-        <w:rPr>
-          <w:rtl/>
-        </w:rPr>
-        <w:t xml:space="preserve">المتطلبات المتأثرة: </w:t>
-      </w:r>
-      <w:r>
-        <w:t>FR-AUTH-001</w:t>
-      </w:r>
-      <w:r>
-        <w:rPr>
-          <w:rtl/>
-        </w:rPr>
-        <w:t xml:space="preserve">، </w:t>
-      </w:r>
-      <w:r>
-        <w:t>FR-AUTH-003</w:t>
-      </w:r>
-      <w:r>
-        <w:rPr>
-          <w:rtl/>
-        </w:rPr>
-        <w:t xml:space="preserve">، </w:t>
-      </w:r>
-      <w:r>
-        <w:t>FR-AUTH-004</w:t>
-      </w:r>
-      <w:r>
-        <w:rPr>
-          <w:rtl/>
-        </w:rPr>
-        <w:t xml:space="preserve">، </w:t>
-      </w:r>
-      <w:r>
-        <w:t>FR-AUTH-005</w:t>
-      </w:r>
-    </w:p>
-    <w:p>
-      <w:pPr>
-        <w:keepNext/>
-        <w:bidi/>
-        <w:spacing w:after="60" w:line="288" w:lineRule="auto"/>
-      </w:pPr>
-      <w:r>
-        <w:rPr>
-          <w:b/>
-          <w:bCs/>
-          <w:sz w:val="22"/>
-          <w:szCs w:val="22"/>
-        </w:rPr>
-        <w:t>D08</w:t>
-      </w:r>
-      <w:r>
-        <w:rPr>
-          <w:b/>
-          <w:bCs/>
-          <w:sz w:val="22"/>
-          <w:szCs w:val="22"/>
-          <w:rtl/>
-        </w:rPr>
-        <w:t xml:space="preserve">  الجودة</w:t>
-      </w:r>
-    </w:p>
-    <w:p>
-      <w:pPr>
-        <w:keepNext/>
-        <w:bidi/>
-        <w:spacing w:line="288" w:lineRule="auto"/>
-      </w:pPr>
-      <w:r>
-        <w:rPr>
-          <w:sz w:val="22"/>
-          <w:szCs w:val="22"/>
-          <w:rtl/>
-        </w:rPr>
-        <w:t xml:space="preserve">تحميل لوحة الطالب خلال </w:t>
-      </w:r>
-      <w:r>
-        <w:rPr>
-          <w:sz w:val="22"/>
-          <w:szCs w:val="22"/>
-        </w:rPr>
-        <w:t>3</w:t>
-      </w:r>
-      <w:r>
-        <w:rPr>
-          <w:sz w:val="22"/>
-          <w:szCs w:val="22"/>
-          <w:rtl/>
-        </w:rPr>
-        <w:t xml:space="preserve"> ثوانٍ وحفظ التعديل خلال ثانيتين في </w:t>
-      </w:r>
-      <w:r>
-        <w:rPr>
-          <w:sz w:val="22"/>
-          <w:szCs w:val="22"/>
-        </w:rPr>
-        <w:t>95%</w:t>
-      </w:r>
-      <w:r>
-        <w:rPr>
-          <w:sz w:val="22"/>
-          <w:szCs w:val="22"/>
-          <w:rtl/>
-        </w:rPr>
-        <w:t xml:space="preserve"> من </w:t>
-      </w:r>
-      <w:r>
-        <w:rPr>
-          <w:sz w:val="22"/>
-          <w:szCs w:val="22"/>
-        </w:rPr>
-        <w:t>30</w:t>
-      </w:r>
-      <w:r>
-        <w:rPr>
-          <w:sz w:val="22"/>
-          <w:szCs w:val="22"/>
-          <w:rtl/>
-        </w:rPr>
-        <w:t xml:space="preserve"> محاولة، على اتصال </w:t>
-      </w:r>
-      <w:r>
-        <w:rPr>
-          <w:sz w:val="22"/>
-          <w:szCs w:val="22"/>
-        </w:rPr>
-        <w:t>10 Mbps</w:t>
-      </w:r>
-      <w:r>
-        <w:rPr>
-          <w:sz w:val="22"/>
-          <w:szCs w:val="22"/>
-          <w:rtl/>
-        </w:rPr>
-        <w:t xml:space="preserve"> وزمن شبكة </w:t>
-      </w:r>
-      <w:r>
-        <w:rPr>
-          <w:sz w:val="22"/>
-          <w:szCs w:val="22"/>
-        </w:rPr>
-        <w:t>100 ms</w:t>
-      </w:r>
-      <w:r>
-        <w:rPr>
-          <w:sz w:val="22"/>
-          <w:szCs w:val="22"/>
-          <w:rtl/>
-        </w:rPr>
-        <w:t xml:space="preserve">؛ بيانات الاختبار </w:t>
-      </w:r>
-      <w:r>
-        <w:rPr>
-          <w:sz w:val="22"/>
-          <w:szCs w:val="22"/>
-        </w:rPr>
-        <w:t>1000</w:t>
-      </w:r>
-      <w:r>
-        <w:rPr>
-          <w:sz w:val="22"/>
-          <w:szCs w:val="22"/>
-          <w:rtl/>
-        </w:rPr>
-        <w:t xml:space="preserve"> مهمة و</w:t>
-      </w:r>
-      <w:r>
-        <w:rPr>
-          <w:sz w:val="22"/>
-          <w:szCs w:val="22"/>
-        </w:rPr>
-        <w:t>100</w:t>
-      </w:r>
-      <w:r>
-        <w:rPr>
-          <w:sz w:val="22"/>
-          <w:szCs w:val="22"/>
-          <w:rtl/>
-        </w:rPr>
-        <w:t xml:space="preserve"> موعد و</w:t>
-      </w:r>
-      <w:r>
-        <w:rPr>
-          <w:sz w:val="22"/>
-          <w:szCs w:val="22"/>
-        </w:rPr>
-        <w:t>100</w:t>
-      </w:r>
-      <w:r>
-        <w:rPr>
-          <w:sz w:val="22"/>
-          <w:szCs w:val="22"/>
-          <w:rtl/>
-        </w:rPr>
-        <w:t xml:space="preserve"> كتاب و</w:t>
-      </w:r>
-      <w:r>
-        <w:rPr>
-          <w:sz w:val="22"/>
-          <w:szCs w:val="22"/>
-        </w:rPr>
-        <w:t>50</w:t>
-      </w:r>
-      <w:r>
-        <w:rPr>
-          <w:sz w:val="22"/>
-          <w:szCs w:val="22"/>
-          <w:rtl/>
-        </w:rPr>
-        <w:t xml:space="preserve"> مادة. توافق أحدث إصدارين مستقرين وقت الاختبار من </w:t>
-      </w:r>
-      <w:r>
-        <w:rPr>
-          <w:sz w:val="22"/>
-          <w:szCs w:val="22"/>
-        </w:rPr>
-        <w:t>Chrome</w:t>
-      </w:r>
-      <w:r>
-        <w:rPr>
-          <w:sz w:val="22"/>
-          <w:szCs w:val="22"/>
-          <w:rtl/>
-        </w:rPr>
-        <w:t xml:space="preserve"> و</w:t>
-      </w:r>
-      <w:r>
-        <w:rPr>
-          <w:sz w:val="22"/>
-          <w:szCs w:val="22"/>
-        </w:rPr>
-        <w:t>Edge</w:t>
-      </w:r>
-      <w:r>
-        <w:rPr>
-          <w:sz w:val="22"/>
-          <w:szCs w:val="22"/>
-          <w:rtl/>
-        </w:rPr>
-        <w:t xml:space="preserve"> و</w:t>
-      </w:r>
-      <w:r>
-        <w:rPr>
-          <w:sz w:val="22"/>
-          <w:szCs w:val="22"/>
-        </w:rPr>
-        <w:t>Firefox</w:t>
-      </w:r>
-      <w:r>
-        <w:rPr>
-          <w:sz w:val="22"/>
-          <w:szCs w:val="22"/>
-          <w:rtl/>
-        </w:rPr>
-        <w:t xml:space="preserve"> و</w:t>
-      </w:r>
-      <w:r>
-        <w:rPr>
-          <w:sz w:val="22"/>
-          <w:szCs w:val="22"/>
-        </w:rPr>
-        <w:t>Safari</w:t>
-      </w:r>
-      <w:r>
-        <w:rPr>
-          <w:sz w:val="22"/>
-          <w:szCs w:val="22"/>
-          <w:rtl/>
-        </w:rPr>
-        <w:t xml:space="preserve">، وعرض </w:t>
-      </w:r>
-      <w:r>
-        <w:rPr>
-          <w:sz w:val="22"/>
-          <w:szCs w:val="22"/>
-        </w:rPr>
-        <w:t>360</w:t>
-      </w:r>
-      <w:r>
-        <w:rPr>
-          <w:sz w:val="22"/>
-          <w:szCs w:val="22"/>
-          <w:rtl/>
-        </w:rPr>
-        <w:t xml:space="preserve"> بكسل، ولوحة المفاتيح وتسميات الحقول وتباين النص العادي </w:t>
-      </w:r>
-      <w:r>
-        <w:rPr>
-          <w:sz w:val="22"/>
-          <w:szCs w:val="22"/>
-        </w:rPr>
-        <w:t>4.5:1.</w:t>
-      </w:r>
-    </w:p>
-    <w:p>
-      <w:pPr>
-        <w:bidi/>
-        <w:spacing w:after="160" w:line="288" w:lineRule="auto"/>
-      </w:pPr>
-      <w:r>
-        <w:rPr>
-          <w:rtl/>
-        </w:rPr>
-        <w:t xml:space="preserve">المتطلبات المتأثرة: </w:t>
-      </w:r>
-      <w:r>
-        <w:t>NFR-PER-001</w:t>
-      </w:r>
-      <w:r>
-        <w:rPr>
-          <w:rtl/>
-        </w:rPr>
-        <w:t xml:space="preserve">، </w:t>
-      </w:r>
-      <w:r>
-        <w:t>NFR-PER-002</w:t>
-      </w:r>
-      <w:r>
-        <w:rPr>
-          <w:rtl/>
-        </w:rPr>
-        <w:t xml:space="preserve">، </w:t>
-      </w:r>
-      <w:r>
-        <w:t>NFR-USA-001</w:t>
-      </w:r>
-      <w:r>
-        <w:rPr>
-          <w:rtl/>
-        </w:rPr>
-        <w:t xml:space="preserve">، </w:t>
-      </w:r>
-      <w:r>
-        <w:t>NFR-COM-001</w:t>
-      </w:r>
-    </w:p>
-    <w:p>
-      <w:pPr>
-        <w:pStyle w:val="Heading2"/>
-        <w:bidi/>
-        <w:spacing w:before="240" w:after="160" w:line="288" w:lineRule="auto"/>
-      </w:pPr>
+        </w:rPr>
+        <w:t>11.2</w:t>
+      </w:r>
       <w:r>
         <w:rPr>
           <w:rFonts w:ascii="Arial" w:eastAsia="Arial" w:hAnsi="Arial" w:cs="Arial"/>
           <w:sz w:val="24"/>
           <w:szCs w:val="24"/>
-        </w:rPr>
-        <w:t>11.3</w:t>
-      </w:r>
+          <w:rtl/>
+        </w:rPr>
+        <w:t xml:space="preserve"> قواعد المنتج المفصلة</w:t>
+      </w:r>
+    </w:p>
+    <w:p>
+      <w:pPr>
+        <w:bidi/>
+        <w:spacing w:line="288" w:lineRule="auto"/>
+      </w:pPr>
+      <w:r>
+        <w:rPr>
+          <w:sz w:val="22"/>
+          <w:szCs w:val="22"/>
+          <w:rtl/>
+        </w:rPr>
+        <w:t xml:space="preserve">حالة الحزمة </w:t>
+      </w:r>
+      <w:r>
+        <w:rPr>
+          <w:sz w:val="22"/>
+          <w:szCs w:val="22"/>
+        </w:rPr>
+        <w:t>D01</w:t>
+      </w:r>
+      <w:r>
+        <w:rPr>
+          <w:sz w:val="22"/>
+          <w:szCs w:val="22"/>
+          <w:rtl/>
+        </w:rPr>
+        <w:t xml:space="preserve"> إلى </w:t>
+      </w:r>
+      <w:r>
+        <w:rPr>
+          <w:sz w:val="22"/>
+          <w:szCs w:val="22"/>
+        </w:rPr>
+        <w:t>D08:</w:t>
+      </w:r>
+      <w:r>
+        <w:rPr>
+          <w:sz w:val="22"/>
+          <w:szCs w:val="22"/>
+          <w:rtl/>
+        </w:rPr>
+        <w:t xml:space="preserve"> قيد المراجعة المجمعة؛ اعتمد المستخدم توجيه المسودات </w:t>
+      </w:r>
+      <w:r>
+        <w:rPr>
+          <w:sz w:val="22"/>
+          <w:szCs w:val="22"/>
+        </w:rPr>
+        <w:t>S11</w:t>
+      </w:r>
+      <w:r>
+        <w:rPr>
+          <w:sz w:val="22"/>
+          <w:szCs w:val="22"/>
+          <w:rtl/>
+        </w:rPr>
+        <w:t xml:space="preserve"> في </w:t>
+      </w:r>
+      <w:r>
+        <w:rPr>
+          <w:sz w:val="22"/>
+          <w:szCs w:val="22"/>
+        </w:rPr>
+        <w:t>D04</w:t>
+      </w:r>
+      <w:r>
+        <w:rPr>
+          <w:sz w:val="22"/>
+          <w:szCs w:val="22"/>
+          <w:rtl/>
+        </w:rPr>
+        <w:t xml:space="preserve"> واستبدال التجربة بالمعاينة </w:t>
+      </w:r>
+      <w:r>
+        <w:rPr>
+          <w:sz w:val="22"/>
+          <w:szCs w:val="22"/>
+        </w:rPr>
+        <w:t>S12</w:t>
+      </w:r>
+      <w:r>
+        <w:rPr>
+          <w:sz w:val="22"/>
+          <w:szCs w:val="22"/>
+          <w:rtl/>
+        </w:rPr>
+        <w:t xml:space="preserve"> في </w:t>
+      </w:r>
+      <w:r>
+        <w:rPr>
+          <w:sz w:val="22"/>
+          <w:szCs w:val="22"/>
+        </w:rPr>
+        <w:t>D06</w:t>
+      </w:r>
+      <w:r>
+        <w:rPr>
+          <w:sz w:val="22"/>
+          <w:szCs w:val="22"/>
+          <w:rtl/>
+        </w:rPr>
+        <w:t>، دون اعتبار ذلك اعتمادًا لبقية التفاصيل.</w:t>
+      </w:r>
+    </w:p>
+    <w:p>
+      <w:pPr>
+        <w:keepNext/>
+        <w:bidi/>
+        <w:spacing w:after="60" w:line="288" w:lineRule="auto"/>
+      </w:pPr>
+      <w:r>
+        <w:rPr>
+          <w:b/>
+          <w:bCs/>
+          <w:sz w:val="22"/>
+          <w:szCs w:val="22"/>
+        </w:rPr>
+        <w:t>D01</w:t>
+      </w:r>
+      <w:r>
+        <w:rPr>
+          <w:b/>
+          <w:bCs/>
+          <w:sz w:val="22"/>
+          <w:szCs w:val="22"/>
+          <w:rtl/>
+        </w:rPr>
+        <w:t xml:space="preserve">  الأسبوع والإنجاز</w:t>
+      </w:r>
+    </w:p>
+    <w:p>
+      <w:pPr>
+        <w:keepNext/>
+        <w:bidi/>
+        <w:spacing w:line="288" w:lineRule="auto"/>
+      </w:pPr>
+      <w:r>
+        <w:rPr>
+          <w:sz w:val="22"/>
+          <w:szCs w:val="22"/>
+          <w:rtl/>
+        </w:rPr>
+        <w:t xml:space="preserve">الأسبوع من الأحد </w:t>
+      </w:r>
+      <w:r>
+        <w:rPr>
+          <w:sz w:val="22"/>
+          <w:szCs w:val="22"/>
+        </w:rPr>
+        <w:t>00:00</w:t>
+      </w:r>
+      <w:r>
+        <w:rPr>
+          <w:sz w:val="22"/>
+          <w:szCs w:val="22"/>
+          <w:rtl/>
+        </w:rPr>
+        <w:t xml:space="preserve"> إلى الأحد التالي </w:t>
+      </w:r>
+      <w:r>
+        <w:rPr>
+          <w:sz w:val="22"/>
+          <w:szCs w:val="22"/>
+        </w:rPr>
+        <w:t>00:00</w:t>
+      </w:r>
+      <w:r>
+        <w:rPr>
+          <w:sz w:val="22"/>
+          <w:szCs w:val="22"/>
+          <w:rtl/>
+        </w:rPr>
+        <w:t xml:space="preserve"> حسب المنطقة الزمنية الحالية للمتصفح. يُحتسب عدد المهام المكتملة ذات وقت إكمال داخل الفترة؛ إعادة فتح المهمة تزيل وقت إكمالها، وإكمالها مجددًا يسجل وقتًا جديدًا. النسبة هي العدد مقسومًا على الهدف، مقربة لأقرب عدد صحيح ومحدودة عند </w:t>
+      </w:r>
+      <w:r>
+        <w:rPr>
+          <w:sz w:val="22"/>
+          <w:szCs w:val="22"/>
+        </w:rPr>
+        <w:t>100%.</w:t>
+      </w:r>
+    </w:p>
+    <w:p>
+      <w:pPr>
+        <w:bidi/>
+        <w:spacing w:after="160" w:line="288" w:lineRule="auto"/>
+      </w:pPr>
+      <w:r>
+        <w:rPr>
+          <w:rtl/>
+        </w:rPr>
+        <w:t xml:space="preserve">المتطلبات المتأثرة: </w:t>
+      </w:r>
+      <w:r>
+        <w:t>FR-PRO-002</w:t>
+      </w:r>
+      <w:r>
+        <w:rPr>
+          <w:rtl/>
+        </w:rPr>
+        <w:t xml:space="preserve">، </w:t>
+      </w:r>
+      <w:r>
+        <w:t>FR-DASH-002</w:t>
+      </w:r>
+    </w:p>
+    <w:p>
+      <w:pPr>
+        <w:keepNext/>
+        <w:bidi/>
+        <w:spacing w:after="60" w:line="288" w:lineRule="auto"/>
+      </w:pPr>
+      <w:r>
+        <w:rPr>
+          <w:b/>
+          <w:bCs/>
+          <w:sz w:val="22"/>
+          <w:szCs w:val="22"/>
+        </w:rPr>
+        <w:t>D02</w:t>
+      </w:r>
+      <w:r>
+        <w:rPr>
+          <w:b/>
+          <w:bCs/>
+          <w:sz w:val="22"/>
+          <w:szCs w:val="22"/>
+          <w:rtl/>
+        </w:rPr>
+        <w:t xml:space="preserve">  المواعيد</w:t>
+      </w:r>
+    </w:p>
+    <w:p>
+      <w:pPr>
+        <w:keepNext/>
+        <w:bidi/>
+        <w:spacing w:line="288" w:lineRule="auto"/>
+      </w:pPr>
+      <w:r>
+        <w:rPr>
+          <w:sz w:val="22"/>
+          <w:szCs w:val="22"/>
+          <w:rtl/>
+        </w:rPr>
+        <w:t>المحاضرة موعد أسبوعي متكرر، والاختبار موعد بتاريخ محدد. تتاح أيام الأسبوع السبعة. يُختار الموعد القادم وفق أقرب وقوع مستقبلي، وليس ترتيب أيام الأسبوع فقط.</w:t>
+      </w:r>
+    </w:p>
+    <w:p>
+      <w:pPr>
+        <w:bidi/>
+        <w:spacing w:after="160" w:line="288" w:lineRule="auto"/>
+      </w:pPr>
+      <w:r>
+        <w:rPr>
+          <w:rtl/>
+        </w:rPr>
+        <w:t xml:space="preserve">المتطلبات المتأثرة: </w:t>
+      </w:r>
+      <w:r>
+        <w:t>FR-SCH-001</w:t>
+      </w:r>
+      <w:r>
+        <w:rPr>
+          <w:rtl/>
+        </w:rPr>
+        <w:t xml:space="preserve"> إلى </w:t>
+      </w:r>
+      <w:r>
+        <w:t>FR-SCH-004</w:t>
+      </w:r>
+      <w:r>
+        <w:rPr>
+          <w:rtl/>
+        </w:rPr>
+        <w:t xml:space="preserve">، </w:t>
+      </w:r>
+      <w:r>
+        <w:t>FR-DASH-003</w:t>
+      </w:r>
+    </w:p>
+    <w:p>
+      <w:pPr>
+        <w:keepNext/>
+        <w:bidi/>
+        <w:spacing w:after="60" w:line="288" w:lineRule="auto"/>
+      </w:pPr>
+      <w:r>
+        <w:rPr>
+          <w:b/>
+          <w:bCs/>
+          <w:sz w:val="22"/>
+          <w:szCs w:val="22"/>
+        </w:rPr>
+        <w:t>D03</w:t>
+      </w:r>
+      <w:r>
+        <w:rPr>
+          <w:b/>
+          <w:bCs/>
+          <w:sz w:val="22"/>
+          <w:szCs w:val="22"/>
+          <w:rtl/>
+        </w:rPr>
+        <w:t xml:space="preserve">  علاقة المادة وخيارات الحذف</w:t>
+      </w:r>
+    </w:p>
+    <w:p>
+      <w:pPr>
+        <w:keepNext/>
+        <w:bidi/>
+        <w:spacing w:line="288" w:lineRule="auto"/>
+      </w:pPr>
+      <w:r>
+        <w:rPr>
+          <w:sz w:val="22"/>
+          <w:szCs w:val="22"/>
+          <w:rtl/>
+        </w:rPr>
+        <w:t xml:space="preserve">مقترح محدث استجابة لتعليق المراجعة </w:t>
+      </w:r>
+      <w:r>
+        <w:rPr>
+          <w:sz w:val="22"/>
+          <w:szCs w:val="22"/>
+        </w:rPr>
+        <w:t>1:</w:t>
+      </w:r>
+      <w:r>
+        <w:rPr>
+          <w:sz w:val="22"/>
+          <w:szCs w:val="22"/>
+          <w:rtl/>
+        </w:rPr>
+        <w:t xml:space="preserve"> ترتبط المهام والمواعيد بمعرّف مادة ثابت، وتغيير اسمها يحافظ على العلاقة. عند الحذف يختار المستخدم فك الارتباط مع إبقاء العناصر أو حذف المادة وجميع مهامها ومواعيدها. يعرض التأكيد عدد المهام، بما فيها المكتملة، وعدد المواعيد والإجمالي. فك الارتباط هو الاختيار الافتراضي المقترح؛ حذف العناصر يتطلب اختيارًا صريحًا. إذا تغيرت المجموعة المتأثرة قبل التنفيذ، تُحدث الأعداد ويُطلب التأكيد مجددًا. يبقى المقترح قيد الاعتماد.</w:t>
+      </w:r>
+    </w:p>
+    <w:p>
+      <w:pPr>
+        <w:bidi/>
+        <w:spacing w:after="160" w:line="288" w:lineRule="auto"/>
+      </w:pPr>
+      <w:r>
+        <w:rPr>
+          <w:rtl/>
+        </w:rPr>
+        <w:t xml:space="preserve">المتطلبات المتأثرة: </w:t>
+      </w:r>
+      <w:r>
+        <w:t>FR-CRS-002</w:t>
+      </w:r>
+      <w:r>
+        <w:rPr>
+          <w:rtl/>
+        </w:rPr>
+        <w:t xml:space="preserve">، </w:t>
+      </w:r>
+      <w:r>
+        <w:t>FR-CRS-003</w:t>
+      </w:r>
+    </w:p>
+    <w:p>
+      <w:pPr>
+        <w:keepNext/>
+        <w:bidi/>
+        <w:spacing w:after="60" w:line="288" w:lineRule="auto"/>
+      </w:pPr>
+      <w:r>
+        <w:rPr>
+          <w:b/>
+          <w:bCs/>
+          <w:sz w:val="22"/>
+          <w:szCs w:val="22"/>
+        </w:rPr>
+        <w:t>D04</w:t>
+      </w:r>
+      <w:r>
+        <w:rPr>
+          <w:b/>
+          <w:bCs/>
+          <w:sz w:val="22"/>
+          <w:szCs w:val="22"/>
+          <w:rtl/>
+        </w:rPr>
+        <w:t xml:space="preserve">  فشل الحفظ والجلسة والمسودات</w:t>
+      </w:r>
+    </w:p>
+    <w:p>
+      <w:pPr>
+        <w:keepNext/>
+        <w:bidi/>
+        <w:spacing w:line="288" w:lineRule="auto"/>
+      </w:pPr>
+      <w:r>
+        <w:rPr>
+          <w:sz w:val="22"/>
+          <w:szCs w:val="22"/>
+          <w:rtl/>
+        </w:rPr>
+        <w:t xml:space="preserve">وفق توجيه المستخدم </w:t>
+      </w:r>
+      <w:r>
+        <w:rPr>
+          <w:sz w:val="22"/>
+          <w:szCs w:val="22"/>
+        </w:rPr>
+        <w:t>S11</w:t>
+      </w:r>
+      <w:r>
+        <w:rPr>
+          <w:sz w:val="22"/>
+          <w:szCs w:val="22"/>
+          <w:rtl/>
+        </w:rPr>
+        <w:t xml:space="preserve">، تُحفظ المدخلات غير المتزامنة عند انتهاء الجلسة كمسودات محلية مرتبطة بالحساب نفسه ولا تقرؤها المعاينة، وتُعرض بعد إعادة دخوله دون اعتبارها محفوظة على الخادم قبل تأكيد الكتابة. لا تظهر رسالة نجاح مبكرة ولا يتكرر السجل عند إعادة الطلب. تفاصيل دورة المسودة في القسم </w:t>
+      </w:r>
+      <w:r>
+        <w:rPr>
+          <w:sz w:val="22"/>
+          <w:szCs w:val="22"/>
+        </w:rPr>
+        <w:t>6.3</w:t>
+      </w:r>
+      <w:r>
+        <w:rPr>
+          <w:sz w:val="22"/>
+          <w:szCs w:val="22"/>
+          <w:rtl/>
+        </w:rPr>
+        <w:t>؛ يبقى اعتماد بقية الحزمة معلقًا.</w:t>
+      </w:r>
+    </w:p>
+    <w:p>
+      <w:pPr>
+        <w:bidi/>
+        <w:spacing w:after="160" w:line="288" w:lineRule="auto"/>
+      </w:pPr>
+      <w:r>
+        <w:rPr>
+          <w:rtl/>
+        </w:rPr>
+        <w:t xml:space="preserve">المتطلبات المتأثرة: </w:t>
+      </w:r>
+      <w:r>
+        <w:t>FR-DAT-001</w:t>
+      </w:r>
+      <w:r>
+        <w:rPr>
+          <w:rtl/>
+        </w:rPr>
+        <w:t xml:space="preserve"> إلى </w:t>
+      </w:r>
+      <w:r>
+        <w:t>FR-DAT-005</w:t>
+      </w:r>
+    </w:p>
+    <w:p>
+      <w:pPr>
+        <w:keepNext/>
+        <w:bidi/>
+        <w:spacing w:after="60" w:line="288" w:lineRule="auto"/>
+      </w:pPr>
+      <w:r>
+        <w:rPr>
+          <w:b/>
+          <w:bCs/>
+          <w:sz w:val="22"/>
+          <w:szCs w:val="22"/>
+        </w:rPr>
+        <w:t>D05</w:t>
+      </w:r>
+      <w:r>
+        <w:rPr>
+          <w:b/>
+          <w:bCs/>
+          <w:sz w:val="22"/>
+          <w:szCs w:val="22"/>
+          <w:rtl/>
+        </w:rPr>
+        <w:t xml:space="preserve">  حالة الكتاب</w:t>
+      </w:r>
+    </w:p>
+    <w:p>
+      <w:pPr>
+        <w:keepNext/>
+        <w:bidi/>
+        <w:spacing w:line="288" w:lineRule="auto"/>
+      </w:pPr>
+      <w:r>
+        <w:rPr>
+          <w:sz w:val="22"/>
+          <w:szCs w:val="22"/>
+          <w:rtl/>
+        </w:rPr>
+        <w:t xml:space="preserve">المخطط تقدمه </w:t>
+      </w:r>
+      <w:r>
+        <w:rPr>
+          <w:sz w:val="22"/>
+          <w:szCs w:val="22"/>
+        </w:rPr>
+        <w:t>0%</w:t>
+      </w:r>
+      <w:r>
+        <w:rPr>
+          <w:sz w:val="22"/>
+          <w:szCs w:val="22"/>
+          <w:rtl/>
+        </w:rPr>
+        <w:t xml:space="preserve">، والجاري من </w:t>
+      </w:r>
+      <w:r>
+        <w:rPr>
+          <w:sz w:val="22"/>
+          <w:szCs w:val="22"/>
+        </w:rPr>
+        <w:t>0</w:t>
+      </w:r>
+      <w:r>
+        <w:rPr>
+          <w:sz w:val="22"/>
+          <w:szCs w:val="22"/>
+          <w:rtl/>
+        </w:rPr>
+        <w:t xml:space="preserve"> إلى </w:t>
+      </w:r>
+      <w:r>
+        <w:rPr>
+          <w:sz w:val="22"/>
+          <w:szCs w:val="22"/>
+        </w:rPr>
+        <w:t>99%</w:t>
+      </w:r>
+      <w:r>
+        <w:rPr>
+          <w:sz w:val="22"/>
+          <w:szCs w:val="22"/>
+          <w:rtl/>
+        </w:rPr>
+        <w:t xml:space="preserve">، والمنتهي </w:t>
+      </w:r>
+      <w:r>
+        <w:rPr>
+          <w:sz w:val="22"/>
+          <w:szCs w:val="22"/>
+        </w:rPr>
+        <w:t>100%.</w:t>
+      </w:r>
+      <w:r>
+        <w:rPr>
+          <w:sz w:val="22"/>
+          <w:szCs w:val="22"/>
+          <w:rtl/>
+        </w:rPr>
+        <w:t xml:space="preserve"> بلوغ </w:t>
+      </w:r>
+      <w:r>
+        <w:rPr>
+          <w:sz w:val="22"/>
+          <w:szCs w:val="22"/>
+        </w:rPr>
+        <w:t>100%</w:t>
+      </w:r>
+      <w:r>
+        <w:rPr>
+          <w:sz w:val="22"/>
+          <w:szCs w:val="22"/>
+          <w:rtl/>
+        </w:rPr>
+        <w:t xml:space="preserve"> ينهي الكتاب، وخفضها يعيده إلى حالة القراءة. يمكن بدء القراءة عند </w:t>
+      </w:r>
+      <w:r>
+        <w:rPr>
+          <w:sz w:val="22"/>
+          <w:szCs w:val="22"/>
+        </w:rPr>
+        <w:t>0%.</w:t>
+      </w:r>
+    </w:p>
+    <w:p>
+      <w:pPr>
+        <w:bidi/>
+        <w:spacing w:after="160" w:line="288" w:lineRule="auto"/>
+      </w:pPr>
+      <w:r>
+        <w:rPr>
+          <w:rtl/>
+        </w:rPr>
+        <w:t xml:space="preserve">المتطلبات المتأثرة: </w:t>
+      </w:r>
+      <w:r>
+        <w:t>FR-LIB-002</w:t>
+      </w:r>
+    </w:p>
+    <w:p>
+      <w:pPr>
+        <w:keepNext/>
+        <w:bidi/>
+        <w:spacing w:after="60" w:line="288" w:lineRule="auto"/>
+      </w:pPr>
+      <w:r>
+        <w:rPr>
+          <w:b/>
+          <w:bCs/>
+          <w:sz w:val="22"/>
+          <w:szCs w:val="22"/>
+        </w:rPr>
+        <w:lastRenderedPageBreak/>
+        <w:t>D06</w:t>
+      </w:r>
+      <w:r>
+        <w:rPr>
+          <w:b/>
+          <w:bCs/>
+          <w:sz w:val="22"/>
+          <w:szCs w:val="22"/>
+          <w:rtl/>
+        </w:rPr>
+        <w:t xml:space="preserve">  المعاينة والتركيز</w:t>
+      </w:r>
+    </w:p>
+    <w:p>
+      <w:pPr>
+        <w:keepNext/>
+        <w:bidi/>
+        <w:spacing w:line="288" w:lineRule="auto"/>
+      </w:pPr>
+      <w:r>
+        <w:rPr>
+          <w:sz w:val="22"/>
+          <w:szCs w:val="22"/>
+          <w:rtl/>
+        </w:rPr>
+        <w:t xml:space="preserve">اعتمد المستخدم </w:t>
+      </w:r>
+      <w:r>
+        <w:rPr>
+          <w:sz w:val="22"/>
+          <w:szCs w:val="22"/>
+        </w:rPr>
+        <w:t>S12</w:t>
+      </w:r>
+      <w:r>
+        <w:rPr>
+          <w:sz w:val="22"/>
+          <w:szCs w:val="22"/>
+          <w:rtl/>
+        </w:rPr>
+        <w:t xml:space="preserve"> استبدال التجربة القابلة للتعديل بمعاينة للعرض فقط. المعاينة تعرض أمثلة ثابتة ولا تنشئ بيانات المستخدم أو تعدلها أو تحفظها، ولا تستخدم تخزينًا محليًا أو سحابيًا ولا تقرأ جلسة الحساب أو مسوداته. التنقل والتصفية واللغة حالة عرض مؤقتة تُعاد عند تحميل الصفحة. يبقى مؤقت التركيز وظيفة للحساب، دون سجل جلسات؛ تفاصيل المؤقت السابقة قيد المراجعة.</w:t>
+      </w:r>
+    </w:p>
+    <w:p>
+      <w:pPr>
+        <w:bidi/>
+        <w:spacing w:after="160" w:line="288" w:lineRule="auto"/>
+      </w:pPr>
+      <w:r>
+        <w:rPr>
+          <w:rtl/>
+        </w:rPr>
+        <w:t xml:space="preserve">المتطلبات المتأثرة: </w:t>
+      </w:r>
+      <w:r>
+        <w:t>FR-DEM-001</w:t>
+      </w:r>
+      <w:r>
+        <w:rPr>
+          <w:rtl/>
+        </w:rPr>
+        <w:t xml:space="preserve"> إلى </w:t>
+      </w:r>
+      <w:r>
+        <w:t>FR-DEM-003</w:t>
+      </w:r>
+      <w:r>
+        <w:rPr>
+          <w:rtl/>
+        </w:rPr>
+        <w:t xml:space="preserve">، </w:t>
+      </w:r>
+      <w:r>
+        <w:t>FR-LNG-001</w:t>
+      </w:r>
+      <w:r>
+        <w:rPr>
+          <w:rtl/>
+        </w:rPr>
+        <w:t xml:space="preserve">، </w:t>
+      </w:r>
+      <w:r>
+        <w:t>FR-FOC-002</w:t>
+      </w:r>
+    </w:p>
+    <w:p>
+      <w:pPr>
+        <w:keepNext/>
+        <w:bidi/>
+        <w:spacing w:after="60" w:line="288" w:lineRule="auto"/>
+      </w:pPr>
+      <w:r>
+        <w:rPr>
+          <w:b/>
+          <w:bCs/>
+          <w:sz w:val="22"/>
+          <w:szCs w:val="22"/>
+        </w:rPr>
+        <w:t>D07</w:t>
+      </w:r>
+      <w:r>
+        <w:rPr>
+          <w:b/>
+          <w:bCs/>
+          <w:sz w:val="22"/>
+          <w:szCs w:val="22"/>
+          <w:rtl/>
+        </w:rPr>
+        <w:t xml:space="preserve">  الحساب</w:t>
+      </w:r>
+    </w:p>
+    <w:p>
+      <w:pPr>
+        <w:keepNext/>
+        <w:bidi/>
+        <w:spacing w:line="288" w:lineRule="auto"/>
+      </w:pPr>
+      <w:r>
+        <w:rPr>
+          <w:sz w:val="22"/>
+          <w:szCs w:val="22"/>
+          <w:rtl/>
+        </w:rPr>
+        <w:t xml:space="preserve">الحد الأدنى المقترح لكلمة المرور </w:t>
+      </w:r>
+      <w:r>
+        <w:rPr>
+          <w:sz w:val="22"/>
+          <w:szCs w:val="22"/>
+        </w:rPr>
+        <w:t>8</w:t>
+      </w:r>
+      <w:r>
+        <w:rPr>
+          <w:sz w:val="22"/>
+          <w:szCs w:val="22"/>
+          <w:rtl/>
+        </w:rPr>
+        <w:t xml:space="preserve"> أحرف عند الإنشاء والتغيير. إلغاء </w:t>
+      </w:r>
+      <w:r>
+        <w:rPr>
+          <w:sz w:val="22"/>
+          <w:szCs w:val="22"/>
+        </w:rPr>
+        <w:t>Google</w:t>
+      </w:r>
+      <w:r>
+        <w:rPr>
+          <w:sz w:val="22"/>
+          <w:szCs w:val="22"/>
+          <w:rtl/>
+        </w:rPr>
+        <w:t xml:space="preserve"> أو فشله يبقي المستخدم غير مسجل مع رسالة مناسبة. استعادة كلمة المرور لا تكشف وجود حساب للبريد.</w:t>
+      </w:r>
+    </w:p>
+    <w:p>
+      <w:pPr>
+        <w:bidi/>
+        <w:spacing w:after="160" w:line="288" w:lineRule="auto"/>
+      </w:pPr>
+      <w:r>
+        <w:rPr>
+          <w:rtl/>
+        </w:rPr>
+        <w:t xml:space="preserve">المتطلبات المتأثرة: </w:t>
+      </w:r>
+      <w:r>
+        <w:t>FR-AUTH-001</w:t>
+      </w:r>
+      <w:r>
+        <w:rPr>
+          <w:rtl/>
+        </w:rPr>
+        <w:t xml:space="preserve">، </w:t>
+      </w:r>
+      <w:r>
+        <w:t>FR-AUTH-003</w:t>
+      </w:r>
+      <w:r>
+        <w:rPr>
+          <w:rtl/>
+        </w:rPr>
+        <w:t xml:space="preserve">، </w:t>
+      </w:r>
+      <w:r>
+        <w:t>FR-AUTH-004</w:t>
+      </w:r>
+      <w:r>
+        <w:rPr>
+          <w:rtl/>
+        </w:rPr>
+        <w:t xml:space="preserve">، </w:t>
+      </w:r>
+      <w:r>
+        <w:t>FR-AUTH-005</w:t>
+      </w:r>
+    </w:p>
+    <w:p>
+      <w:pPr>
+        <w:keepNext/>
+        <w:bidi/>
+        <w:spacing w:after="60" w:line="288" w:lineRule="auto"/>
+      </w:pPr>
+      <w:r>
+        <w:rPr>
+          <w:b/>
+          <w:bCs/>
+          <w:sz w:val="22"/>
+          <w:szCs w:val="22"/>
+        </w:rPr>
+        <w:t>D08</w:t>
+      </w:r>
+      <w:r>
+        <w:rPr>
+          <w:b/>
+          <w:bCs/>
+          <w:sz w:val="22"/>
+          <w:szCs w:val="22"/>
+          <w:rtl/>
+        </w:rPr>
+        <w:t xml:space="preserve">  الجودة</w:t>
+      </w:r>
+    </w:p>
+    <w:p>
+      <w:pPr>
+        <w:keepNext/>
+        <w:bidi/>
+        <w:spacing w:line="288" w:lineRule="auto"/>
+      </w:pPr>
+      <w:r>
+        <w:rPr>
+          <w:sz w:val="22"/>
+          <w:szCs w:val="22"/>
+          <w:rtl/>
+        </w:rPr>
+        <w:t xml:space="preserve">تحميل لوحة الطالب خلال </w:t>
+      </w:r>
+      <w:r>
+        <w:rPr>
+          <w:sz w:val="22"/>
+          <w:szCs w:val="22"/>
+        </w:rPr>
+        <w:t>3</w:t>
+      </w:r>
+      <w:r>
+        <w:rPr>
+          <w:sz w:val="22"/>
+          <w:szCs w:val="22"/>
+          <w:rtl/>
+        </w:rPr>
+        <w:t xml:space="preserve"> ثوانٍ وحفظ التعديل خلال ثانيتين في </w:t>
+      </w:r>
+      <w:r>
+        <w:rPr>
+          <w:sz w:val="22"/>
+          <w:szCs w:val="22"/>
+        </w:rPr>
+        <w:t>95%</w:t>
+      </w:r>
+      <w:r>
+        <w:rPr>
+          <w:sz w:val="22"/>
+          <w:szCs w:val="22"/>
+          <w:rtl/>
+        </w:rPr>
+        <w:t xml:space="preserve"> من </w:t>
+      </w:r>
+      <w:r>
+        <w:rPr>
+          <w:sz w:val="22"/>
+          <w:szCs w:val="22"/>
+        </w:rPr>
+        <w:t>30</w:t>
+      </w:r>
+      <w:r>
+        <w:rPr>
+          <w:sz w:val="22"/>
+          <w:szCs w:val="22"/>
+          <w:rtl/>
+        </w:rPr>
+        <w:t xml:space="preserve"> محاولة، على اتصال </w:t>
+      </w:r>
+      <w:r>
+        <w:rPr>
+          <w:sz w:val="22"/>
+          <w:szCs w:val="22"/>
+        </w:rPr>
+        <w:t>10 Mbps</w:t>
+      </w:r>
+      <w:r>
+        <w:rPr>
+          <w:sz w:val="22"/>
+          <w:szCs w:val="22"/>
+          <w:rtl/>
+        </w:rPr>
+        <w:t xml:space="preserve"> وزمن شبكة </w:t>
+      </w:r>
+      <w:r>
+        <w:rPr>
+          <w:sz w:val="22"/>
+          <w:szCs w:val="22"/>
+        </w:rPr>
+        <w:t>100 ms</w:t>
+      </w:r>
+      <w:r>
+        <w:rPr>
+          <w:sz w:val="22"/>
+          <w:szCs w:val="22"/>
+          <w:rtl/>
+        </w:rPr>
+        <w:t xml:space="preserve">؛ بيانات الاختبار </w:t>
+      </w:r>
+      <w:r>
+        <w:rPr>
+          <w:sz w:val="22"/>
+          <w:szCs w:val="22"/>
+        </w:rPr>
+        <w:t>1000</w:t>
+      </w:r>
+      <w:r>
+        <w:rPr>
+          <w:sz w:val="22"/>
+          <w:szCs w:val="22"/>
+          <w:rtl/>
+        </w:rPr>
+        <w:t xml:space="preserve"> مهمة و</w:t>
+      </w:r>
+      <w:r>
+        <w:rPr>
+          <w:sz w:val="22"/>
+          <w:szCs w:val="22"/>
+        </w:rPr>
+        <w:t>100</w:t>
+      </w:r>
+      <w:r>
+        <w:rPr>
+          <w:sz w:val="22"/>
+          <w:szCs w:val="22"/>
+          <w:rtl/>
+        </w:rPr>
+        <w:t xml:space="preserve"> موعد و</w:t>
+      </w:r>
+      <w:r>
+        <w:rPr>
+          <w:sz w:val="22"/>
+          <w:szCs w:val="22"/>
+        </w:rPr>
+        <w:t>100</w:t>
+      </w:r>
+      <w:r>
+        <w:rPr>
+          <w:sz w:val="22"/>
+          <w:szCs w:val="22"/>
+          <w:rtl/>
+        </w:rPr>
+        <w:t xml:space="preserve"> كتاب و</w:t>
+      </w:r>
+      <w:r>
+        <w:rPr>
+          <w:sz w:val="22"/>
+          <w:szCs w:val="22"/>
+        </w:rPr>
+        <w:t>50</w:t>
+      </w:r>
+      <w:r>
+        <w:rPr>
+          <w:sz w:val="22"/>
+          <w:szCs w:val="22"/>
+          <w:rtl/>
+        </w:rPr>
+        <w:t xml:space="preserve"> مادة. توافق أحدث إصدارين مستقرين وقت الاختبار من </w:t>
+      </w:r>
+      <w:r>
+        <w:rPr>
+          <w:sz w:val="22"/>
+          <w:szCs w:val="22"/>
+        </w:rPr>
+        <w:t>Chrome</w:t>
+      </w:r>
+      <w:r>
+        <w:rPr>
+          <w:sz w:val="22"/>
+          <w:szCs w:val="22"/>
+          <w:rtl/>
+        </w:rPr>
+        <w:t xml:space="preserve"> و</w:t>
+      </w:r>
+      <w:r>
+        <w:rPr>
+          <w:sz w:val="22"/>
+          <w:szCs w:val="22"/>
+        </w:rPr>
+        <w:t>Edge</w:t>
+      </w:r>
+      <w:r>
+        <w:rPr>
+          <w:sz w:val="22"/>
+          <w:szCs w:val="22"/>
+          <w:rtl/>
+        </w:rPr>
+        <w:t xml:space="preserve"> و</w:t>
+      </w:r>
+      <w:r>
+        <w:rPr>
+          <w:sz w:val="22"/>
+          <w:szCs w:val="22"/>
+        </w:rPr>
+        <w:t>Firefox</w:t>
+      </w:r>
+      <w:r>
+        <w:rPr>
+          <w:sz w:val="22"/>
+          <w:szCs w:val="22"/>
+          <w:rtl/>
+        </w:rPr>
+        <w:t xml:space="preserve"> و</w:t>
+      </w:r>
+      <w:r>
+        <w:rPr>
+          <w:sz w:val="22"/>
+          <w:szCs w:val="22"/>
+        </w:rPr>
+        <w:t>Safari</w:t>
+      </w:r>
+      <w:r>
+        <w:rPr>
+          <w:sz w:val="22"/>
+          <w:szCs w:val="22"/>
+          <w:rtl/>
+        </w:rPr>
+        <w:t xml:space="preserve">، وعرض </w:t>
+      </w:r>
+      <w:r>
+        <w:rPr>
+          <w:sz w:val="22"/>
+          <w:szCs w:val="22"/>
+        </w:rPr>
+        <w:t>360</w:t>
+      </w:r>
+      <w:r>
+        <w:rPr>
+          <w:sz w:val="22"/>
+          <w:szCs w:val="22"/>
+          <w:rtl/>
+        </w:rPr>
+        <w:t xml:space="preserve"> بكسل، ولوحة المفاتيح وتسميات الحقول وتباين النص العادي </w:t>
+      </w:r>
+      <w:r>
+        <w:rPr>
+          <w:sz w:val="22"/>
+          <w:szCs w:val="22"/>
+        </w:rPr>
+        <w:t>4.5:1.</w:t>
+      </w:r>
+    </w:p>
+    <w:p>
+      <w:pPr>
+        <w:bidi/>
+        <w:spacing w:after="160" w:line="288" w:lineRule="auto"/>
+      </w:pPr>
+      <w:r>
+        <w:rPr>
+          <w:rtl/>
+        </w:rPr>
+        <w:t xml:space="preserve">المتطلبات المتأثرة: </w:t>
+      </w:r>
+      <w:r>
+        <w:t>NFR-PER-001</w:t>
+      </w:r>
+      <w:r>
+        <w:rPr>
+          <w:rtl/>
+        </w:rPr>
+        <w:t xml:space="preserve">، </w:t>
+      </w:r>
+      <w:r>
+        <w:t>NFR-PER-002</w:t>
+      </w:r>
+      <w:r>
+        <w:rPr>
+          <w:rtl/>
+        </w:rPr>
+        <w:t xml:space="preserve">، </w:t>
+      </w:r>
+      <w:r>
+        <w:t>NFR-USA-001</w:t>
+      </w:r>
+      <w:r>
+        <w:rPr>
+          <w:rtl/>
+        </w:rPr>
+        <w:t xml:space="preserve">، </w:t>
+      </w:r>
+      <w:r>
+        <w:t>NFR-COM-001</w:t>
+      </w:r>
+    </w:p>
+    <w:p>
+      <w:pPr>
+        <w:keepNext/>
+        <w:bidi/>
+        <w:spacing w:after="60" w:line="288" w:lineRule="auto"/>
+      </w:pPr>
+      <w:r>
+        <w:rPr>
+          <w:b/>
+          <w:bCs/>
+          <w:sz w:val="22"/>
+          <w:szCs w:val="22"/>
+        </w:rPr>
+        <w:t>D09</w:t>
+      </w:r>
+      <w:r>
+        <w:rPr>
+          <w:b/>
+          <w:bCs/>
+          <w:sz w:val="22"/>
+          <w:szCs w:val="22"/>
+          <w:rtl/>
+        </w:rPr>
+        <w:t xml:space="preserve">  الخدمة ونقل البيانات</w:t>
+      </w:r>
+    </w:p>
+    <w:p>
+      <w:pPr>
+        <w:keepNext/>
+        <w:bidi/>
+        <w:spacing w:line="288" w:lineRule="auto"/>
+      </w:pPr>
+      <w:r>
+        <w:rPr>
+          <w:sz w:val="22"/>
+          <w:szCs w:val="22"/>
+          <w:rtl/>
+        </w:rPr>
+        <w:t xml:space="preserve">اعتمد المستخدم استبدال </w:t>
+      </w:r>
+      <w:r>
+        <w:rPr>
+          <w:sz w:val="22"/>
+          <w:szCs w:val="22"/>
+        </w:rPr>
+        <w:t>Supabase</w:t>
+      </w:r>
+      <w:r>
+        <w:rPr>
+          <w:sz w:val="22"/>
+          <w:szCs w:val="22"/>
+          <w:rtl/>
+        </w:rPr>
+        <w:t xml:space="preserve"> بـ </w:t>
+      </w:r>
+      <w:r>
+        <w:rPr>
+          <w:sz w:val="22"/>
+          <w:szCs w:val="22"/>
+        </w:rPr>
+        <w:t>Firebase</w:t>
+      </w:r>
+      <w:r>
+        <w:rPr>
+          <w:sz w:val="22"/>
+          <w:szCs w:val="22"/>
+          <w:rtl/>
+        </w:rPr>
+        <w:t>، والاكتفاء بالبريد و</w:t>
+      </w:r>
+      <w:r>
+        <w:rPr>
+          <w:sz w:val="22"/>
+          <w:szCs w:val="22"/>
+        </w:rPr>
+        <w:t>Google</w:t>
+      </w:r>
+      <w:r>
+        <w:rPr>
+          <w:sz w:val="22"/>
+          <w:szCs w:val="22"/>
+          <w:rtl/>
+        </w:rPr>
+        <w:t>، واستبعاد رفع الملفات. واعتمد نقل الحسابات والبيانات الفعلية الموجودة؛ لا يبدأ الموقع بحسابات بديلة فارغة ولا يُحذف المصدر قبل مطابقة النقل واختبار الدخول والملكية. تفاصيل حل التعارضات والفترة التشغيلية للنقل تُراجع بعد فحص المصدر.</w:t>
+      </w:r>
+    </w:p>
+    <w:p>
+      <w:pPr>
+        <w:bidi/>
+        <w:spacing w:after="160" w:line="288" w:lineRule="auto"/>
+      </w:pPr>
+      <w:r>
+        <w:rPr>
+          <w:rtl/>
+        </w:rPr>
+        <w:t xml:space="preserve">المتطلبات المتأثرة: </w:t>
+      </w:r>
+      <w:r>
+        <w:t>IF-002</w:t>
+      </w:r>
+      <w:r>
+        <w:rPr>
+          <w:rtl/>
+        </w:rPr>
+        <w:t xml:space="preserve">، </w:t>
+      </w:r>
+      <w:r>
+        <w:t>IF-003</w:t>
+      </w:r>
+      <w:r>
+        <w:rPr>
+          <w:rtl/>
+        </w:rPr>
+        <w:t xml:space="preserve">، </w:t>
+      </w:r>
+      <w:r>
+        <w:t>FR-MIG-001</w:t>
+      </w:r>
+      <w:r>
+        <w:rPr>
+          <w:rtl/>
+        </w:rPr>
+        <w:t xml:space="preserve">، </w:t>
+      </w:r>
+      <w:r>
+        <w:t>FR-MIG-002</w:t>
+      </w:r>
+    </w:p>
+    <w:p>
+      <w:pPr>
+        <w:pStyle w:val="Heading2"/>
+        <w:bidi/>
+        <w:spacing w:before="240" w:after="160" w:line="288" w:lineRule="auto"/>
+      </w:pPr>
       <w:r>
         <w:rPr>
           <w:rFonts w:ascii="Arial" w:eastAsia="Arial" w:hAnsi="Arial" w:cs="Arial"/>
           <w:sz w:val="24"/>
           <w:szCs w:val="24"/>
-          <w:rtl/>
-        </w:rPr>
-        <w:t xml:space="preserve"> سجل المصادر</w:t>
-      </w:r>
-    </w:p>
-    <w:p>
-      <w:pPr>
-        <w:bidi/>
-        <w:spacing w:line="288" w:lineRule="auto"/>
-      </w:pPr>
-      <w:r>
-        <w:rPr>
-          <w:sz w:val="22"/>
-          <w:szCs w:val="22"/>
-          <w:rtl/>
-        </w:rPr>
-        <w:t xml:space="preserve">المسارات أدناه نسبية إلى جذر مستودع </w:t>
-      </w:r>
-      <w:r>
-        <w:rPr>
-          <w:sz w:val="22"/>
-          <w:szCs w:val="22"/>
-        </w:rPr>
-        <w:t>GrowSpace</w:t>
-      </w:r>
-      <w:r>
-        <w:rPr>
-          <w:sz w:val="22"/>
-          <w:szCs w:val="22"/>
-          <w:rtl/>
-        </w:rPr>
-        <w:t xml:space="preserve"> لتظل قابلة للنقل بين أعضاء الفريق. المراجع الخارجية قُرئت في </w:t>
-      </w:r>
-      <w:r>
-        <w:rPr>
-          <w:sz w:val="22"/>
-          <w:szCs w:val="22"/>
-        </w:rPr>
-        <w:t>6</w:t>
-      </w:r>
-      <w:r>
-        <w:rPr>
-          <w:sz w:val="22"/>
-          <w:szCs w:val="22"/>
-          <w:rtl/>
-        </w:rPr>
-        <w:t xml:space="preserve"> سبتمبر </w:t>
-      </w:r>
-      <w:r>
-        <w:rPr>
-          <w:sz w:val="22"/>
-          <w:szCs w:val="22"/>
-        </w:rPr>
-        <w:t>2026</w:t>
-      </w:r>
-      <w:r>
-        <w:rPr>
-          <w:sz w:val="22"/>
-          <w:szCs w:val="22"/>
-          <w:rtl/>
-        </w:rPr>
-        <w:t xml:space="preserve">، وتحديث المعاينة وفحوصها في </w:t>
-      </w:r>
-      <w:r>
-        <w:rPr>
-          <w:sz w:val="22"/>
-          <w:szCs w:val="22"/>
-        </w:rPr>
-        <w:t>8</w:t>
-      </w:r>
-      <w:r>
-        <w:rPr>
-          <w:sz w:val="22"/>
-          <w:szCs w:val="22"/>
-          <w:rtl/>
-        </w:rPr>
-        <w:t xml:space="preserve"> سبتمبر وفق </w:t>
-      </w:r>
-      <w:r>
-        <w:rPr>
-          <w:sz w:val="22"/>
-          <w:szCs w:val="22"/>
-        </w:rPr>
-        <w:t>S12</w:t>
-      </w:r>
-      <w:r>
-        <w:rPr>
-          <w:sz w:val="22"/>
-          <w:szCs w:val="22"/>
-          <w:rtl/>
-        </w:rPr>
-        <w:t xml:space="preserve"> و</w:t>
-      </w:r>
-      <w:r>
-        <w:rPr>
-          <w:sz w:val="22"/>
-          <w:szCs w:val="22"/>
-        </w:rPr>
-        <w:t>S13.</w:t>
-      </w:r>
-      <w:r>
-        <w:rPr>
-          <w:sz w:val="22"/>
-          <w:szCs w:val="22"/>
-          <w:rtl/>
-        </w:rPr>
-        <w:t xml:space="preserve"> لا يتضمن السجل أسرار البيئة أو بيانات حسابات حقيقية.</w:t>
-      </w:r>
-    </w:p>
-    <w:p>
-      <w:pPr>
-        <w:keepNext/>
-        <w:bidi/>
-        <w:spacing w:after="60" w:line="288" w:lineRule="auto"/>
-      </w:pPr>
-      <w:r>
-        <w:rPr>
-          <w:b/>
-          <w:bCs/>
-          <w:sz w:val="22"/>
-          <w:szCs w:val="22"/>
-        </w:rPr>
-        <w:t>S01</w:t>
-      </w:r>
-      <w:r>
-        <w:rPr>
-          <w:b/>
-          <w:bCs/>
-          <w:sz w:val="22"/>
-          <w:szCs w:val="22"/>
-          <w:rtl/>
-        </w:rPr>
-        <w:t xml:space="preserve">  قرار معتمد</w:t>
-      </w:r>
-    </w:p>
-    <w:p>
-      <w:pPr>
-        <w:keepNext/>
-        <w:bidi/>
-        <w:spacing w:after="60" w:line="288" w:lineRule="auto"/>
-      </w:pPr>
-      <w:r>
-        <w:rPr>
-          <w:rtl/>
-        </w:rPr>
-        <w:t>خطة المستخدم وإجاباته في هذه المحادثة</w:t>
-      </w:r>
-    </w:p>
-    <w:p>
-      <w:pPr>
-        <w:bidi/>
-        <w:spacing w:after="160" w:line="288" w:lineRule="auto"/>
-      </w:pPr>
-      <w:r>
-        <w:rPr>
-          <w:sz w:val="22"/>
-          <w:szCs w:val="22"/>
-          <w:rtl/>
-        </w:rPr>
-        <w:t xml:space="preserve">الاستخدام: الويب المستهدف، العربية، </w:t>
-      </w:r>
-      <w:r>
-        <w:rPr>
-          <w:sz w:val="22"/>
-          <w:szCs w:val="22"/>
-        </w:rPr>
-        <w:t>Word</w:t>
-      </w:r>
-      <w:r>
-        <w:rPr>
-          <w:sz w:val="22"/>
-          <w:szCs w:val="22"/>
-          <w:rtl/>
-        </w:rPr>
-        <w:t xml:space="preserve"> و</w:t>
-      </w:r>
-      <w:r>
-        <w:rPr>
-          <w:sz w:val="22"/>
-          <w:szCs w:val="22"/>
-        </w:rPr>
-        <w:t>PDF</w:t>
-      </w:r>
-      <w:r>
-        <w:rPr>
-          <w:sz w:val="22"/>
-          <w:szCs w:val="22"/>
-          <w:rtl/>
-        </w:rPr>
-        <w:t xml:space="preserve">، إكمال الوظائف الحالية وإدراج </w:t>
-      </w:r>
-      <w:r>
-        <w:rPr>
-          <w:sz w:val="22"/>
-          <w:szCs w:val="22"/>
-        </w:rPr>
-        <w:t>Google</w:t>
-      </w:r>
-      <w:r>
-        <w:rPr>
-          <w:sz w:val="22"/>
-          <w:szCs w:val="22"/>
-          <w:rtl/>
-        </w:rPr>
-        <w:t xml:space="preserve"> وتأجيل قائمة الانتظار.</w:t>
-      </w:r>
-    </w:p>
-    <w:p>
-      <w:pPr>
-        <w:keepNext/>
-        <w:bidi/>
-        <w:spacing w:after="60" w:line="288" w:lineRule="auto"/>
-      </w:pPr>
-      <w:r>
-        <w:rPr>
-          <w:b/>
-          <w:bCs/>
-          <w:sz w:val="22"/>
-          <w:szCs w:val="22"/>
-        </w:rPr>
-        <w:t>S02</w:t>
-      </w:r>
-      <w:r>
-        <w:rPr>
-          <w:b/>
-          <w:bCs/>
-          <w:sz w:val="22"/>
-          <w:szCs w:val="22"/>
-          <w:rtl/>
-        </w:rPr>
-        <w:t xml:space="preserve">  توثيق المشروع</w:t>
-      </w:r>
-    </w:p>
-    <w:p>
-      <w:pPr>
-        <w:keepNext/>
-        <w:bidi/>
-        <w:spacing w:after="60" w:line="288" w:lineRule="auto"/>
-      </w:pPr>
-      <w:r>
-        <w:t>README.md</w:t>
-      </w:r>
-      <w:r>
-        <w:rPr>
-          <w:rtl/>
-        </w:rPr>
-        <w:t xml:space="preserve">؛ </w:t>
-      </w:r>
-      <w:r>
-        <w:t>Website/README.md</w:t>
-      </w:r>
-      <w:r>
-        <w:rPr>
-          <w:rtl/>
-        </w:rPr>
-        <w:t xml:space="preserve">؛ </w:t>
-      </w:r>
-      <w:r>
-        <w:t>mobileapp/README.md</w:t>
-      </w:r>
-    </w:p>
-    <w:p>
-      <w:pPr>
-        <w:bidi/>
-        <w:spacing w:after="160" w:line="288" w:lineRule="auto"/>
-      </w:pPr>
-      <w:r>
-        <w:rPr>
-          <w:sz w:val="22"/>
-          <w:szCs w:val="22"/>
-          <w:rtl/>
-        </w:rPr>
-        <w:t>الاستخدام: فئة الطلاب وحدود الويب والجوال ووصف المزايا المستهدفة وحالة التطوير.</w:t>
-      </w:r>
-    </w:p>
-    <w:p>
-      <w:pPr>
-        <w:keepNext/>
-        <w:bidi/>
-        <w:spacing w:after="60" w:line="288" w:lineRule="auto"/>
-      </w:pPr>
-      <w:r>
-        <w:rPr>
-          <w:b/>
-          <w:bCs/>
-          <w:sz w:val="22"/>
-          <w:szCs w:val="22"/>
-        </w:rPr>
-        <w:t>S03</w:t>
-      </w:r>
-      <w:r>
-        <w:rPr>
-          <w:b/>
-          <w:bCs/>
-          <w:sz w:val="22"/>
-          <w:szCs w:val="22"/>
-          <w:rtl/>
-        </w:rPr>
-        <w:t xml:space="preserve">  سلوك ظاهر في الكود</w:t>
-      </w:r>
-    </w:p>
-    <w:p>
-      <w:pPr>
-        <w:keepNext/>
-        <w:bidi/>
-        <w:spacing w:after="60" w:line="288" w:lineRule="auto"/>
-      </w:pPr>
-      <w:r>
-        <w:t>Website/features/auth/AuthPage.tsx</w:t>
-      </w:r>
-      <w:r>
-        <w:rPr>
-          <w:rtl/>
-        </w:rPr>
-        <w:t xml:space="preserve">؛ </w:t>
-      </w:r>
-      <w:r>
-        <w:t>ForgotPasswordPage.tsx</w:t>
-      </w:r>
-      <w:r>
-        <w:rPr>
-          <w:rtl/>
-        </w:rPr>
-        <w:t xml:space="preserve">؛ </w:t>
-      </w:r>
-      <w:r>
-        <w:t>ResetPasswordPage.tsx</w:t>
-      </w:r>
-      <w:r>
-        <w:rPr>
-          <w:rtl/>
-        </w:rPr>
-        <w:t xml:space="preserve"> في المجلد نفسه</w:t>
-      </w:r>
-    </w:p>
-    <w:p>
-      <w:pPr>
-        <w:bidi/>
-        <w:spacing w:after="160" w:line="288" w:lineRule="auto"/>
-      </w:pPr>
-      <w:r>
-        <w:rPr>
-          <w:sz w:val="22"/>
-          <w:szCs w:val="22"/>
-          <w:rtl/>
-        </w:rPr>
-        <w:t>الاستخدام: مسارات البريد و</w:t>
-      </w:r>
-      <w:r>
-        <w:rPr>
-          <w:sz w:val="22"/>
-          <w:szCs w:val="22"/>
-        </w:rPr>
-        <w:t>Google</w:t>
-      </w:r>
-      <w:r>
-        <w:rPr>
-          <w:sz w:val="22"/>
-          <w:szCs w:val="22"/>
-          <w:rtl/>
-        </w:rPr>
-        <w:t xml:space="preserve"> والاستعادة والتحقق الحالي.</w:t>
-      </w:r>
-    </w:p>
-    <w:p>
-      <w:pPr>
-        <w:keepNext/>
-        <w:bidi/>
-        <w:spacing w:after="60" w:line="288" w:lineRule="auto"/>
-      </w:pPr>
-      <w:r>
-        <w:rPr>
-          <w:b/>
-          <w:bCs/>
-          <w:sz w:val="22"/>
-          <w:szCs w:val="22"/>
-        </w:rPr>
-        <w:t>S04</w:t>
-      </w:r>
-      <w:r>
-        <w:rPr>
-          <w:b/>
-          <w:bCs/>
-          <w:sz w:val="22"/>
-          <w:szCs w:val="22"/>
-          <w:rtl/>
-        </w:rPr>
-        <w:t xml:space="preserve">  سلوك ظاهر في الكود</w:t>
-      </w:r>
-    </w:p>
-    <w:p>
-      <w:pPr>
-        <w:keepNext/>
-        <w:bidi/>
-        <w:spacing w:after="60" w:line="288" w:lineRule="auto"/>
-      </w:pPr>
-      <w:r>
-        <w:t>Website/features/dashboard/DashboardPage.tsx</w:t>
-      </w:r>
-      <w:r>
-        <w:rPr>
-          <w:rtl/>
-        </w:rPr>
-        <w:t xml:space="preserve">؛ </w:t>
-      </w:r>
-      <w:r>
-        <w:t>Overview.tsx</w:t>
-      </w:r>
-      <w:r>
-        <w:rPr>
-          <w:rtl/>
-        </w:rPr>
-        <w:t xml:space="preserve">؛ </w:t>
-      </w:r>
-      <w:r>
-        <w:t>types.ts</w:t>
-      </w:r>
-      <w:r>
-        <w:rPr>
-          <w:rtl/>
-        </w:rPr>
-        <w:t xml:space="preserve">؛ </w:t>
-      </w:r>
-      <w:r>
-        <w:t>data.ts</w:t>
-      </w:r>
-    </w:p>
-    <w:p>
-      <w:pPr>
-        <w:bidi/>
-        <w:spacing w:after="160" w:line="288" w:lineRule="auto"/>
-      </w:pPr>
-      <w:r>
-        <w:rPr>
-          <w:sz w:val="22"/>
-          <w:szCs w:val="22"/>
-          <w:rtl/>
-        </w:rPr>
-        <w:t xml:space="preserve">الاستخدام: تنظيم بيانات الحساب والمؤقت والتذكيرات. أُعيدت قراءة الربط بالمعاينة بتاريخ </w:t>
-      </w:r>
-      <w:r>
-        <w:rPr>
-          <w:sz w:val="22"/>
-          <w:szCs w:val="22"/>
-        </w:rPr>
-        <w:t>8</w:t>
-      </w:r>
-      <w:r>
-        <w:rPr>
-          <w:sz w:val="22"/>
-          <w:szCs w:val="22"/>
-          <w:rtl/>
-        </w:rPr>
-        <w:t xml:space="preserve"> سبتمبر </w:t>
-      </w:r>
-      <w:r>
-        <w:rPr>
-          <w:sz w:val="22"/>
-          <w:szCs w:val="22"/>
-        </w:rPr>
-        <w:t>2026.</w:t>
-      </w:r>
-    </w:p>
-    <w:p>
-      <w:pPr>
-        <w:keepNext/>
-        <w:bidi/>
-        <w:spacing w:after="60" w:line="288" w:lineRule="auto"/>
-      </w:pPr>
-      <w:r>
-        <w:rPr>
-          <w:b/>
-          <w:bCs/>
-          <w:sz w:val="22"/>
-          <w:szCs w:val="22"/>
-        </w:rPr>
-        <w:t>S05</w:t>
-      </w:r>
-      <w:r>
-        <w:rPr>
-          <w:b/>
-          <w:bCs/>
-          <w:sz w:val="22"/>
-          <w:szCs w:val="22"/>
-          <w:rtl/>
-        </w:rPr>
-        <w:t xml:space="preserve">  تعريف بيانات محلي</w:t>
-      </w:r>
-    </w:p>
-    <w:p>
-      <w:pPr>
-        <w:keepNext/>
-        <w:bidi/>
-        <w:spacing w:after="60" w:line="288" w:lineRule="auto"/>
-      </w:pPr>
-      <w:r>
-        <w:t>Website/supabase/schema.sql</w:t>
-      </w:r>
-    </w:p>
-    <w:p>
-      <w:pPr>
-        <w:bidi/>
-        <w:spacing w:after="160" w:line="288" w:lineRule="auto"/>
-      </w:pPr>
-      <w:r>
-        <w:rPr>
-          <w:sz w:val="22"/>
-          <w:szCs w:val="22"/>
-          <w:rtl/>
-        </w:rPr>
-        <w:t xml:space="preserve">الاستخدام: الجداول والحقول وقيود الملكية </w:t>
-      </w:r>
-      <w:r>
-        <w:rPr>
-          <w:sz w:val="22"/>
-          <w:szCs w:val="22"/>
-        </w:rPr>
-        <w:t>RLS</w:t>
-      </w:r>
-      <w:r>
-        <w:rPr>
-          <w:sz w:val="22"/>
-          <w:szCs w:val="22"/>
-          <w:rtl/>
-        </w:rPr>
-        <w:t>؛ وجود النص لا يثبت تطبيقه على خدمة منشورة.</w:t>
-      </w:r>
-    </w:p>
-    <w:p>
-      <w:pPr>
-        <w:keepNext/>
-        <w:bidi/>
-        <w:spacing w:after="60" w:line="288" w:lineRule="auto"/>
-      </w:pPr>
-      <w:r>
-        <w:rPr>
-          <w:b/>
-          <w:bCs/>
-          <w:sz w:val="22"/>
-          <w:szCs w:val="22"/>
-        </w:rPr>
-        <w:t>S06</w:t>
-      </w:r>
-      <w:r>
-        <w:rPr>
-          <w:b/>
-          <w:bCs/>
-          <w:sz w:val="22"/>
-          <w:szCs w:val="22"/>
-          <w:rtl/>
-        </w:rPr>
-        <w:t xml:space="preserve">  واجهات وترجمة</w:t>
-      </w:r>
-    </w:p>
-    <w:p>
-      <w:pPr>
-        <w:keepNext/>
-        <w:bidi/>
-        <w:spacing w:after="60" w:line="288" w:lineRule="auto"/>
-      </w:pPr>
-      <w:r>
-        <w:t>Website/app</w:t>
-      </w:r>
-      <w:r>
-        <w:rPr>
-          <w:rtl/>
-        </w:rPr>
-        <w:t xml:space="preserve">؛ </w:t>
-      </w:r>
-      <w:r>
-        <w:t>Website/components/marketing/HomePage.tsx</w:t>
-      </w:r>
-      <w:r>
-        <w:rPr>
-          <w:rtl/>
-        </w:rPr>
-        <w:t xml:space="preserve">؛ </w:t>
-      </w:r>
-      <w:r>
-        <w:t>Website/features/legal/LegalPage.tsx</w:t>
-      </w:r>
-    </w:p>
-    <w:p>
-      <w:pPr>
-        <w:bidi/>
-        <w:spacing w:after="160" w:line="288" w:lineRule="auto"/>
-      </w:pPr>
-      <w:r>
-        <w:rPr>
-          <w:sz w:val="22"/>
-          <w:szCs w:val="22"/>
-          <w:rtl/>
-        </w:rPr>
-        <w:t>الاستخدام: المسارات والنصوص واللغتان والصفحات العامة.</w:t>
-      </w:r>
-    </w:p>
-    <w:p>
-      <w:pPr>
-        <w:keepNext/>
-        <w:bidi/>
-        <w:spacing w:after="60" w:line="288" w:lineRule="auto"/>
-      </w:pPr>
-      <w:r>
-        <w:rPr>
-          <w:b/>
-          <w:bCs/>
-          <w:sz w:val="22"/>
-          <w:szCs w:val="22"/>
-        </w:rPr>
-        <w:t>S07</w:t>
-      </w:r>
-      <w:r>
-        <w:rPr>
-          <w:b/>
-          <w:bCs/>
-          <w:sz w:val="22"/>
-          <w:szCs w:val="22"/>
-          <w:rtl/>
-        </w:rPr>
-        <w:t xml:space="preserve">  إعدادات تقنية</w:t>
-      </w:r>
-    </w:p>
-    <w:p>
-      <w:pPr>
-        <w:keepNext/>
-        <w:bidi/>
-        <w:spacing w:after="60" w:line="288" w:lineRule="auto"/>
-      </w:pPr>
-      <w:r>
-        <w:t>Website/package.json</w:t>
-      </w:r>
-      <w:r>
-        <w:rPr>
-          <w:rtl/>
-        </w:rPr>
-        <w:t xml:space="preserve">؛ </w:t>
-      </w:r>
-      <w:r>
-        <w:t>Website/next.config.mjs</w:t>
-      </w:r>
-      <w:r>
-        <w:rPr>
-          <w:rtl/>
-        </w:rPr>
-        <w:t xml:space="preserve">؛ </w:t>
-      </w:r>
-      <w:r>
-        <w:t>Website/lib/supabase/browser.ts</w:t>
-      </w:r>
-      <w:r>
-        <w:rPr>
-          <w:rtl/>
-        </w:rPr>
-        <w:t>؛ .</w:t>
-      </w:r>
-      <w:r>
-        <w:t>github/workflows/deploy-pages.yml</w:t>
-      </w:r>
-    </w:p>
-    <w:p>
-      <w:pPr>
-        <w:bidi/>
-        <w:spacing w:after="160" w:line="288" w:lineRule="auto"/>
-      </w:pPr>
-      <w:r>
-        <w:rPr>
-          <w:sz w:val="22"/>
-          <w:szCs w:val="22"/>
-          <w:rtl/>
-        </w:rPr>
-        <w:t xml:space="preserve">الاستخدام: </w:t>
-      </w:r>
-      <w:r>
-        <w:rPr>
-          <w:sz w:val="22"/>
-          <w:szCs w:val="22"/>
-        </w:rPr>
-        <w:t>Next.js</w:t>
-      </w:r>
-      <w:r>
-        <w:rPr>
-          <w:sz w:val="22"/>
-          <w:szCs w:val="22"/>
-          <w:rtl/>
-        </w:rPr>
-        <w:t xml:space="preserve"> و</w:t>
-      </w:r>
-      <w:r>
-        <w:rPr>
-          <w:sz w:val="22"/>
-          <w:szCs w:val="22"/>
-        </w:rPr>
-        <w:t>TypeScript</w:t>
-      </w:r>
-      <w:r>
-        <w:rPr>
-          <w:sz w:val="22"/>
-          <w:szCs w:val="22"/>
-          <w:rtl/>
-        </w:rPr>
-        <w:t xml:space="preserve"> و</w:t>
-      </w:r>
-      <w:r>
-        <w:rPr>
-          <w:sz w:val="22"/>
-          <w:szCs w:val="22"/>
-        </w:rPr>
-        <w:t>Supabase</w:t>
-      </w:r>
-      <w:r>
-        <w:rPr>
-          <w:sz w:val="22"/>
-          <w:szCs w:val="22"/>
-          <w:rtl/>
-        </w:rPr>
-        <w:t xml:space="preserve"> والتصدير الثابت والنشر في </w:t>
-      </w:r>
-      <w:r>
-        <w:rPr>
-          <w:sz w:val="22"/>
-          <w:szCs w:val="22"/>
-        </w:rPr>
-        <w:t>GitHub Pages.</w:t>
-      </w:r>
-    </w:p>
-    <w:p>
-      <w:pPr>
-        <w:keepNext/>
-        <w:bidi/>
-        <w:spacing w:after="60" w:line="288" w:lineRule="auto"/>
-      </w:pPr>
-      <w:r>
-        <w:rPr>
-          <w:b/>
-          <w:bCs/>
-          <w:sz w:val="22"/>
-          <w:szCs w:val="22"/>
-        </w:rPr>
-        <w:lastRenderedPageBreak/>
-        <w:t>S08</w:t>
-      </w:r>
-      <w:r>
-        <w:rPr>
-          <w:b/>
-          <w:bCs/>
-          <w:sz w:val="22"/>
-          <w:szCs w:val="22"/>
-          <w:rtl/>
-        </w:rPr>
-        <w:t xml:space="preserve">  مرجع خدمة رسمي</w:t>
-      </w:r>
-    </w:p>
-    <w:p>
-      <w:pPr>
-        <w:keepNext/>
-        <w:bidi/>
-        <w:spacing w:after="60" w:line="288" w:lineRule="auto"/>
-      </w:pPr>
-      <w:r>
-        <w:t>https://supabase.com/docs/guides/auth/social-login/auth-google</w:t>
-      </w:r>
-    </w:p>
-    <w:p>
-      <w:pPr>
-        <w:bidi/>
-        <w:spacing w:after="160" w:line="288" w:lineRule="auto"/>
-      </w:pPr>
-      <w:r>
-        <w:rPr>
-          <w:sz w:val="22"/>
-          <w:szCs w:val="22"/>
-          <w:rtl/>
-        </w:rPr>
-        <w:t xml:space="preserve">الاستخدام: التكامل مع </w:t>
-      </w:r>
-      <w:r>
-        <w:rPr>
-          <w:sz w:val="22"/>
-          <w:szCs w:val="22"/>
-        </w:rPr>
-        <w:t>Google</w:t>
-      </w:r>
-      <w:r>
-        <w:rPr>
-          <w:sz w:val="22"/>
-          <w:szCs w:val="22"/>
-          <w:rtl/>
-        </w:rPr>
-        <w:t xml:space="preserve"> وإعداد الهوية وعناوين العودة.</w:t>
-      </w:r>
-    </w:p>
-    <w:p>
-      <w:pPr>
-        <w:keepNext/>
-        <w:bidi/>
-        <w:spacing w:after="60" w:line="288" w:lineRule="auto"/>
-      </w:pPr>
-      <w:r>
-        <w:rPr>
-          <w:b/>
-          <w:bCs/>
-          <w:sz w:val="22"/>
-          <w:szCs w:val="22"/>
-        </w:rPr>
-        <w:t>S09</w:t>
-      </w:r>
-      <w:r>
-        <w:rPr>
-          <w:b/>
-          <w:bCs/>
-          <w:sz w:val="22"/>
-          <w:szCs w:val="22"/>
-          <w:rtl/>
-        </w:rPr>
-        <w:t xml:space="preserve">  مرجع خدمة رسمي</w:t>
-      </w:r>
-    </w:p>
-    <w:p>
-      <w:pPr>
-        <w:keepNext/>
-        <w:bidi/>
-        <w:spacing w:after="60" w:line="288" w:lineRule="auto"/>
-      </w:pPr>
-      <w:r>
-        <w:t>https://supabase.com/docs/guides/database/postgres/row-level-security</w:t>
-      </w:r>
-    </w:p>
-    <w:p>
-      <w:pPr>
-        <w:bidi/>
-        <w:spacing w:after="160" w:line="288" w:lineRule="auto"/>
-      </w:pPr>
-      <w:r>
-        <w:rPr>
-          <w:sz w:val="22"/>
-          <w:szCs w:val="22"/>
-          <w:rtl/>
-        </w:rPr>
-        <w:t>الاستخدام: سياسات الوصول على مستوى الصفوف.</w:t>
-      </w:r>
-    </w:p>
-    <w:p>
-      <w:pPr>
-        <w:keepNext/>
-        <w:bidi/>
-        <w:spacing w:after="60" w:line="288" w:lineRule="auto"/>
-      </w:pPr>
-      <w:r>
-        <w:rPr>
-          <w:b/>
-          <w:bCs/>
-          <w:sz w:val="22"/>
-          <w:szCs w:val="22"/>
-        </w:rPr>
-        <w:t>S10</w:t>
-      </w:r>
-      <w:r>
-        <w:rPr>
-          <w:b/>
-          <w:bCs/>
-          <w:sz w:val="22"/>
-          <w:szCs w:val="22"/>
-          <w:rtl/>
-        </w:rPr>
-        <w:t xml:space="preserve">  مرجع معياري</w:t>
-      </w:r>
-    </w:p>
-    <w:p>
-      <w:pPr>
-        <w:keepNext/>
-        <w:bidi/>
-        <w:spacing w:after="60" w:line="288" w:lineRule="auto"/>
-      </w:pPr>
-      <w:r>
-        <w:t>https://www.iso.org/standard/72089.html</w:t>
-      </w:r>
-    </w:p>
-    <w:p>
-      <w:pPr>
-        <w:bidi/>
-        <w:spacing w:after="160" w:line="288" w:lineRule="auto"/>
-      </w:pPr>
-      <w:r>
-        <w:rPr>
-          <w:sz w:val="22"/>
-          <w:szCs w:val="22"/>
-          <w:rtl/>
-        </w:rPr>
-        <w:t xml:space="preserve">الاستخدام: </w:t>
-      </w:r>
-      <w:r>
-        <w:rPr>
-          <w:sz w:val="22"/>
-          <w:szCs w:val="22"/>
-        </w:rPr>
-        <w:t>ISO/IEC/IEEE 29148:2018</w:t>
-      </w:r>
-      <w:r>
-        <w:rPr>
-          <w:sz w:val="22"/>
-          <w:szCs w:val="22"/>
-          <w:rtl/>
-        </w:rPr>
-        <w:t xml:space="preserve"> مرجع استرشادي لهندسة المتطلبات؛ لا يُدعى اعتماد مطابقة رسمي.</w:t>
-      </w:r>
-    </w:p>
-    <w:p>
-      <w:pPr>
-        <w:keepNext/>
-        <w:bidi/>
-        <w:spacing w:after="60" w:line="288" w:lineRule="auto"/>
-      </w:pPr>
-      <w:r>
-        <w:rPr>
-          <w:b/>
-          <w:bCs/>
-          <w:sz w:val="22"/>
-          <w:szCs w:val="22"/>
-        </w:rPr>
-        <w:t>S11</w:t>
-      </w:r>
-      <w:r>
-        <w:rPr>
-          <w:b/>
-          <w:bCs/>
-          <w:sz w:val="22"/>
-          <w:szCs w:val="22"/>
-          <w:rtl/>
-        </w:rPr>
-        <w:t xml:space="preserve">  توجيه مراجعة معتمد</w:t>
-      </w:r>
-    </w:p>
-    <w:p>
-      <w:pPr>
-        <w:keepNext/>
-        <w:bidi/>
-        <w:spacing w:after="60" w:line="288" w:lineRule="auto"/>
-      </w:pPr>
-      <w:r>
-        <w:rPr>
-          <w:rtl/>
-        </w:rPr>
-        <w:t xml:space="preserve">تعليق المستخدم بتاريخ </w:t>
-      </w:r>
-      <w:r>
-        <w:t>8</w:t>
-      </w:r>
-      <w:r>
-        <w:rPr>
-          <w:rtl/>
-        </w:rPr>
-        <w:t xml:space="preserve"> سبتمبر </w:t>
-      </w:r>
-      <w:r>
-        <w:t>2026</w:t>
-      </w:r>
-      <w:r>
-        <w:rPr>
-          <w:rtl/>
-        </w:rPr>
-        <w:t xml:space="preserve"> على </w:t>
-      </w:r>
-      <w:r>
-        <w:t>FR-DAT-004</w:t>
-      </w:r>
-      <w:r>
-        <w:rPr>
-          <w:rtl/>
-        </w:rPr>
-        <w:t xml:space="preserve"> في الصفحة </w:t>
-      </w:r>
-      <w:r>
-        <w:t>11</w:t>
-      </w:r>
-      <w:r>
-        <w:rPr>
-          <w:rtl/>
-        </w:rPr>
-        <w:t xml:space="preserve"> من المسودة</w:t>
-      </w:r>
-    </w:p>
-    <w:p>
-      <w:pPr>
-        <w:bidi/>
-        <w:spacing w:after="160" w:line="288" w:lineRule="auto"/>
-      </w:pPr>
-      <w:r>
-        <w:rPr>
-          <w:sz w:val="22"/>
-          <w:szCs w:val="22"/>
-          <w:rtl/>
-        </w:rPr>
-        <w:t>الاستخدام: الاحتفاظ بمسودات محلية غير متزامنة عند انتهاء الجلسة، واستعادتها بعد الدخول، وعدم اعتبارها محفوظة قبل تأكيد الخادم، وفصلها عن التجربة.</w:t>
-      </w:r>
-    </w:p>
-    <w:p>
-      <w:pPr>
-        <w:keepNext/>
-        <w:bidi/>
-        <w:spacing w:after="60" w:line="288" w:lineRule="auto"/>
-      </w:pPr>
-      <w:r>
-        <w:rPr>
-          <w:b/>
-          <w:bCs/>
-          <w:sz w:val="22"/>
-          <w:szCs w:val="22"/>
-        </w:rPr>
-        <w:t>S12</w:t>
-      </w:r>
-      <w:r>
-        <w:rPr>
-          <w:b/>
-          <w:bCs/>
-          <w:sz w:val="22"/>
-          <w:szCs w:val="22"/>
-          <w:rtl/>
-        </w:rPr>
-        <w:t xml:space="preserve">  قرار نطاق معتمد</w:t>
-      </w:r>
-    </w:p>
-    <w:p>
-      <w:pPr>
-        <w:keepNext/>
-        <w:bidi/>
-        <w:spacing w:after="60" w:line="288" w:lineRule="auto"/>
-      </w:pPr>
-      <w:r>
-        <w:rPr>
-          <w:rtl/>
-        </w:rPr>
-        <w:t xml:space="preserve">طلب المستخدم بتاريخ </w:t>
-      </w:r>
-      <w:r>
-        <w:t>8</w:t>
-      </w:r>
-      <w:r>
-        <w:rPr>
-          <w:rtl/>
-        </w:rPr>
-        <w:t xml:space="preserve"> سبتمبر </w:t>
-      </w:r>
-      <w:r>
-        <w:t>2026</w:t>
-      </w:r>
-      <w:r>
-        <w:rPr>
-          <w:rtl/>
-        </w:rPr>
-        <w:t xml:space="preserve"> استبدال التجربة بمعاينة اللوحة التفاعلية</w:t>
-      </w:r>
-    </w:p>
-    <w:p>
-      <w:pPr>
-        <w:bidi/>
-        <w:spacing w:after="160" w:line="288" w:lineRule="auto"/>
-      </w:pPr>
-      <w:r>
-        <w:rPr>
-          <w:sz w:val="22"/>
-          <w:szCs w:val="22"/>
-          <w:rtl/>
-        </w:rPr>
-        <w:t xml:space="preserve">الاستخدام: يلغي الكتابة والحفظ ومخزن التجربة؛ يسمح بالتنقل والعرض على أمثلة ثابتة دون بيانات مستخدم. حُفظت معرفات </w:t>
-      </w:r>
-      <w:r>
-        <w:rPr>
-          <w:sz w:val="22"/>
-          <w:szCs w:val="22"/>
-        </w:rPr>
-        <w:t>FR-DEM-001</w:t>
-      </w:r>
-      <w:r>
-        <w:rPr>
-          <w:sz w:val="22"/>
-          <w:szCs w:val="22"/>
-          <w:rtl/>
-        </w:rPr>
-        <w:t xml:space="preserve"> إلى </w:t>
-      </w:r>
-      <w:r>
-        <w:rPr>
-          <w:sz w:val="22"/>
-          <w:szCs w:val="22"/>
-        </w:rPr>
-        <w:t>FR-DEM-003</w:t>
-      </w:r>
-      <w:r>
-        <w:rPr>
-          <w:sz w:val="22"/>
-          <w:szCs w:val="22"/>
-          <w:rtl/>
-        </w:rPr>
-        <w:t xml:space="preserve"> بمعناها المحدّث للتتبع.</w:t>
-      </w:r>
-    </w:p>
-    <w:p>
-      <w:pPr>
-        <w:keepNext/>
-        <w:bidi/>
-        <w:spacing w:after="60" w:line="288" w:lineRule="auto"/>
-      </w:pPr>
-      <w:r>
-        <w:rPr>
-          <w:b/>
-          <w:bCs/>
-          <w:sz w:val="22"/>
-          <w:szCs w:val="22"/>
-        </w:rPr>
-        <w:t>S13</w:t>
-      </w:r>
-      <w:r>
-        <w:rPr>
-          <w:b/>
-          <w:bCs/>
-          <w:sz w:val="22"/>
-          <w:szCs w:val="22"/>
-          <w:rtl/>
-        </w:rPr>
-        <w:t xml:space="preserve">  تنفيذ وفحص محلي محدود</w:t>
-      </w:r>
-    </w:p>
-    <w:p>
-      <w:pPr>
-        <w:keepNext/>
-        <w:bidi/>
-        <w:spacing w:after="60" w:line="288" w:lineRule="auto"/>
-      </w:pPr>
-      <w:r>
-        <w:t>Website/features/preview/PreviewPage.tsx</w:t>
-      </w:r>
-      <w:r>
-        <w:rPr>
-          <w:rtl/>
-        </w:rPr>
-        <w:t xml:space="preserve"> و</w:t>
-      </w:r>
-      <w:r>
-        <w:t>data.ts</w:t>
-      </w:r>
-      <w:r>
-        <w:rPr>
-          <w:rtl/>
-        </w:rPr>
-        <w:t xml:space="preserve">؛ </w:t>
-      </w:r>
-      <w:r>
-        <w:t>app/preview/page.tsx</w:t>
-      </w:r>
-      <w:r>
-        <w:rPr>
-          <w:rtl/>
-        </w:rPr>
-        <w:t xml:space="preserve"> و</w:t>
-      </w:r>
-      <w:r>
-        <w:t>app/demo/page.tsx</w:t>
-      </w:r>
-      <w:r>
-        <w:rPr>
-          <w:rtl/>
-        </w:rPr>
-        <w:t xml:space="preserve">؛ </w:t>
-      </w:r>
-      <w:r>
-        <w:t>components/marketing/TodayPreview.tsx</w:t>
-      </w:r>
-    </w:p>
-    <w:p>
-      <w:pPr>
-        <w:bidi/>
-        <w:spacing w:after="160" w:line="288" w:lineRule="auto"/>
-      </w:pPr>
-      <w:r>
-        <w:rPr>
-          <w:sz w:val="22"/>
-          <w:szCs w:val="22"/>
-          <w:rtl/>
-        </w:rPr>
-        <w:t xml:space="preserve">الاستخدام: اجتاز فحص الأنواع والبناء واختبار </w:t>
-      </w:r>
-      <w:r>
-        <w:rPr>
-          <w:sz w:val="22"/>
-          <w:szCs w:val="22"/>
-        </w:rPr>
-        <w:t>Chrome</w:t>
-      </w:r>
-      <w:r>
-        <w:rPr>
-          <w:sz w:val="22"/>
-          <w:szCs w:val="22"/>
-          <w:rtl/>
-        </w:rPr>
-        <w:t xml:space="preserve"> محليًا للأقسام واللغتين والعرض </w:t>
-      </w:r>
-      <w:r>
-        <w:rPr>
-          <w:sz w:val="22"/>
-          <w:szCs w:val="22"/>
-        </w:rPr>
-        <w:t>360</w:t>
-      </w:r>
-      <w:r>
-        <w:rPr>
-          <w:sz w:val="22"/>
-          <w:szCs w:val="22"/>
-          <w:rtl/>
-        </w:rPr>
-        <w:t xml:space="preserve"> و</w:t>
-      </w:r>
-      <w:r>
-        <w:rPr>
-          <w:sz w:val="22"/>
-          <w:szCs w:val="22"/>
-        </w:rPr>
-        <w:t>1440</w:t>
-      </w:r>
-      <w:r>
-        <w:rPr>
-          <w:sz w:val="22"/>
-          <w:szCs w:val="22"/>
-          <w:rtl/>
-        </w:rPr>
-        <w:t xml:space="preserve"> مع حظر التخزين ورصد الطلبات. لا يثبت النشر أو جاهزية وظائف الحساب.</w:t>
-      </w:r>
-    </w:p>
-    <w:p>
-      <w:pPr>
-        <w:pStyle w:val="Heading2"/>
-        <w:bidi/>
-        <w:spacing w:before="240" w:after="160" w:line="288" w:lineRule="auto"/>
-      </w:pPr>
+        </w:rPr>
+        <w:t>11.3</w:t>
+      </w:r>
       <w:r>
         <w:rPr>
           <w:rFonts w:ascii="Arial" w:eastAsia="Arial" w:hAnsi="Arial" w:cs="Arial"/>
           <w:sz w:val="24"/>
           <w:szCs w:val="24"/>
-        </w:rPr>
-        <w:t>11.4</w:t>
-      </w:r>
+          <w:rtl/>
+        </w:rPr>
+        <w:t xml:space="preserve"> سجل المصادر</w:t>
+      </w:r>
+    </w:p>
+    <w:p>
+      <w:pPr>
+        <w:bidi/>
+        <w:spacing w:line="288" w:lineRule="auto"/>
+      </w:pPr>
+      <w:r>
+        <w:rPr>
+          <w:sz w:val="22"/>
+          <w:szCs w:val="22"/>
+          <w:rtl/>
+        </w:rPr>
+        <w:t xml:space="preserve">المسارات أدناه نسبية إلى جذر مستودع </w:t>
+      </w:r>
+      <w:r>
+        <w:rPr>
+          <w:sz w:val="22"/>
+          <w:szCs w:val="22"/>
+        </w:rPr>
+        <w:t>GrowSpace</w:t>
+      </w:r>
+      <w:r>
+        <w:rPr>
+          <w:sz w:val="22"/>
+          <w:szCs w:val="22"/>
+          <w:rtl/>
+        </w:rPr>
+        <w:t xml:space="preserve"> لتظل قابلة للنقل بين أعضاء الفريق. المراجع المعيارية قُرئت في </w:t>
+      </w:r>
+      <w:r>
+        <w:rPr>
+          <w:sz w:val="22"/>
+          <w:szCs w:val="22"/>
+        </w:rPr>
+        <w:t>6</w:t>
+      </w:r>
+      <w:r>
+        <w:rPr>
+          <w:sz w:val="22"/>
+          <w:szCs w:val="22"/>
+          <w:rtl/>
+        </w:rPr>
+        <w:t xml:space="preserve"> سبتمبر </w:t>
+      </w:r>
+      <w:r>
+        <w:rPr>
+          <w:sz w:val="22"/>
+          <w:szCs w:val="22"/>
+        </w:rPr>
+        <w:t>2026</w:t>
+      </w:r>
+      <w:r>
+        <w:rPr>
+          <w:sz w:val="22"/>
+          <w:szCs w:val="22"/>
+          <w:rtl/>
+        </w:rPr>
+        <w:t xml:space="preserve">، والمعاينة في </w:t>
+      </w:r>
+      <w:r>
+        <w:rPr>
+          <w:sz w:val="22"/>
+          <w:szCs w:val="22"/>
+        </w:rPr>
+        <w:t>8</w:t>
+      </w:r>
+      <w:r>
+        <w:rPr>
+          <w:sz w:val="22"/>
+          <w:szCs w:val="22"/>
+          <w:rtl/>
+        </w:rPr>
+        <w:t xml:space="preserve"> سبتمبر، ومراجع </w:t>
+      </w:r>
+      <w:r>
+        <w:rPr>
+          <w:sz w:val="22"/>
+          <w:szCs w:val="22"/>
+        </w:rPr>
+        <w:t>Firebase</w:t>
+      </w:r>
+      <w:r>
+        <w:rPr>
+          <w:sz w:val="22"/>
+          <w:szCs w:val="22"/>
+          <w:rtl/>
+        </w:rPr>
+        <w:t xml:space="preserve"> في </w:t>
+      </w:r>
+      <w:r>
+        <w:rPr>
+          <w:sz w:val="22"/>
+          <w:szCs w:val="22"/>
+        </w:rPr>
+        <w:t>9</w:t>
+      </w:r>
+      <w:r>
+        <w:rPr>
+          <w:sz w:val="22"/>
+          <w:szCs w:val="22"/>
+          <w:rtl/>
+        </w:rPr>
+        <w:t xml:space="preserve"> سبتمبر وفق سجل كل مصدر. لا يتضمن السجل أسرار البيئة أو بيانات حسابات حقيقية.</w:t>
+      </w:r>
+    </w:p>
+    <w:p>
+      <w:pPr>
+        <w:keepNext/>
+        <w:bidi/>
+        <w:spacing w:after="60" w:line="288" w:lineRule="auto"/>
+      </w:pPr>
+      <w:r>
+        <w:rPr>
+          <w:b/>
+          <w:bCs/>
+          <w:sz w:val="22"/>
+          <w:szCs w:val="22"/>
+        </w:rPr>
+        <w:t>S01</w:t>
+      </w:r>
+      <w:r>
+        <w:rPr>
+          <w:b/>
+          <w:bCs/>
+          <w:sz w:val="22"/>
+          <w:szCs w:val="22"/>
+          <w:rtl/>
+        </w:rPr>
+        <w:t xml:space="preserve">  قرار معتمد</w:t>
+      </w:r>
+    </w:p>
+    <w:p>
+      <w:pPr>
+        <w:keepNext/>
+        <w:bidi/>
+        <w:spacing w:after="60" w:line="288" w:lineRule="auto"/>
+      </w:pPr>
+      <w:r>
+        <w:rPr>
+          <w:rtl/>
+        </w:rPr>
+        <w:t>خطة المستخدم وإجاباته في هذه المحادثة</w:t>
+      </w:r>
+    </w:p>
+    <w:p>
+      <w:pPr>
+        <w:bidi/>
+        <w:spacing w:after="160" w:line="288" w:lineRule="auto"/>
+      </w:pPr>
+      <w:r>
+        <w:rPr>
+          <w:sz w:val="22"/>
+          <w:szCs w:val="22"/>
+          <w:rtl/>
+        </w:rPr>
+        <w:t xml:space="preserve">الاستخدام: الويب المستهدف، العربية، </w:t>
+      </w:r>
+      <w:r>
+        <w:rPr>
+          <w:sz w:val="22"/>
+          <w:szCs w:val="22"/>
+        </w:rPr>
+        <w:t>Word</w:t>
+      </w:r>
+      <w:r>
+        <w:rPr>
+          <w:sz w:val="22"/>
+          <w:szCs w:val="22"/>
+          <w:rtl/>
+        </w:rPr>
+        <w:t xml:space="preserve"> و</w:t>
+      </w:r>
+      <w:r>
+        <w:rPr>
+          <w:sz w:val="22"/>
+          <w:szCs w:val="22"/>
+        </w:rPr>
+        <w:t>PDF</w:t>
+      </w:r>
+      <w:r>
+        <w:rPr>
+          <w:sz w:val="22"/>
+          <w:szCs w:val="22"/>
+          <w:rtl/>
+        </w:rPr>
+        <w:t xml:space="preserve">، إكمال الوظائف الحالية وإدراج </w:t>
+      </w:r>
+      <w:r>
+        <w:rPr>
+          <w:sz w:val="22"/>
+          <w:szCs w:val="22"/>
+        </w:rPr>
+        <w:t>Google</w:t>
+      </w:r>
+      <w:r>
+        <w:rPr>
+          <w:sz w:val="22"/>
+          <w:szCs w:val="22"/>
+          <w:rtl/>
+        </w:rPr>
+        <w:t xml:space="preserve"> وتأجيل قائمة الانتظار.</w:t>
+      </w:r>
+    </w:p>
+    <w:p>
+      <w:pPr>
+        <w:keepNext/>
+        <w:bidi/>
+        <w:spacing w:after="60" w:line="288" w:lineRule="auto"/>
+      </w:pPr>
+      <w:r>
+        <w:rPr>
+          <w:b/>
+          <w:bCs/>
+          <w:sz w:val="22"/>
+          <w:szCs w:val="22"/>
+        </w:rPr>
+        <w:t>S02</w:t>
+      </w:r>
+      <w:r>
+        <w:rPr>
+          <w:b/>
+          <w:bCs/>
+          <w:sz w:val="22"/>
+          <w:szCs w:val="22"/>
+          <w:rtl/>
+        </w:rPr>
+        <w:t xml:space="preserve">  توثيق المشروع</w:t>
+      </w:r>
+    </w:p>
+    <w:p>
+      <w:pPr>
+        <w:keepNext/>
+        <w:bidi/>
+        <w:spacing w:after="60" w:line="288" w:lineRule="auto"/>
+      </w:pPr>
+      <w:r>
+        <w:t>README.md</w:t>
+      </w:r>
+      <w:r>
+        <w:rPr>
+          <w:rtl/>
+        </w:rPr>
+        <w:t xml:space="preserve">؛ </w:t>
+      </w:r>
+      <w:r>
+        <w:t>Website/README.md</w:t>
+      </w:r>
+      <w:r>
+        <w:rPr>
+          <w:rtl/>
+        </w:rPr>
+        <w:t xml:space="preserve">؛ </w:t>
+      </w:r>
+      <w:r>
+        <w:t>mobileapp/README.md</w:t>
+      </w:r>
+    </w:p>
+    <w:p>
+      <w:pPr>
+        <w:bidi/>
+        <w:spacing w:after="160" w:line="288" w:lineRule="auto"/>
+      </w:pPr>
+      <w:r>
+        <w:rPr>
+          <w:sz w:val="22"/>
+          <w:szCs w:val="22"/>
+          <w:rtl/>
+        </w:rPr>
+        <w:t>الاستخدام: فئة الطلاب وحدود الويب والجوال ووصف المزايا المستهدفة وحالة التطوير.</w:t>
+      </w:r>
+    </w:p>
+    <w:p>
+      <w:pPr>
+        <w:keepNext/>
+        <w:bidi/>
+        <w:spacing w:after="60" w:line="288" w:lineRule="auto"/>
+      </w:pPr>
+      <w:r>
+        <w:rPr>
+          <w:b/>
+          <w:bCs/>
+          <w:sz w:val="22"/>
+          <w:szCs w:val="22"/>
+        </w:rPr>
+        <w:t>S03</w:t>
+      </w:r>
+      <w:r>
+        <w:rPr>
+          <w:b/>
+          <w:bCs/>
+          <w:sz w:val="22"/>
+          <w:szCs w:val="22"/>
+          <w:rtl/>
+        </w:rPr>
+        <w:t xml:space="preserve">  سلوك ظاهر في الكود</w:t>
+      </w:r>
+    </w:p>
+    <w:p>
+      <w:pPr>
+        <w:keepNext/>
+        <w:bidi/>
+        <w:spacing w:after="60" w:line="288" w:lineRule="auto"/>
+      </w:pPr>
+      <w:r>
+        <w:t>Website/features/auth/AuthPage.tsx</w:t>
+      </w:r>
+      <w:r>
+        <w:rPr>
+          <w:rtl/>
+        </w:rPr>
+        <w:t xml:space="preserve">؛ </w:t>
+      </w:r>
+      <w:r>
+        <w:t>ForgotPasswordPage.tsx</w:t>
+      </w:r>
+      <w:r>
+        <w:rPr>
+          <w:rtl/>
+        </w:rPr>
+        <w:t xml:space="preserve">؛ </w:t>
+      </w:r>
+      <w:r>
+        <w:t>ResetPasswordPage.tsx</w:t>
+      </w:r>
+      <w:r>
+        <w:rPr>
+          <w:rtl/>
+        </w:rPr>
+        <w:t xml:space="preserve"> في المجلد نفسه</w:t>
+      </w:r>
+    </w:p>
+    <w:p>
+      <w:pPr>
+        <w:bidi/>
+        <w:spacing w:after="160" w:line="288" w:lineRule="auto"/>
+      </w:pPr>
+      <w:r>
+        <w:rPr>
+          <w:sz w:val="22"/>
+          <w:szCs w:val="22"/>
+          <w:rtl/>
+        </w:rPr>
+        <w:t>الاستخدام: مسارات البريد و</w:t>
+      </w:r>
+      <w:r>
+        <w:rPr>
+          <w:sz w:val="22"/>
+          <w:szCs w:val="22"/>
+        </w:rPr>
+        <w:t>Google</w:t>
+      </w:r>
+      <w:r>
+        <w:rPr>
+          <w:sz w:val="22"/>
+          <w:szCs w:val="22"/>
+          <w:rtl/>
+        </w:rPr>
+        <w:t xml:space="preserve"> والاستعادة والتحقق الحالي.</w:t>
+      </w:r>
+    </w:p>
+    <w:p>
+      <w:pPr>
+        <w:keepNext/>
+        <w:bidi/>
+        <w:spacing w:after="60" w:line="288" w:lineRule="auto"/>
+      </w:pPr>
+      <w:r>
+        <w:rPr>
+          <w:b/>
+          <w:bCs/>
+          <w:sz w:val="22"/>
+          <w:szCs w:val="22"/>
+        </w:rPr>
+        <w:t>S04</w:t>
+      </w:r>
+      <w:r>
+        <w:rPr>
+          <w:b/>
+          <w:bCs/>
+          <w:sz w:val="22"/>
+          <w:szCs w:val="22"/>
+          <w:rtl/>
+        </w:rPr>
+        <w:t xml:space="preserve">  سلوك ظاهر في الكود</w:t>
+      </w:r>
+    </w:p>
+    <w:p>
+      <w:pPr>
+        <w:keepNext/>
+        <w:bidi/>
+        <w:spacing w:after="60" w:line="288" w:lineRule="auto"/>
+      </w:pPr>
+      <w:r>
+        <w:t>Website/features/dashboard/DashboardPage.tsx</w:t>
+      </w:r>
+      <w:r>
+        <w:rPr>
+          <w:rtl/>
+        </w:rPr>
+        <w:t xml:space="preserve">؛ </w:t>
+      </w:r>
+      <w:r>
+        <w:t>Overview.tsx</w:t>
+      </w:r>
+      <w:r>
+        <w:rPr>
+          <w:rtl/>
+        </w:rPr>
+        <w:t xml:space="preserve">؛ </w:t>
+      </w:r>
+      <w:r>
+        <w:t>types.ts</w:t>
+      </w:r>
+    </w:p>
+    <w:p>
+      <w:pPr>
+        <w:bidi/>
+        <w:spacing w:after="160" w:line="288" w:lineRule="auto"/>
+      </w:pPr>
+      <w:r>
+        <w:rPr>
+          <w:sz w:val="22"/>
+          <w:szCs w:val="22"/>
+          <w:rtl/>
+        </w:rPr>
+        <w:t xml:space="preserve">الاستخدام: قراءة </w:t>
+      </w:r>
+      <w:r>
+        <w:rPr>
+          <w:sz w:val="22"/>
+          <w:szCs w:val="22"/>
+        </w:rPr>
+        <w:t>10</w:t>
+      </w:r>
+      <w:r>
+        <w:rPr>
+          <w:sz w:val="22"/>
+          <w:szCs w:val="22"/>
+          <w:rtl/>
+        </w:rPr>
+        <w:t xml:space="preserve"> سبتمبر </w:t>
+      </w:r>
+      <w:r>
+        <w:rPr>
+          <w:sz w:val="22"/>
+          <w:szCs w:val="22"/>
+        </w:rPr>
+        <w:t>2026:</w:t>
+      </w:r>
+      <w:r>
+        <w:rPr>
+          <w:sz w:val="22"/>
+          <w:szCs w:val="22"/>
+          <w:rtl/>
+        </w:rPr>
+        <w:t xml:space="preserve"> تنظيم الحساب والروابط بمعرفات ثابتة وحفظ المسودات وتأكيد الخادم؛ لا تثبت جاهزية الإنتاج.</w:t>
+      </w:r>
+    </w:p>
+    <w:p>
+      <w:pPr>
+        <w:keepNext/>
+        <w:bidi/>
+        <w:spacing w:after="60" w:line="288" w:lineRule="auto"/>
+      </w:pPr>
+      <w:r>
+        <w:rPr>
+          <w:b/>
+          <w:bCs/>
+          <w:sz w:val="22"/>
+          <w:szCs w:val="22"/>
+        </w:rPr>
+        <w:lastRenderedPageBreak/>
+        <w:t>S05</w:t>
+      </w:r>
+      <w:r>
+        <w:rPr>
+          <w:b/>
+          <w:bCs/>
+          <w:sz w:val="22"/>
+          <w:szCs w:val="22"/>
+          <w:rtl/>
+        </w:rPr>
+        <w:t xml:space="preserve">  قواعد وبيانات محلية</w:t>
+      </w:r>
+    </w:p>
+    <w:p>
+      <w:pPr>
+        <w:keepNext/>
+        <w:bidi/>
+        <w:spacing w:after="60" w:line="288" w:lineRule="auto"/>
+      </w:pPr>
+      <w:r>
+        <w:t>Website/firestore.rules</w:t>
+      </w:r>
+      <w:r>
+        <w:rPr>
+          <w:rtl/>
+        </w:rPr>
+        <w:t xml:space="preserve">؛ </w:t>
+      </w:r>
+      <w:r>
+        <w:t>Website/lib/firebase/repository.ts</w:t>
+      </w:r>
+      <w:r>
+        <w:rPr>
+          <w:rtl/>
+        </w:rPr>
+        <w:t xml:space="preserve">؛ </w:t>
+      </w:r>
+      <w:r>
+        <w:t>drafts.ts</w:t>
+      </w:r>
+    </w:p>
+    <w:p>
+      <w:pPr>
+        <w:bidi/>
+        <w:spacing w:after="160" w:line="288" w:lineRule="auto"/>
+      </w:pPr>
+      <w:r>
+        <w:rPr>
+          <w:sz w:val="22"/>
+          <w:szCs w:val="22"/>
+          <w:rtl/>
+        </w:rPr>
+        <w:t xml:space="preserve">الاستخدام: بنية ملكية </w:t>
+      </w:r>
+      <w:r>
+        <w:rPr>
+          <w:sz w:val="22"/>
+          <w:szCs w:val="22"/>
+        </w:rPr>
+        <w:t>Firestore</w:t>
+      </w:r>
+      <w:r>
+        <w:rPr>
+          <w:sz w:val="22"/>
+          <w:szCs w:val="22"/>
+          <w:rtl/>
+        </w:rPr>
+        <w:t xml:space="preserve"> والتحقق ومعاملات الحفظ والمسودات؛ تحل محل تعريف </w:t>
+      </w:r>
+      <w:r>
+        <w:rPr>
+          <w:sz w:val="22"/>
+          <w:szCs w:val="22"/>
+        </w:rPr>
+        <w:t>SQL</w:t>
+      </w:r>
+      <w:r>
+        <w:rPr>
+          <w:sz w:val="22"/>
+          <w:szCs w:val="22"/>
+          <w:rtl/>
+        </w:rPr>
+        <w:t xml:space="preserve"> المحلي السابق. نشر القواعد على الخدمة الفعلية غير متحقق.</w:t>
+      </w:r>
+    </w:p>
+    <w:p>
+      <w:pPr>
+        <w:keepNext/>
+        <w:bidi/>
+        <w:spacing w:after="60" w:line="288" w:lineRule="auto"/>
+      </w:pPr>
+      <w:r>
+        <w:rPr>
+          <w:b/>
+          <w:bCs/>
+          <w:sz w:val="22"/>
+          <w:szCs w:val="22"/>
+        </w:rPr>
+        <w:t>S06</w:t>
+      </w:r>
+      <w:r>
+        <w:rPr>
+          <w:b/>
+          <w:bCs/>
+          <w:sz w:val="22"/>
+          <w:szCs w:val="22"/>
+          <w:rtl/>
+        </w:rPr>
+        <w:t xml:space="preserve">  واجهات وترجمة</w:t>
+      </w:r>
+    </w:p>
+    <w:p>
+      <w:pPr>
+        <w:keepNext/>
+        <w:bidi/>
+        <w:spacing w:after="60" w:line="288" w:lineRule="auto"/>
+      </w:pPr>
+      <w:r>
+        <w:t>Website/app</w:t>
+      </w:r>
+      <w:r>
+        <w:rPr>
+          <w:rtl/>
+        </w:rPr>
+        <w:t xml:space="preserve">؛ </w:t>
+      </w:r>
+      <w:r>
+        <w:t>Website/components/marketing/HomePage.tsx</w:t>
+      </w:r>
+      <w:r>
+        <w:rPr>
+          <w:rtl/>
+        </w:rPr>
+        <w:t xml:space="preserve">؛ </w:t>
+      </w:r>
+      <w:r>
+        <w:t>Website/features/legal/LegalPage.tsx</w:t>
+      </w:r>
+    </w:p>
+    <w:p>
+      <w:pPr>
+        <w:bidi/>
+        <w:spacing w:after="160" w:line="288" w:lineRule="auto"/>
+      </w:pPr>
+      <w:r>
+        <w:rPr>
+          <w:sz w:val="22"/>
+          <w:szCs w:val="22"/>
+          <w:rtl/>
+        </w:rPr>
+        <w:t>الاستخدام: المسارات والنصوص واللغتان والصفحات العامة.</w:t>
+      </w:r>
+    </w:p>
+    <w:p>
+      <w:pPr>
+        <w:keepNext/>
+        <w:bidi/>
+        <w:spacing w:after="60" w:line="288" w:lineRule="auto"/>
+      </w:pPr>
+      <w:r>
+        <w:rPr>
+          <w:b/>
+          <w:bCs/>
+          <w:sz w:val="22"/>
+          <w:szCs w:val="22"/>
+        </w:rPr>
+        <w:t>S07</w:t>
+      </w:r>
+      <w:r>
+        <w:rPr>
+          <w:b/>
+          <w:bCs/>
+          <w:sz w:val="22"/>
+          <w:szCs w:val="22"/>
+          <w:rtl/>
+        </w:rPr>
+        <w:t xml:space="preserve">  إعدادات تقنية</w:t>
+      </w:r>
+    </w:p>
+    <w:p>
+      <w:pPr>
+        <w:keepNext/>
+        <w:bidi/>
+        <w:spacing w:after="60" w:line="288" w:lineRule="auto"/>
+      </w:pPr>
+      <w:r>
+        <w:t>Website/package.json</w:t>
+      </w:r>
+      <w:r>
+        <w:rPr>
+          <w:rtl/>
+        </w:rPr>
+        <w:t xml:space="preserve">؛ </w:t>
+      </w:r>
+      <w:r>
+        <w:t>next.config.mjs</w:t>
+      </w:r>
+      <w:r>
+        <w:rPr>
+          <w:rtl/>
+        </w:rPr>
+        <w:t xml:space="preserve">؛ </w:t>
+      </w:r>
+      <w:r>
+        <w:t>lib/firebase/browser.ts</w:t>
+      </w:r>
+      <w:r>
+        <w:rPr>
+          <w:rtl/>
+        </w:rPr>
+        <w:t xml:space="preserve">؛ </w:t>
+      </w:r>
+      <w:r>
+        <w:t>firebase.json</w:t>
+      </w:r>
+      <w:r>
+        <w:rPr>
+          <w:rtl/>
+        </w:rPr>
+        <w:t>؛ .</w:t>
+      </w:r>
+      <w:r>
+        <w:t>github/workflows/deploy-pages.yml</w:t>
+      </w:r>
+    </w:p>
+    <w:p>
+      <w:pPr>
+        <w:bidi/>
+        <w:spacing w:after="160" w:line="288" w:lineRule="auto"/>
+      </w:pPr>
+      <w:r>
+        <w:rPr>
+          <w:sz w:val="22"/>
+          <w:szCs w:val="22"/>
+          <w:rtl/>
+        </w:rPr>
+        <w:t xml:space="preserve">الاستخدام: </w:t>
+      </w:r>
+      <w:r>
+        <w:rPr>
+          <w:sz w:val="22"/>
+          <w:szCs w:val="22"/>
+        </w:rPr>
+        <w:t>Next.js</w:t>
+      </w:r>
+      <w:r>
+        <w:rPr>
+          <w:sz w:val="22"/>
+          <w:szCs w:val="22"/>
+          <w:rtl/>
+        </w:rPr>
+        <w:t xml:space="preserve"> و</w:t>
+      </w:r>
+      <w:r>
+        <w:rPr>
+          <w:sz w:val="22"/>
+          <w:szCs w:val="22"/>
+        </w:rPr>
+        <w:t>Firebase</w:t>
+      </w:r>
+      <w:r>
+        <w:rPr>
+          <w:sz w:val="22"/>
+          <w:szCs w:val="22"/>
+          <w:rtl/>
+        </w:rPr>
+        <w:t xml:space="preserve"> والتصدير الثابت؛ بناء </w:t>
+      </w:r>
+      <w:r>
+        <w:rPr>
+          <w:sz w:val="22"/>
+          <w:szCs w:val="22"/>
+        </w:rPr>
+        <w:t>GitHub Pages</w:t>
+      </w:r>
+      <w:r>
+        <w:rPr>
+          <w:sz w:val="22"/>
+          <w:szCs w:val="22"/>
+          <w:rtl/>
+        </w:rPr>
+        <w:t xml:space="preserve"> مستمر والنشر مشروط بجاهزية الانتقال. </w:t>
+      </w:r>
+      <w:r>
+        <w:rPr>
+          <w:sz w:val="22"/>
+          <w:szCs w:val="22"/>
+        </w:rPr>
+        <w:t>Firebase Hosting</w:t>
+      </w:r>
+      <w:r>
+        <w:rPr>
+          <w:sz w:val="22"/>
+          <w:szCs w:val="22"/>
+          <w:rtl/>
+        </w:rPr>
+        <w:t xml:space="preserve"> مهيأ محليًا فقط.</w:t>
+      </w:r>
+    </w:p>
+    <w:p>
+      <w:pPr>
+        <w:keepNext/>
+        <w:bidi/>
+        <w:spacing w:after="60" w:line="288" w:lineRule="auto"/>
+      </w:pPr>
+      <w:r>
+        <w:rPr>
+          <w:b/>
+          <w:bCs/>
+          <w:sz w:val="22"/>
+          <w:szCs w:val="22"/>
+        </w:rPr>
+        <w:t>S08</w:t>
+      </w:r>
+      <w:r>
+        <w:rPr>
+          <w:b/>
+          <w:bCs/>
+          <w:sz w:val="22"/>
+          <w:szCs w:val="22"/>
+          <w:rtl/>
+        </w:rPr>
+        <w:t xml:space="preserve">  مرجع خدمة رسمي</w:t>
+      </w:r>
+    </w:p>
+    <w:p>
+      <w:pPr>
+        <w:keepNext/>
+        <w:bidi/>
+        <w:spacing w:after="60" w:line="288" w:lineRule="auto"/>
+      </w:pPr>
+      <w:r>
+        <w:t>https://firebase.google.com/docs/auth/web/google-signin</w:t>
+      </w:r>
+    </w:p>
+    <w:p>
+      <w:pPr>
+        <w:bidi/>
+        <w:spacing w:after="160" w:line="288" w:lineRule="auto"/>
+      </w:pPr>
+      <w:r>
+        <w:rPr>
+          <w:sz w:val="22"/>
+          <w:szCs w:val="22"/>
+          <w:rtl/>
+        </w:rPr>
+        <w:t xml:space="preserve">الاستخدام: </w:t>
+      </w:r>
+      <w:r>
+        <w:rPr>
+          <w:sz w:val="22"/>
+          <w:szCs w:val="22"/>
+        </w:rPr>
+        <w:t>Firebase Authentication</w:t>
+      </w:r>
+      <w:r>
+        <w:rPr>
+          <w:sz w:val="22"/>
+          <w:szCs w:val="22"/>
+          <w:rtl/>
+        </w:rPr>
+        <w:t xml:space="preserve"> ودخول </w:t>
+      </w:r>
+      <w:r>
+        <w:rPr>
+          <w:sz w:val="22"/>
+          <w:szCs w:val="22"/>
+        </w:rPr>
+        <w:t>Google</w:t>
+      </w:r>
+      <w:r>
+        <w:rPr>
+          <w:sz w:val="22"/>
+          <w:szCs w:val="22"/>
+          <w:rtl/>
+        </w:rPr>
+        <w:t xml:space="preserve">؛ مرجع مقروء في </w:t>
+      </w:r>
+      <w:r>
+        <w:rPr>
+          <w:sz w:val="22"/>
+          <w:szCs w:val="22"/>
+        </w:rPr>
+        <w:t>9</w:t>
+      </w:r>
+      <w:r>
+        <w:rPr>
+          <w:sz w:val="22"/>
+          <w:szCs w:val="22"/>
+          <w:rtl/>
+        </w:rPr>
+        <w:t xml:space="preserve"> سبتمبر </w:t>
+      </w:r>
+      <w:r>
+        <w:rPr>
+          <w:sz w:val="22"/>
+          <w:szCs w:val="22"/>
+        </w:rPr>
+        <w:t>2026.</w:t>
+      </w:r>
+    </w:p>
+    <w:p>
+      <w:pPr>
+        <w:keepNext/>
+        <w:bidi/>
+        <w:spacing w:after="60" w:line="288" w:lineRule="auto"/>
+      </w:pPr>
+      <w:r>
+        <w:rPr>
+          <w:b/>
+          <w:bCs/>
+          <w:sz w:val="22"/>
+          <w:szCs w:val="22"/>
+        </w:rPr>
+        <w:t>S09</w:t>
+      </w:r>
+      <w:r>
+        <w:rPr>
+          <w:b/>
+          <w:bCs/>
+          <w:sz w:val="22"/>
+          <w:szCs w:val="22"/>
+          <w:rtl/>
+        </w:rPr>
+        <w:t xml:space="preserve">  مرجع خدمة رسمي</w:t>
+      </w:r>
+    </w:p>
+    <w:p>
+      <w:pPr>
+        <w:keepNext/>
+        <w:bidi/>
+        <w:spacing w:after="60" w:line="288" w:lineRule="auto"/>
+      </w:pPr>
+      <w:r>
+        <w:t>https://firebase.google.com/docs/firestore/security/rules-conditions</w:t>
+      </w:r>
+    </w:p>
+    <w:p>
+      <w:pPr>
+        <w:bidi/>
+        <w:spacing w:after="160" w:line="288" w:lineRule="auto"/>
+      </w:pPr>
+      <w:r>
+        <w:rPr>
+          <w:sz w:val="22"/>
+          <w:szCs w:val="22"/>
+          <w:rtl/>
+        </w:rPr>
+        <w:t xml:space="preserve">الاستخدام: قواعد </w:t>
+      </w:r>
+      <w:r>
+        <w:rPr>
+          <w:sz w:val="22"/>
+          <w:szCs w:val="22"/>
+        </w:rPr>
+        <w:t>Firestore</w:t>
+      </w:r>
+      <w:r>
+        <w:rPr>
+          <w:sz w:val="22"/>
+          <w:szCs w:val="22"/>
+          <w:rtl/>
+        </w:rPr>
+        <w:t xml:space="preserve"> والتحقق من هوية الطلب وملكية البيانات؛ مرجع مقروء في </w:t>
+      </w:r>
+      <w:r>
+        <w:rPr>
+          <w:sz w:val="22"/>
+          <w:szCs w:val="22"/>
+        </w:rPr>
+        <w:t>9</w:t>
+      </w:r>
+      <w:r>
+        <w:rPr>
+          <w:sz w:val="22"/>
+          <w:szCs w:val="22"/>
+          <w:rtl/>
+        </w:rPr>
+        <w:t xml:space="preserve"> سبتمبر </w:t>
+      </w:r>
+      <w:r>
+        <w:rPr>
+          <w:sz w:val="22"/>
+          <w:szCs w:val="22"/>
+        </w:rPr>
+        <w:t>2026.</w:t>
+      </w:r>
+    </w:p>
+    <w:p>
+      <w:pPr>
+        <w:keepNext/>
+        <w:bidi/>
+        <w:spacing w:after="60" w:line="288" w:lineRule="auto"/>
+      </w:pPr>
+      <w:r>
+        <w:rPr>
+          <w:b/>
+          <w:bCs/>
+          <w:sz w:val="22"/>
+          <w:szCs w:val="22"/>
+        </w:rPr>
+        <w:t>S10</w:t>
+      </w:r>
+      <w:r>
+        <w:rPr>
+          <w:b/>
+          <w:bCs/>
+          <w:sz w:val="22"/>
+          <w:szCs w:val="22"/>
+          <w:rtl/>
+        </w:rPr>
+        <w:t xml:space="preserve">  مرجع معياري</w:t>
+      </w:r>
+    </w:p>
+    <w:p>
+      <w:pPr>
+        <w:keepNext/>
+        <w:bidi/>
+        <w:spacing w:after="60" w:line="288" w:lineRule="auto"/>
+      </w:pPr>
+      <w:r>
+        <w:t>https://www.iso.org/standard/72089.html</w:t>
+      </w:r>
+    </w:p>
+    <w:p>
+      <w:pPr>
+        <w:bidi/>
+        <w:spacing w:after="160" w:line="288" w:lineRule="auto"/>
+      </w:pPr>
+      <w:r>
+        <w:rPr>
+          <w:sz w:val="22"/>
+          <w:szCs w:val="22"/>
+          <w:rtl/>
+        </w:rPr>
+        <w:t xml:space="preserve">الاستخدام: </w:t>
+      </w:r>
+      <w:r>
+        <w:rPr>
+          <w:sz w:val="22"/>
+          <w:szCs w:val="22"/>
+        </w:rPr>
+        <w:t>ISO/IEC/IEEE 29148:2018</w:t>
+      </w:r>
+      <w:r>
+        <w:rPr>
+          <w:sz w:val="22"/>
+          <w:szCs w:val="22"/>
+          <w:rtl/>
+        </w:rPr>
+        <w:t xml:space="preserve"> مرجع استرشادي لهندسة المتطلبات؛ لا يُدعى اعتماد مطابقة رسمي.</w:t>
+      </w:r>
+    </w:p>
+    <w:p>
+      <w:pPr>
+        <w:keepNext/>
+        <w:bidi/>
+        <w:spacing w:after="60" w:line="288" w:lineRule="auto"/>
+      </w:pPr>
+      <w:r>
+        <w:rPr>
+          <w:b/>
+          <w:bCs/>
+          <w:sz w:val="22"/>
+          <w:szCs w:val="22"/>
+        </w:rPr>
+        <w:t>S11</w:t>
+      </w:r>
+      <w:r>
+        <w:rPr>
+          <w:b/>
+          <w:bCs/>
+          <w:sz w:val="22"/>
+          <w:szCs w:val="22"/>
+          <w:rtl/>
+        </w:rPr>
+        <w:t xml:space="preserve">  توجيه مراجعة معتمد</w:t>
+      </w:r>
+    </w:p>
+    <w:p>
+      <w:pPr>
+        <w:keepNext/>
+        <w:bidi/>
+        <w:spacing w:after="60" w:line="288" w:lineRule="auto"/>
+      </w:pPr>
+      <w:r>
+        <w:rPr>
+          <w:rtl/>
+        </w:rPr>
+        <w:t xml:space="preserve">تعليق المستخدم بتاريخ </w:t>
+      </w:r>
+      <w:r>
+        <w:t>8</w:t>
+      </w:r>
+      <w:r>
+        <w:rPr>
+          <w:rtl/>
+        </w:rPr>
+        <w:t xml:space="preserve"> سبتمبر </w:t>
+      </w:r>
+      <w:r>
+        <w:t>2026</w:t>
+      </w:r>
+      <w:r>
+        <w:rPr>
+          <w:rtl/>
+        </w:rPr>
+        <w:t xml:space="preserve"> على </w:t>
+      </w:r>
+      <w:r>
+        <w:t>FR-DAT-004</w:t>
+      </w:r>
+      <w:r>
+        <w:rPr>
+          <w:rtl/>
+        </w:rPr>
+        <w:t xml:space="preserve"> في الصفحة </w:t>
+      </w:r>
+      <w:r>
+        <w:t>11</w:t>
+      </w:r>
+      <w:r>
+        <w:rPr>
+          <w:rtl/>
+        </w:rPr>
+        <w:t xml:space="preserve"> من المسودة</w:t>
+      </w:r>
+    </w:p>
+    <w:p>
+      <w:pPr>
+        <w:bidi/>
+        <w:spacing w:after="160" w:line="288" w:lineRule="auto"/>
+      </w:pPr>
+      <w:r>
+        <w:rPr>
+          <w:sz w:val="22"/>
+          <w:szCs w:val="22"/>
+          <w:rtl/>
+        </w:rPr>
+        <w:t>الاستخدام: الاحتفاظ بمسودات محلية غير متزامنة عند انتهاء الجلسة، واستعادتها بعد الدخول، وعدم اعتبارها محفوظة قبل تأكيد الخادم، وفصلها عن التجربة.</w:t>
+      </w:r>
+    </w:p>
+    <w:p>
+      <w:pPr>
+        <w:keepNext/>
+        <w:bidi/>
+        <w:spacing w:after="60" w:line="288" w:lineRule="auto"/>
+      </w:pPr>
+      <w:r>
+        <w:rPr>
+          <w:b/>
+          <w:bCs/>
+          <w:sz w:val="22"/>
+          <w:szCs w:val="22"/>
+        </w:rPr>
+        <w:t>S12</w:t>
+      </w:r>
+      <w:r>
+        <w:rPr>
+          <w:b/>
+          <w:bCs/>
+          <w:sz w:val="22"/>
+          <w:szCs w:val="22"/>
+          <w:rtl/>
+        </w:rPr>
+        <w:t xml:space="preserve">  قرار نطاق معتمد</w:t>
+      </w:r>
+    </w:p>
+    <w:p>
+      <w:pPr>
+        <w:keepNext/>
+        <w:bidi/>
+        <w:spacing w:after="60" w:line="288" w:lineRule="auto"/>
+      </w:pPr>
+      <w:r>
+        <w:rPr>
+          <w:rtl/>
+        </w:rPr>
+        <w:t xml:space="preserve">طلب المستخدم بتاريخ </w:t>
+      </w:r>
+      <w:r>
+        <w:t>8</w:t>
+      </w:r>
+      <w:r>
+        <w:rPr>
+          <w:rtl/>
+        </w:rPr>
+        <w:t xml:space="preserve"> سبتمبر </w:t>
+      </w:r>
+      <w:r>
+        <w:t>2026</w:t>
+      </w:r>
+      <w:r>
+        <w:rPr>
+          <w:rtl/>
+        </w:rPr>
+        <w:t xml:space="preserve"> استبدال التجربة بمعاينة اللوحة التفاعلية</w:t>
+      </w:r>
+    </w:p>
+    <w:p>
+      <w:pPr>
+        <w:bidi/>
+        <w:spacing w:after="160" w:line="288" w:lineRule="auto"/>
+      </w:pPr>
+      <w:r>
+        <w:rPr>
+          <w:sz w:val="22"/>
+          <w:szCs w:val="22"/>
+          <w:rtl/>
+        </w:rPr>
+        <w:t xml:space="preserve">الاستخدام: يلغي الكتابة والحفظ ومخزن التجربة؛ يسمح بالتنقل والعرض على أمثلة ثابتة دون بيانات مستخدم. حُفظت معرفات </w:t>
+      </w:r>
+      <w:r>
+        <w:rPr>
+          <w:sz w:val="22"/>
+          <w:szCs w:val="22"/>
+        </w:rPr>
+        <w:t>FR-DEM-001</w:t>
+      </w:r>
+      <w:r>
+        <w:rPr>
+          <w:sz w:val="22"/>
+          <w:szCs w:val="22"/>
+          <w:rtl/>
+        </w:rPr>
+        <w:t xml:space="preserve"> إلى </w:t>
+      </w:r>
+      <w:r>
+        <w:rPr>
+          <w:sz w:val="22"/>
+          <w:szCs w:val="22"/>
+        </w:rPr>
+        <w:t>FR-DEM-003</w:t>
+      </w:r>
+      <w:r>
+        <w:rPr>
+          <w:sz w:val="22"/>
+          <w:szCs w:val="22"/>
+          <w:rtl/>
+        </w:rPr>
+        <w:t xml:space="preserve"> بمعناها المحدّث للتتبع.</w:t>
+      </w:r>
+    </w:p>
+    <w:p>
+      <w:pPr>
+        <w:keepNext/>
+        <w:bidi/>
+        <w:spacing w:after="60" w:line="288" w:lineRule="auto"/>
+      </w:pPr>
+      <w:r>
+        <w:rPr>
+          <w:b/>
+          <w:bCs/>
+          <w:sz w:val="22"/>
+          <w:szCs w:val="22"/>
+        </w:rPr>
+        <w:t>S13</w:t>
+      </w:r>
+      <w:r>
+        <w:rPr>
+          <w:b/>
+          <w:bCs/>
+          <w:sz w:val="22"/>
+          <w:szCs w:val="22"/>
+          <w:rtl/>
+        </w:rPr>
+        <w:t xml:space="preserve">  تنفيذ وفحص محلي محدود</w:t>
+      </w:r>
+    </w:p>
+    <w:p>
+      <w:pPr>
+        <w:keepNext/>
+        <w:bidi/>
+        <w:spacing w:after="60" w:line="288" w:lineRule="auto"/>
+      </w:pPr>
+      <w:r>
+        <w:t>Website/features/preview/PreviewPage.tsx</w:t>
+      </w:r>
+      <w:r>
+        <w:rPr>
+          <w:rtl/>
+        </w:rPr>
+        <w:t xml:space="preserve"> و</w:t>
+      </w:r>
+      <w:r>
+        <w:t>data.ts</w:t>
+      </w:r>
+      <w:r>
+        <w:rPr>
+          <w:rtl/>
+        </w:rPr>
+        <w:t xml:space="preserve">؛ </w:t>
+      </w:r>
+      <w:r>
+        <w:t>app/preview/page.tsx</w:t>
+      </w:r>
+      <w:r>
+        <w:rPr>
+          <w:rtl/>
+        </w:rPr>
+        <w:t xml:space="preserve"> و</w:t>
+      </w:r>
+      <w:r>
+        <w:t>app/demo/page.tsx</w:t>
+      </w:r>
+      <w:r>
+        <w:rPr>
+          <w:rtl/>
+        </w:rPr>
+        <w:t xml:space="preserve">؛ </w:t>
+      </w:r>
+      <w:r>
+        <w:t>components/marketing/TodayPreview.tsx</w:t>
+      </w:r>
+    </w:p>
+    <w:p>
+      <w:pPr>
+        <w:bidi/>
+        <w:spacing w:after="160" w:line="288" w:lineRule="auto"/>
+      </w:pPr>
+      <w:r>
+        <w:rPr>
+          <w:sz w:val="22"/>
+          <w:szCs w:val="22"/>
+          <w:rtl/>
+        </w:rPr>
+        <w:t xml:space="preserve">الاستخدام: اجتاز فحص الأنواع والبناء واختبار </w:t>
+      </w:r>
+      <w:r>
+        <w:rPr>
+          <w:sz w:val="22"/>
+          <w:szCs w:val="22"/>
+        </w:rPr>
+        <w:t>Chrome</w:t>
+      </w:r>
+      <w:r>
+        <w:rPr>
+          <w:sz w:val="22"/>
+          <w:szCs w:val="22"/>
+          <w:rtl/>
+        </w:rPr>
+        <w:t xml:space="preserve"> محليًا للأقسام واللغتين والعرض </w:t>
+      </w:r>
+      <w:r>
+        <w:rPr>
+          <w:sz w:val="22"/>
+          <w:szCs w:val="22"/>
+        </w:rPr>
+        <w:t>360</w:t>
+      </w:r>
+      <w:r>
+        <w:rPr>
+          <w:sz w:val="22"/>
+          <w:szCs w:val="22"/>
+          <w:rtl/>
+        </w:rPr>
+        <w:t xml:space="preserve"> و</w:t>
+      </w:r>
+      <w:r>
+        <w:rPr>
+          <w:sz w:val="22"/>
+          <w:szCs w:val="22"/>
+        </w:rPr>
+        <w:t>1440</w:t>
+      </w:r>
+      <w:r>
+        <w:rPr>
+          <w:sz w:val="22"/>
+          <w:szCs w:val="22"/>
+          <w:rtl/>
+        </w:rPr>
+        <w:t xml:space="preserve"> مع حظر التخزين ورصد الطلبات. لا يثبت النشر أو جاهزية وظائف الحساب.</w:t>
+      </w:r>
+    </w:p>
+    <w:p>
+      <w:pPr>
+        <w:keepNext/>
+        <w:bidi/>
+        <w:spacing w:after="60" w:line="288" w:lineRule="auto"/>
+      </w:pPr>
+      <w:r>
+        <w:rPr>
+          <w:b/>
+          <w:bCs/>
+          <w:sz w:val="22"/>
+          <w:szCs w:val="22"/>
+        </w:rPr>
+        <w:t>S14</w:t>
+      </w:r>
+      <w:r>
+        <w:rPr>
+          <w:b/>
+          <w:bCs/>
+          <w:sz w:val="22"/>
+          <w:szCs w:val="22"/>
+          <w:rtl/>
+        </w:rPr>
+        <w:t xml:space="preserve">  قرار خدمة معتمد</w:t>
+      </w:r>
+    </w:p>
+    <w:p>
+      <w:pPr>
+        <w:keepNext/>
+        <w:bidi/>
+        <w:spacing w:after="60" w:line="288" w:lineRule="auto"/>
+      </w:pPr>
+      <w:r>
+        <w:rPr>
+          <w:rtl/>
+        </w:rPr>
+        <w:t xml:space="preserve">توجيهات المستخدم بشأن </w:t>
+      </w:r>
+      <w:r>
+        <w:t>Firebase</w:t>
+      </w:r>
+      <w:r>
+        <w:rPr>
+          <w:rtl/>
+        </w:rPr>
+        <w:t xml:space="preserve"> في هذه المحادثة</w:t>
+      </w:r>
+    </w:p>
+    <w:p>
+      <w:pPr>
+        <w:bidi/>
+        <w:spacing w:after="160" w:line="288" w:lineRule="auto"/>
+      </w:pPr>
+      <w:r>
+        <w:rPr>
+          <w:sz w:val="22"/>
+          <w:szCs w:val="22"/>
+          <w:rtl/>
+        </w:rPr>
+        <w:t xml:space="preserve">الاستخدام: استبدال </w:t>
+      </w:r>
+      <w:r>
+        <w:rPr>
+          <w:sz w:val="22"/>
+          <w:szCs w:val="22"/>
+        </w:rPr>
+        <w:t>Supabase</w:t>
+      </w:r>
+      <w:r>
+        <w:rPr>
+          <w:sz w:val="22"/>
+          <w:szCs w:val="22"/>
+          <w:rtl/>
+        </w:rPr>
+        <w:t xml:space="preserve"> بالكامل؛ البريد و</w:t>
+      </w:r>
+      <w:r>
+        <w:rPr>
+          <w:sz w:val="22"/>
+          <w:szCs w:val="22"/>
+        </w:rPr>
+        <w:t>Google</w:t>
+      </w:r>
+      <w:r>
+        <w:rPr>
+          <w:sz w:val="22"/>
+          <w:szCs w:val="22"/>
+          <w:rtl/>
+        </w:rPr>
+        <w:t xml:space="preserve"> فقط؛ استبعاد رفع الملفات. أفكار الذكاء الاصطناعي للتنظيم والقراءة مقترحات توسع لاحقة ولم تُنفذ.</w:t>
+      </w:r>
+    </w:p>
+    <w:p>
+      <w:pPr>
+        <w:keepNext/>
+        <w:bidi/>
+        <w:spacing w:after="60" w:line="288" w:lineRule="auto"/>
+      </w:pPr>
+      <w:r>
+        <w:rPr>
+          <w:b/>
+          <w:bCs/>
+          <w:sz w:val="22"/>
+          <w:szCs w:val="22"/>
+        </w:rPr>
+        <w:lastRenderedPageBreak/>
+        <w:t>S15</w:t>
+      </w:r>
+      <w:r>
+        <w:rPr>
+          <w:b/>
+          <w:bCs/>
+          <w:sz w:val="22"/>
+          <w:szCs w:val="22"/>
+          <w:rtl/>
+        </w:rPr>
+        <w:t xml:space="preserve">  اختبار محلي محدود</w:t>
+      </w:r>
+    </w:p>
+    <w:p>
+      <w:pPr>
+        <w:keepNext/>
+        <w:bidi/>
+        <w:spacing w:after="60" w:line="288" w:lineRule="auto"/>
+      </w:pPr>
+      <w:r>
+        <w:t>Website/tests/firebase.test.ts</w:t>
+      </w:r>
+      <w:r>
+        <w:rPr>
+          <w:rtl/>
+        </w:rPr>
+        <w:t xml:space="preserve">؛ </w:t>
+      </w:r>
+      <w:r>
+        <w:t>Website/MIGRATION.md</w:t>
+      </w:r>
+      <w:r>
+        <w:rPr>
+          <w:rtl/>
+        </w:rPr>
+        <w:t xml:space="preserve">؛ </w:t>
+      </w:r>
+      <w:r>
+        <w:t>commit 87675a6</w:t>
+      </w:r>
+    </w:p>
+    <w:p>
+      <w:pPr>
+        <w:bidi/>
+        <w:spacing w:after="160" w:line="288" w:lineRule="auto"/>
+      </w:pPr>
+      <w:r>
+        <w:rPr>
+          <w:sz w:val="22"/>
+          <w:szCs w:val="22"/>
+          <w:rtl/>
+        </w:rPr>
+        <w:t xml:space="preserve">الاستخدام: اجتازت عشرة اختبارات محاكي لعزل الملكية والتحقق وتعارض المسودات ومنع تكرار الكتابة. اجتاز فحص </w:t>
+      </w:r>
+      <w:r>
+        <w:rPr>
+          <w:sz w:val="22"/>
+          <w:szCs w:val="22"/>
+        </w:rPr>
+        <w:t>TypeScript</w:t>
+      </w:r>
+      <w:r>
+        <w:rPr>
+          <w:sz w:val="22"/>
+          <w:szCs w:val="22"/>
+          <w:rtl/>
+        </w:rPr>
+        <w:t xml:space="preserve"> وبناء الإنتاج؛ ليست نتائج اختبار خدمة فعلية أو قبولًا لجميع </w:t>
+      </w:r>
+      <w:r>
+        <w:rPr>
+          <w:sz w:val="22"/>
+          <w:szCs w:val="22"/>
+        </w:rPr>
+        <w:t>TC.</w:t>
+      </w:r>
+    </w:p>
+    <w:p>
+      <w:pPr>
+        <w:keepNext/>
+        <w:bidi/>
+        <w:spacing w:after="60" w:line="288" w:lineRule="auto"/>
+      </w:pPr>
+      <w:r>
+        <w:rPr>
+          <w:b/>
+          <w:bCs/>
+          <w:sz w:val="22"/>
+          <w:szCs w:val="22"/>
+        </w:rPr>
+        <w:t>S16</w:t>
+      </w:r>
+      <w:r>
+        <w:rPr>
+          <w:b/>
+          <w:bCs/>
+          <w:sz w:val="22"/>
+          <w:szCs w:val="22"/>
+          <w:rtl/>
+        </w:rPr>
+        <w:t xml:space="preserve">  قرار نقل معتمد</w:t>
+      </w:r>
+    </w:p>
+    <w:p>
+      <w:pPr>
+        <w:keepNext/>
+        <w:bidi/>
+        <w:spacing w:after="60" w:line="288" w:lineRule="auto"/>
+      </w:pPr>
+      <w:r>
+        <w:rPr>
+          <w:rtl/>
+        </w:rPr>
+        <w:t>رد المستخدم في هذه المحادثة باختيار نقل الحسابات والبيانات الفعلية</w:t>
+      </w:r>
+    </w:p>
+    <w:p>
+      <w:pPr>
+        <w:bidi/>
+        <w:spacing w:after="160" w:line="288" w:lineRule="auto"/>
+      </w:pPr>
+      <w:r>
+        <w:rPr>
+          <w:sz w:val="22"/>
+          <w:szCs w:val="22"/>
+          <w:rtl/>
+        </w:rPr>
+        <w:t xml:space="preserve">الاستخدام: لا بداية فارغة؛ يلزم استخراج المصدر وصلاحيات إدارية للهدف. حتى </w:t>
+      </w:r>
+      <w:r>
+        <w:rPr>
+          <w:sz w:val="22"/>
+          <w:szCs w:val="22"/>
+        </w:rPr>
+        <w:t>10</w:t>
+      </w:r>
+      <w:r>
+        <w:rPr>
+          <w:sz w:val="22"/>
+          <w:szCs w:val="22"/>
+          <w:rtl/>
+        </w:rPr>
+        <w:t xml:space="preserve"> سبتمبر </w:t>
+      </w:r>
+      <w:r>
+        <w:rPr>
+          <w:sz w:val="22"/>
+          <w:szCs w:val="22"/>
+        </w:rPr>
+        <w:t>2026</w:t>
+      </w:r>
+      <w:r>
+        <w:rPr>
+          <w:sz w:val="22"/>
+          <w:szCs w:val="22"/>
+          <w:rtl/>
+        </w:rPr>
+        <w:t xml:space="preserve"> لم يُنفذ النقل أو حذف البيانات القديمة.</w:t>
+      </w:r>
+    </w:p>
+    <w:p>
+      <w:pPr>
+        <w:keepNext/>
+        <w:bidi/>
+        <w:spacing w:after="60" w:line="288" w:lineRule="auto"/>
+      </w:pPr>
+      <w:r>
+        <w:rPr>
+          <w:b/>
+          <w:bCs/>
+          <w:sz w:val="22"/>
+          <w:szCs w:val="22"/>
+        </w:rPr>
+        <w:t>S17</w:t>
+      </w:r>
+      <w:r>
+        <w:rPr>
+          <w:b/>
+          <w:bCs/>
+          <w:sz w:val="22"/>
+          <w:szCs w:val="22"/>
+          <w:rtl/>
+        </w:rPr>
+        <w:t xml:space="preserve">  مرجع خدمة رسمي</w:t>
+      </w:r>
+    </w:p>
+    <w:p>
+      <w:pPr>
+        <w:keepNext/>
+        <w:bidi/>
+        <w:spacing w:after="60" w:line="288" w:lineRule="auto"/>
+      </w:pPr>
+      <w:r>
+        <w:t>https://firebase.google.com/docs/firestore/manage-data/transactions</w:t>
+      </w:r>
+    </w:p>
+    <w:p>
+      <w:pPr>
+        <w:bidi/>
+        <w:spacing w:after="160" w:line="288" w:lineRule="auto"/>
+      </w:pPr>
+      <w:r>
+        <w:rPr>
+          <w:sz w:val="22"/>
+          <w:szCs w:val="22"/>
+          <w:rtl/>
+        </w:rPr>
+        <w:t>الاستخدام: تأكيد المعاملات وتعاملها مع التعارض؛ لا يُعامل حفظ محلي على أنه نجاح معاملة سحابية.</w:t>
+      </w:r>
+    </w:p>
+    <w:p>
+      <w:pPr>
+        <w:pStyle w:val="Heading2"/>
+        <w:bidi/>
+        <w:spacing w:before="240" w:after="160" w:line="288" w:lineRule="auto"/>
+      </w:pPr>
       <w:r>
         <w:rPr>
           <w:rFonts w:ascii="Arial" w:eastAsia="Arial" w:hAnsi="Arial" w:cs="Arial"/>
           <w:sz w:val="24"/>
           <w:szCs w:val="24"/>
+        </w:rPr>
+        <w:t>11.4</w:t>
+      </w:r>
+      <w:r>
+        <w:rPr>
+          <w:rFonts w:ascii="Arial" w:eastAsia="Arial" w:hAnsi="Arial" w:cs="Arial"/>
+          <w:sz w:val="24"/>
+          <w:szCs w:val="24"/>
           <w:rtl/>
         </w:rPr>
         <w:t xml:space="preserve"> اعتماد المستند</w:t>
@@ -30914,7 +32818,7 @@
           <w:szCs w:val="22"/>
           <w:rtl/>
         </w:rPr>
-        <w:t xml:space="preserve">النطاق وتوجيها المسودات </w:t>
+        <w:t xml:space="preserve">النطاق والمسودات والمعاينة وقرارا </w:t>
       </w:r>
       <w:r>
         <w:rPr>
@@ -30923,7 +32827,7 @@
           <w:sz w:val="22"/>
           <w:szCs w:val="22"/>
         </w:rPr>
-        <w:t>S11</w:t>
+        <w:t>Firebase</w:t>
       </w:r>
       <w:r>
         <w:rPr>
@@ -30933,26 +32837,7 @@
           <w:szCs w:val="22"/>
           <w:rtl/>
         </w:rPr>
-        <w:t xml:space="preserve"> والمعاينة </w:t>
-      </w:r>
-      <w:r>
-        <w:rPr>
-          <w:b/>
-          <w:bCs/>
-          <w:sz w:val="22"/>
-          <w:szCs w:val="22"/>
-        </w:rPr>
-        <w:t>S12</w:t>
-      </w:r>
-      <w:r>
-        <w:rPr>
-          <w:b/>
-          <w:bCs/>
-          <w:sz w:val="22"/>
-          <w:szCs w:val="22"/>
-          <w:rtl/>
-        </w:rPr>
-        <w:t xml:space="preserve"> معتمدة؛ اعتماد بقية الحزمة التفصيلية معلق. بعد حسمها تُحدث المتطلبات والقبول والتتبع معًا ويصدر الإصدار </w:t>
+        <w:t xml:space="preserve"> ونقل البيانات معتمدة؛ اعتماد بقية الحزمة التفصيلية معلق. بعد حسمها تُحدث المتطلبات والقبول والتتبع معًا ويصدر الإصدار </w:t>
       </w:r>
       <w:r>
         <w:rPr>
@@ -31027,7 +32912,7 @@
         <w:sz w:val="16"/>
         <w:szCs w:val="16"/>
       </w:rPr>
-      <w:t xml:space="preserve">GrowSpace | SRS 0.10 | </w:t>
+      <w:t xml:space="preserve">GrowSpace | SRS 0.11 | </w:t>
     </w:r>
     <w:r>
       <w:fldChar w:fldCharType="begin"/>
@@ -31069,7 +32954,7 @@
         <w:sz w:val="16"/>
         <w:szCs w:val="16"/>
       </w:rPr>
-      <w:t xml:space="preserve">GrowSpace | SRS 0.10 | </w:t>
+      <w:t xml:space="preserve">GrowSpace | SRS 0.11 | </w:t>
     </w:r>
     <w:r>
       <w:fldChar w:fldCharType="begin"/>
@@ -31106,7 +32991,7 @@
         <w:sz w:val="16"/>
         <w:szCs w:val="16"/>
       </w:rPr>
-      <w:t xml:space="preserve">GrowSpace | SRS 0.10 | </w:t>
+      <w:t xml:space="preserve">GrowSpace | SRS 0.11 | </w:t>
     </w:r>
     <w:r>
       <w:fldChar w:fldCharType="begin"/>
@@ -31171,9 +33056,181 @@
 <file path=word/numbering.xml><?xml version="1.0" encoding="utf-8"?>
 <w:numbering xmlns:wpc="http://schemas.microsoft.com/office/word/2010/wordprocessingCanvas" xmlns:cx="http://schemas.microsoft.com/office/drawing/2014/chartex" xmlns:cx1="http://schemas.microsoft.com/office/drawing/2015/9/8/chartex" xmlns:cx2="http://schemas.microsoft.com/office/drawing/2015/10/21/chartex" xmlns:cx3="http://schemas.microsoft.com/office/drawing/2016/5/9/chartex" xmlns:cx4="http://schemas.microsoft.com/office/drawing/2016/5/10/chartex" xmlns:cx5="http://schemas.microsoft.com/office/drawing/2016/5/11/chartex" xmlns:cx6="http://schemas.microsoft.com/office/drawing/2016/5/12/chartex" xmlns:cx7="http://schemas.microsoft.com/office/drawing/2016/5/13/chartex" xmlns:cx8="http://schemas.microsoft.com/office/drawing/2016/5/14/chartex" xmlns:mc="http://schemas.openxmlformats.org/markup-compatibility/2006" xmlns:aink="http://schemas.microsoft.com/office/drawing/2016/ink" xmlns:am3d="http://schemas.microsoft.com/office/drawing/2017/model3d" xmlns:o="urn:schemas-microsoft-com:office:office" xmlns:oel="http://schemas.microsoft.com/office/2019/extlst" xmlns:r="http://schemas.openxmlformats.org/officeDocument/2006/relationships" xmlns:m="http://schemas.openxmlformats.org/officeDocument/2006/math" xmlns:v="urn:schemas-microsoft-com:vml" xmlns:wp14="http://schemas.microsoft.com/office/word/2010/wordprocessingDrawing" xmlns:wp="http://schemas.openxmlformats.org/drawingml/2006/wordprocessingDrawing" xmlns:w10="urn:schemas-microsoft-com:office:word" xmlns:w="http://schemas.openxmlformats.org/wordprocessingml/2006/main" xmlns:w14="http://schemas.microsoft.com/office/word/2010/wordml" xmlns:w15="http://schemas.microsoft.com/office/word/2012/wordml" xmlns:w16cex="http://schemas.microsoft.com/office/word/2018/wordml/cex" xmlns:w16cid="http://schemas.microsoft.com/office/word/2016/wordml/cid" xmlns:w16="http://schemas.microsoft.com/office/word/2018/wordml" xmlns:w16du="http://schemas.microsoft.com/office/word/2023/wordml/word16du" xmlns:w16sdtdh="http://schemas.microsoft.com/office/word/2020/wordml/sdtdatahash" xmlns:w16sdtfl="http://schemas.microsoft.com/office/word/2024/wordml/sdtformatlock" xmlns:w16se="http://schemas.microsoft.com/office/word/2015/wordml/symex" xmlns:wpg="http://schemas.microsoft.com/office/word/2010/wordprocessingGroup" xmlns:wpi="http://schemas.microsoft.com/office/word/2010/wordprocessingInk" xmlns:wne="http://schemas.microsoft.com/office/word/2006/wordml" xmlns:wps="http://schemas.microsoft.com/office/word/2010/wordprocessingShape" mc:Ignorable="w14 w15 w16se w16cid w16 w16cex w16sdtdh w16sdtfl w16du wp14">
   <w:abstractNum w:abstractNumId="0" w15:restartNumberingAfterBreak="0">
-    <w:nsid w:val="12586772"/>
+    <w:nsid w:val="71A51F9B"/>
     <w:multiLevelType w:val="multilevel"/>
-    <w:tmpl w:val="913E6246"/>
+    <w:tmpl w:val="7872436C"/>
+    <w:lvl w:ilvl="0">
+      <w:start w:val="1"/>
+      <w:numFmt w:val="lowerLetter"/>
+      <w:lvlText w:val="%1."/>
+      <w:lvlJc w:val="left"/>
+      <w:pPr>
+        <w:ind w:left="360" w:hanging="360"/>
+      </w:pPr>
+    </w:lvl>
+    <w:lvl w:ilvl="1">
+      <w:start w:val="1"/>
+      <w:numFmt w:val="bullet"/>
+      <w:lvlText w:val=""/>
+      <w:lvlJc w:val="left"/>
+      <w:pPr>
+        <w:ind w:left="0" w:firstLine="0"/>
+      </w:pPr>
+    </w:lvl>
+    <w:lvl w:ilvl="2">
+      <w:start w:val="1"/>
+      <w:numFmt w:val="bullet"/>
+      <w:lvlText w:val=""/>
+      <w:lvlJc w:val="left"/>
+      <w:pPr>
+        <w:ind w:left="0" w:firstLine="0"/>
+      </w:pPr>
+    </w:lvl>
+    <w:lvl w:ilvl="3">
+      <w:start w:val="1"/>
+      <w:numFmt w:val="bullet"/>
+      <w:lvlText w:val=""/>
+      <w:lvlJc w:val="left"/>
+      <w:pPr>
+        <w:ind w:left="0" w:firstLine="0"/>
+      </w:pPr>
+    </w:lvl>
+    <w:lvl w:ilvl="4">
+      <w:start w:val="1"/>
+      <w:numFmt w:val="bullet"/>
+      <w:lvlText w:val=""/>
+      <w:lvlJc w:val="left"/>
+      <w:pPr>
+        <w:ind w:left="0" w:firstLine="0"/>
+      </w:pPr>
+    </w:lvl>
+    <w:lvl w:ilvl="5">
+      <w:start w:val="1"/>
+      <w:numFmt w:val="bullet"/>
+      <w:lvlText w:val=""/>
+      <w:lvlJc w:val="left"/>
+      <w:pPr>
+        <w:ind w:left="0" w:firstLine="0"/>
+      </w:pPr>
+    </w:lvl>
+    <w:lvl w:ilvl="6">
+      <w:start w:val="1"/>
+      <w:numFmt w:val="bullet"/>
+      <w:lvlText w:val=""/>
+      <w:lvlJc w:val="left"/>
+      <w:pPr>
+        <w:ind w:left="0" w:firstLine="0"/>
+      </w:pPr>
+    </w:lvl>
+    <w:lvl w:ilvl="7">
+      <w:start w:val="1"/>
+      <w:numFmt w:val="bullet"/>
+      <w:lvlText w:val=""/>
+      <w:lvlJc w:val="left"/>
+      <w:pPr>
+        <w:ind w:left="0" w:firstLine="0"/>
+      </w:pPr>
+    </w:lvl>
+    <w:lvl w:ilvl="8">
+      <w:start w:val="1"/>
+      <w:numFmt w:val="bullet"/>
+      <w:lvlText w:val=""/>
+      <w:lvlJc w:val="left"/>
+      <w:pPr>
+        <w:ind w:left="0" w:firstLine="0"/>
+      </w:pPr>
+    </w:lvl>
+  </w:abstractNum>
+  <w:abstractNum w:abstractNumId="1" w15:restartNumberingAfterBreak="0">
+    <w:nsid w:val="729174EB"/>
+    <w:multiLevelType w:val="multilevel"/>
+    <w:tmpl w:val="5FE6534A"/>
+    <w:lvl w:ilvl="0">
+      <w:start w:val="1"/>
+      <w:numFmt w:val="lowerLetter"/>
+      <w:lvlText w:val="%1."/>
+      <w:lvlJc w:val="left"/>
+      <w:pPr>
+        <w:ind w:left="720" w:hanging="360"/>
+      </w:pPr>
+    </w:lvl>
+    <w:lvl w:ilvl="1">
+      <w:start w:val="1"/>
+      <w:numFmt w:val="bullet"/>
+      <w:lvlText w:val=""/>
+      <w:lvlJc w:val="left"/>
+      <w:pPr>
+        <w:ind w:left="0" w:firstLine="0"/>
+      </w:pPr>
+    </w:lvl>
+    <w:lvl w:ilvl="2">
+      <w:start w:val="1"/>
+      <w:numFmt w:val="bullet"/>
+      <w:lvlText w:val=""/>
+      <w:lvlJc w:val="left"/>
+      <w:pPr>
+        <w:ind w:left="0" w:firstLine="0"/>
+      </w:pPr>
+    </w:lvl>
+    <w:lvl w:ilvl="3">
+      <w:start w:val="1"/>
+      <w:numFmt w:val="bullet"/>
+      <w:lvlText w:val=""/>
+      <w:lvlJc w:val="left"/>
+      <w:pPr>
+        <w:ind w:left="0" w:firstLine="0"/>
+      </w:pPr>
+    </w:lvl>
+    <w:lvl w:ilvl="4">
+      <w:start w:val="1"/>
+      <w:numFmt w:val="bullet"/>
+      <w:lvlText w:val=""/>
+      <w:lvlJc w:val="left"/>
+      <w:pPr>
+        <w:ind w:left="0" w:firstLine="0"/>
+      </w:pPr>
+    </w:lvl>
+    <w:lvl w:ilvl="5">
+      <w:start w:val="1"/>
+      <w:numFmt w:val="bullet"/>
+      <w:lvlText w:val=""/>
+      <w:lvlJc w:val="left"/>
+      <w:pPr>
+        <w:ind w:left="0" w:firstLine="0"/>
+      </w:pPr>
+    </w:lvl>
+    <w:lvl w:ilvl="6">
+      <w:start w:val="1"/>
+      <w:numFmt w:val="bullet"/>
+      <w:lvlText w:val=""/>
+      <w:lvlJc w:val="left"/>
+      <w:pPr>
+        <w:ind w:left="0" w:firstLine="0"/>
+      </w:pPr>
+    </w:lvl>
+    <w:lvl w:ilvl="7">
+      <w:start w:val="1"/>
+      <w:numFmt w:val="bullet"/>
+      <w:lvlText w:val=""/>
+      <w:lvlJc w:val="left"/>
+      <w:pPr>
+        <w:ind w:left="0" w:firstLine="0"/>
+      </w:pPr>
+    </w:lvl>
+    <w:lvl w:ilvl="8">
+      <w:start w:val="1"/>
+      <w:numFmt w:val="bullet"/>
+      <w:lvlText w:val=""/>
+      <w:lvlJc w:val="left"/>
+      <w:pPr>
+        <w:ind w:left="0" w:firstLine="0"/>
+      </w:pPr>
+    </w:lvl>
+  </w:abstractNum>
+  <w:abstractNum w:abstractNumId="2" w15:restartNumberingAfterBreak="0">
+    <w:nsid w:val="793077EC"/>
+    <w:multiLevelType w:val="multilevel"/>
+    <w:tmpl w:val="E5963DE8"/>
     <w:lvl w:ilvl="0">
       <w:start w:val="1"/>
       <w:numFmt w:val="lowerLetter"/>
@@ -31256,96 +33313,10 @@
       </w:pPr>
     </w:lvl>
   </w:abstractNum>
-  <w:abstractNum w:abstractNumId="1" w15:restartNumberingAfterBreak="0">
-    <w:nsid w:val="45330704"/>
+  <w:abstractNum w:abstractNumId="3" w15:restartNumberingAfterBreak="0">
+    <w:nsid w:val="7FB47E5E"/>
     <w:multiLevelType w:val="multilevel"/>
-    <w:tmpl w:val="ACC0C3A6"/>
-    <w:lvl w:ilvl="0">
-      <w:start w:val="1"/>
-      <w:numFmt w:val="lowerLetter"/>
-      <w:lvlText w:val="%1."/>
-      <w:lvlJc w:val="left"/>
-      <w:pPr>
-        <w:ind w:left="360" w:hanging="360"/>
-      </w:pPr>
-    </w:lvl>
-    <w:lvl w:ilvl="1">
-      <w:start w:val="1"/>
-      <w:numFmt w:val="bullet"/>
-      <w:lvlText w:val=""/>
-      <w:lvlJc w:val="left"/>
-      <w:pPr>
-        <w:ind w:left="0" w:firstLine="0"/>
-      </w:pPr>
-    </w:lvl>
-    <w:lvl w:ilvl="2">
-      <w:start w:val="1"/>
-      <w:numFmt w:val="bullet"/>
-      <w:lvlText w:val=""/>
-      <w:lvlJc w:val="left"/>
-      <w:pPr>
-        <w:ind w:left="0" w:firstLine="0"/>
-      </w:pPr>
-    </w:lvl>
-    <w:lvl w:ilvl="3">
-      <w:start w:val="1"/>
-      <w:numFmt w:val="bullet"/>
-      <w:lvlText w:val=""/>
-      <w:lvlJc w:val="left"/>
-      <w:pPr>
-        <w:ind w:left="0" w:firstLine="0"/>
-      </w:pPr>
-    </w:lvl>
-    <w:lvl w:ilvl="4">
-      <w:start w:val="1"/>
-      <w:numFmt w:val="bullet"/>
-      <w:lvlText w:val=""/>
-      <w:lvlJc w:val="left"/>
-      <w:pPr>
-        <w:ind w:left="0" w:firstLine="0"/>
-      </w:pPr>
-    </w:lvl>
-    <w:lvl w:ilvl="5">
-      <w:start w:val="1"/>
-      <w:numFmt w:val="bullet"/>
-      <w:lvlText w:val=""/>
-      <w:lvlJc w:val="left"/>
-      <w:pPr>
-        <w:ind w:left="0" w:firstLine="0"/>
-      </w:pPr>
-    </w:lvl>
-    <w:lvl w:ilvl="6">
-      <w:start w:val="1"/>
-      <w:numFmt w:val="bullet"/>
-      <w:lvlText w:val=""/>
-      <w:lvlJc w:val="left"/>
-      <w:pPr>
-        <w:ind w:left="0" w:firstLine="0"/>
-      </w:pPr>
-    </w:lvl>
-    <w:lvl w:ilvl="7">
-      <w:start w:val="1"/>
-      <w:numFmt w:val="bullet"/>
-      <w:lvlText w:val=""/>
-      <w:lvlJc w:val="left"/>
-      <w:pPr>
-        <w:ind w:left="0" w:firstLine="0"/>
-      </w:pPr>
-    </w:lvl>
-    <w:lvl w:ilvl="8">
-      <w:start w:val="1"/>
-      <w:numFmt w:val="bullet"/>
-      <w:lvlText w:val=""/>
-      <w:lvlJc w:val="left"/>
-      <w:pPr>
-        <w:ind w:left="0" w:firstLine="0"/>
-      </w:pPr>
-    </w:lvl>
-  </w:abstractNum>
-  <w:abstractNum w:abstractNumId="2" w15:restartNumberingAfterBreak="0">
-    <w:nsid w:val="45C141D6"/>
-    <w:multiLevelType w:val="multilevel"/>
-    <w:tmpl w:val="BD54CC5C"/>
+    <w:tmpl w:val="84DC4EA2"/>
     <w:lvl w:ilvl="0">
       <w:start w:val="1"/>
       <w:numFmt w:val="lowerLetter"/>
@@ -31428,103 +33399,17 @@
       </w:pPr>
     </w:lvl>
   </w:abstractNum>
-  <w:abstractNum w:abstractNumId="3" w15:restartNumberingAfterBreak="0">
-    <w:nsid w:val="7C046C17"/>
-    <w:multiLevelType w:val="multilevel"/>
-    <w:tmpl w:val="1FCE7A02"/>
-    <w:lvl w:ilvl="0">
-      <w:start w:val="1"/>
-      <w:numFmt w:val="lowerLetter"/>
-      <w:lvlText w:val="%1."/>
-      <w:lvlJc w:val="left"/>
-      <w:pPr>
-        <w:ind w:left="720" w:hanging="360"/>
-      </w:pPr>
-    </w:lvl>
-    <w:lvl w:ilvl="1">
-      <w:start w:val="1"/>
-      <w:numFmt w:val="bullet"/>
-      <w:lvlText w:val=""/>
-      <w:lvlJc w:val="left"/>
-      <w:pPr>
-        <w:ind w:left="0" w:firstLine="0"/>
-      </w:pPr>
-    </w:lvl>
-    <w:lvl w:ilvl="2">
-      <w:start w:val="1"/>
-      <w:numFmt w:val="bullet"/>
-      <w:lvlText w:val=""/>
-      <w:lvlJc w:val="left"/>
-      <w:pPr>
-        <w:ind w:left="0" w:firstLine="0"/>
-      </w:pPr>
-    </w:lvl>
-    <w:lvl w:ilvl="3">
-      <w:start w:val="1"/>
-      <w:numFmt w:val="bullet"/>
-      <w:lvlText w:val=""/>
-      <w:lvlJc w:val="left"/>
-      <w:pPr>
-        <w:ind w:left="0" w:firstLine="0"/>
-      </w:pPr>
-    </w:lvl>
-    <w:lvl w:ilvl="4">
-      <w:start w:val="1"/>
-      <w:numFmt w:val="bullet"/>
-      <w:lvlText w:val=""/>
-      <w:lvlJc w:val="left"/>
-      <w:pPr>
-        <w:ind w:left="0" w:firstLine="0"/>
-      </w:pPr>
-    </w:lvl>
-    <w:lvl w:ilvl="5">
-      <w:start w:val="1"/>
-      <w:numFmt w:val="bullet"/>
-      <w:lvlText w:val=""/>
-      <w:lvlJc w:val="left"/>
-      <w:pPr>
-        <w:ind w:left="0" w:firstLine="0"/>
-      </w:pPr>
-    </w:lvl>
-    <w:lvl w:ilvl="6">
-      <w:start w:val="1"/>
-      <w:numFmt w:val="bullet"/>
-      <w:lvlText w:val=""/>
-      <w:lvlJc w:val="left"/>
-      <w:pPr>
-        <w:ind w:left="0" w:firstLine="0"/>
-      </w:pPr>
-    </w:lvl>
-    <w:lvl w:ilvl="7">
-      <w:start w:val="1"/>
-      <w:numFmt w:val="bullet"/>
-      <w:lvlText w:val=""/>
-      <w:lvlJc w:val="left"/>
-      <w:pPr>
-        <w:ind w:left="0" w:firstLine="0"/>
-      </w:pPr>
-    </w:lvl>
-    <w:lvl w:ilvl="8">
-      <w:start w:val="1"/>
-      <w:numFmt w:val="bullet"/>
-      <w:lvlText w:val=""/>
-      <w:lvlJc w:val="left"/>
-      <w:pPr>
-        <w:ind w:left="0" w:firstLine="0"/>
-      </w:pPr>
-    </w:lvl>
-  </w:abstractNum>
-  <w:num w:numId="1" w16cid:durableId="813644442">
+  <w:num w:numId="1" w16cid:durableId="1151480233">
+    <w:abstractNumId w:val="1"/>
+  </w:num>
+  <w:num w:numId="2" w16cid:durableId="2037652485">
     <w:abstractNumId w:val="3"/>
   </w:num>
-  <w:num w:numId="2" w16cid:durableId="1857773012">
+  <w:num w:numId="3" w16cid:durableId="1830363884">
     <w:abstractNumId w:val="2"/>
   </w:num>
-  <w:num w:numId="3" w16cid:durableId="1754662312">
+  <w:num w:numId="4" w16cid:durableId="633758943">
     <w:abstractNumId w:val="0"/>
-  </w:num>
-  <w:num w:numId="4" w16cid:durableId="119031447">
-    <w:abstractNumId w:val="1"/>
   </w:num>
 </w:numbering>
 </file>
@@ -32271,7 +34156,7 @@
     <w:autoRedefine/>
     <w:uiPriority w:val="39"/>
     <w:unhideWhenUsed/>
-    <w:rsid w:val="00673271"/>
+    <w:rsid w:val="004477B7"/>
     <w:pPr>
       <w:spacing w:after="100"/>
     </w:pPr>
@@ -32281,7 +34166,7 @@
     <w:basedOn w:val="DefaultParagraphFont"/>
     <w:uiPriority w:val="99"/>
     <w:unhideWhenUsed/>
-    <w:rsid w:val="00673271"/>
+    <w:rsid w:val="004477B7"/>
     <w:rPr>
       <w:color w:val="0000FF" w:themeColor="hyperlink"/>
       <w:u w:val="single"/>

--- a/output/documents/GrowSpace_SRS_AR.docx
+++ b/output/documents/GrowSpace_SRS_AR.docx
@@ -11,7 +11,6 @@
       <w:r>
         <w:rPr>
           <w:b w:val="0"/>
-          <w:color w:val="5A728D"/>
         </w:rPr>
         <w:t>GrowSpace</w:t>
       </w:r>
@@ -218,9 +217,11 @@
             </w:pPr>
             <w:r>
               <w:rPr>
+                <w:sz w:val="22"/>
+                <w:szCs w:val="22"/>
                 <w:rtl/>
               </w:rPr>
-              <w:t>مسودة للمراجعة والاعتماد</w:t>
+              <w:t>محدث للمراجعة والاعتماد</w:t>
             </w:r>
           </w:p>
         </w:tc>
@@ -248,7 +249,11 @@
               <w:spacing w:before="20" w:after="20" w:line="264" w:lineRule="auto"/>
             </w:pPr>
             <w:r>
-              <w:t>0.11</w:t>
+              <w:rPr>
+                <w:sz w:val="22"/>
+                <w:szCs w:val="22"/>
+              </w:rPr>
+              <w:t>0.12</w:t>
             </w:r>
           </w:p>
         </w:tc>
@@ -276,15 +281,25 @@
               <w:spacing w:before="20" w:after="20" w:line="264" w:lineRule="auto"/>
             </w:pPr>
             <w:r>
-              <w:t>10</w:t>
-            </w:r>
-            <w:r>
               <w:rPr>
+                <w:sz w:val="22"/>
+                <w:szCs w:val="22"/>
+              </w:rPr>
+              <w:t>22</w:t>
+            </w:r>
+            <w:r>
+              <w:rPr>
+                <w:sz w:val="22"/>
+                <w:szCs w:val="22"/>
                 <w:rtl/>
               </w:rPr>
               <w:t xml:space="preserve"> سبتمبر </w:t>
             </w:r>
             <w:r>
+              <w:rPr>
+                <w:sz w:val="22"/>
+                <w:szCs w:val="22"/>
+              </w:rPr>
               <w:t>2026</w:t>
             </w:r>
           </w:p>
@@ -757,7 +772,7 @@
         <w:bidi/>
         <w:spacing w:after="160" w:line="288" w:lineRule="auto"/>
       </w:pPr>
-      <w:bookmarkStart w:id="0" w:name="_Toc239912397"/>
+      <w:bookmarkStart w:id="0" w:name="_Toc240966807"/>
       <w:r>
         <w:rPr>
           <w:rtl/>
@@ -1622,6 +1637,142 @@
           </w:p>
         </w:tc>
       </w:tr>
+      <w:tr>
+        <w:trPr>
+          <w:cantSplit/>
+          <w:jc w:val="center"/>
+        </w:trPr>
+        <w:tc>
+          <w:tcPr>
+            <w:tcW w:w="1007" w:type="dxa"/>
+            <w:tcBorders>
+              <w:top w:val="single" w:sz="6" w:space="0" w:color="FFFFFF"/>
+              <w:left w:val="single" w:sz="6" w:space="0" w:color="FFFFFF"/>
+              <w:bottom w:val="single" w:sz="6" w:space="0" w:color="FFFFFF"/>
+              <w:right w:val="single" w:sz="6" w:space="0" w:color="FFFFFF"/>
+            </w:tcBorders>
+            <w:shd w:val="clear" w:color="auto" w:fill="E5F0F8"/>
+            <w:tcMar>
+              <w:top w:w="110" w:type="dxa"/>
+              <w:left w:w="120" w:type="dxa"/>
+              <w:bottom w:w="110" w:type="dxa"/>
+              <w:right w:w="120" w:type="dxa"/>
+            </w:tcMar>
+            <w:vAlign w:val="center"/>
+          </w:tcPr>
+          <w:p>
+            <w:pPr>
+              <w:bidi/>
+              <w:spacing w:before="20" w:after="20" w:line="264" w:lineRule="auto"/>
+            </w:pPr>
+            <w:r>
+              <w:rPr>
+                <w:sz w:val="22"/>
+                <w:szCs w:val="22"/>
+              </w:rPr>
+              <w:t>0.12</w:t>
+            </w:r>
+          </w:p>
+        </w:tc>
+        <w:tc>
+          <w:tcPr>
+            <w:tcW w:w="1584" w:type="dxa"/>
+            <w:tcBorders>
+              <w:top w:val="single" w:sz="6" w:space="0" w:color="FFFFFF"/>
+              <w:left w:val="single" w:sz="6" w:space="0" w:color="FFFFFF"/>
+              <w:bottom w:val="single" w:sz="6" w:space="0" w:color="FFFFFF"/>
+              <w:right w:val="single" w:sz="6" w:space="0" w:color="FFFFFF"/>
+            </w:tcBorders>
+            <w:shd w:val="clear" w:color="auto" w:fill="E5F0F8"/>
+            <w:tcMar>
+              <w:top w:w="110" w:type="dxa"/>
+              <w:left w:w="120" w:type="dxa"/>
+              <w:bottom w:w="110" w:type="dxa"/>
+              <w:right w:w="120" w:type="dxa"/>
+            </w:tcMar>
+            <w:vAlign w:val="center"/>
+          </w:tcPr>
+          <w:p>
+            <w:pPr>
+              <w:bidi/>
+              <w:spacing w:before="20" w:after="20" w:line="264" w:lineRule="auto"/>
+            </w:pPr>
+            <w:r>
+              <w:rPr>
+                <w:sz w:val="22"/>
+                <w:szCs w:val="22"/>
+              </w:rPr>
+              <w:t>2026-09-22</w:t>
+            </w:r>
+          </w:p>
+        </w:tc>
+        <w:tc>
+          <w:tcPr>
+            <w:tcW w:w="5184" w:type="dxa"/>
+            <w:tcBorders>
+              <w:top w:val="single" w:sz="6" w:space="0" w:color="FFFFFF"/>
+              <w:left w:val="single" w:sz="6" w:space="0" w:color="FFFFFF"/>
+              <w:bottom w:val="single" w:sz="6" w:space="0" w:color="FFFFFF"/>
+              <w:right w:val="single" w:sz="6" w:space="0" w:color="FFFFFF"/>
+            </w:tcBorders>
+            <w:shd w:val="clear" w:color="auto" w:fill="E5F0F8"/>
+            <w:tcMar>
+              <w:top w:w="110" w:type="dxa"/>
+              <w:left w:w="120" w:type="dxa"/>
+              <w:bottom w:w="110" w:type="dxa"/>
+              <w:right w:w="120" w:type="dxa"/>
+            </w:tcMar>
+            <w:vAlign w:val="center"/>
+          </w:tcPr>
+          <w:p>
+            <w:pPr>
+              <w:bidi/>
+              <w:spacing w:before="20" w:after="20" w:line="264" w:lineRule="auto"/>
+            </w:pPr>
+            <w:r>
+              <w:rPr>
+                <w:sz w:val="22"/>
+                <w:szCs w:val="22"/>
+                <w:rtl/>
+              </w:rPr>
+              <w:t>إتمام النقل والإغلاق والنشر؛ الاختبارات والفجوات؛ مقترح الذكاء الاصطناعي</w:t>
+            </w:r>
+          </w:p>
+        </w:tc>
+        <w:tc>
+          <w:tcPr>
+            <w:tcW w:w="2448" w:type="dxa"/>
+            <w:tcBorders>
+              <w:top w:val="single" w:sz="6" w:space="0" w:color="FFFFFF"/>
+              <w:left w:val="single" w:sz="6" w:space="0" w:color="FFFFFF"/>
+              <w:bottom w:val="single" w:sz="6" w:space="0" w:color="FFFFFF"/>
+              <w:right w:val="single" w:sz="6" w:space="0" w:color="FFFFFF"/>
+            </w:tcBorders>
+            <w:shd w:val="clear" w:color="auto" w:fill="E5F0F8"/>
+            <w:tcMar>
+              <w:top w:w="110" w:type="dxa"/>
+              <w:left w:w="120" w:type="dxa"/>
+              <w:bottom w:w="110" w:type="dxa"/>
+              <w:right w:w="120" w:type="dxa"/>
+            </w:tcMar>
+            <w:vAlign w:val="center"/>
+          </w:tcPr>
+          <w:p>
+            <w:pPr>
+              <w:bidi/>
+              <w:spacing w:before="20" w:after="20" w:line="264" w:lineRule="auto"/>
+            </w:pPr>
+            <w:r>
+              <w:rPr>
+                <w:sz w:val="22"/>
+                <w:szCs w:val="22"/>
+                <w:rtl/>
+              </w:rPr>
+              <w:t>محدث للمراجعة</w:t>
+            </w:r>
+          </w:p>
+        </w:tc>
+      </w:tr>
     </w:tbl>
     <w:p>
       <w:pPr>
@@ -1632,106 +1783,180 @@
         <w:rPr>
           <w:b/>
           <w:bCs/>
-          <w:sz w:val="22"/>
-          <w:szCs w:val="22"/>
-          <w:rtl/>
-        </w:rPr>
-        <w:t xml:space="preserve">حالة اعتماد القرارات: النطاق معتمد وفق </w:t>
+          <w:color w:val="000000"/>
+          <w:sz w:val="22"/>
+          <w:szCs w:val="22"/>
+          <w:rtl/>
+        </w:rPr>
+        <w:t>حالة الاعتماد: النطاق والمعاينة والمسودات و</w:t>
       </w:r>
       <w:r>
         <w:rPr>
           <w:b/>
           <w:bCs/>
-          <w:sz w:val="22"/>
-          <w:szCs w:val="22"/>
-        </w:rPr>
-        <w:t>S01</w:t>
+          <w:color w:val="000000"/>
+          <w:sz w:val="22"/>
+          <w:szCs w:val="22"/>
+        </w:rPr>
+        <w:t>Firebase</w:t>
       </w:r>
       <w:r>
         <w:rPr>
           <w:b/>
           <w:bCs/>
-          <w:sz w:val="22"/>
-          <w:szCs w:val="22"/>
-          <w:rtl/>
-        </w:rPr>
-        <w:t xml:space="preserve">، وتوجيها المسودات والمعاينة معتمدان وفق </w:t>
+          <w:color w:val="000000"/>
+          <w:sz w:val="22"/>
+          <w:szCs w:val="22"/>
+          <w:rtl/>
+        </w:rPr>
+        <w:t xml:space="preserve"> ونقل الحسابات وإغلاق </w:t>
       </w:r>
       <w:r>
         <w:rPr>
           <w:b/>
           <w:bCs/>
-          <w:sz w:val="22"/>
-          <w:szCs w:val="22"/>
-        </w:rPr>
-        <w:t>S11</w:t>
+          <w:color w:val="000000"/>
+          <w:sz w:val="22"/>
+          <w:szCs w:val="22"/>
+        </w:rPr>
+        <w:t>Supabase</w:t>
       </w:r>
       <w:r>
         <w:rPr>
           <w:b/>
           <w:bCs/>
-          <w:sz w:val="22"/>
-          <w:szCs w:val="22"/>
-          <w:rtl/>
-        </w:rPr>
-        <w:t xml:space="preserve"> و</w:t>
+          <w:color w:val="000000"/>
+          <w:sz w:val="22"/>
+          <w:szCs w:val="22"/>
+          <w:rtl/>
+        </w:rPr>
+        <w:t xml:space="preserve"> معتمدة. تبقى التفاصيل </w:t>
       </w:r>
       <w:r>
         <w:rPr>
           <w:b/>
           <w:bCs/>
-          <w:sz w:val="22"/>
-          <w:szCs w:val="22"/>
-        </w:rPr>
-        <w:t>S12.</w:t>
+          <w:color w:val="000000"/>
+          <w:sz w:val="22"/>
+          <w:szCs w:val="22"/>
+        </w:rPr>
+        <w:t>D01</w:t>
       </w:r>
       <w:r>
         <w:rPr>
           <w:b/>
           <w:bCs/>
-          <w:sz w:val="22"/>
-          <w:szCs w:val="22"/>
-          <w:rtl/>
-        </w:rPr>
-        <w:t xml:space="preserve"> يبقى اعتماد الحزمة التفصيلية </w:t>
+          <w:color w:val="000000"/>
+          <w:sz w:val="22"/>
+          <w:szCs w:val="22"/>
+          <w:rtl/>
+        </w:rPr>
+        <w:t xml:space="preserve"> و</w:t>
       </w:r>
       <w:r>
         <w:rPr>
           <w:b/>
           <w:bCs/>
-          <w:sz w:val="22"/>
-          <w:szCs w:val="22"/>
-        </w:rPr>
-        <w:t>D01</w:t>
+          <w:color w:val="000000"/>
+          <w:sz w:val="22"/>
+          <w:szCs w:val="22"/>
+        </w:rPr>
+        <w:t>D02</w:t>
       </w:r>
       <w:r>
         <w:rPr>
           <w:b/>
           <w:bCs/>
-          <w:sz w:val="22"/>
-          <w:szCs w:val="22"/>
-          <w:rtl/>
-        </w:rPr>
-        <w:t xml:space="preserve"> إلى </w:t>
+          <w:color w:val="000000"/>
+          <w:sz w:val="22"/>
+          <w:szCs w:val="22"/>
+          <w:rtl/>
+        </w:rPr>
+        <w:t xml:space="preserve"> و</w:t>
       </w:r>
       <w:r>
         <w:rPr>
           <w:b/>
           <w:bCs/>
-          <w:sz w:val="22"/>
-          <w:szCs w:val="22"/>
-        </w:rPr>
-        <w:t>D08</w:t>
+          <w:color w:val="000000"/>
+          <w:sz w:val="22"/>
+          <w:szCs w:val="22"/>
+        </w:rPr>
+        <w:t>D03</w:t>
       </w:r>
       <w:r>
         <w:rPr>
           <w:b/>
           <w:bCs/>
-          <w:sz w:val="22"/>
-          <w:szCs w:val="22"/>
-          <w:rtl/>
-        </w:rPr>
-        <w:t xml:space="preserve"> ككل معلقًا؛ المستند للمراجعة حتى استكماله.</w:t>
+          <w:color w:val="000000"/>
+          <w:sz w:val="22"/>
+          <w:szCs w:val="22"/>
+          <w:rtl/>
+        </w:rPr>
+        <w:t xml:space="preserve"> و</w:t>
+      </w:r>
+      <w:r>
+        <w:rPr>
+          <w:b/>
+          <w:bCs/>
+          <w:color w:val="000000"/>
+          <w:sz w:val="22"/>
+          <w:szCs w:val="22"/>
+        </w:rPr>
+        <w:t>D05</w:t>
+      </w:r>
+      <w:r>
+        <w:rPr>
+          <w:b/>
+          <w:bCs/>
+          <w:color w:val="000000"/>
+          <w:sz w:val="22"/>
+          <w:szCs w:val="22"/>
+          <w:rtl/>
+        </w:rPr>
+        <w:t xml:space="preserve"> و</w:t>
+      </w:r>
+      <w:r>
+        <w:rPr>
+          <w:b/>
+          <w:bCs/>
+          <w:color w:val="000000"/>
+          <w:sz w:val="22"/>
+          <w:szCs w:val="22"/>
+        </w:rPr>
+        <w:t>D07</w:t>
+      </w:r>
+      <w:r>
+        <w:rPr>
+          <w:b/>
+          <w:bCs/>
+          <w:color w:val="000000"/>
+          <w:sz w:val="22"/>
+          <w:szCs w:val="22"/>
+          <w:rtl/>
+        </w:rPr>
+        <w:t xml:space="preserve"> و</w:t>
+      </w:r>
+      <w:r>
+        <w:rPr>
+          <w:b/>
+          <w:bCs/>
+          <w:color w:val="000000"/>
+          <w:sz w:val="22"/>
+          <w:szCs w:val="22"/>
+        </w:rPr>
+        <w:t>D08</w:t>
+      </w:r>
+      <w:r>
+        <w:rPr>
+          <w:b/>
+          <w:bCs/>
+          <w:color w:val="000000"/>
+          <w:sz w:val="22"/>
+          <w:szCs w:val="22"/>
+          <w:rtl/>
+        </w:rPr>
+        <w:t xml:space="preserve"> ومتطلبات الذكاء الاصطناعي المقترحة للمراجعة؛ هذا الإصدار لا يعلن قبول جميع وظائف المنتج.</w:t>
       </w:r>
     </w:p>
     <w:p>
@@ -1791,7 +2016,7 @@
       <w:r>
         <w:fldChar w:fldCharType="separate"/>
       </w:r>
-      <w:hyperlink w:anchor="_Toc239912397" w:history="1">
+      <w:hyperlink w:anchor="_Toc240966807" w:history="1">
         <w:r>
           <w:rPr>
             <w:rStyle w:val="Hyperlink"/>
@@ -1819,7 +2044,7 @@
             <w:noProof/>
             <w:webHidden/>
           </w:rPr>
-          <w:instrText xml:space="preserve"> PAGEREF _Toc239912397 \h </w:instrText>
+          <w:instrText xml:space="preserve"> PAGEREF _Toc240966807 \h </w:instrText>
         </w:r>
         <w:r>
           <w:rPr>
@@ -1868,7 +2093,7 @@
           <w14:ligatures w14:val="standardContextual"/>
         </w:rPr>
       </w:pPr>
-      <w:hyperlink w:anchor="_Toc239912398" w:history="1">
+      <w:hyperlink w:anchor="_Toc240966808" w:history="1">
         <w:r>
           <w:rPr>
             <w:rStyle w:val="Hyperlink"/>
@@ -1903,7 +2128,7 @@
             <w:noProof/>
             <w:webHidden/>
           </w:rPr>
-          <w:instrText xml:space="preserve"> PAGEREF _Toc239912398 \h </w:instrText>
+          <w:instrText xml:space="preserve"> PAGEREF _Toc240966808 \h </w:instrText>
         </w:r>
         <w:r>
           <w:rPr>
@@ -1952,7 +2177,7 @@
           <w14:ligatures w14:val="standardContextual"/>
         </w:rPr>
       </w:pPr>
-      <w:hyperlink w:anchor="_Toc239912399" w:history="1">
+      <w:hyperlink w:anchor="_Toc240966809" w:history="1">
         <w:r>
           <w:rPr>
             <w:rStyle w:val="Hyperlink"/>
@@ -1987,7 +2212,7 @@
             <w:noProof/>
             <w:webHidden/>
           </w:rPr>
-          <w:instrText xml:space="preserve"> PAGEREF _Toc239912399 \h </w:instrText>
+          <w:instrText xml:space="preserve"> PAGEREF _Toc240966809 \h </w:instrText>
         </w:r>
         <w:r>
           <w:rPr>
@@ -2036,7 +2261,7 @@
           <w14:ligatures w14:val="standardContextual"/>
         </w:rPr>
       </w:pPr>
-      <w:hyperlink w:anchor="_Toc239912400" w:history="1">
+      <w:hyperlink w:anchor="_Toc240966810" w:history="1">
         <w:r>
           <w:rPr>
             <w:rStyle w:val="Hyperlink"/>
@@ -2071,7 +2296,7 @@
             <w:noProof/>
             <w:webHidden/>
           </w:rPr>
-          <w:instrText xml:space="preserve"> PAGEREF _Toc239912400 \h </w:instrText>
+          <w:instrText xml:space="preserve"> PAGEREF _Toc240966810 \h </w:instrText>
         </w:r>
         <w:r>
           <w:rPr>
@@ -2120,7 +2345,7 @@
           <w14:ligatures w14:val="standardContextual"/>
         </w:rPr>
       </w:pPr>
-      <w:hyperlink w:anchor="_Toc239912401" w:history="1">
+      <w:hyperlink w:anchor="_Toc240966811" w:history="1">
         <w:r>
           <w:rPr>
             <w:rStyle w:val="Hyperlink"/>
@@ -2155,7 +2380,7 @@
             <w:noProof/>
             <w:webHidden/>
           </w:rPr>
-          <w:instrText xml:space="preserve"> PAGEREF _Toc239912401 \h </w:instrText>
+          <w:instrText xml:space="preserve"> PAGEREF _Toc240966811 \h </w:instrText>
         </w:r>
         <w:r>
           <w:rPr>
@@ -2204,7 +2429,7 @@
           <w14:ligatures w14:val="standardContextual"/>
         </w:rPr>
       </w:pPr>
-      <w:hyperlink w:anchor="_Toc239912402" w:history="1">
+      <w:hyperlink w:anchor="_Toc240966812" w:history="1">
         <w:r>
           <w:rPr>
             <w:rStyle w:val="Hyperlink"/>
@@ -2239,7 +2464,7 @@
             <w:noProof/>
             <w:webHidden/>
           </w:rPr>
-          <w:instrText xml:space="preserve"> PAGEREF _Toc239912402 \h </w:instrText>
+          <w:instrText xml:space="preserve"> PAGEREF _Toc240966812 \h </w:instrText>
         </w:r>
         <w:r>
           <w:rPr>
@@ -2288,7 +2513,7 @@
           <w14:ligatures w14:val="standardContextual"/>
         </w:rPr>
       </w:pPr>
-      <w:hyperlink w:anchor="_Toc239912403" w:history="1">
+      <w:hyperlink w:anchor="_Toc240966813" w:history="1">
         <w:r>
           <w:rPr>
             <w:rStyle w:val="Hyperlink"/>
@@ -2323,7 +2548,7 @@
             <w:noProof/>
             <w:webHidden/>
           </w:rPr>
-          <w:instrText xml:space="preserve"> PAGEREF _Toc239912403 \h </w:instrText>
+          <w:instrText xml:space="preserve"> PAGEREF _Toc240966813 \h </w:instrText>
         </w:r>
         <w:r>
           <w:rPr>
@@ -2372,7 +2597,7 @@
           <w14:ligatures w14:val="standardContextual"/>
         </w:rPr>
       </w:pPr>
-      <w:hyperlink w:anchor="_Toc239912404" w:history="1">
+      <w:hyperlink w:anchor="_Toc240966814" w:history="1">
         <w:r>
           <w:rPr>
             <w:rStyle w:val="Hyperlink"/>
@@ -2407,7 +2632,7 @@
             <w:noProof/>
             <w:webHidden/>
           </w:rPr>
-          <w:instrText xml:space="preserve"> PAGEREF _Toc239912404 \h </w:instrText>
+          <w:instrText xml:space="preserve"> PAGEREF _Toc240966814 \h </w:instrText>
         </w:r>
         <w:r>
           <w:rPr>
@@ -2456,7 +2681,7 @@
           <w14:ligatures w14:val="standardContextual"/>
         </w:rPr>
       </w:pPr>
-      <w:hyperlink w:anchor="_Toc239912405" w:history="1">
+      <w:hyperlink w:anchor="_Toc240966815" w:history="1">
         <w:r>
           <w:rPr>
             <w:rStyle w:val="Hyperlink"/>
@@ -2491,7 +2716,7 @@
             <w:noProof/>
             <w:webHidden/>
           </w:rPr>
-          <w:instrText xml:space="preserve"> PAGEREF _Toc239912405 \h </w:instrText>
+          <w:instrText xml:space="preserve"> PAGEREF _Toc240966815 \h </w:instrText>
         </w:r>
         <w:r>
           <w:rPr>
@@ -2540,7 +2765,7 @@
           <w14:ligatures w14:val="standardContextual"/>
         </w:rPr>
       </w:pPr>
-      <w:hyperlink w:anchor="_Toc239912406" w:history="1">
+      <w:hyperlink w:anchor="_Toc240966816" w:history="1">
         <w:r>
           <w:rPr>
             <w:rStyle w:val="Hyperlink"/>
@@ -2575,7 +2800,7 @@
             <w:noProof/>
             <w:webHidden/>
           </w:rPr>
-          <w:instrText xml:space="preserve"> PAGEREF _Toc239912406 \h </w:instrText>
+          <w:instrText xml:space="preserve"> PAGEREF _Toc240966816 \h </w:instrText>
         </w:r>
         <w:r>
           <w:rPr>
@@ -2595,7 +2820,7 @@
             <w:noProof/>
             <w:webHidden/>
           </w:rPr>
-          <w:t>24</w:t>
+          <w:t>25</w:t>
         </w:r>
         <w:r>
           <w:rPr>
@@ -2624,7 +2849,7 @@
           <w14:ligatures w14:val="standardContextual"/>
         </w:rPr>
       </w:pPr>
-      <w:hyperlink w:anchor="_Toc239912407" w:history="1">
+      <w:hyperlink w:anchor="_Toc240966817" w:history="1">
         <w:r>
           <w:rPr>
             <w:rStyle w:val="Hyperlink"/>
@@ -2659,7 +2884,7 @@
             <w:noProof/>
             <w:webHidden/>
           </w:rPr>
-          <w:instrText xml:space="preserve"> PAGEREF _Toc239912407 \h </w:instrText>
+          <w:instrText xml:space="preserve"> PAGEREF _Toc240966817 \h </w:instrText>
         </w:r>
         <w:r>
           <w:rPr>
@@ -2679,7 +2904,7 @@
             <w:noProof/>
             <w:webHidden/>
           </w:rPr>
-          <w:t>27</w:t>
+          <w:t>28</w:t>
         </w:r>
         <w:r>
           <w:rPr>
@@ -2708,7 +2933,7 @@
           <w14:ligatures w14:val="standardContextual"/>
         </w:rPr>
       </w:pPr>
-      <w:hyperlink w:anchor="_Toc239912408" w:history="1">
+      <w:hyperlink w:anchor="_Toc240966818" w:history="1">
         <w:r>
           <w:rPr>
             <w:rStyle w:val="Hyperlink"/>
@@ -2743,7 +2968,7 @@
             <w:noProof/>
             <w:webHidden/>
           </w:rPr>
-          <w:instrText xml:space="preserve"> PAGEREF _Toc239912408 \h </w:instrText>
+          <w:instrText xml:space="preserve"> PAGEREF _Toc240966818 \h </w:instrText>
         </w:r>
         <w:r>
           <w:rPr>
@@ -2763,7 +2988,7 @@
             <w:noProof/>
             <w:webHidden/>
           </w:rPr>
-          <w:t>30</w:t>
+          <w:t>31</w:t>
         </w:r>
         <w:r>
           <w:rPr>
@@ -2776,6 +3001,90 @@
     </w:p>
     <w:p>
       <w:pPr>
+        <w:pStyle w:val="TOC1"/>
+        <w:tabs>
+          <w:tab w:val="right" w:leader="dot" w:pos="10214"/>
+        </w:tabs>
+        <w:bidi/>
+        <w:rPr>
+          <w:rFonts w:asciiTheme="minorHAnsi" w:eastAsiaTheme="minorEastAsia" w:hAnsiTheme="minorHAnsi"/>
+          <w:noProof/>
+          <w:color w:val="auto"/>
+          <w:kern w:val="2"/>
+          <w:sz w:val="24"/>
+          <w:szCs w:val="24"/>
+          <w:lang w:val="en-US"/>
+          <w14:ligatures w14:val="standardContextual"/>
+        </w:rPr>
+      </w:pPr>
+      <w:hyperlink w:anchor="_Toc240966819" w:history="1">
+        <w:r>
+          <w:rPr>
+            <w:rStyle w:val="Hyperlink"/>
+            <w:noProof/>
+          </w:rPr>
+          <w:t>12</w:t>
+        </w:r>
+        <w:r>
+          <w:rPr>
+            <w:rStyle w:val="Hyperlink"/>
+            <w:noProof/>
+            <w:rtl/>
+          </w:rPr>
+          <w:t xml:space="preserve"> توسع الذكاء الاصطناعي المقترح</w:t>
+        </w:r>
+        <w:r>
+          <w:rPr>
+            <w:noProof/>
+            <w:webHidden/>
+          </w:rPr>
+          <w:tab/>
+        </w:r>
+        <w:r>
+          <w:rPr>
+            <w:noProof/>
+            <w:webHidden/>
+          </w:rPr>
+          <w:fldChar w:fldCharType="begin"/>
+        </w:r>
+        <w:r>
+          <w:rPr>
+            <w:noProof/>
+            <w:webHidden/>
+          </w:rPr>
+          <w:instrText xml:space="preserve"> PAGEREF _Toc240966819 \h </w:instrText>
+        </w:r>
+        <w:r>
+          <w:rPr>
+            <w:noProof/>
+            <w:webHidden/>
+          </w:rPr>
+        </w:r>
+        <w:r>
+          <w:rPr>
+            <w:noProof/>
+            <w:webHidden/>
+          </w:rPr>
+          <w:fldChar w:fldCharType="separate"/>
+        </w:r>
+        <w:r>
+          <w:rPr>
+            <w:noProof/>
+            <w:webHidden/>
+          </w:rPr>
+          <w:t>35</w:t>
+        </w:r>
+        <w:r>
+          <w:rPr>
+            <w:noProof/>
+            <w:webHidden/>
+          </w:rPr>
+          <w:fldChar w:fldCharType="end"/>
+        </w:r>
+      </w:hyperlink>
+    </w:p>
+    <w:p>
+      <w:pPr>
         <w:bidi/>
         <w:spacing w:line="288" w:lineRule="auto"/>
       </w:pPr>
@@ -2790,7 +3099,7 @@
         <w:bidi/>
         <w:spacing w:after="160" w:line="288" w:lineRule="auto"/>
       </w:pPr>
-      <w:bookmarkStart w:id="1" w:name="_Toc239912398"/>
+      <w:bookmarkStart w:id="1" w:name="_Toc240966808"/>
       <w:r>
         <w:lastRenderedPageBreak/>
         <w:t>1</w:t>
@@ -3374,14 +3683,6 @@
         <w:rPr>
           <w:sz w:val="22"/>
           <w:szCs w:val="22"/>
-          <w:rtl/>
-        </w:rPr>
-        <w:t xml:space="preserve">اعتمد المستخدم </w:t>
-      </w:r>
-      <w:r>
-        <w:rPr>
-          <w:sz w:val="22"/>
-          <w:szCs w:val="22"/>
         </w:rPr>
         <w:t>Firebase</w:t>
       </w:r>
@@ -3391,7 +3692,7 @@
           <w:szCs w:val="22"/>
           <w:rtl/>
         </w:rPr>
-        <w:t xml:space="preserve"> بدل </w:t>
+        <w:t xml:space="preserve"> هي خدمة الحساب والبيانات والاستضافة الحالية. اكتمل نقل الحسابات الفعلية وحذف مشروع </w:t>
       </w:r>
       <w:r>
         <w:rPr>
@@ -3406,37 +3707,22 @@
           <w:szCs w:val="22"/>
           <w:rtl/>
         </w:rPr>
-        <w:t xml:space="preserve"> ونقل الحسابات والبيانات الفعلية وفق </w:t>
-      </w:r>
-      <w:r>
-        <w:rPr>
-          <w:sz w:val="22"/>
-          <w:szCs w:val="22"/>
-        </w:rPr>
-        <w:t>S14</w:t>
-      </w:r>
-      <w:r>
-        <w:rPr>
-          <w:sz w:val="22"/>
-          <w:szCs w:val="22"/>
-          <w:rtl/>
-        </w:rPr>
-        <w:t xml:space="preserve"> و</w:t>
-      </w:r>
-      <w:r>
-        <w:rPr>
-          <w:sz w:val="22"/>
-          <w:szCs w:val="22"/>
-        </w:rPr>
-        <w:t>S16.</w:t>
-      </w:r>
-      <w:r>
-        <w:rPr>
-          <w:sz w:val="22"/>
-          <w:szCs w:val="22"/>
-          <w:rtl/>
-        </w:rPr>
-        <w:t xml:space="preserve"> رفع الملفات مستبعد. الذكاء الاصطناعي للتنظيم والقراءة مقترح توسع منفصل يحتاج متطلبات وقبولًا قبل إدخاله؛ لا يدعي هذا الإصدار أنه منفذ.</w:t>
+        <w:t xml:space="preserve"> القديم بعد التحقق وموافقة المالك. رفع الملفات مستبعد. توسع الذكاء الاصطناعي للتنظيم والقراءة موثق في القسم </w:t>
+      </w:r>
+      <w:r>
+        <w:rPr>
+          <w:sz w:val="22"/>
+          <w:szCs w:val="22"/>
+        </w:rPr>
+        <w:t>12</w:t>
+      </w:r>
+      <w:r>
+        <w:rPr>
+          <w:sz w:val="22"/>
+          <w:szCs w:val="22"/>
+          <w:rtl/>
+        </w:rPr>
+        <w:t xml:space="preserve"> كمقترح غير منفذ، ولا يضاف إلى نطاق قبول النسخة الحالية تلقائيًا.</w:t>
       </w:r>
     </w:p>
     <w:p>
@@ -4175,7 +4461,7 @@
         <w:bidi/>
         <w:spacing w:after="160" w:line="288" w:lineRule="auto"/>
       </w:pPr>
-      <w:bookmarkStart w:id="2" w:name="_Toc239912399"/>
+      <w:bookmarkStart w:id="2" w:name="_Toc240966809"/>
       <w:r>
         <w:lastRenderedPageBreak/>
         <w:t>2</w:t>
@@ -4305,7 +4591,7 @@
           <w:szCs w:val="22"/>
           <w:rtl/>
         </w:rPr>
-        <w:t xml:space="preserve">يعمل الموقع عبر المتصفح. التطبيق الحالي </w:t>
+        <w:t xml:space="preserve">يعمل الموقع عبر المتصفح باستخدام </w:t>
       </w:r>
       <w:r>
         <w:rPr>
@@ -4335,22 +4621,22 @@
           <w:szCs w:val="22"/>
           <w:rtl/>
         </w:rPr>
-        <w:t xml:space="preserve"> مع </w:t>
-      </w:r>
-      <w:r>
-        <w:rPr>
-          <w:sz w:val="22"/>
-          <w:szCs w:val="22"/>
-        </w:rPr>
-        <w:t>Tailwind CSS</w:t>
-      </w:r>
-      <w:r>
-        <w:rPr>
-          <w:sz w:val="22"/>
-          <w:szCs w:val="22"/>
-          <w:rtl/>
-        </w:rPr>
-        <w:t xml:space="preserve">، ويستخدم </w:t>
+        <w:t xml:space="preserve"> و</w:t>
+      </w:r>
+      <w:r>
+        <w:rPr>
+          <w:sz w:val="22"/>
+          <w:szCs w:val="22"/>
+        </w:rPr>
+        <w:t>Tailwind CSS.</w:t>
+      </w:r>
+      <w:r>
+        <w:rPr>
+          <w:sz w:val="22"/>
+          <w:szCs w:val="22"/>
+          <w:rtl/>
+        </w:rPr>
+        <w:t xml:space="preserve"> تُدار الهوية في </w:t>
       </w:r>
       <w:r>
         <w:rPr>
@@ -4365,7 +4651,7 @@
           <w:szCs w:val="22"/>
           <w:rtl/>
         </w:rPr>
-        <w:t xml:space="preserve"> للمصادقة و</w:t>
+        <w:t xml:space="preserve"> والبيانات في </w:t>
       </w:r>
       <w:r>
         <w:rPr>
@@ -4380,22 +4666,52 @@
           <w:szCs w:val="22"/>
           <w:rtl/>
         </w:rPr>
-        <w:t xml:space="preserve"> للبيانات. يعرّف إعداد النشر تصديرًا ثابتًا إلى </w:t>
-      </w:r>
-      <w:r>
-        <w:rPr>
-          <w:sz w:val="22"/>
-          <w:szCs w:val="22"/>
-        </w:rPr>
-        <w:t>GitHub Pages.</w:t>
-      </w:r>
-      <w:r>
-        <w:rPr>
-          <w:sz w:val="22"/>
-          <w:szCs w:val="22"/>
-          <w:rtl/>
-        </w:rPr>
-        <w:t xml:space="preserve"> يشكل ذلك قيدًا تقنيًا قائمًا؛ لا يفترض المستند وجود خادم </w:t>
+        <w:t xml:space="preserve"> وتُنشر الصفحات الثابتة على </w:t>
+      </w:r>
+      <w:r>
+        <w:rPr>
+          <w:sz w:val="22"/>
+          <w:szCs w:val="22"/>
+        </w:rPr>
+        <w:t>Firebase Hosting.</w:t>
+      </w:r>
+      <w:r>
+        <w:rPr>
+          <w:sz w:val="22"/>
+          <w:szCs w:val="22"/>
+          <w:rtl/>
+        </w:rPr>
+        <w:t xml:space="preserve"> يحوّل </w:t>
+      </w:r>
+      <w:r>
+        <w:rPr>
+          <w:sz w:val="22"/>
+          <w:szCs w:val="22"/>
+        </w:rPr>
+        <w:t>GitHub Pages</w:t>
+      </w:r>
+      <w:r>
+        <w:rPr>
+          <w:sz w:val="22"/>
+          <w:szCs w:val="22"/>
+          <w:rtl/>
+        </w:rPr>
+        <w:t xml:space="preserve"> الروابط القديمة إلى عنوان </w:t>
+      </w:r>
+      <w:r>
+        <w:rPr>
+          <w:sz w:val="22"/>
+          <w:szCs w:val="22"/>
+        </w:rPr>
+        <w:t>Firebase</w:t>
+      </w:r>
+      <w:r>
+        <w:rPr>
+          <w:sz w:val="22"/>
+          <w:szCs w:val="22"/>
+          <w:rtl/>
+        </w:rPr>
+        <w:t xml:space="preserve">؛ ليس خدمة بيانات أو مصادقة مستقلة. لا يفترض النظام خادم </w:t>
       </w:r>
       <w:r>
         <w:rPr>
@@ -4410,7 +4726,7 @@
           <w:szCs w:val="22"/>
           <w:rtl/>
         </w:rPr>
-        <w:t xml:space="preserve"> وقت التشغيل أو خدمة جوال مشتركة.</w:t>
+        <w:t xml:space="preserve"> وقت التشغيل.</w:t>
       </w:r>
     </w:p>
     <w:p>
@@ -4584,7 +4900,22 @@
           <w:szCs w:val="22"/>
           <w:rtl/>
         </w:rPr>
-        <w:t xml:space="preserve">تحتاج وظائف الحساب اتصالًا بالخدمة، وتحتاج استعادة البريد ودخول </w:t>
+        <w:t xml:space="preserve">تحتاج وظائف الحساب اتصالًا بخدمات </w:t>
+      </w:r>
+      <w:r>
+        <w:rPr>
+          <w:sz w:val="22"/>
+          <w:szCs w:val="22"/>
+        </w:rPr>
+        <w:t>Firebase.</w:t>
+      </w:r>
+      <w:r>
+        <w:rPr>
+          <w:sz w:val="22"/>
+          <w:szCs w:val="22"/>
+          <w:rtl/>
+        </w:rPr>
+        <w:t xml:space="preserve"> فُعّل البريد و</w:t>
       </w:r>
       <w:r>
         <w:rPr>
@@ -4599,7 +4930,37 @@
           <w:szCs w:val="22"/>
           <w:rtl/>
         </w:rPr>
-        <w:t xml:space="preserve"> إعدادات موفر صحيحة وعناوين عودة مسموحة. لا يدّعي هذا المستند أن تلك الإعدادات المنشورة قد اختُبرت. لا يضمن وضع الحساب العمل دون اتصال؛ تعالج حالات الانقطاع صراحة. حذف الحساب النهائي خدمة تشغيلية خارج واجهات هذه النسخة؛ لا تُخترع لها مهلة أو سياسة احتفاظ غير متفق عليها.</w:t>
+        <w:t xml:space="preserve"> ونُشرت قواعد </w:t>
+      </w:r>
+      <w:r>
+        <w:rPr>
+          <w:sz w:val="22"/>
+          <w:szCs w:val="22"/>
+        </w:rPr>
+        <w:t>Firestore</w:t>
+      </w:r>
+      <w:r>
+        <w:rPr>
+          <w:sz w:val="22"/>
+          <w:szCs w:val="22"/>
+          <w:rtl/>
+        </w:rPr>
+        <w:t xml:space="preserve">؛ أكد المالك نجاح دخول </w:t>
+      </w:r>
+      <w:r>
+        <w:rPr>
+          <w:sz w:val="22"/>
+          <w:szCs w:val="22"/>
+        </w:rPr>
+        <w:t>Google</w:t>
+      </w:r>
+      <w:r>
+        <w:rPr>
+          <w:sz w:val="22"/>
+          <w:szCs w:val="22"/>
+          <w:rtl/>
+        </w:rPr>
+        <w:t xml:space="preserve"> الفعلي، واختُبر الدخول بالبريد والحفظ وعزل الحسابات على الإنتاج. لا تثبت هذه الأدلة إيصال جميع رسائل الاستعادة أو توافق جميع المتصفحات. العمل الكامل دون اتصال غير مضمون؛ تبقى المسودات غير متزامنة حتى تأكيد الخادم. حذف حساب الطالب ذاتيًا خارج واجهات النسخة الحالية.</w:t>
       </w:r>
     </w:p>
     <w:p>
@@ -4609,7 +4970,7 @@
         <w:bidi/>
         <w:spacing w:after="160" w:line="288" w:lineRule="auto"/>
       </w:pPr>
-      <w:bookmarkStart w:id="3" w:name="_Toc239912400"/>
+      <w:bookmarkStart w:id="3" w:name="_Toc240966810"/>
       <w:r>
         <w:lastRenderedPageBreak/>
         <w:t>3</w:t>
@@ -4657,7 +5018,37 @@
           <w:szCs w:val="22"/>
           <w:rtl/>
         </w:rPr>
-        <w:t>يجب أن يوفر النظام مسارات للرئيسية والدخول والمعاينة ولوحة الحساب واستعادة كلمة المرور والخصوصية والشروط، وأن تعمل الروابط مع مسار النشر الفرعي.</w:t>
+        <w:t xml:space="preserve">يجب أن يوفر النظام مسارات الرئيسية والدخول والمعاينة ولوحة الحساب واستعادة كلمة المرور والخصوصية والشروط على </w:t>
+      </w:r>
+      <w:r>
+        <w:rPr>
+          <w:sz w:val="22"/>
+          <w:szCs w:val="22"/>
+        </w:rPr>
+        <w:t>Firebase Hosting</w:t>
+      </w:r>
+      <w:r>
+        <w:rPr>
+          <w:sz w:val="22"/>
+          <w:szCs w:val="22"/>
+          <w:rtl/>
+        </w:rPr>
+        <w:t xml:space="preserve">، وأن يحوّل روابط </w:t>
+      </w:r>
+      <w:r>
+        <w:rPr>
+          <w:sz w:val="22"/>
+          <w:szCs w:val="22"/>
+        </w:rPr>
+        <w:t>GitHub Pages</w:t>
+      </w:r>
+      <w:r>
+        <w:rPr>
+          <w:sz w:val="22"/>
+          <w:szCs w:val="22"/>
+          <w:rtl/>
+        </w:rPr>
+        <w:t xml:space="preserve"> القديمة إلى المسار المقابل حيث يوجد.</w:t>
       </w:r>
     </w:p>
     <w:p>
@@ -4941,7 +5332,22 @@
           <w:szCs w:val="22"/>
           <w:rtl/>
         </w:rPr>
-        <w:t>معيار القبول: ينجح الاختبار من عنوان الإنتاج ومساره الفرعي وتفشل العودة غير المسموح بها دون جلسة تطبيق صالحة.</w:t>
+        <w:t xml:space="preserve">معيار القبول: ينجح الدخول من عنوان </w:t>
+      </w:r>
+      <w:r>
+        <w:rPr>
+          <w:sz w:val="22"/>
+          <w:szCs w:val="22"/>
+        </w:rPr>
+        <w:t>Firebase</w:t>
+      </w:r>
+      <w:r>
+        <w:rPr>
+          <w:sz w:val="22"/>
+          <w:szCs w:val="22"/>
+          <w:rtl/>
+        </w:rPr>
+        <w:t xml:space="preserve"> المعتمد، وتحول الروابط القديمة إليه قبل المصادقة؛ لا تمنح عودة غير مسموحة جلسة صالحة.</w:t>
       </w:r>
     </w:p>
     <w:p>
@@ -5155,7 +5561,7 @@
           <w:szCs w:val="22"/>
           <w:rtl/>
         </w:rPr>
-        <w:t>مسارات الموقع الحالية: / و/</w:t>
+        <w:t>مسارات الموقع: / و/</w:t>
       </w:r>
       <w:r>
         <w:rPr>
@@ -5320,22 +5726,37 @@
           <w:szCs w:val="22"/>
           <w:rtl/>
         </w:rPr>
-        <w:t xml:space="preserve"> مدخل قديم للمعاينة الجديدة فقط. تبقى المسارات ملحقة بمسار النشر الأساسي إن وجد، ولا يتضمن المستند عنوان مشروع </w:t>
-      </w:r>
-      <w:r>
-        <w:rPr>
-          <w:sz w:val="22"/>
-          <w:szCs w:val="22"/>
-        </w:rPr>
-        <w:t>Firebase</w:t>
-      </w:r>
-      <w:r>
-        <w:rPr>
-          <w:sz w:val="22"/>
-          <w:szCs w:val="22"/>
-          <w:rtl/>
-        </w:rPr>
-        <w:t xml:space="preserve"> أو مفاتيحه الفعلية.</w:t>
+        <w:t xml:space="preserve"> مدخل قديم للمعاينة. عنوان التشغيل </w:t>
+      </w:r>
+      <w:r>
+        <w:rPr>
+          <w:sz w:val="22"/>
+          <w:szCs w:val="22"/>
+        </w:rPr>
+        <w:t>https://growspace-c516a.web.app/</w:t>
+      </w:r>
+      <w:r>
+        <w:rPr>
+          <w:sz w:val="22"/>
+          <w:szCs w:val="22"/>
+          <w:rtl/>
+        </w:rPr>
+        <w:t xml:space="preserve">؛ الرابط القديم </w:t>
+      </w:r>
+      <w:r>
+        <w:rPr>
+          <w:sz w:val="22"/>
+          <w:szCs w:val="22"/>
+        </w:rPr>
+        <w:t>https://amall654.github.io/GrowSpace/</w:t>
+      </w:r>
+      <w:r>
+        <w:rPr>
+          <w:sz w:val="22"/>
+          <w:szCs w:val="22"/>
+          <w:rtl/>
+        </w:rPr>
+        <w:t xml:space="preserve"> للتحويل فقط. لا يتضمن المستند مفاتيح أو أسرار الخدمة.</w:t>
       </w:r>
     </w:p>
     <w:p>
@@ -5389,7 +5810,7 @@
         <w:bidi/>
         <w:spacing w:after="160" w:line="288" w:lineRule="auto"/>
       </w:pPr>
-      <w:bookmarkStart w:id="4" w:name="_Toc239912401"/>
+      <w:bookmarkStart w:id="4" w:name="_Toc240966811"/>
       <w:r>
         <w:lastRenderedPageBreak/>
         <w:t>4</w:t>
@@ -5508,7 +5929,7 @@
           <w:szCs w:val="22"/>
           <w:rtl/>
         </w:rPr>
-        <w:t>يجب أن يتيح النظام إنشاء حساب ببريد صالح وكلمة مرور تستوفي سياسة الطول، مع إرشاد المستخدم إلى تأكيد البريد قبل الدخول عند تفعيل التأكيد.</w:t>
+        <w:t>يجب أن يتيح النظام إنشاء حساب ببريد صالح وكلمة مرور تستوفي السياسة المعتمدة، وأن يطلب تأكيد البريد قبل إتاحة بيانات الحساب غير المؤكد مع إمكانية إعادة إرسال رسالة التأكيد.</w:t>
       </w:r>
     </w:p>
     <w:p>
@@ -5523,7 +5944,22 @@
           <w:szCs w:val="22"/>
           <w:rtl/>
         </w:rPr>
-        <w:t xml:space="preserve">معيار القبول: يُرفض بريد غير صالح وكلمة مرور من </w:t>
+        <w:t xml:space="preserve">معيار القبول المستهدف وفق </w:t>
+      </w:r>
+      <w:r>
+        <w:rPr>
+          <w:sz w:val="22"/>
+          <w:szCs w:val="22"/>
+        </w:rPr>
+        <w:t>D07:</w:t>
+      </w:r>
+      <w:r>
+        <w:rPr>
+          <w:sz w:val="22"/>
+          <w:szCs w:val="22"/>
+          <w:rtl/>
+        </w:rPr>
+        <w:t xml:space="preserve"> رفض كلمة من </w:t>
       </w:r>
       <w:r>
         <w:rPr>
@@ -5538,7 +5974,7 @@
           <w:szCs w:val="22"/>
           <w:rtl/>
         </w:rPr>
-        <w:t xml:space="preserve"> أحرف، ويُقبل طلب صالح من </w:t>
+        <w:t xml:space="preserve"> أحرف وقبول </w:t>
       </w:r>
       <w:r>
         <w:rPr>
@@ -5553,7 +5989,22 @@
           <w:szCs w:val="22"/>
           <w:rtl/>
         </w:rPr>
-        <w:t xml:space="preserve"> أحرف على الأقل؛ لا تُفتح بيانات الحساب قبل وجود جلسة صالحة.</w:t>
+        <w:t xml:space="preserve"> أحرف على الأقل؛ منع الوصول للبيانات قبل تأكيد البريد، ثم نجاح الدخول بعد التأكيد. الحد المنفذ حاليًا </w:t>
+      </w:r>
+      <w:r>
+        <w:rPr>
+          <w:sz w:val="22"/>
+          <w:szCs w:val="22"/>
+        </w:rPr>
+        <w:t>6</w:t>
+      </w:r>
+      <w:r>
+        <w:rPr>
+          <w:sz w:val="22"/>
+          <w:szCs w:val="22"/>
+          <w:rtl/>
+        </w:rPr>
+        <w:t xml:space="preserve"> أحرف ولا يحقق المقترح حتى اعتماده وتنفيذه.</w:t>
       </w:r>
     </w:p>
     <w:p>
@@ -5851,7 +6302,67 @@
           <w:szCs w:val="22"/>
           <w:rtl/>
         </w:rPr>
-        <w:t>معيار القبول: ينجح المسار من الموقع المنشور بما فيه مساره الفرعي؛ الإلغاء أو الخطأ لا ينشئ جلسة داخل الواجهة ويعرض رسالة مناسبة.</w:t>
+        <w:t xml:space="preserve">معيار القبول: يفتح دخول </w:t>
+      </w:r>
+      <w:r>
+        <w:rPr>
+          <w:sz w:val="22"/>
+          <w:szCs w:val="22"/>
+        </w:rPr>
+        <w:t>Google</w:t>
+      </w:r>
+      <w:r>
+        <w:rPr>
+          <w:sz w:val="22"/>
+          <w:szCs w:val="22"/>
+          <w:rtl/>
+        </w:rPr>
+        <w:t xml:space="preserve"> الناجح مساحة المستخدم من عنوان </w:t>
+      </w:r>
+      <w:r>
+        <w:rPr>
+          <w:sz w:val="22"/>
+          <w:szCs w:val="22"/>
+        </w:rPr>
+        <w:t>Firebase</w:t>
+      </w:r>
+      <w:r>
+        <w:rPr>
+          <w:sz w:val="22"/>
+          <w:szCs w:val="22"/>
+          <w:rtl/>
+        </w:rPr>
+        <w:t xml:space="preserve">؛ الإلغاء أو فشل المصادقة يبقيه خارج الحساب مع رسالة وإمكانية المحاولة مجددًا. إدخال كلمة </w:t>
+      </w:r>
+      <w:r>
+        <w:rPr>
+          <w:sz w:val="22"/>
+          <w:szCs w:val="22"/>
+        </w:rPr>
+        <w:t>Google</w:t>
+      </w:r>
+      <w:r>
+        <w:rPr>
+          <w:sz w:val="22"/>
+          <w:szCs w:val="22"/>
+          <w:rtl/>
+        </w:rPr>
+        <w:t xml:space="preserve"> إن طُلب يتم لدى </w:t>
+      </w:r>
+      <w:r>
+        <w:rPr>
+          <w:sz w:val="22"/>
+          <w:szCs w:val="22"/>
+        </w:rPr>
+        <w:t>Google</w:t>
+      </w:r>
+      <w:r>
+        <w:rPr>
+          <w:sz w:val="22"/>
+          <w:szCs w:val="22"/>
+          <w:rtl/>
+        </w:rPr>
+        <w:t xml:space="preserve"> دون كشفها للمنصة.</w:t>
       </w:r>
     </w:p>
     <w:p>
@@ -12512,7 +13023,7 @@
         <w:bidi/>
         <w:spacing w:after="160" w:line="288" w:lineRule="auto"/>
       </w:pPr>
-      <w:bookmarkStart w:id="5" w:name="_Toc239912402"/>
+      <w:bookmarkStart w:id="5" w:name="_Toc240966812"/>
       <w:r>
         <w:lastRenderedPageBreak/>
         <w:t>5</w:t>
@@ -13763,7 +14274,7 @@
         <w:bidi/>
         <w:spacing w:after="160" w:line="288" w:lineRule="auto"/>
       </w:pPr>
-      <w:bookmarkStart w:id="6" w:name="_Toc239912403"/>
+      <w:bookmarkStart w:id="6" w:name="_Toc240966813"/>
       <w:r>
         <w:lastRenderedPageBreak/>
         <w:t>6</w:t>
@@ -14774,15 +15285,7 @@
           <w:szCs w:val="22"/>
           <w:rtl/>
         </w:rPr>
-        <w:t>بعد إعادة الدخول تُقرأ الحالة المؤكدة من الخادم، ثم تُعرض مسودات الحساب نفسه بوسم «مسودة محلية غير متزامنة» دون إدراجها ضمن مؤشرات الإنجاز المؤكدة. يراجع المستخدم المسودة قبل الحفظ أو التجاهل؛ فشل القراءة أو الكتابة يبقيها معلقة. إذا تغير العنصر أو حُذف على الخادم، يُعرض ذلك للمراجعة ولا تستبدله المسودة تلقائيًا. لا تُعاد أوامر الحذف تلقائيًا. إذا تعذر التخزين المحلي، يظهر تنبيه بعدم ضمان الاستعادة مع إبقاء المدخلات في الذاكرة أثناء بقاء الصفحة، وإخفائها حتى إعادة الدخول؛ ولا تُعلن كتابة محلية أو سحابية ناج</w:t>
-      </w:r>
-      <w:r>
-        <w:rPr>
-          <w:sz w:val="22"/>
-          <w:szCs w:val="22"/>
-          <w:rtl/>
-        </w:rPr>
-        <w:t>حة دون تأكيدها.</w:t>
+        <w:t>بعد إعادة الدخول تُقرأ الحالة المؤكدة من الخادم، ثم تُعرض مسودات الحساب نفسه بوسم «مسودة محلية غير متزامنة» دون إدراجها ضمن مؤشرات الإنجاز المؤكدة. يراجع المستخدم المسودة قبل الحفظ أو التجاهل؛ فشل القراءة أو الكتابة يبقيها معلقة. إذا تغير العنصر أو حُذف على الخادم، يُعرض ذلك للمراجعة ولا تستبدله المسودة تلقائيًا. لا تُعاد أوامر الحذف تلقائيًا. إذا تعذر التخزين المحلي، يظهر تنبيه بعدم ضمان الاستعادة مع إبقاء المدخلات في الذاكرة أثناء بقاء الصفحة، وإخفائها حتى إعادة الدخول؛ ولا تُعلن كتابة محلية أو سحابية ناجحة دون تأكيدها.</w:t>
       </w:r>
     </w:p>
     <w:p>
@@ -14792,7 +15295,7 @@
         <w:bidi/>
         <w:spacing w:after="160" w:line="288" w:lineRule="auto"/>
       </w:pPr>
-      <w:bookmarkStart w:id="7" w:name="_Toc239912404"/>
+      <w:bookmarkStart w:id="7" w:name="_Toc240966814"/>
       <w:r>
         <w:lastRenderedPageBreak/>
         <w:t>7</w:t>
@@ -16476,7 +16979,7 @@
         <w:bidi/>
         <w:spacing w:after="160" w:line="288" w:lineRule="auto"/>
       </w:pPr>
-      <w:bookmarkStart w:id="8" w:name="_Toc239912405"/>
+      <w:bookmarkStart w:id="8" w:name="_Toc240966815"/>
       <w:r>
         <w:lastRenderedPageBreak/>
         <w:t>8</w:t>
@@ -19391,67 +19894,37 @@
           <w:szCs w:val="22"/>
           <w:rtl/>
         </w:rPr>
-        <w:t xml:space="preserve">اجتازت المعاينة فحوصًا محلية محدودة وفق </w:t>
-      </w:r>
-      <w:r>
-        <w:rPr>
-          <w:sz w:val="22"/>
-          <w:szCs w:val="22"/>
-        </w:rPr>
-        <w:t>S13.</w:t>
-      </w:r>
-      <w:r>
-        <w:rPr>
-          <w:sz w:val="22"/>
-          <w:szCs w:val="22"/>
-          <w:rtl/>
-        </w:rPr>
-        <w:t xml:space="preserve"> واجتازت اختبارات </w:t>
-      </w:r>
-      <w:r>
-        <w:rPr>
-          <w:sz w:val="22"/>
-          <w:szCs w:val="22"/>
-        </w:rPr>
-        <w:t>Firebase</w:t>
-      </w:r>
-      <w:r>
-        <w:rPr>
-          <w:sz w:val="22"/>
-          <w:szCs w:val="22"/>
-          <w:rtl/>
-        </w:rPr>
-        <w:t xml:space="preserve"> الآلية المحددة في </w:t>
-      </w:r>
-      <w:r>
-        <w:rPr>
-          <w:sz w:val="22"/>
-          <w:szCs w:val="22"/>
-        </w:rPr>
-        <w:t>S15</w:t>
-      </w:r>
-      <w:r>
-        <w:rPr>
-          <w:sz w:val="22"/>
-          <w:szCs w:val="22"/>
-          <w:rtl/>
-        </w:rPr>
-        <w:t xml:space="preserve"> على المحاكي؛ لا تعادل تنفيذ سيناريوهات </w:t>
-      </w:r>
-      <w:r>
-        <w:rPr>
-          <w:sz w:val="22"/>
-          <w:szCs w:val="22"/>
-        </w:rPr>
-        <w:t>TC</w:t>
-      </w:r>
-      <w:r>
-        <w:rPr>
-          <w:sz w:val="22"/>
-          <w:szCs w:val="22"/>
-          <w:rtl/>
-        </w:rPr>
-        <w:t xml:space="preserve"> كاملة. لا توجد نتيجة قبول للخدمة المنشورة أو نقل البيانات الفعلية.</w:t>
+        <w:t xml:space="preserve">يوثق السجل التالي أدلة الاختبار المتاحة حتى تحديث </w:t>
+      </w:r>
+      <w:r>
+        <w:rPr>
+          <w:sz w:val="22"/>
+          <w:szCs w:val="22"/>
+        </w:rPr>
+        <w:t>22</w:t>
+      </w:r>
+      <w:r>
+        <w:rPr>
+          <w:sz w:val="22"/>
+          <w:szCs w:val="22"/>
+          <w:rtl/>
+        </w:rPr>
+        <w:t xml:space="preserve"> سبتمبر </w:t>
+      </w:r>
+      <w:r>
+        <w:rPr>
+          <w:sz w:val="22"/>
+          <w:szCs w:val="22"/>
+        </w:rPr>
+        <w:t>2026.</w:t>
+      </w:r>
+      <w:r>
+        <w:rPr>
+          <w:sz w:val="22"/>
+          <w:szCs w:val="22"/>
+          <w:rtl/>
+        </w:rPr>
+        <w:t xml:space="preserve"> جرى اختبار الإنتاج بعد النقل وبعد حذف المصدر، واختبار المتصفح على محاكيات معزولة. النجاح الجزئي في سيناريو لا يثبت كامل معاييره؛ قياسات الأداء، التوافق الشامل وإمكانية الوصول لم تُستكمل.</w:t>
       </w:r>
     </w:p>
     <w:tbl>
@@ -19650,6 +20123,10 @@
               <w:spacing w:before="20" w:after="20" w:line="264" w:lineRule="auto"/>
             </w:pPr>
             <w:r>
+              <w:rPr>
+                <w:sz w:val="22"/>
+                <w:szCs w:val="22"/>
+              </w:rPr>
               <w:t>TC15</w:t>
             </w:r>
           </w:p>
@@ -19678,37 +20155,88 @@
               <w:spacing w:before="20" w:after="20" w:line="264" w:lineRule="auto"/>
             </w:pPr>
             <w:r>
-              <w:t>Chrome</w:t>
-            </w:r>
-            <w:r>
               <w:rPr>
+                <w:sz w:val="22"/>
+                <w:szCs w:val="22"/>
                 <w:rtl/>
               </w:rPr>
-              <w:t xml:space="preserve"> محلي؛ </w:t>
-            </w:r>
-            <w:r>
-              <w:t>360</w:t>
+              <w:t xml:space="preserve">محلي </w:t>
             </w:r>
             <w:r>
               <w:rPr>
+                <w:sz w:val="22"/>
+                <w:szCs w:val="22"/>
+              </w:rPr>
+              <w:t>Chrome</w:t>
+            </w:r>
+            <w:r>
+              <w:rPr>
+                <w:sz w:val="22"/>
+                <w:szCs w:val="22"/>
+                <w:rtl/>
+              </w:rPr>
+              <w:t xml:space="preserve">؛ </w:t>
+            </w:r>
+            <w:r>
+              <w:rPr>
+                <w:sz w:val="22"/>
+                <w:szCs w:val="22"/>
+              </w:rPr>
+              <w:t>S13</w:t>
+            </w:r>
+            <w:r>
+              <w:rPr>
+                <w:sz w:val="22"/>
+                <w:szCs w:val="22"/>
                 <w:rtl/>
               </w:rPr>
               <w:t xml:space="preserve"> و</w:t>
             </w:r>
             <w:r>
-              <w:t>1440</w:t>
-            </w:r>
-            <w:r>
               <w:rPr>
+                <w:sz w:val="22"/>
+                <w:szCs w:val="22"/>
+              </w:rPr>
+              <w:t>S18</w:t>
+            </w:r>
+          </w:p>
+        </w:tc>
+        <w:tc>
+          <w:tcPr>
+            <w:tcW w:w="4320" w:type="dxa"/>
+            <w:tcBorders>
+              <w:top w:val="single" w:sz="6" w:space="0" w:color="FFFFFF"/>
+              <w:left w:val="single" w:sz="6" w:space="0" w:color="FFFFFF"/>
+              <w:bottom w:val="single" w:sz="6" w:space="0" w:color="FFFFFF"/>
+              <w:right w:val="single" w:sz="6" w:space="0" w:color="FFFFFF"/>
+            </w:tcBorders>
+            <w:shd w:val="clear" w:color="auto" w:fill="E5F0F8"/>
+            <w:tcMar>
+              <w:top w:w="110" w:type="dxa"/>
+              <w:left w:w="120" w:type="dxa"/>
+              <w:bottom w:w="110" w:type="dxa"/>
+              <w:right w:w="120" w:type="dxa"/>
+            </w:tcMar>
+            <w:vAlign w:val="center"/>
+          </w:tcPr>
+          <w:p>
+            <w:pPr>
+              <w:bidi/>
+              <w:spacing w:before="20" w:after="20" w:line="264" w:lineRule="auto"/>
+            </w:pPr>
+            <w:r>
+              <w:rPr>
+                <w:sz w:val="22"/>
+                <w:szCs w:val="22"/>
                 <w:rtl/>
               </w:rPr>
-              <w:t>؛ العربية والإنجليزية</w:t>
-            </w:r>
-          </w:p>
-        </w:tc>
-        <w:tc>
-          <w:tcPr>
-            <w:tcW w:w="4320" w:type="dxa"/>
+              <w:t>نجحت المعاينة والتنقل واللغتان مع حظر التخزين</w:t>
+            </w:r>
+          </w:p>
+        </w:tc>
+        <w:tc>
+          <w:tcPr>
+            <w:tcW w:w="1728" w:type="dxa"/>
             <w:tcBorders>
               <w:top w:val="single" w:sz="6" w:space="0" w:color="FFFFFF"/>
               <w:left w:val="single" w:sz="6" w:space="0" w:color="FFFFFF"/>
@@ -19731,40 +20259,8 @@
             </w:pPr>
             <w:r>
               <w:rPr>
-                <w:rtl/>
-              </w:rPr>
-              <w:t xml:space="preserve">الأقسام والتصفية والعزل وحظر التخزين؛ </w:t>
-            </w:r>
-            <w:r>
-              <w:t>S13</w:t>
-            </w:r>
-          </w:p>
-        </w:tc>
-        <w:tc>
-          <w:tcPr>
-            <w:tcW w:w="1728" w:type="dxa"/>
-            <w:tcBorders>
-              <w:top w:val="single" w:sz="6" w:space="0" w:color="FFFFFF"/>
-              <w:left w:val="single" w:sz="6" w:space="0" w:color="FFFFFF"/>
-              <w:bottom w:val="single" w:sz="6" w:space="0" w:color="FFFFFF"/>
-              <w:right w:val="single" w:sz="6" w:space="0" w:color="FFFFFF"/>
-            </w:tcBorders>
-            <w:shd w:val="clear" w:color="auto" w:fill="E5F0F8"/>
-            <w:tcMar>
-              <w:top w:w="110" w:type="dxa"/>
-              <w:left w:w="120" w:type="dxa"/>
-              <w:bottom w:w="110" w:type="dxa"/>
-              <w:right w:w="120" w:type="dxa"/>
-            </w:tcMar>
-            <w:vAlign w:val="center"/>
-          </w:tcPr>
-          <w:p>
-            <w:pPr>
-              <w:bidi/>
-              <w:spacing w:before="20" w:after="20" w:line="264" w:lineRule="auto"/>
-            </w:pPr>
-            <w:r>
-              <w:rPr>
+                <w:sz w:val="22"/>
+                <w:szCs w:val="22"/>
                 <w:rtl/>
               </w:rPr>
               <w:t>اجتاز محليًا</w:t>
@@ -19786,7 +20282,7 @@
               <w:bottom w:val="single" w:sz="6" w:space="0" w:color="FFFFFF"/>
               <w:right w:val="single" w:sz="6" w:space="0" w:color="FFFFFF"/>
             </w:tcBorders>
-            <w:shd w:val="clear" w:color="auto" w:fill="F5F8FB"/>
+            <w:shd w:val="clear" w:color="auto" w:fill="E5F0F8"/>
             <w:tcMar>
               <w:top w:w="110" w:type="dxa"/>
               <w:left w:w="120" w:type="dxa"/>
@@ -19802,29 +20298,47 @@
             </w:pPr>
             <w:r>
               <w:rPr>
+                <w:sz w:val="22"/>
+                <w:szCs w:val="22"/>
                 <w:rtl/>
               </w:rPr>
               <w:t xml:space="preserve">أجزاء </w:t>
             </w:r>
             <w:r>
+              <w:rPr>
+                <w:sz w:val="22"/>
+                <w:szCs w:val="22"/>
+              </w:rPr>
               <w:t>TC16</w:t>
             </w:r>
             <w:r>
               <w:rPr>
+                <w:sz w:val="22"/>
+                <w:szCs w:val="22"/>
                 <w:rtl/>
               </w:rPr>
               <w:t xml:space="preserve"> و</w:t>
             </w:r>
             <w:r>
+              <w:rPr>
+                <w:sz w:val="22"/>
+                <w:szCs w:val="22"/>
+              </w:rPr>
               <w:t>TC17</w:t>
             </w:r>
             <w:r>
               <w:rPr>
+                <w:sz w:val="22"/>
+                <w:szCs w:val="22"/>
                 <w:rtl/>
               </w:rPr>
               <w:t xml:space="preserve"> و</w:t>
             </w:r>
             <w:r>
+              <w:rPr>
+                <w:sz w:val="22"/>
+                <w:szCs w:val="22"/>
+              </w:rPr>
               <w:t>TC23</w:t>
             </w:r>
           </w:p>
@@ -19838,7 +20352,7 @@
               <w:bottom w:val="single" w:sz="6" w:space="0" w:color="FFFFFF"/>
               <w:right w:val="single" w:sz="6" w:space="0" w:color="FFFFFF"/>
             </w:tcBorders>
-            <w:shd w:val="clear" w:color="auto" w:fill="F5F8FB"/>
+            <w:shd w:val="clear" w:color="auto" w:fill="E5F0F8"/>
             <w:tcMar>
               <w:top w:w="110" w:type="dxa"/>
               <w:left w:w="120" w:type="dxa"/>
@@ -19854,52 +20368,73 @@
             </w:pPr>
             <w:r>
               <w:rPr>
+                <w:sz w:val="22"/>
+                <w:szCs w:val="22"/>
                 <w:rtl/>
               </w:rPr>
-              <w:t xml:space="preserve">محاكي </w:t>
-            </w:r>
-            <w:r>
-              <w:t>demo-growspace</w:t>
+              <w:t xml:space="preserve">المحاكي؛ </w:t>
             </w:r>
             <w:r>
               <w:rPr>
+                <w:sz w:val="22"/>
+                <w:szCs w:val="22"/>
+              </w:rPr>
+              <w:t>S18</w:t>
+            </w:r>
+          </w:p>
+        </w:tc>
+        <w:tc>
+          <w:tcPr>
+            <w:tcW w:w="4320" w:type="dxa"/>
+            <w:tcBorders>
+              <w:top w:val="single" w:sz="6" w:space="0" w:color="FFFFFF"/>
+              <w:left w:val="single" w:sz="6" w:space="0" w:color="FFFFFF"/>
+              <w:bottom w:val="single" w:sz="6" w:space="0" w:color="FFFFFF"/>
+              <w:right w:val="single" w:sz="6" w:space="0" w:color="FFFFFF"/>
+            </w:tcBorders>
+            <w:shd w:val="clear" w:color="auto" w:fill="E5F0F8"/>
+            <w:tcMar>
+              <w:top w:w="110" w:type="dxa"/>
+              <w:left w:w="120" w:type="dxa"/>
+              <w:bottom w:w="110" w:type="dxa"/>
+              <w:right w:w="120" w:type="dxa"/>
+            </w:tcMar>
+            <w:vAlign w:val="center"/>
+          </w:tcPr>
+          <w:p>
+            <w:pPr>
+              <w:bidi/>
+              <w:spacing w:before="20" w:after="20" w:line="264" w:lineRule="auto"/>
+            </w:pPr>
+            <w:r>
+              <w:rPr>
+                <w:sz w:val="22"/>
+                <w:szCs w:val="22"/>
+              </w:rPr>
+              <w:t>11</w:t>
+            </w:r>
+            <w:r>
+              <w:rPr>
+                <w:sz w:val="22"/>
+                <w:szCs w:val="22"/>
                 <w:rtl/>
               </w:rPr>
-              <w:t xml:space="preserve">؛ </w:t>
-            </w:r>
-            <w:r>
-              <w:t>S15</w:t>
-            </w:r>
-          </w:p>
-        </w:tc>
-        <w:tc>
-          <w:tcPr>
-            <w:tcW w:w="4320" w:type="dxa"/>
-            <w:tcBorders>
-              <w:top w:val="single" w:sz="6" w:space="0" w:color="FFFFFF"/>
-              <w:left w:val="single" w:sz="6" w:space="0" w:color="FFFFFF"/>
-              <w:bottom w:val="single" w:sz="6" w:space="0" w:color="FFFFFF"/>
-              <w:right w:val="single" w:sz="6" w:space="0" w:color="FFFFFF"/>
-            </w:tcBorders>
-            <w:shd w:val="clear" w:color="auto" w:fill="F5F8FB"/>
-            <w:tcMar>
-              <w:top w:w="110" w:type="dxa"/>
-              <w:left w:w="120" w:type="dxa"/>
-              <w:bottom w:w="110" w:type="dxa"/>
-              <w:right w:w="120" w:type="dxa"/>
-            </w:tcMar>
-            <w:vAlign w:val="center"/>
-          </w:tcPr>
-          <w:p>
-            <w:pPr>
-              <w:bidi/>
-              <w:spacing w:before="20" w:after="20" w:line="264" w:lineRule="auto"/>
-            </w:pPr>
+              <w:t xml:space="preserve"> حالة قواعد وحفظ وعزل ومسودات؛ </w:t>
+            </w:r>
             <w:r>
               <w:rPr>
+                <w:sz w:val="22"/>
+                <w:szCs w:val="22"/>
+              </w:rPr>
+              <w:t>5</w:t>
+            </w:r>
+            <w:r>
+              <w:rPr>
+                <w:sz w:val="22"/>
+                <w:szCs w:val="22"/>
                 <w:rtl/>
               </w:rPr>
-              <w:t>عشرة اختبارات ملكية ومدخلات ومعاملات ومسودات</w:t>
+              <w:t xml:space="preserve"> حالات تحويل نقل منفصلة</w:t>
             </w:r>
           </w:p>
         </w:tc>
@@ -19912,7 +20447,7 @@
               <w:bottom w:val="single" w:sz="6" w:space="0" w:color="FFFFFF"/>
               <w:right w:val="single" w:sz="6" w:space="0" w:color="FFFFFF"/>
             </w:tcBorders>
-            <w:shd w:val="clear" w:color="auto" w:fill="F5F8FB"/>
+            <w:shd w:val="clear" w:color="auto" w:fill="E5F0F8"/>
             <w:tcMar>
               <w:top w:w="110" w:type="dxa"/>
               <w:left w:w="120" w:type="dxa"/>
@@ -19928,9 +20463,11 @@
             </w:pPr>
             <w:r>
               <w:rPr>
+                <w:sz w:val="22"/>
+                <w:szCs w:val="22"/>
                 <w:rtl/>
               </w:rPr>
-              <w:t>اجتاز جزئيًا</w:t>
+              <w:t>اجتاز المحدد</w:t>
             </w:r>
           </w:p>
         </w:tc>
@@ -19965,114 +20502,928 @@
             </w:pPr>
             <w:r>
               <w:rPr>
+                <w:sz w:val="22"/>
+                <w:szCs w:val="22"/>
                 <w:rtl/>
               </w:rPr>
-              <w:t xml:space="preserve">بقية </w:t>
-            </w:r>
-            <w:r>
-              <w:t>TC</w:t>
+              <w:t xml:space="preserve">أجزاء </w:t>
             </w:r>
             <w:r>
               <w:rPr>
+                <w:sz w:val="22"/>
+                <w:szCs w:val="22"/>
+              </w:rPr>
+              <w:t>TC01</w:t>
+            </w:r>
+            <w:r>
+              <w:rPr>
+                <w:sz w:val="22"/>
+                <w:szCs w:val="22"/>
                 <w:rtl/>
               </w:rPr>
               <w:t xml:space="preserve"> و</w:t>
             </w:r>
             <w:r>
-              <w:t>TC24</w:t>
-            </w:r>
-          </w:p>
-        </w:tc>
-        <w:tc>
-          <w:tcPr>
-            <w:tcW w:w="2448" w:type="dxa"/>
-            <w:tcBorders>
-              <w:top w:val="single" w:sz="6" w:space="0" w:color="FFFFFF"/>
-              <w:left w:val="single" w:sz="6" w:space="0" w:color="FFFFFF"/>
-              <w:bottom w:val="single" w:sz="6" w:space="0" w:color="FFFFFF"/>
-              <w:right w:val="single" w:sz="6" w:space="0" w:color="FFFFFF"/>
-            </w:tcBorders>
-            <w:shd w:val="clear" w:color="auto" w:fill="E5F0F8"/>
-            <w:tcMar>
-              <w:top w:w="110" w:type="dxa"/>
-              <w:left w:w="120" w:type="dxa"/>
-              <w:bottom w:w="110" w:type="dxa"/>
-              <w:right w:w="120" w:type="dxa"/>
-            </w:tcMar>
-            <w:vAlign w:val="center"/>
-          </w:tcPr>
-          <w:p>
-            <w:pPr>
-              <w:bidi/>
-              <w:spacing w:before="20" w:after="20" w:line="264" w:lineRule="auto"/>
-            </w:pPr>
-            <w:r>
               <w:rPr>
+                <w:sz w:val="22"/>
+                <w:szCs w:val="22"/>
+              </w:rPr>
+              <w:t>TC05</w:t>
+            </w:r>
+            <w:r>
+              <w:rPr>
+                <w:sz w:val="22"/>
+                <w:szCs w:val="22"/>
                 <w:rtl/>
               </w:rPr>
-              <w:t>بيئة فعلية ونقل</w:t>
-            </w:r>
-          </w:p>
-        </w:tc>
-        <w:tc>
-          <w:tcPr>
-            <w:tcW w:w="4320" w:type="dxa"/>
-            <w:tcBorders>
-              <w:top w:val="single" w:sz="6" w:space="0" w:color="FFFFFF"/>
-              <w:left w:val="single" w:sz="6" w:space="0" w:color="FFFFFF"/>
-              <w:bottom w:val="single" w:sz="6" w:space="0" w:color="FFFFFF"/>
-              <w:right w:val="single" w:sz="6" w:space="0" w:color="FFFFFF"/>
-            </w:tcBorders>
-            <w:shd w:val="clear" w:color="auto" w:fill="E5F0F8"/>
-            <w:tcMar>
-              <w:top w:w="110" w:type="dxa"/>
-              <w:left w:w="120" w:type="dxa"/>
-              <w:bottom w:w="110" w:type="dxa"/>
-              <w:right w:w="120" w:type="dxa"/>
-            </w:tcMar>
-            <w:vAlign w:val="center"/>
-          </w:tcPr>
-          <w:p>
-            <w:pPr>
-              <w:bidi/>
-              <w:spacing w:before="20" w:after="20" w:line="264" w:lineRule="auto"/>
-            </w:pPr>
+              <w:t xml:space="preserve"> و</w:t>
+            </w:r>
             <w:r>
               <w:rPr>
+                <w:sz w:val="22"/>
+                <w:szCs w:val="22"/>
+              </w:rPr>
+              <w:t>TC07</w:t>
+            </w:r>
+            <w:r>
+              <w:rPr>
+                <w:sz w:val="22"/>
+                <w:szCs w:val="22"/>
                 <w:rtl/>
               </w:rPr>
-              <w:t>لا نجاح مستنتج من فحص المحاكي</w:t>
-            </w:r>
-          </w:p>
-        </w:tc>
-        <w:tc>
-          <w:tcPr>
-            <w:tcW w:w="1728" w:type="dxa"/>
-            <w:tcBorders>
-              <w:top w:val="single" w:sz="6" w:space="0" w:color="FFFFFF"/>
-              <w:left w:val="single" w:sz="6" w:space="0" w:color="FFFFFF"/>
-              <w:bottom w:val="single" w:sz="6" w:space="0" w:color="FFFFFF"/>
-              <w:right w:val="single" w:sz="6" w:space="0" w:color="FFFFFF"/>
-            </w:tcBorders>
-            <w:shd w:val="clear" w:color="auto" w:fill="E5F0F8"/>
-            <w:tcMar>
-              <w:top w:w="110" w:type="dxa"/>
-              <w:left w:w="120" w:type="dxa"/>
-              <w:bottom w:w="110" w:type="dxa"/>
-              <w:right w:w="120" w:type="dxa"/>
-            </w:tcMar>
-            <w:vAlign w:val="center"/>
-          </w:tcPr>
-          <w:p>
-            <w:pPr>
-              <w:bidi/>
-              <w:spacing w:before="20" w:after="20" w:line="264" w:lineRule="auto"/>
-            </w:pPr>
+              <w:t xml:space="preserve"> و</w:t>
+            </w:r>
             <w:r>
               <w:rPr>
+                <w:sz w:val="22"/>
+                <w:szCs w:val="22"/>
+              </w:rPr>
+              <w:t>TC09</w:t>
+            </w:r>
+            <w:r>
+              <w:rPr>
+                <w:sz w:val="22"/>
+                <w:szCs w:val="22"/>
                 <w:rtl/>
               </w:rPr>
-              <w:t>لم يُنفذ كاملًا</w:t>
+              <w:t xml:space="preserve"> و</w:t>
+            </w:r>
+            <w:r>
+              <w:rPr>
+                <w:sz w:val="22"/>
+                <w:szCs w:val="22"/>
+              </w:rPr>
+              <w:t>TC13</w:t>
+            </w:r>
+            <w:r>
+              <w:rPr>
+                <w:sz w:val="22"/>
+                <w:szCs w:val="22"/>
+                <w:rtl/>
+              </w:rPr>
+              <w:t xml:space="preserve"> و</w:t>
+            </w:r>
+            <w:r>
+              <w:rPr>
+                <w:sz w:val="22"/>
+                <w:szCs w:val="22"/>
+              </w:rPr>
+              <w:t>TC14</w:t>
+            </w:r>
+            <w:r>
+              <w:rPr>
+                <w:sz w:val="22"/>
+                <w:szCs w:val="22"/>
+                <w:rtl/>
+              </w:rPr>
+              <w:t xml:space="preserve"> و</w:t>
+            </w:r>
+            <w:r>
+              <w:rPr>
+                <w:sz w:val="22"/>
+                <w:szCs w:val="22"/>
+              </w:rPr>
+              <w:t>TC23</w:t>
+            </w:r>
+          </w:p>
+        </w:tc>
+        <w:tc>
+          <w:tcPr>
+            <w:tcW w:w="2448" w:type="dxa"/>
+            <w:tcBorders>
+              <w:top w:val="single" w:sz="6" w:space="0" w:color="FFFFFF"/>
+              <w:left w:val="single" w:sz="6" w:space="0" w:color="FFFFFF"/>
+              <w:bottom w:val="single" w:sz="6" w:space="0" w:color="FFFFFF"/>
+              <w:right w:val="single" w:sz="6" w:space="0" w:color="FFFFFF"/>
+            </w:tcBorders>
+            <w:shd w:val="clear" w:color="auto" w:fill="E5F0F8"/>
+            <w:tcMar>
+              <w:top w:w="110" w:type="dxa"/>
+              <w:left w:w="120" w:type="dxa"/>
+              <w:bottom w:w="110" w:type="dxa"/>
+              <w:right w:w="120" w:type="dxa"/>
+            </w:tcMar>
+            <w:vAlign w:val="center"/>
+          </w:tcPr>
+          <w:p>
+            <w:pPr>
+              <w:bidi/>
+              <w:spacing w:before="20" w:after="20" w:line="264" w:lineRule="auto"/>
+            </w:pPr>
+            <w:r>
+              <w:rPr>
+                <w:sz w:val="22"/>
+                <w:szCs w:val="22"/>
+                <w:rtl/>
+              </w:rPr>
+              <w:t xml:space="preserve">متصفح معزول؛ </w:t>
+            </w:r>
+            <w:r>
+              <w:rPr>
+                <w:sz w:val="22"/>
+                <w:szCs w:val="22"/>
+              </w:rPr>
+              <w:t>S18</w:t>
+            </w:r>
+          </w:p>
+        </w:tc>
+        <w:tc>
+          <w:tcPr>
+            <w:tcW w:w="4320" w:type="dxa"/>
+            <w:tcBorders>
+              <w:top w:val="single" w:sz="6" w:space="0" w:color="FFFFFF"/>
+              <w:left w:val="single" w:sz="6" w:space="0" w:color="FFFFFF"/>
+              <w:bottom w:val="single" w:sz="6" w:space="0" w:color="FFFFFF"/>
+              <w:right w:val="single" w:sz="6" w:space="0" w:color="FFFFFF"/>
+            </w:tcBorders>
+            <w:shd w:val="clear" w:color="auto" w:fill="E5F0F8"/>
+            <w:tcMar>
+              <w:top w:w="110" w:type="dxa"/>
+              <w:left w:w="120" w:type="dxa"/>
+              <w:bottom w:w="110" w:type="dxa"/>
+              <w:right w:w="120" w:type="dxa"/>
+            </w:tcMar>
+            <w:vAlign w:val="center"/>
+          </w:tcPr>
+          <w:p>
+            <w:pPr>
+              <w:bidi/>
+              <w:spacing w:before="20" w:after="20" w:line="264" w:lineRule="auto"/>
+            </w:pPr>
+            <w:r>
+              <w:rPr>
+                <w:sz w:val="22"/>
+                <w:szCs w:val="22"/>
+                <w:rtl/>
+              </w:rPr>
+              <w:t>إنشاء وتأكيد ودخول وحفظ وإعادة تحميل؛ موعد وكتاب وملخص وملف جوال ولغة ومسودة</w:t>
+            </w:r>
+          </w:p>
+        </w:tc>
+        <w:tc>
+          <w:tcPr>
+            <w:tcW w:w="1728" w:type="dxa"/>
+            <w:tcBorders>
+              <w:top w:val="single" w:sz="6" w:space="0" w:color="FFFFFF"/>
+              <w:left w:val="single" w:sz="6" w:space="0" w:color="FFFFFF"/>
+              <w:bottom w:val="single" w:sz="6" w:space="0" w:color="FFFFFF"/>
+              <w:right w:val="single" w:sz="6" w:space="0" w:color="FFFFFF"/>
+            </w:tcBorders>
+            <w:shd w:val="clear" w:color="auto" w:fill="E5F0F8"/>
+            <w:tcMar>
+              <w:top w:w="110" w:type="dxa"/>
+              <w:left w:w="120" w:type="dxa"/>
+              <w:bottom w:w="110" w:type="dxa"/>
+              <w:right w:w="120" w:type="dxa"/>
+            </w:tcMar>
+            <w:vAlign w:val="center"/>
+          </w:tcPr>
+          <w:p>
+            <w:pPr>
+              <w:bidi/>
+              <w:spacing w:before="20" w:after="20" w:line="264" w:lineRule="auto"/>
+            </w:pPr>
+            <w:r>
+              <w:rPr>
+                <w:sz w:val="22"/>
+                <w:szCs w:val="22"/>
+                <w:rtl/>
+              </w:rPr>
+              <w:t>اجتاز المحدد</w:t>
+            </w:r>
+          </w:p>
+        </w:tc>
+      </w:tr>
+      <w:tr>
+        <w:trPr>
+          <w:cantSplit/>
+          <w:jc w:val="center"/>
+        </w:trPr>
+        <w:tc>
+          <w:tcPr>
+            <w:tcW w:w="1728" w:type="dxa"/>
+            <w:tcBorders>
+              <w:top w:val="single" w:sz="6" w:space="0" w:color="FFFFFF"/>
+              <w:left w:val="single" w:sz="6" w:space="0" w:color="FFFFFF"/>
+              <w:bottom w:val="single" w:sz="6" w:space="0" w:color="FFFFFF"/>
+              <w:right w:val="single" w:sz="6" w:space="0" w:color="FFFFFF"/>
+            </w:tcBorders>
+            <w:shd w:val="clear" w:color="auto" w:fill="E5F0F8"/>
+            <w:tcMar>
+              <w:top w:w="110" w:type="dxa"/>
+              <w:left w:w="120" w:type="dxa"/>
+              <w:bottom w:w="110" w:type="dxa"/>
+              <w:right w:w="120" w:type="dxa"/>
+            </w:tcMar>
+            <w:vAlign w:val="center"/>
+          </w:tcPr>
+          <w:p>
+            <w:pPr>
+              <w:bidi/>
+              <w:spacing w:before="20" w:after="20" w:line="264" w:lineRule="auto"/>
+            </w:pPr>
+            <w:r>
+              <w:rPr>
+                <w:sz w:val="22"/>
+                <w:szCs w:val="22"/>
+                <w:rtl/>
+              </w:rPr>
+              <w:t xml:space="preserve">أجزاء </w:t>
+            </w:r>
+            <w:r>
+              <w:rPr>
+                <w:sz w:val="22"/>
+                <w:szCs w:val="22"/>
+              </w:rPr>
+              <w:t>TC12</w:t>
+            </w:r>
+            <w:r>
+              <w:rPr>
+                <w:sz w:val="22"/>
+                <w:szCs w:val="22"/>
+                <w:rtl/>
+              </w:rPr>
+              <w:t xml:space="preserve"> و</w:t>
+            </w:r>
+            <w:r>
+              <w:rPr>
+                <w:sz w:val="22"/>
+                <w:szCs w:val="22"/>
+              </w:rPr>
+              <w:t>TC22</w:t>
+            </w:r>
+          </w:p>
+        </w:tc>
+        <w:tc>
+          <w:tcPr>
+            <w:tcW w:w="2448" w:type="dxa"/>
+            <w:tcBorders>
+              <w:top w:val="single" w:sz="6" w:space="0" w:color="FFFFFF"/>
+              <w:left w:val="single" w:sz="6" w:space="0" w:color="FFFFFF"/>
+              <w:bottom w:val="single" w:sz="6" w:space="0" w:color="FFFFFF"/>
+              <w:right w:val="single" w:sz="6" w:space="0" w:color="FFFFFF"/>
+            </w:tcBorders>
+            <w:shd w:val="clear" w:color="auto" w:fill="E5F0F8"/>
+            <w:tcMar>
+              <w:top w:w="110" w:type="dxa"/>
+              <w:left w:w="120" w:type="dxa"/>
+              <w:bottom w:w="110" w:type="dxa"/>
+              <w:right w:w="120" w:type="dxa"/>
+            </w:tcMar>
+            <w:vAlign w:val="center"/>
+          </w:tcPr>
+          <w:p>
+            <w:pPr>
+              <w:bidi/>
+              <w:spacing w:before="20" w:after="20" w:line="264" w:lineRule="auto"/>
+            </w:pPr>
+            <w:r>
+              <w:rPr>
+                <w:sz w:val="22"/>
+                <w:szCs w:val="22"/>
+                <w:rtl/>
+              </w:rPr>
+              <w:t xml:space="preserve">محلي؛ </w:t>
+            </w:r>
+            <w:r>
+              <w:rPr>
+                <w:sz w:val="22"/>
+                <w:szCs w:val="22"/>
+              </w:rPr>
+              <w:t>S18</w:t>
+            </w:r>
+          </w:p>
+        </w:tc>
+        <w:tc>
+          <w:tcPr>
+            <w:tcW w:w="4320" w:type="dxa"/>
+            <w:tcBorders>
+              <w:top w:val="single" w:sz="6" w:space="0" w:color="FFFFFF"/>
+              <w:left w:val="single" w:sz="6" w:space="0" w:color="FFFFFF"/>
+              <w:bottom w:val="single" w:sz="6" w:space="0" w:color="FFFFFF"/>
+              <w:right w:val="single" w:sz="6" w:space="0" w:color="FFFFFF"/>
+            </w:tcBorders>
+            <w:shd w:val="clear" w:color="auto" w:fill="E5F0F8"/>
+            <w:tcMar>
+              <w:top w:w="110" w:type="dxa"/>
+              <w:left w:w="120" w:type="dxa"/>
+              <w:bottom w:w="110" w:type="dxa"/>
+              <w:right w:w="120" w:type="dxa"/>
+            </w:tcMar>
+            <w:vAlign w:val="center"/>
+          </w:tcPr>
+          <w:p>
+            <w:pPr>
+              <w:bidi/>
+              <w:spacing w:before="20" w:after="20" w:line="264" w:lineRule="auto"/>
+            </w:pPr>
+            <w:r>
+              <w:rPr>
+                <w:sz w:val="22"/>
+                <w:szCs w:val="22"/>
+                <w:rtl/>
+              </w:rPr>
+              <w:t xml:space="preserve">المؤقت بعد </w:t>
+            </w:r>
+            <w:r>
+              <w:rPr>
+                <w:sz w:val="22"/>
+                <w:szCs w:val="22"/>
+              </w:rPr>
+              <w:t>65</w:t>
+            </w:r>
+            <w:r>
+              <w:rPr>
+                <w:sz w:val="22"/>
+                <w:szCs w:val="22"/>
+                <w:rtl/>
+              </w:rPr>
+              <w:t xml:space="preserve"> ثانية والإيقاف والضبط؛ فحص الأنواع وبناء الإنتاج</w:t>
+            </w:r>
+          </w:p>
+        </w:tc>
+        <w:tc>
+          <w:tcPr>
+            <w:tcW w:w="1728" w:type="dxa"/>
+            <w:tcBorders>
+              <w:top w:val="single" w:sz="6" w:space="0" w:color="FFFFFF"/>
+              <w:left w:val="single" w:sz="6" w:space="0" w:color="FFFFFF"/>
+              <w:bottom w:val="single" w:sz="6" w:space="0" w:color="FFFFFF"/>
+              <w:right w:val="single" w:sz="6" w:space="0" w:color="FFFFFF"/>
+            </w:tcBorders>
+            <w:shd w:val="clear" w:color="auto" w:fill="E5F0F8"/>
+            <w:tcMar>
+              <w:top w:w="110" w:type="dxa"/>
+              <w:left w:w="120" w:type="dxa"/>
+              <w:bottom w:w="110" w:type="dxa"/>
+              <w:right w:w="120" w:type="dxa"/>
+            </w:tcMar>
+            <w:vAlign w:val="center"/>
+          </w:tcPr>
+          <w:p>
+            <w:pPr>
+              <w:bidi/>
+              <w:spacing w:before="20" w:after="20" w:line="264" w:lineRule="auto"/>
+            </w:pPr>
+            <w:r>
+              <w:rPr>
+                <w:sz w:val="22"/>
+                <w:szCs w:val="22"/>
+                <w:rtl/>
+              </w:rPr>
+              <w:t>اجتاز المحدد</w:t>
+            </w:r>
+          </w:p>
+        </w:tc>
+      </w:tr>
+      <w:tr>
+        <w:trPr>
+          <w:cantSplit/>
+          <w:jc w:val="center"/>
+        </w:trPr>
+        <w:tc>
+          <w:tcPr>
+            <w:tcW w:w="1728" w:type="dxa"/>
+            <w:tcBorders>
+              <w:top w:val="single" w:sz="6" w:space="0" w:color="FFFFFF"/>
+              <w:left w:val="single" w:sz="6" w:space="0" w:color="FFFFFF"/>
+              <w:bottom w:val="single" w:sz="6" w:space="0" w:color="FFFFFF"/>
+              <w:right w:val="single" w:sz="6" w:space="0" w:color="FFFFFF"/>
+            </w:tcBorders>
+            <w:shd w:val="clear" w:color="auto" w:fill="E5F0F8"/>
+            <w:tcMar>
+              <w:top w:w="110" w:type="dxa"/>
+              <w:left w:w="120" w:type="dxa"/>
+              <w:bottom w:w="110" w:type="dxa"/>
+              <w:right w:w="120" w:type="dxa"/>
+            </w:tcMar>
+            <w:vAlign w:val="center"/>
+          </w:tcPr>
+          <w:p>
+            <w:pPr>
+              <w:bidi/>
+              <w:spacing w:before="20" w:after="20" w:line="264" w:lineRule="auto"/>
+            </w:pPr>
+            <w:r>
+              <w:rPr>
+                <w:sz w:val="22"/>
+                <w:szCs w:val="22"/>
+                <w:rtl/>
+              </w:rPr>
+              <w:lastRenderedPageBreak/>
+              <w:t xml:space="preserve">جزء </w:t>
+            </w:r>
+            <w:r>
+              <w:rPr>
+                <w:sz w:val="22"/>
+                <w:szCs w:val="22"/>
+              </w:rPr>
+              <w:t>TC02</w:t>
+            </w:r>
+          </w:p>
+        </w:tc>
+        <w:tc>
+          <w:tcPr>
+            <w:tcW w:w="2448" w:type="dxa"/>
+            <w:tcBorders>
+              <w:top w:val="single" w:sz="6" w:space="0" w:color="FFFFFF"/>
+              <w:left w:val="single" w:sz="6" w:space="0" w:color="FFFFFF"/>
+              <w:bottom w:val="single" w:sz="6" w:space="0" w:color="FFFFFF"/>
+              <w:right w:val="single" w:sz="6" w:space="0" w:color="FFFFFF"/>
+            </w:tcBorders>
+            <w:shd w:val="clear" w:color="auto" w:fill="E5F0F8"/>
+            <w:tcMar>
+              <w:top w:w="110" w:type="dxa"/>
+              <w:left w:w="120" w:type="dxa"/>
+              <w:bottom w:w="110" w:type="dxa"/>
+              <w:right w:w="120" w:type="dxa"/>
+            </w:tcMar>
+            <w:vAlign w:val="center"/>
+          </w:tcPr>
+          <w:p>
+            <w:pPr>
+              <w:bidi/>
+              <w:spacing w:before="20" w:after="20" w:line="264" w:lineRule="auto"/>
+            </w:pPr>
+            <w:r>
+              <w:rPr>
+                <w:sz w:val="22"/>
+                <w:szCs w:val="22"/>
+                <w:rtl/>
+              </w:rPr>
+              <w:t xml:space="preserve">إنتاج؛ تأكيد المالك </w:t>
+            </w:r>
+            <w:r>
+              <w:rPr>
+                <w:sz w:val="22"/>
+                <w:szCs w:val="22"/>
+              </w:rPr>
+              <w:t>S19</w:t>
+            </w:r>
+          </w:p>
+        </w:tc>
+        <w:tc>
+          <w:tcPr>
+            <w:tcW w:w="4320" w:type="dxa"/>
+            <w:tcBorders>
+              <w:top w:val="single" w:sz="6" w:space="0" w:color="FFFFFF"/>
+              <w:left w:val="single" w:sz="6" w:space="0" w:color="FFFFFF"/>
+              <w:bottom w:val="single" w:sz="6" w:space="0" w:color="FFFFFF"/>
+              <w:right w:val="single" w:sz="6" w:space="0" w:color="FFFFFF"/>
+            </w:tcBorders>
+            <w:shd w:val="clear" w:color="auto" w:fill="E5F0F8"/>
+            <w:tcMar>
+              <w:top w:w="110" w:type="dxa"/>
+              <w:left w:w="120" w:type="dxa"/>
+              <w:bottom w:w="110" w:type="dxa"/>
+              <w:right w:w="120" w:type="dxa"/>
+            </w:tcMar>
+            <w:vAlign w:val="center"/>
+          </w:tcPr>
+          <w:p>
+            <w:pPr>
+              <w:bidi/>
+              <w:spacing w:before="20" w:after="20" w:line="264" w:lineRule="auto"/>
+            </w:pPr>
+            <w:r>
+              <w:rPr>
+                <w:sz w:val="22"/>
+                <w:szCs w:val="22"/>
+                <w:rtl/>
+              </w:rPr>
+              <w:t xml:space="preserve">أكد المالك نجاح </w:t>
+            </w:r>
+            <w:r>
+              <w:rPr>
+                <w:sz w:val="22"/>
+                <w:szCs w:val="22"/>
+              </w:rPr>
+              <w:t>Google</w:t>
+            </w:r>
+            <w:r>
+              <w:rPr>
+                <w:sz w:val="22"/>
+                <w:szCs w:val="22"/>
+                <w:rtl/>
+              </w:rPr>
+              <w:t>؛ الإلغاء وإعادة المحاولة فُحصا منفصلًا</w:t>
+            </w:r>
+          </w:p>
+        </w:tc>
+        <w:tc>
+          <w:tcPr>
+            <w:tcW w:w="1728" w:type="dxa"/>
+            <w:tcBorders>
+              <w:top w:val="single" w:sz="6" w:space="0" w:color="FFFFFF"/>
+              <w:left w:val="single" w:sz="6" w:space="0" w:color="FFFFFF"/>
+              <w:bottom w:val="single" w:sz="6" w:space="0" w:color="FFFFFF"/>
+              <w:right w:val="single" w:sz="6" w:space="0" w:color="FFFFFF"/>
+            </w:tcBorders>
+            <w:shd w:val="clear" w:color="auto" w:fill="E5F0F8"/>
+            <w:tcMar>
+              <w:top w:w="110" w:type="dxa"/>
+              <w:left w:w="120" w:type="dxa"/>
+              <w:bottom w:w="110" w:type="dxa"/>
+              <w:right w:w="120" w:type="dxa"/>
+            </w:tcMar>
+            <w:vAlign w:val="center"/>
+          </w:tcPr>
+          <w:p>
+            <w:pPr>
+              <w:bidi/>
+              <w:spacing w:before="20" w:after="20" w:line="264" w:lineRule="auto"/>
+            </w:pPr>
+            <w:r>
+              <w:rPr>
+                <w:sz w:val="22"/>
+                <w:szCs w:val="22"/>
+                <w:rtl/>
+              </w:rPr>
+              <w:t>نجاح المسار المذكور</w:t>
+            </w:r>
+          </w:p>
+        </w:tc>
+      </w:tr>
+      <w:tr>
+        <w:trPr>
+          <w:cantSplit/>
+          <w:jc w:val="center"/>
+        </w:trPr>
+        <w:tc>
+          <w:tcPr>
+            <w:tcW w:w="1728" w:type="dxa"/>
+            <w:tcBorders>
+              <w:top w:val="single" w:sz="6" w:space="0" w:color="FFFFFF"/>
+              <w:left w:val="single" w:sz="6" w:space="0" w:color="FFFFFF"/>
+              <w:bottom w:val="single" w:sz="6" w:space="0" w:color="FFFFFF"/>
+              <w:right w:val="single" w:sz="6" w:space="0" w:color="FFFFFF"/>
+            </w:tcBorders>
+            <w:shd w:val="clear" w:color="auto" w:fill="E5F0F8"/>
+            <w:tcMar>
+              <w:top w:w="110" w:type="dxa"/>
+              <w:left w:w="120" w:type="dxa"/>
+              <w:bottom w:w="110" w:type="dxa"/>
+              <w:right w:w="120" w:type="dxa"/>
+            </w:tcMar>
+            <w:vAlign w:val="center"/>
+          </w:tcPr>
+          <w:p>
+            <w:pPr>
+              <w:bidi/>
+              <w:spacing w:before="20" w:after="20" w:line="264" w:lineRule="auto"/>
+            </w:pPr>
+            <w:r>
+              <w:rPr>
+                <w:sz w:val="22"/>
+                <w:szCs w:val="22"/>
+                <w:rtl/>
+              </w:rPr>
+              <w:t xml:space="preserve">جزء </w:t>
+            </w:r>
+            <w:r>
+              <w:rPr>
+                <w:sz w:val="22"/>
+                <w:szCs w:val="22"/>
+              </w:rPr>
+              <w:t>TC24</w:t>
+            </w:r>
+            <w:r>
+              <w:rPr>
+                <w:sz w:val="22"/>
+                <w:szCs w:val="22"/>
+                <w:rtl/>
+              </w:rPr>
+              <w:t xml:space="preserve"> وأجزاء </w:t>
+            </w:r>
+            <w:r>
+              <w:rPr>
+                <w:sz w:val="22"/>
+                <w:szCs w:val="22"/>
+              </w:rPr>
+              <w:t>TC16</w:t>
+            </w:r>
+            <w:r>
+              <w:rPr>
+                <w:sz w:val="22"/>
+                <w:szCs w:val="22"/>
+                <w:rtl/>
+              </w:rPr>
+              <w:t xml:space="preserve"> و</w:t>
+            </w:r>
+            <w:r>
+              <w:rPr>
+                <w:sz w:val="22"/>
+                <w:szCs w:val="22"/>
+              </w:rPr>
+              <w:t>TC17</w:t>
+            </w:r>
+          </w:p>
+        </w:tc>
+        <w:tc>
+          <w:tcPr>
+            <w:tcW w:w="2448" w:type="dxa"/>
+            <w:tcBorders>
+              <w:top w:val="single" w:sz="6" w:space="0" w:color="FFFFFF"/>
+              <w:left w:val="single" w:sz="6" w:space="0" w:color="FFFFFF"/>
+              <w:bottom w:val="single" w:sz="6" w:space="0" w:color="FFFFFF"/>
+              <w:right w:val="single" w:sz="6" w:space="0" w:color="FFFFFF"/>
+            </w:tcBorders>
+            <w:shd w:val="clear" w:color="auto" w:fill="E5F0F8"/>
+            <w:tcMar>
+              <w:top w:w="110" w:type="dxa"/>
+              <w:left w:w="120" w:type="dxa"/>
+              <w:bottom w:w="110" w:type="dxa"/>
+              <w:right w:w="120" w:type="dxa"/>
+            </w:tcMar>
+            <w:vAlign w:val="center"/>
+          </w:tcPr>
+          <w:p>
+            <w:pPr>
+              <w:bidi/>
+              <w:spacing w:before="20" w:after="20" w:line="264" w:lineRule="auto"/>
+            </w:pPr>
+            <w:r>
+              <w:rPr>
+                <w:sz w:val="22"/>
+                <w:szCs w:val="22"/>
+              </w:rPr>
+              <w:t>Firebase</w:t>
+            </w:r>
+            <w:r>
+              <w:rPr>
+                <w:sz w:val="22"/>
+                <w:szCs w:val="22"/>
+                <w:rtl/>
+              </w:rPr>
+              <w:t xml:space="preserve"> فعلي؛ </w:t>
+            </w:r>
+            <w:r>
+              <w:rPr>
+                <w:sz w:val="22"/>
+                <w:szCs w:val="22"/>
+              </w:rPr>
+              <w:t>S19</w:t>
+            </w:r>
+          </w:p>
+        </w:tc>
+        <w:tc>
+          <w:tcPr>
+            <w:tcW w:w="4320" w:type="dxa"/>
+            <w:tcBorders>
+              <w:top w:val="single" w:sz="6" w:space="0" w:color="FFFFFF"/>
+              <w:left w:val="single" w:sz="6" w:space="0" w:color="FFFFFF"/>
+              <w:bottom w:val="single" w:sz="6" w:space="0" w:color="FFFFFF"/>
+              <w:right w:val="single" w:sz="6" w:space="0" w:color="FFFFFF"/>
+            </w:tcBorders>
+            <w:shd w:val="clear" w:color="auto" w:fill="E5F0F8"/>
+            <w:tcMar>
+              <w:top w:w="110" w:type="dxa"/>
+              <w:left w:w="120" w:type="dxa"/>
+              <w:bottom w:w="110" w:type="dxa"/>
+              <w:right w:w="120" w:type="dxa"/>
+            </w:tcMar>
+            <w:vAlign w:val="center"/>
+          </w:tcPr>
+          <w:p>
+            <w:pPr>
+              <w:bidi/>
+              <w:spacing w:before="20" w:after="20" w:line="264" w:lineRule="auto"/>
+            </w:pPr>
+            <w:r>
+              <w:rPr>
+                <w:sz w:val="22"/>
+                <w:szCs w:val="22"/>
+                <w:rtl/>
+              </w:rPr>
+              <w:t>مطابقة الحسابين ودخول وحفظ وقراءة ومنع وصول غير المالك؛ نجاح بعد الحذف</w:t>
+            </w:r>
+          </w:p>
+        </w:tc>
+        <w:tc>
+          <w:tcPr>
+            <w:tcW w:w="1728" w:type="dxa"/>
+            <w:tcBorders>
+              <w:top w:val="single" w:sz="6" w:space="0" w:color="FFFFFF"/>
+              <w:left w:val="single" w:sz="6" w:space="0" w:color="FFFFFF"/>
+              <w:bottom w:val="single" w:sz="6" w:space="0" w:color="FFFFFF"/>
+              <w:right w:val="single" w:sz="6" w:space="0" w:color="FFFFFF"/>
+            </w:tcBorders>
+            <w:shd w:val="clear" w:color="auto" w:fill="E5F0F8"/>
+            <w:tcMar>
+              <w:top w:w="110" w:type="dxa"/>
+              <w:left w:w="120" w:type="dxa"/>
+              <w:bottom w:w="110" w:type="dxa"/>
+              <w:right w:w="120" w:type="dxa"/>
+            </w:tcMar>
+            <w:vAlign w:val="center"/>
+          </w:tcPr>
+          <w:p>
+            <w:pPr>
+              <w:bidi/>
+              <w:spacing w:before="20" w:after="20" w:line="264" w:lineRule="auto"/>
+            </w:pPr>
+            <w:r>
+              <w:rPr>
+                <w:sz w:val="22"/>
+                <w:szCs w:val="22"/>
+                <w:rtl/>
+              </w:rPr>
+              <w:t>نجاح النقل الفعلي</w:t>
+            </w:r>
+          </w:p>
+        </w:tc>
+      </w:tr>
+      <w:tr>
+        <w:trPr>
+          <w:cantSplit/>
+          <w:jc w:val="center"/>
+        </w:trPr>
+        <w:tc>
+          <w:tcPr>
+            <w:tcW w:w="1728" w:type="dxa"/>
+            <w:tcBorders>
+              <w:top w:val="single" w:sz="6" w:space="0" w:color="FFFFFF"/>
+              <w:left w:val="single" w:sz="6" w:space="0" w:color="FFFFFF"/>
+              <w:bottom w:val="single" w:sz="6" w:space="0" w:color="FFFFFF"/>
+              <w:right w:val="single" w:sz="6" w:space="0" w:color="FFFFFF"/>
+            </w:tcBorders>
+            <w:shd w:val="clear" w:color="auto" w:fill="E5F0F8"/>
+            <w:tcMar>
+              <w:top w:w="110" w:type="dxa"/>
+              <w:left w:w="120" w:type="dxa"/>
+              <w:bottom w:w="110" w:type="dxa"/>
+              <w:right w:w="120" w:type="dxa"/>
+            </w:tcMar>
+            <w:vAlign w:val="center"/>
+          </w:tcPr>
+          <w:p>
+            <w:pPr>
+              <w:bidi/>
+              <w:spacing w:before="20" w:after="20" w:line="264" w:lineRule="auto"/>
+            </w:pPr>
+            <w:r>
+              <w:rPr>
+                <w:sz w:val="22"/>
+                <w:szCs w:val="22"/>
+              </w:rPr>
+              <w:t>TC19</w:t>
+            </w:r>
+            <w:r>
+              <w:rPr>
+                <w:sz w:val="22"/>
+                <w:szCs w:val="22"/>
+                <w:rtl/>
+              </w:rPr>
+              <w:t xml:space="preserve"> و</w:t>
+            </w:r>
+            <w:r>
+              <w:rPr>
+                <w:sz w:val="22"/>
+                <w:szCs w:val="22"/>
+              </w:rPr>
+              <w:t>TC20</w:t>
+            </w:r>
+            <w:r>
+              <w:rPr>
+                <w:sz w:val="22"/>
+                <w:szCs w:val="22"/>
+                <w:rtl/>
+              </w:rPr>
+              <w:t xml:space="preserve"> و</w:t>
+            </w:r>
+            <w:r>
+              <w:rPr>
+                <w:sz w:val="22"/>
+                <w:szCs w:val="22"/>
+              </w:rPr>
+              <w:t>TC21</w:t>
+            </w:r>
+            <w:r>
+              <w:rPr>
+                <w:sz w:val="22"/>
+                <w:szCs w:val="22"/>
+                <w:rtl/>
+              </w:rPr>
+              <w:t xml:space="preserve"> وبقية المعايير</w:t>
+            </w:r>
+          </w:p>
+        </w:tc>
+        <w:tc>
+          <w:tcPr>
+            <w:tcW w:w="2448" w:type="dxa"/>
+            <w:tcBorders>
+              <w:top w:val="single" w:sz="6" w:space="0" w:color="FFFFFF"/>
+              <w:left w:val="single" w:sz="6" w:space="0" w:color="FFFFFF"/>
+              <w:bottom w:val="single" w:sz="6" w:space="0" w:color="FFFFFF"/>
+              <w:right w:val="single" w:sz="6" w:space="0" w:color="FFFFFF"/>
+            </w:tcBorders>
+            <w:shd w:val="clear" w:color="auto" w:fill="E5F0F8"/>
+            <w:tcMar>
+              <w:top w:w="110" w:type="dxa"/>
+              <w:left w:w="120" w:type="dxa"/>
+              <w:bottom w:w="110" w:type="dxa"/>
+              <w:right w:w="120" w:type="dxa"/>
+            </w:tcMar>
+            <w:vAlign w:val="center"/>
+          </w:tcPr>
+          <w:p>
+            <w:pPr>
+              <w:bidi/>
+              <w:spacing w:before="20" w:after="20" w:line="264" w:lineRule="auto"/>
+            </w:pPr>
+            <w:r>
+              <w:rPr>
+                <w:sz w:val="22"/>
+                <w:szCs w:val="22"/>
+                <w:rtl/>
+              </w:rPr>
+              <w:t>غير مكتمل</w:t>
+            </w:r>
+          </w:p>
+        </w:tc>
+        <w:tc>
+          <w:tcPr>
+            <w:tcW w:w="4320" w:type="dxa"/>
+            <w:tcBorders>
+              <w:top w:val="single" w:sz="6" w:space="0" w:color="FFFFFF"/>
+              <w:left w:val="single" w:sz="6" w:space="0" w:color="FFFFFF"/>
+              <w:bottom w:val="single" w:sz="6" w:space="0" w:color="FFFFFF"/>
+              <w:right w:val="single" w:sz="6" w:space="0" w:color="FFFFFF"/>
+            </w:tcBorders>
+            <w:shd w:val="clear" w:color="auto" w:fill="E5F0F8"/>
+            <w:tcMar>
+              <w:top w:w="110" w:type="dxa"/>
+              <w:left w:w="120" w:type="dxa"/>
+              <w:bottom w:w="110" w:type="dxa"/>
+              <w:right w:w="120" w:type="dxa"/>
+            </w:tcMar>
+            <w:vAlign w:val="center"/>
+          </w:tcPr>
+          <w:p>
+            <w:pPr>
+              <w:bidi/>
+              <w:spacing w:before="20" w:after="20" w:line="264" w:lineRule="auto"/>
+            </w:pPr>
+            <w:r>
+              <w:rPr>
+                <w:sz w:val="22"/>
+                <w:szCs w:val="22"/>
+                <w:rtl/>
+              </w:rPr>
+              <w:t>لا قياس شامل للأداء أو إمكانية الوصول أو جميع المتصفحات</w:t>
+            </w:r>
+          </w:p>
+        </w:tc>
+        <w:tc>
+          <w:tcPr>
+            <w:tcW w:w="1728" w:type="dxa"/>
+            <w:tcBorders>
+              <w:top w:val="single" w:sz="6" w:space="0" w:color="FFFFFF"/>
+              <w:left w:val="single" w:sz="6" w:space="0" w:color="FFFFFF"/>
+              <w:bottom w:val="single" w:sz="6" w:space="0" w:color="FFFFFF"/>
+              <w:right w:val="single" w:sz="6" w:space="0" w:color="FFFFFF"/>
+            </w:tcBorders>
+            <w:shd w:val="clear" w:color="auto" w:fill="E5F0F8"/>
+            <w:tcMar>
+              <w:top w:w="110" w:type="dxa"/>
+              <w:left w:w="120" w:type="dxa"/>
+              <w:bottom w:w="110" w:type="dxa"/>
+              <w:right w:w="120" w:type="dxa"/>
+            </w:tcMar>
+            <w:vAlign w:val="center"/>
+          </w:tcPr>
+          <w:p>
+            <w:pPr>
+              <w:bidi/>
+              <w:spacing w:before="20" w:after="20" w:line="264" w:lineRule="auto"/>
+            </w:pPr>
+            <w:r>
+              <w:rPr>
+                <w:sz w:val="22"/>
+                <w:szCs w:val="22"/>
+                <w:rtl/>
+              </w:rPr>
+              <w:t>لم يُستكمل</w:t>
             </w:r>
           </w:p>
         </w:tc>
@@ -20085,7 +21436,7 @@
         <w:bidi/>
         <w:spacing w:after="160" w:line="288" w:lineRule="auto"/>
       </w:pPr>
-      <w:bookmarkStart w:id="9" w:name="_Toc239912406"/>
+      <w:bookmarkStart w:id="9" w:name="_Toc240966816"/>
       <w:r>
         <w:lastRenderedPageBreak/>
         <w:t>9</w:t>
@@ -28100,7 +29451,7 @@
         <w:bidi/>
         <w:spacing w:after="160" w:line="288" w:lineRule="auto"/>
       </w:pPr>
-      <w:bookmarkStart w:id="10" w:name="_Toc239912407"/>
+      <w:bookmarkStart w:id="10" w:name="_Toc240966817"/>
       <w:r>
         <w:lastRenderedPageBreak/>
         <w:t>10</w:t>
@@ -28124,52 +29475,52 @@
           <w:szCs w:val="22"/>
           <w:rtl/>
         </w:rPr>
-        <w:t xml:space="preserve">تستند حالة التنفيذ إلى قراءة </w:t>
-      </w:r>
-      <w:r>
-        <w:rPr>
-          <w:sz w:val="22"/>
-          <w:szCs w:val="22"/>
-        </w:rPr>
-        <w:t>10</w:t>
-      </w:r>
-      <w:r>
-        <w:rPr>
-          <w:sz w:val="22"/>
-          <w:szCs w:val="22"/>
-          <w:rtl/>
-        </w:rPr>
-        <w:t xml:space="preserve"> سبتمبر </w:t>
-      </w:r>
-      <w:r>
-        <w:rPr>
-          <w:sz w:val="22"/>
-          <w:szCs w:val="22"/>
-        </w:rPr>
-        <w:t>2026</w:t>
-      </w:r>
-      <w:r>
-        <w:rPr>
-          <w:sz w:val="22"/>
-          <w:szCs w:val="22"/>
-          <w:rtl/>
-        </w:rPr>
-        <w:t xml:space="preserve"> للمرجع </w:t>
-      </w:r>
-      <w:r>
-        <w:rPr>
-          <w:sz w:val="22"/>
-          <w:szCs w:val="22"/>
-        </w:rPr>
-        <w:t>87675a6</w:t>
-      </w:r>
-      <w:r>
-        <w:rPr>
-          <w:sz w:val="22"/>
-          <w:szCs w:val="22"/>
-          <w:rtl/>
-        </w:rPr>
-        <w:t xml:space="preserve"> وتعديلات مساحة العمل. نُقل كود الحساب والبيانات إلى </w:t>
+        <w:t xml:space="preserve">مرجع الحالة: الإصلاحات </w:t>
+      </w:r>
+      <w:r>
+        <w:rPr>
+          <w:sz w:val="22"/>
+          <w:szCs w:val="22"/>
+        </w:rPr>
+        <w:t>031f25d</w:t>
+      </w:r>
+      <w:r>
+        <w:rPr>
+          <w:sz w:val="22"/>
+          <w:szCs w:val="22"/>
+          <w:rtl/>
+        </w:rPr>
+        <w:t xml:space="preserve"> وتوثيق إغلاق المصدر </w:t>
+      </w:r>
+      <w:r>
+        <w:rPr>
+          <w:sz w:val="22"/>
+          <w:szCs w:val="22"/>
+        </w:rPr>
+        <w:t>31c147a</w:t>
+      </w:r>
+      <w:r>
+        <w:rPr>
+          <w:sz w:val="22"/>
+          <w:szCs w:val="22"/>
+          <w:rtl/>
+        </w:rPr>
+        <w:t xml:space="preserve">، وتقرير </w:t>
+      </w:r>
+      <w:r>
+        <w:rPr>
+          <w:sz w:val="22"/>
+          <w:szCs w:val="22"/>
+        </w:rPr>
+        <w:t>Website/QA_REVIEW.md</w:t>
+      </w:r>
+      <w:r>
+        <w:rPr>
+          <w:sz w:val="22"/>
+          <w:szCs w:val="22"/>
+          <w:rtl/>
+        </w:rPr>
+        <w:t xml:space="preserve">، ونتائج الأدوات في المحادثة. نُشرت الإصلاحات على </w:t>
       </w:r>
       <w:r>
         <w:rPr>
@@ -28184,22 +29535,22 @@
           <w:szCs w:val="22"/>
           <w:rtl/>
         </w:rPr>
-        <w:t xml:space="preserve"> واجتاز فحص الأنواع والبناء واختبارات المحاكي المحددة في </w:t>
-      </w:r>
-      <w:r>
-        <w:rPr>
-          <w:sz w:val="22"/>
-          <w:szCs w:val="22"/>
-        </w:rPr>
-        <w:t>S15.</w:t>
-      </w:r>
-      <w:r>
-        <w:rPr>
-          <w:sz w:val="22"/>
-          <w:szCs w:val="22"/>
-          <w:rtl/>
-        </w:rPr>
-        <w:t xml:space="preserve"> لم يُتحقق من نشر القواعد أو نقل الحسابات والبيانات الفعلية؛ لا تدل هذه النتائج على جاهزية الإطلاق.</w:t>
+        <w:t xml:space="preserve"> وتحقق تطابق الحزمة، ونجح نشر تحويل </w:t>
+      </w:r>
+      <w:r>
+        <w:rPr>
+          <w:sz w:val="22"/>
+          <w:szCs w:val="22"/>
+        </w:rPr>
+        <w:t>GitHub Pages.</w:t>
+      </w:r>
+      <w:r>
+        <w:rPr>
+          <w:sz w:val="22"/>
+          <w:szCs w:val="22"/>
+          <w:rtl/>
+        </w:rPr>
+        <w:t xml:space="preserve"> المنصة متاحة للتجربة الفعلية؛ المتطلبات غير المنفذة أدناه تمنع وصف النطاق المستهدف بأنه مكتمل.</w:t>
       </w:r>
     </w:p>
     <w:p>
@@ -28229,7 +29580,7 @@
           <w:szCs w:val="22"/>
           <w:rtl/>
         </w:rPr>
-        <w:t>الموجود في الملفات: نُقل البريد و</w:t>
+        <w:t>الموجود والمتحقق: البريد و</w:t>
       </w:r>
       <w:r>
         <w:rPr>
@@ -28244,7 +29595,7 @@
           <w:szCs w:val="22"/>
           <w:rtl/>
         </w:rPr>
-        <w:t xml:space="preserve"> والاستعادة إلى </w:t>
+        <w:t xml:space="preserve"> والاستعادة تستخدم </w:t>
       </w:r>
       <w:r>
         <w:rPr>
@@ -28259,7 +29610,22 @@
           <w:szCs w:val="22"/>
           <w:rtl/>
         </w:rPr>
-        <w:t xml:space="preserve"> يستلزم الدخول للبيانات تأكيد البريد؛ تغيير الكلمة يتحقق من رمز الإجراء. الحد المحلي الحالي </w:t>
+        <w:t xml:space="preserve"> تأكيد البريد مطلوب للبيانات؛ أُكد دخول </w:t>
+      </w:r>
+      <w:r>
+        <w:rPr>
+          <w:sz w:val="22"/>
+          <w:szCs w:val="22"/>
+        </w:rPr>
+        <w:t>Google</w:t>
+      </w:r>
+      <w:r>
+        <w:rPr>
+          <w:sz w:val="22"/>
+          <w:szCs w:val="22"/>
+          <w:rtl/>
+        </w:rPr>
+        <w:t xml:space="preserve"> الحقيقي بواسطة المالك. نجحت رحلة البريد محليًا وعينة الدخول الفعلي. حد كلمة المرور في الإنشاء والاستعادة </w:t>
       </w:r>
       <w:r>
         <w:rPr>
@@ -28288,14 +29654,59 @@
           <w:szCs w:val="22"/>
           <w:rtl/>
         </w:rPr>
-        <w:t xml:space="preserve">الفجوة أمام المتطلبات المستهدفة: التحقق الفعلي من إعدادات الموفر وروابط البريد والنطاق المنشور، وحسم سياسة الطول المقترحة في </w:t>
-      </w:r>
-      <w:r>
-        <w:rPr>
-          <w:sz w:val="22"/>
-          <w:szCs w:val="22"/>
-        </w:rPr>
-        <w:t>D07.</w:t>
+        <w:t xml:space="preserve">الفجوة: حسم مقترح </w:t>
+      </w:r>
+      <w:r>
+        <w:rPr>
+          <w:sz w:val="22"/>
+          <w:szCs w:val="22"/>
+        </w:rPr>
+        <w:t>8</w:t>
+      </w:r>
+      <w:r>
+        <w:rPr>
+          <w:sz w:val="22"/>
+          <w:szCs w:val="22"/>
+          <w:rtl/>
+        </w:rPr>
+        <w:t xml:space="preserve"> أحرف في </w:t>
+      </w:r>
+      <w:r>
+        <w:rPr>
+          <w:sz w:val="22"/>
+          <w:szCs w:val="22"/>
+        </w:rPr>
+        <w:t>D07</w:t>
+      </w:r>
+      <w:r>
+        <w:rPr>
+          <w:sz w:val="22"/>
+          <w:szCs w:val="22"/>
+          <w:rtl/>
+        </w:rPr>
+        <w:t xml:space="preserve">؛ استكمال اختبار إيصال بريد الاستعادة والرابط المنتهي عبر بريد فعلي. إثبات </w:t>
+      </w:r>
+      <w:r>
+        <w:rPr>
+          <w:sz w:val="22"/>
+          <w:szCs w:val="22"/>
+        </w:rPr>
+        <w:t>Google</w:t>
+      </w:r>
+      <w:r>
+        <w:rPr>
+          <w:sz w:val="22"/>
+          <w:szCs w:val="22"/>
+          <w:rtl/>
+        </w:rPr>
+        <w:t xml:space="preserve"> لا يعني تجاوز طلب التحقق أو كلمة المرور من </w:t>
+      </w:r>
+      <w:r>
+        <w:rPr>
+          <w:sz w:val="22"/>
+          <w:szCs w:val="22"/>
+        </w:rPr>
+        <w:t>Google.</w:t>
       </w:r>
     </w:p>
     <w:p>
@@ -28361,22 +29772,37 @@
           <w:szCs w:val="22"/>
           <w:rtl/>
         </w:rPr>
-        <w:t xml:space="preserve">الموجود في الملفات: الملف والهدف محفوظان بمعاملة؛ تسجل المهام وقت إكمال جديد. </w:t>
-      </w:r>
-      <w:r>
-        <w:rPr>
-          <w:sz w:val="22"/>
-          <w:szCs w:val="22"/>
-        </w:rPr>
-        <w:t>Overview</w:t>
-      </w:r>
-      <w:r>
-        <w:rPr>
-          <w:sz w:val="22"/>
-          <w:szCs w:val="22"/>
-          <w:rtl/>
-        </w:rPr>
-        <w:t xml:space="preserve"> ما زال يعرض مؤشرات اليوم حسب الاستحقاق.</w:t>
+        <w:t xml:space="preserve">الموجود والمتحقق: الاسم والهدف محفوظان بمعاملة. أُتيح الملف الشخصي في تنقل الجوال دون إعادة الأيقونة العلوية المحذوفة؛ نجح تعديل الاسم والهدف وإعادة تحميلهما على شاشة </w:t>
+      </w:r>
+      <w:r>
+        <w:rPr>
+          <w:sz w:val="22"/>
+          <w:szCs w:val="22"/>
+        </w:rPr>
+        <w:t>390</w:t>
+      </w:r>
+      <w:r>
+        <w:rPr>
+          <w:sz w:val="22"/>
+          <w:szCs w:val="22"/>
+          <w:rtl/>
+        </w:rPr>
+        <w:t>×</w:t>
+      </w:r>
+      <w:r>
+        <w:rPr>
+          <w:sz w:val="22"/>
+          <w:szCs w:val="22"/>
+        </w:rPr>
+        <w:t>640.</w:t>
+      </w:r>
+      <w:r>
+        <w:rPr>
+          <w:sz w:val="22"/>
+          <w:szCs w:val="22"/>
+          <w:rtl/>
+        </w:rPr>
+        <w:t xml:space="preserve"> المؤشرات الحالية يومية.</w:t>
       </w:r>
     </w:p>
     <w:p>
@@ -28816,7 +30242,7 @@
           <w:szCs w:val="22"/>
           <w:rtl/>
         </w:rPr>
-        <w:t xml:space="preserve">الموجود في الملفات: تصنيفات المهام موجودة وتعرض أول أربعة عناصر لكل مجموعة؛ مؤقت </w:t>
+        <w:t xml:space="preserve">الموجود والمتحقق: تصنيفات التذكير ومؤقت </w:t>
       </w:r>
       <w:r>
         <w:rPr>
@@ -28831,7 +30257,22 @@
           <w:szCs w:val="22"/>
           <w:rtl/>
         </w:rPr>
-        <w:t xml:space="preserve"> دقيقة دون سجل.</w:t>
+        <w:t xml:space="preserve"> دقيقة دون سجل. أُصلح العد ليحسب الزمن المنقضي؛ نجح اختبار مرور </w:t>
+      </w:r>
+      <w:r>
+        <w:rPr>
+          <w:sz w:val="22"/>
+          <w:szCs w:val="22"/>
+        </w:rPr>
+        <w:t>65</w:t>
+      </w:r>
+      <w:r>
+        <w:rPr>
+          <w:sz w:val="22"/>
+          <w:szCs w:val="22"/>
+          <w:rtl/>
+        </w:rPr>
+        <w:t xml:space="preserve"> ثانية والإيقاف المؤقت وإعادة الضبط. النماذج والملف الشخصي قابلة للتمرير على الشاشات القصيرة.</w:t>
       </w:r>
     </w:p>
     <w:p>
@@ -28845,7 +30286,8 @@
           <w:szCs w:val="22"/>
           <w:rtl/>
         </w:rPr>
-        <w:t>الفجوة أمام المتطلبات المستهدفة: التحقق من الحدود وإتاحة الوصول لجميع العناصر واختبار سلوك المؤقت.</w:t>
+        <w:lastRenderedPageBreak/>
+        <w:t>الفجوة: استكمال حدود تصنيفات التذكيرات وتجربة الأجهزة والمتصفحات المختلفة؛ اختبار المؤقت المحلي لا يثبت التنبيه عند إغلاق المتصفح، وهو غير مطلوب حاليًا.</w:t>
       </w:r>
     </w:p>
     <w:p>
@@ -28859,7 +30301,6 @@
           <w:szCs w:val="19"/>
           <w:rtl/>
         </w:rPr>
-        <w:lastRenderedPageBreak/>
         <w:t xml:space="preserve">المرجع: </w:t>
       </w:r>
       <w:r>
@@ -28912,37 +30353,52 @@
           <w:szCs w:val="22"/>
           <w:rtl/>
         </w:rPr>
-        <w:t xml:space="preserve">الموجود في الملفات: حفظ الكتب والملخصات على </w:t>
-      </w:r>
-      <w:r>
-        <w:rPr>
-          <w:sz w:val="22"/>
-          <w:szCs w:val="22"/>
-        </w:rPr>
-        <w:t>Firestore</w:t>
-      </w:r>
-      <w:r>
-        <w:rPr>
-          <w:sz w:val="22"/>
-          <w:szCs w:val="22"/>
-          <w:rtl/>
-        </w:rPr>
-        <w:t xml:space="preserve"> موجود؛ بلوغ </w:t>
-      </w:r>
-      <w:r>
-        <w:rPr>
-          <w:sz w:val="22"/>
-          <w:szCs w:val="22"/>
-        </w:rPr>
-        <w:t>100</w:t>
-      </w:r>
-      <w:r>
-        <w:rPr>
-          <w:sz w:val="22"/>
-          <w:szCs w:val="22"/>
-          <w:rtl/>
-        </w:rPr>
-        <w:t xml:space="preserve"> ينهي الكتاب وخفض تقدم المنتهي يعيده للقراءة. نموذج الإنشاء لا يفرض كل توافقات الحالة والنسبة.</w:t>
+        <w:t xml:space="preserve">الموجود والمتحقق: حفظ الكتب والملخصات في </w:t>
+      </w:r>
+      <w:r>
+        <w:rPr>
+          <w:sz w:val="22"/>
+          <w:szCs w:val="22"/>
+        </w:rPr>
+        <w:t>Firestore.</w:t>
+      </w:r>
+      <w:r>
+        <w:rPr>
+          <w:sz w:val="22"/>
+          <w:szCs w:val="22"/>
+          <w:rtl/>
+        </w:rPr>
+        <w:t xml:space="preserve"> إنشاء كتاب منتهٍ يضبط التقدم </w:t>
+      </w:r>
+      <w:r>
+        <w:rPr>
+          <w:sz w:val="22"/>
+          <w:szCs w:val="22"/>
+        </w:rPr>
+        <w:t>100%</w:t>
+      </w:r>
+      <w:r>
+        <w:rPr>
+          <w:sz w:val="22"/>
+          <w:szCs w:val="22"/>
+          <w:rtl/>
+        </w:rPr>
+        <w:t xml:space="preserve">؛ التقدم الجزئي يحدد القراءة. نجح حفظ الملخص واستعادته وخفض التقدم إلى </w:t>
+      </w:r>
+      <w:r>
+        <w:rPr>
+          <w:sz w:val="22"/>
+          <w:szCs w:val="22"/>
+        </w:rPr>
+        <w:t>99%</w:t>
+      </w:r>
+      <w:r>
+        <w:rPr>
+          <w:sz w:val="22"/>
+          <w:szCs w:val="22"/>
+          <w:rtl/>
+        </w:rPr>
+        <w:t xml:space="preserve"> وتغير الحالة ثم حذف الكتاب في اختبار المتصفح المحلي.</w:t>
       </w:r>
     </w:p>
     <w:p>
@@ -28956,22 +30412,22 @@
           <w:szCs w:val="22"/>
           <w:rtl/>
         </w:rPr>
-        <w:t xml:space="preserve">الفجوة أمام المتطلبات المستهدفة: توحيد اتساق الحالة والنسبة وفق </w:t>
-      </w:r>
-      <w:r>
-        <w:rPr>
-          <w:sz w:val="22"/>
-          <w:szCs w:val="22"/>
-        </w:rPr>
-        <w:t>D05</w:t>
-      </w:r>
-      <w:r>
-        <w:rPr>
-          <w:sz w:val="22"/>
-          <w:szCs w:val="22"/>
-          <w:rtl/>
-        </w:rPr>
-        <w:t>، واختبار الملخص والتقدم عمليًا على الخدمة المنشورة.</w:t>
+        <w:t xml:space="preserve">الفجوة: استكمال حدود جميع المدخلات على الإنتاج؛ نجاح الاختبار المحلي لا يعني اكتمال </w:t>
+      </w:r>
+      <w:r>
+        <w:rPr>
+          <w:sz w:val="22"/>
+          <w:szCs w:val="22"/>
+        </w:rPr>
+        <w:t>TC13</w:t>
+      </w:r>
+      <w:r>
+        <w:rPr>
+          <w:sz w:val="22"/>
+          <w:szCs w:val="22"/>
+          <w:rtl/>
+        </w:rPr>
+        <w:t xml:space="preserve"> في كل البيئات. تعديل عنوان الكتاب ومؤلفه غير متاح حاليًا؛ إضافته تحتاج متطلبًا مستقلًا عند اعتمادها.</w:t>
       </w:r>
     </w:p>
     <w:p>
@@ -29051,14 +30507,37 @@
           <w:szCs w:val="22"/>
           <w:rtl/>
         </w:rPr>
-        <w:t xml:space="preserve">الفجوة أمام المتطلبات المستهدفة: استكمال اختبار المتصفح للفشل وانتهاء الجلسة وتعارض النسخ والتخزين المحظور؛ لا تُنسب الاختبارات الآلية إلى جميع معايير </w:t>
-      </w:r>
-      <w:r>
-        <w:rPr>
-          <w:sz w:val="22"/>
-          <w:szCs w:val="22"/>
-        </w:rPr>
-        <w:t>TC.</w:t>
+        <w:t xml:space="preserve">الفجوة: نجحت استعادة مسودة بعد إعادة التحميل والخروج والدخول ثم إعادة حفظها يدويًا؛ اختُبر تعارض النسخ ومنع التكرار بالمحاكي. يبقى استكمال جميع تركيبات الانقطاع وانتهاء الرمز وحظر التخزين في </w:t>
+      </w:r>
+      <w:r>
+        <w:rPr>
+          <w:sz w:val="22"/>
+          <w:szCs w:val="22"/>
+        </w:rPr>
+        <w:t>TC16</w:t>
+      </w:r>
+      <w:r>
+        <w:rPr>
+          <w:sz w:val="22"/>
+          <w:szCs w:val="22"/>
+          <w:rtl/>
+        </w:rPr>
+        <w:t xml:space="preserve"> و</w:t>
+      </w:r>
+      <w:r>
+        <w:rPr>
+          <w:sz w:val="22"/>
+          <w:szCs w:val="22"/>
+        </w:rPr>
+        <w:t>TC23</w:t>
+      </w:r>
+      <w:r>
+        <w:rPr>
+          <w:sz w:val="22"/>
+          <w:szCs w:val="22"/>
+          <w:rtl/>
+        </w:rPr>
+        <w:t xml:space="preserve"> مطلوبًا.</w:t>
       </w:r>
     </w:p>
     <w:p>
@@ -29124,7 +30603,7 @@
           <w:szCs w:val="22"/>
           <w:rtl/>
         </w:rPr>
-        <w:t xml:space="preserve">الموجود في الملفات: قواعد </w:t>
+        <w:t xml:space="preserve">الموجود والمتحقق: قواعد </w:t>
       </w:r>
       <w:r>
         <w:rPr>
@@ -29139,7 +30618,22 @@
           <w:szCs w:val="22"/>
           <w:rtl/>
         </w:rPr>
-        <w:t xml:space="preserve"> تقيد القراءة والكتابة بمالك الحساب المؤكد. اجتازت اختبارات محاكي لعزل الحسابات والزائر والمدخلات.</w:t>
+        <w:t xml:space="preserve"> منشورة وتقيد بيانات الحساب بمالكه المؤكد. نجحت اختبارات المحاكي للملكية والمدخلات؛ رفض الإنتاج طلب حساب آخر والطلب المجهول في فحص محدود قبل إغلاق </w:t>
+      </w:r>
+      <w:r>
+        <w:rPr>
+          <w:sz w:val="22"/>
+          <w:szCs w:val="22"/>
+        </w:rPr>
+        <w:t>Supabase</w:t>
+      </w:r>
+      <w:r>
+        <w:rPr>
+          <w:sz w:val="22"/>
+          <w:szCs w:val="22"/>
+          <w:rtl/>
+        </w:rPr>
+        <w:t xml:space="preserve"> وبعده.</w:t>
       </w:r>
     </w:p>
     <w:p>
@@ -29153,7 +30647,7 @@
           <w:szCs w:val="22"/>
           <w:rtl/>
         </w:rPr>
-        <w:t>الفجوة أمام المتطلبات المستهدفة: نشر القواعد على المشروع الفعلي والتحقق من عدم وجود سياسة أخرى تمنح وصولًا أوسع.</w:t>
+        <w:t>الفجوة: استمرار فحوص الملكية بعد أي تغيير للقواعد؛ النتائج المذكورة لا تمثل تدقيق اختراق شاملًا.</w:t>
       </w:r>
     </w:p>
     <w:p>
@@ -29204,7 +30698,7 @@
           <w:szCs w:val="22"/>
           <w:rtl/>
         </w:rPr>
-        <w:t>الموجود في الملفات: قواميس العربية والإنجليزية موجودة؛ بعض صفحات الحساب تقرأ اللغة المحفوظة ولا تحفظ التبديل فيها.</w:t>
+        <w:t>الموجود والمتحقق: العربية والإنجليزية واتجاها العرض. أُصلح حفظ لغة لوحة الطالب وإعادة تحميلها، والتعامل مع حظر التخزين دون تعطيلها؛ نجح اختبار استمرار الإنجليزية واتجاهها بعد التحميل. المعاينة لا تحفظ اللغة في التخزين.</w:t>
       </w:r>
     </w:p>
     <w:p>
@@ -29218,7 +30712,37 @@
           <w:szCs w:val="22"/>
           <w:rtl/>
         </w:rPr>
-        <w:t>الفجوة أمام المتطلبات المستهدفة: استمرار الاختيار واتجاهه في جميع المسارات واختبارات الشاشات.</w:t>
+        <w:t xml:space="preserve">الفجوة: استكمال اتساق اللغة بين جميع المسارات واختبارات </w:t>
+      </w:r>
+      <w:r>
+        <w:rPr>
+          <w:sz w:val="22"/>
+          <w:szCs w:val="22"/>
+        </w:rPr>
+        <w:t>Safari</w:t>
+      </w:r>
+      <w:r>
+        <w:rPr>
+          <w:sz w:val="22"/>
+          <w:szCs w:val="22"/>
+          <w:rtl/>
+        </w:rPr>
+        <w:t xml:space="preserve"> و</w:t>
+      </w:r>
+      <w:r>
+        <w:rPr>
+          <w:sz w:val="22"/>
+          <w:szCs w:val="22"/>
+        </w:rPr>
+        <w:t>Firefox</w:t>
+      </w:r>
+      <w:r>
+        <w:rPr>
+          <w:sz w:val="22"/>
+          <w:szCs w:val="22"/>
+          <w:rtl/>
+        </w:rPr>
+        <w:t xml:space="preserve"> وقارئ الشاشة ولوحة المفاتيح.</w:t>
       </w:r>
     </w:p>
     <w:p>
@@ -29386,6 +30910,7 @@
           <w:szCs w:val="22"/>
           <w:rtl/>
         </w:rPr>
+        <w:lastRenderedPageBreak/>
         <w:t xml:space="preserve">الفجوة أمام المتطلبات المستهدفة: اجتازت الفحوص المحلية المحددة في </w:t>
       </w:r>
       <w:r>
@@ -29483,7 +31008,6 @@
           <w:szCs w:val="24"/>
           <w:rtl/>
         </w:rPr>
-        <w:lastRenderedPageBreak/>
         <w:t>نقل الخدمة والإطلاق</w:t>
       </w:r>
     </w:p>
@@ -29498,7 +31022,22 @@
           <w:szCs w:val="22"/>
           <w:rtl/>
         </w:rPr>
-        <w:t xml:space="preserve">الموجود في الملفات: اعتمد المستخدم نقل البيانات الفعلية. أزيل عميل </w:t>
+        <w:t xml:space="preserve">الموجود والمتحقق: نُقل حسابان فعليان مع المعرفات والتحقق وتجزئات كلمات المرور المطابقة. كانت جداول الملفات الشخصية والمواد والمهام والمواعيد والكتب والتخزين خالية في المصدر؛ أُنشئ ملف افتراضي لكل حساب في الهدف. حُذف مشروع </w:t>
+      </w:r>
+      <w:r>
+        <w:rPr>
+          <w:sz w:val="22"/>
+          <w:szCs w:val="22"/>
+        </w:rPr>
+        <w:t>GrowSpace</w:t>
+      </w:r>
+      <w:r>
+        <w:rPr>
+          <w:sz w:val="22"/>
+          <w:szCs w:val="22"/>
+          <w:rtl/>
+        </w:rPr>
+        <w:t xml:space="preserve"> القديم من </w:t>
       </w:r>
       <w:r>
         <w:rPr>
@@ -29513,22 +31052,7 @@
           <w:szCs w:val="22"/>
           <w:rtl/>
         </w:rPr>
-        <w:t xml:space="preserve"> واعتماده المحلي؛ ما زالت البيانات القديمة في مصدرها ولم يُتحقق من تجهيز </w:t>
-      </w:r>
-      <w:r>
-        <w:rPr>
-          <w:sz w:val="22"/>
-          <w:szCs w:val="22"/>
-        </w:rPr>
-        <w:t>Firestore</w:t>
-      </w:r>
-      <w:r>
-        <w:rPr>
-          <w:sz w:val="22"/>
-          <w:szCs w:val="22"/>
-          <w:rtl/>
-        </w:rPr>
-        <w:t xml:space="preserve"> الفعلي.</w:t>
+        <w:t xml:space="preserve"> نهائيًا بعد موافقة المالك؛ لا اعتماد عليه في تشغيل المنصة.</w:t>
       </w:r>
     </w:p>
     <w:p>
@@ -29542,7 +31066,22 @@
           <w:szCs w:val="22"/>
           <w:rtl/>
         </w:rPr>
-        <w:t>الفجوة أمام المتطلبات المستهدفة: استخراج نسخة الحسابات والبيانات، تسوية روابط الأسماء القديمة، الاستيراد والمطابقة والتحقق قبل التحويل. لا تمثل هذه المسودة إثبات نقل.</w:t>
+        <w:t xml:space="preserve">حالة الانتقال: مكتمل للبيانات الموجودة فعليًا؛ محفوظة نسخة مصدر محلية خاصة. نجح دخول </w:t>
+      </w:r>
+      <w:r>
+        <w:rPr>
+          <w:sz w:val="22"/>
+          <w:szCs w:val="22"/>
+        </w:rPr>
+        <w:t>Firebase</w:t>
+      </w:r>
+      <w:r>
+        <w:rPr>
+          <w:sz w:val="22"/>
+          <w:szCs w:val="22"/>
+          <w:rtl/>
+        </w:rPr>
+        <w:t xml:space="preserve"> والحفظ والقراءة وعزل الحسابات بعد الحذف، ونُظفت بيانات الفحص المؤقتة. لم توجد بيانات دراسة فعلية لإثبات نقلها ميدانيًا؛ تُغطى تحويلاتها باختبارات منفصلة. لا يُعد نجاح الانتقال قبولًا لجميع متطلبات المنتج.</w:t>
       </w:r>
     </w:p>
     <w:p>
@@ -29662,7 +31201,7 @@
         <w:bidi/>
         <w:spacing w:after="160" w:line="288" w:lineRule="auto"/>
       </w:pPr>
-      <w:bookmarkStart w:id="11" w:name="_Toc239912408"/>
+      <w:bookmarkStart w:id="11" w:name="_Toc240966818"/>
       <w:r>
         <w:lastRenderedPageBreak/>
         <w:t>11</w:t>
@@ -31006,7 +32545,22 @@
           <w:szCs w:val="22"/>
           <w:rtl/>
         </w:rPr>
-        <w:t xml:space="preserve">اعتمد المستخدم استبدال </w:t>
+        <w:t xml:space="preserve">اعتمد المالك </w:t>
+      </w:r>
+      <w:r>
+        <w:rPr>
+          <w:sz w:val="22"/>
+          <w:szCs w:val="22"/>
+        </w:rPr>
+        <w:t>Firebase</w:t>
+      </w:r>
+      <w:r>
+        <w:rPr>
+          <w:sz w:val="22"/>
+          <w:szCs w:val="22"/>
+          <w:rtl/>
+        </w:rPr>
+        <w:t xml:space="preserve"> بدل </w:t>
       </w:r>
       <w:r>
         <w:rPr>
@@ -31021,22 +32575,7 @@
           <w:szCs w:val="22"/>
           <w:rtl/>
         </w:rPr>
-        <w:t xml:space="preserve"> بـ </w:t>
-      </w:r>
-      <w:r>
-        <w:rPr>
-          <w:sz w:val="22"/>
-          <w:szCs w:val="22"/>
-        </w:rPr>
-        <w:t>Firebase</w:t>
-      </w:r>
-      <w:r>
-        <w:rPr>
-          <w:sz w:val="22"/>
-          <w:szCs w:val="22"/>
-          <w:rtl/>
-        </w:rPr>
-        <w:t>، والاكتفاء بالبريد و</w:t>
+        <w:t xml:space="preserve"> والبريد و</w:t>
       </w:r>
       <w:r>
         <w:rPr>
@@ -31051,7 +32590,22 @@
           <w:szCs w:val="22"/>
           <w:rtl/>
         </w:rPr>
-        <w:t>، واستبعاد رفع الملفات. واعتمد نقل الحسابات والبيانات الفعلية الموجودة؛ لا يبدأ الموقع بحسابات بديلة فارغة ولا يُحذف المصدر قبل مطابقة النقل واختبار الدخول والملكية. تفاصيل حل التعارضات والفترة التشغيلية للنقل تُراجع بعد فحص المصدر.</w:t>
+        <w:t xml:space="preserve"> فقط، ونقل الحسابات الفعلية واستبعاد رفع الملفات. اكتمل التحقق ثم حُذف مشروع </w:t>
+      </w:r>
+      <w:r>
+        <w:rPr>
+          <w:sz w:val="22"/>
+          <w:szCs w:val="22"/>
+        </w:rPr>
+        <w:t>GrowSpace</w:t>
+      </w:r>
+      <w:r>
+        <w:rPr>
+          <w:sz w:val="22"/>
+          <w:szCs w:val="22"/>
+          <w:rtl/>
+        </w:rPr>
+        <w:t xml:space="preserve"> القديم نهائيًا بعد التأكيد. تبقى النسخة الاحتياطية وأدوات النقل المحلية أدلة تشغيلية خاصة، وليست خدمات يعتمد عليها الموقع.</w:t>
       </w:r>
     </w:p>
     <w:p>
@@ -31544,37 +33098,29 @@
           <w:szCs w:val="22"/>
           <w:rtl/>
         </w:rPr>
-        <w:t xml:space="preserve">الاستخدام: قراءة </w:t>
-      </w:r>
-      <w:r>
-        <w:rPr>
-          <w:sz w:val="22"/>
-          <w:szCs w:val="22"/>
-        </w:rPr>
-        <w:t>10</w:t>
-      </w:r>
-      <w:r>
-        <w:rPr>
-          <w:sz w:val="22"/>
-          <w:szCs w:val="22"/>
-          <w:rtl/>
-        </w:rPr>
-        <w:t xml:space="preserve"> سبتمبر </w:t>
-      </w:r>
-      <w:r>
-        <w:rPr>
-          <w:sz w:val="22"/>
-          <w:szCs w:val="22"/>
-        </w:rPr>
-        <w:t>2026:</w:t>
-      </w:r>
-      <w:r>
-        <w:rPr>
-          <w:sz w:val="22"/>
-          <w:szCs w:val="22"/>
-          <w:rtl/>
-        </w:rPr>
-        <w:t xml:space="preserve"> تنظيم الحساب والروابط بمعرفات ثابتة وحفظ المسودات وتأكيد الخادم؛ لا تثبت جاهزية الإنتاج.</w:t>
+        <w:t xml:space="preserve">الاستخدام: حالة الكود في </w:t>
+      </w:r>
+      <w:r>
+        <w:rPr>
+          <w:sz w:val="22"/>
+          <w:szCs w:val="22"/>
+        </w:rPr>
+        <w:t>031f25d</w:t>
+      </w:r>
+      <w:r>
+        <w:rPr>
+          <w:sz w:val="22"/>
+          <w:szCs w:val="22"/>
+          <w:rtl/>
+        </w:rPr>
+        <w:t xml:space="preserve">؛ إصلاح الملف الشخصي على الجوال والتمرير والتاريخ المحلي وحالة الكتاب واللغة والمؤقت. يُفصل الدليل البرمجي عن الاختبارات في </w:t>
+      </w:r>
+      <w:r>
+        <w:rPr>
+          <w:sz w:val="22"/>
+          <w:szCs w:val="22"/>
+        </w:rPr>
+        <w:t>S18.</w:t>
       </w:r>
     </w:p>
     <w:p>
@@ -31643,7 +33189,7 @@
           <w:szCs w:val="22"/>
           <w:rtl/>
         </w:rPr>
-        <w:t xml:space="preserve">الاستخدام: بنية ملكية </w:t>
+        <w:t xml:space="preserve">الاستخدام: قواعد </w:t>
       </w:r>
       <w:r>
         <w:rPr>
@@ -31658,7 +33204,37 @@
           <w:szCs w:val="22"/>
           <w:rtl/>
         </w:rPr>
-        <w:t xml:space="preserve"> والتحقق ومعاملات الحفظ والمسودات؛ تحل محل تعريف </w:t>
+        <w:t xml:space="preserve"> منشورة ومعاملات الحفظ والمسودات منفذة؛ أدلة الاختبار المحددة في </w:t>
+      </w:r>
+      <w:r>
+        <w:rPr>
+          <w:sz w:val="22"/>
+          <w:szCs w:val="22"/>
+        </w:rPr>
+        <w:t>S18</w:t>
+      </w:r>
+      <w:r>
+        <w:rPr>
+          <w:sz w:val="22"/>
+          <w:szCs w:val="22"/>
+          <w:rtl/>
+        </w:rPr>
+        <w:t xml:space="preserve"> و</w:t>
+      </w:r>
+      <w:r>
+        <w:rPr>
+          <w:sz w:val="22"/>
+          <w:szCs w:val="22"/>
+        </w:rPr>
+        <w:t>S19.</w:t>
+      </w:r>
+      <w:r>
+        <w:rPr>
+          <w:sz w:val="22"/>
+          <w:szCs w:val="22"/>
+          <w:rtl/>
+        </w:rPr>
+        <w:t xml:space="preserve"> لا يوجد مخزن </w:t>
       </w:r>
       <w:r>
         <w:rPr>
@@ -31673,7 +33249,7 @@
           <w:szCs w:val="22"/>
           <w:rtl/>
         </w:rPr>
-        <w:t xml:space="preserve"> المحلي السابق. نشر القواعد على الخدمة الفعلية غير متحقق.</w:t>
+        <w:t xml:space="preserve"> تشغيلي للمنصة.</w:t>
       </w:r>
     </w:p>
     <w:p>
@@ -31834,30 +33410,15 @@
           <w:sz w:val="22"/>
           <w:szCs w:val="22"/>
         </w:rPr>
-        <w:t>Next.js</w:t>
-      </w:r>
-      <w:r>
-        <w:rPr>
-          <w:sz w:val="22"/>
-          <w:szCs w:val="22"/>
-          <w:rtl/>
-        </w:rPr>
-        <w:t xml:space="preserve"> و</w:t>
-      </w:r>
-      <w:r>
-        <w:rPr>
-          <w:sz w:val="22"/>
-          <w:szCs w:val="22"/>
-        </w:rPr>
-        <w:t>Firebase</w:t>
-      </w:r>
-      <w:r>
-        <w:rPr>
-          <w:sz w:val="22"/>
-          <w:szCs w:val="22"/>
-          <w:rtl/>
-        </w:rPr>
-        <w:t xml:space="preserve"> والتصدير الثابت؛ بناء </w:t>
+        <w:t>Firebase Hosting</w:t>
+      </w:r>
+      <w:r>
+        <w:rPr>
+          <w:sz w:val="22"/>
+          <w:szCs w:val="22"/>
+          <w:rtl/>
+        </w:rPr>
+        <w:t xml:space="preserve"> هو الاستضافة الفعلية. سير </w:t>
       </w:r>
       <w:r>
         <w:rPr>
@@ -31872,22 +33433,29 @@
           <w:szCs w:val="22"/>
           <w:rtl/>
         </w:rPr>
-        <w:t xml:space="preserve"> مستمر والنشر مشروط بجاهزية الانتقال. </w:t>
-      </w:r>
-      <w:r>
-        <w:rPr>
-          <w:sz w:val="22"/>
-          <w:szCs w:val="22"/>
-        </w:rPr>
-        <w:t>Firebase Hosting</w:t>
-      </w:r>
-      <w:r>
-        <w:rPr>
-          <w:sz w:val="22"/>
-          <w:szCs w:val="22"/>
-          <w:rtl/>
-        </w:rPr>
-        <w:t xml:space="preserve"> مهيأ محليًا فقط.</w:t>
+        <w:t xml:space="preserve"> ينشر صفحة تحويل فقط؛ نجح تشغيله للمرجع </w:t>
+      </w:r>
+      <w:r>
+        <w:rPr>
+          <w:sz w:val="22"/>
+          <w:szCs w:val="22"/>
+        </w:rPr>
+        <w:t>31c147a</w:t>
+      </w:r>
+      <w:r>
+        <w:rPr>
+          <w:sz w:val="22"/>
+          <w:szCs w:val="22"/>
+          <w:rtl/>
+        </w:rPr>
+        <w:t xml:space="preserve"> وفق </w:t>
+      </w:r>
+      <w:r>
+        <w:rPr>
+          <w:sz w:val="22"/>
+          <w:szCs w:val="22"/>
+        </w:rPr>
+        <w:t>S19.</w:t>
       </w:r>
     </w:p>
     <w:p>
@@ -32698,37 +34266,22 @@
           <w:szCs w:val="22"/>
           <w:rtl/>
         </w:rPr>
-        <w:t xml:space="preserve">الاستخدام: لا بداية فارغة؛ يلزم استخراج المصدر وصلاحيات إدارية للهدف. حتى </w:t>
-      </w:r>
-      <w:r>
-        <w:rPr>
-          <w:sz w:val="22"/>
-          <w:szCs w:val="22"/>
-        </w:rPr>
-        <w:t>10</w:t>
-      </w:r>
-      <w:r>
-        <w:rPr>
-          <w:sz w:val="22"/>
-          <w:szCs w:val="22"/>
-          <w:rtl/>
-        </w:rPr>
-        <w:t xml:space="preserve"> سبتمبر </w:t>
-      </w:r>
-      <w:r>
-        <w:rPr>
-          <w:sz w:val="22"/>
-          <w:szCs w:val="22"/>
-        </w:rPr>
-        <w:t>2026</w:t>
-      </w:r>
-      <w:r>
-        <w:rPr>
-          <w:sz w:val="22"/>
-          <w:szCs w:val="22"/>
-          <w:rtl/>
-        </w:rPr>
-        <w:t xml:space="preserve"> لم يُنفذ النقل أو حذف البيانات القديمة.</w:t>
+        <w:t xml:space="preserve">الاستخدام: نُفذ قرار نقل الحسابات القائمة؛ اكتمل التحقق والإغلاق الموثق في </w:t>
+      </w:r>
+      <w:r>
+        <w:rPr>
+          <w:sz w:val="22"/>
+          <w:szCs w:val="22"/>
+        </w:rPr>
+        <w:t>S19</w:t>
+      </w:r>
+      <w:r>
+        <w:rPr>
+          <w:sz w:val="22"/>
+          <w:szCs w:val="22"/>
+          <w:rtl/>
+        </w:rPr>
+        <w:t xml:space="preserve"> بدل بدء حسابات بديلة فارغة.</w:t>
       </w:r>
     </w:p>
     <w:p>
@@ -32779,6 +34332,355 @@
           <w:rtl/>
         </w:rPr>
         <w:t>الاستخدام: تأكيد المعاملات وتعاملها مع التعارض؛ لا يُعامل حفظ محلي على أنه نجاح معاملة سحابية.</w:t>
+      </w:r>
+    </w:p>
+    <w:p>
+      <w:pPr>
+        <w:pStyle w:val="Heading2"/>
+        <w:bidi/>
+        <w:spacing w:line="288" w:lineRule="auto"/>
+      </w:pPr>
+      <w:r>
+        <w:rPr>
+          <w:rFonts w:ascii="Arial" w:eastAsia="Arial" w:hAnsi="Arial" w:cs="Arial"/>
+          <w:sz w:val="22"/>
+          <w:szCs w:val="22"/>
+        </w:rPr>
+        <w:t>S18</w:t>
+      </w:r>
+      <w:r>
+        <w:rPr>
+          <w:rFonts w:ascii="Arial" w:eastAsia="Arial" w:hAnsi="Arial" w:cs="Arial"/>
+          <w:sz w:val="22"/>
+          <w:szCs w:val="22"/>
+          <w:rtl/>
+        </w:rPr>
+        <w:t xml:space="preserve">  تقرير الإصلاح والاختبار</w:t>
+      </w:r>
+    </w:p>
+    <w:p>
+      <w:pPr>
+        <w:bidi/>
+        <w:spacing w:line="288" w:lineRule="auto"/>
+      </w:pPr>
+      <w:r>
+        <w:rPr>
+          <w:sz w:val="22"/>
+          <w:szCs w:val="22"/>
+        </w:rPr>
+        <w:t>Website/QA_REVIEW.md</w:t>
+      </w:r>
+      <w:r>
+        <w:rPr>
+          <w:sz w:val="22"/>
+          <w:szCs w:val="22"/>
+          <w:rtl/>
+        </w:rPr>
+        <w:t xml:space="preserve">؛ </w:t>
+      </w:r>
+      <w:r>
+        <w:rPr>
+          <w:sz w:val="22"/>
+          <w:szCs w:val="22"/>
+        </w:rPr>
+        <w:t>Website/tests/firebase.test.ts</w:t>
+      </w:r>
+      <w:r>
+        <w:rPr>
+          <w:sz w:val="22"/>
+          <w:szCs w:val="22"/>
+          <w:rtl/>
+        </w:rPr>
+        <w:t xml:space="preserve">؛ </w:t>
+      </w:r>
+      <w:r>
+        <w:rPr>
+          <w:sz w:val="22"/>
+          <w:szCs w:val="22"/>
+        </w:rPr>
+        <w:t>Website/tests/migration.test.mjs</w:t>
+      </w:r>
+      <w:r>
+        <w:rPr>
+          <w:sz w:val="22"/>
+          <w:szCs w:val="22"/>
+          <w:rtl/>
+        </w:rPr>
+        <w:t xml:space="preserve">؛ المرجع </w:t>
+      </w:r>
+      <w:r>
+        <w:rPr>
+          <w:sz w:val="22"/>
+          <w:szCs w:val="22"/>
+        </w:rPr>
+        <w:t>031f25d</w:t>
+      </w:r>
+    </w:p>
+    <w:p>
+      <w:pPr>
+        <w:bidi/>
+        <w:spacing w:line="288" w:lineRule="auto"/>
+      </w:pPr>
+      <w:r>
+        <w:rPr>
+          <w:sz w:val="22"/>
+          <w:szCs w:val="22"/>
+          <w:rtl/>
+        </w:rPr>
+        <w:t xml:space="preserve">الاستخدام: </w:t>
+      </w:r>
+      <w:r>
+        <w:rPr>
+          <w:sz w:val="22"/>
+          <w:szCs w:val="22"/>
+        </w:rPr>
+        <w:t>11</w:t>
+      </w:r>
+      <w:r>
+        <w:rPr>
+          <w:sz w:val="22"/>
+          <w:szCs w:val="22"/>
+          <w:rtl/>
+        </w:rPr>
+        <w:t xml:space="preserve"> اختبار قواعد وحفظ، و</w:t>
+      </w:r>
+      <w:r>
+        <w:rPr>
+          <w:sz w:val="22"/>
+          <w:szCs w:val="22"/>
+        </w:rPr>
+        <w:t>5</w:t>
+      </w:r>
+      <w:r>
+        <w:rPr>
+          <w:sz w:val="22"/>
+          <w:szCs w:val="22"/>
+          <w:rtl/>
+        </w:rPr>
+        <w:t xml:space="preserve"> اختبارات نقل؛ رحلات متصفح معزولة. يوضح التقرير حدود التحقق ولا يثبت جميع </w:t>
+      </w:r>
+      <w:r>
+        <w:rPr>
+          <w:sz w:val="22"/>
+          <w:szCs w:val="22"/>
+        </w:rPr>
+        <w:t>TC.</w:t>
+      </w:r>
+    </w:p>
+    <w:p>
+      <w:pPr>
+        <w:pStyle w:val="Heading2"/>
+        <w:bidi/>
+        <w:spacing w:line="288" w:lineRule="auto"/>
+      </w:pPr>
+      <w:r>
+        <w:rPr>
+          <w:rFonts w:ascii="Arial" w:eastAsia="Arial" w:hAnsi="Arial" w:cs="Arial"/>
+          <w:sz w:val="22"/>
+          <w:szCs w:val="22"/>
+        </w:rPr>
+        <w:t>S19</w:t>
+      </w:r>
+      <w:r>
+        <w:rPr>
+          <w:rFonts w:ascii="Arial" w:eastAsia="Arial" w:hAnsi="Arial" w:cs="Arial"/>
+          <w:sz w:val="22"/>
+          <w:szCs w:val="22"/>
+          <w:rtl/>
+        </w:rPr>
+        <w:t xml:space="preserve">  أدلة انتقال ونشر وتشغيل</w:t>
+      </w:r>
+    </w:p>
+    <w:p>
+      <w:pPr>
+        <w:bidi/>
+        <w:spacing w:line="288" w:lineRule="auto"/>
+      </w:pPr>
+      <w:r>
+        <w:rPr>
+          <w:sz w:val="22"/>
+          <w:szCs w:val="22"/>
+          <w:rtl/>
+        </w:rPr>
+        <w:t xml:space="preserve">سجل المحادثة؛ </w:t>
+      </w:r>
+      <w:r>
+        <w:rPr>
+          <w:sz w:val="22"/>
+          <w:szCs w:val="22"/>
+        </w:rPr>
+        <w:t>Website/scripts/migration/verify-live.mjs</w:t>
+      </w:r>
+      <w:r>
+        <w:rPr>
+          <w:sz w:val="22"/>
+          <w:szCs w:val="22"/>
+          <w:rtl/>
+        </w:rPr>
+        <w:t xml:space="preserve">؛ المرجع </w:t>
+      </w:r>
+      <w:r>
+        <w:rPr>
+          <w:sz w:val="22"/>
+          <w:szCs w:val="22"/>
+        </w:rPr>
+        <w:t>31c147a</w:t>
+      </w:r>
+    </w:p>
+    <w:p>
+      <w:pPr>
+        <w:bidi/>
+        <w:spacing w:line="288" w:lineRule="auto"/>
+      </w:pPr>
+      <w:r>
+        <w:rPr>
+          <w:sz w:val="22"/>
+          <w:szCs w:val="22"/>
+          <w:rtl/>
+        </w:rPr>
+        <w:t xml:space="preserve">الاستخدام: مطابقة حسابين وحفظ وعزل على </w:t>
+      </w:r>
+      <w:r>
+        <w:rPr>
+          <w:sz w:val="22"/>
+          <w:szCs w:val="22"/>
+        </w:rPr>
+        <w:t>Firebase</w:t>
+      </w:r>
+      <w:r>
+        <w:rPr>
+          <w:sz w:val="22"/>
+          <w:szCs w:val="22"/>
+          <w:rtl/>
+        </w:rPr>
+        <w:t xml:space="preserve"> قبل حذف </w:t>
+      </w:r>
+      <w:r>
+        <w:rPr>
+          <w:sz w:val="22"/>
+          <w:szCs w:val="22"/>
+        </w:rPr>
+        <w:t>Supabase</w:t>
+      </w:r>
+      <w:r>
+        <w:rPr>
+          <w:sz w:val="22"/>
+          <w:szCs w:val="22"/>
+          <w:rtl/>
+        </w:rPr>
+        <w:t xml:space="preserve"> وبعده؛ تأكيد المالك نجاح </w:t>
+      </w:r>
+      <w:r>
+        <w:rPr>
+          <w:sz w:val="22"/>
+          <w:szCs w:val="22"/>
+        </w:rPr>
+        <w:t>Google</w:t>
+      </w:r>
+      <w:r>
+        <w:rPr>
+          <w:sz w:val="22"/>
+          <w:szCs w:val="22"/>
+          <w:rtl/>
+        </w:rPr>
+        <w:t xml:space="preserve">؛ اختفاء المشروع القديم؛ نشر </w:t>
+      </w:r>
+      <w:r>
+        <w:rPr>
+          <w:sz w:val="22"/>
+          <w:szCs w:val="22"/>
+        </w:rPr>
+        <w:t>Firebase</w:t>
+      </w:r>
+      <w:r>
+        <w:rPr>
+          <w:sz w:val="22"/>
+          <w:szCs w:val="22"/>
+          <w:rtl/>
+        </w:rPr>
+        <w:t xml:space="preserve"> وتحويل </w:t>
+      </w:r>
+      <w:r>
+        <w:rPr>
+          <w:sz w:val="22"/>
+          <w:szCs w:val="22"/>
+        </w:rPr>
+        <w:t>Pages.</w:t>
+      </w:r>
+      <w:r>
+        <w:rPr>
+          <w:sz w:val="22"/>
+          <w:szCs w:val="22"/>
+          <w:rtl/>
+        </w:rPr>
+        <w:t xml:space="preserve"> لا تُدرج بيانات الحسابات أو النسخة الخاصة في المستند.</w:t>
+      </w:r>
+    </w:p>
+    <w:p>
+      <w:pPr>
+        <w:pStyle w:val="Heading2"/>
+        <w:bidi/>
+        <w:spacing w:line="288" w:lineRule="auto"/>
+      </w:pPr>
+      <w:r>
+        <w:rPr>
+          <w:rFonts w:ascii="Arial" w:eastAsia="Arial" w:hAnsi="Arial" w:cs="Arial"/>
+          <w:sz w:val="22"/>
+          <w:szCs w:val="22"/>
+        </w:rPr>
+        <w:t>S20</w:t>
+      </w:r>
+      <w:r>
+        <w:rPr>
+          <w:rFonts w:ascii="Arial" w:eastAsia="Arial" w:hAnsi="Arial" w:cs="Arial"/>
+          <w:sz w:val="22"/>
+          <w:szCs w:val="22"/>
+          <w:rtl/>
+        </w:rPr>
+        <w:t xml:space="preserve">  مناقشة توسع الذكاء الاصطناعي</w:t>
+      </w:r>
+    </w:p>
+    <w:p>
+      <w:pPr>
+        <w:bidi/>
+        <w:spacing w:line="288" w:lineRule="auto"/>
+      </w:pPr>
+      <w:r>
+        <w:rPr>
+          <w:sz w:val="22"/>
+          <w:szCs w:val="22"/>
+          <w:rtl/>
+        </w:rPr>
+        <w:t>توجيهات المالك بشأن مساعد الدراسة والقراءة دون رفع ملفات</w:t>
+      </w:r>
+    </w:p>
+    <w:p>
+      <w:pPr>
+        <w:bidi/>
+        <w:spacing w:line="288" w:lineRule="auto"/>
+      </w:pPr>
+      <w:r>
+        <w:rPr>
+          <w:sz w:val="22"/>
+          <w:szCs w:val="22"/>
+          <w:rtl/>
+        </w:rPr>
+        <w:t xml:space="preserve">الاستخدام: رغبة في إضافة الذكاء الاصطناعي؛ التفاصيل في القسم </w:t>
+      </w:r>
+      <w:r>
+        <w:rPr>
+          <w:sz w:val="22"/>
+          <w:szCs w:val="22"/>
+        </w:rPr>
+        <w:t>12</w:t>
+      </w:r>
+      <w:r>
+        <w:rPr>
+          <w:sz w:val="22"/>
+          <w:szCs w:val="22"/>
+          <w:rtl/>
+        </w:rPr>
+        <w:t xml:space="preserve"> مقترحات للمراجعة ولم تُنفذ أو تُختبر. لا يوجد موفر أو ميزانية معتمدان.</w:t>
       </w:r>
     </w:p>
     <w:p>
@@ -32814,49 +34716,1571 @@
         <w:rPr>
           <w:b/>
           <w:bCs/>
-          <w:sz w:val="22"/>
-          <w:szCs w:val="22"/>
-          <w:rtl/>
-        </w:rPr>
-        <w:t xml:space="preserve">النطاق والمسودات والمعاينة وقرارا </w:t>
+          <w:color w:val="000000"/>
+          <w:sz w:val="22"/>
+          <w:szCs w:val="22"/>
+          <w:rtl/>
+        </w:rPr>
+        <w:t xml:space="preserve">حالة الإصدار </w:t>
       </w:r>
       <w:r>
         <w:rPr>
           <w:b/>
           <w:bCs/>
-          <w:sz w:val="22"/>
-          <w:szCs w:val="22"/>
-        </w:rPr>
-        <w:t>Firebase</w:t>
+          <w:color w:val="000000"/>
+          <w:sz w:val="22"/>
+          <w:szCs w:val="22"/>
+        </w:rPr>
+        <w:t>0.12:</w:t>
       </w:r>
       <w:r>
         <w:rPr>
           <w:b/>
           <w:bCs/>
-          <w:sz w:val="22"/>
-          <w:szCs w:val="22"/>
-          <w:rtl/>
-        </w:rPr>
-        <w:t xml:space="preserve"> ونقل البيانات معتمدة؛ اعتماد بقية الحزمة التفصيلية معلق. بعد حسمها تُحدث المتطلبات والقبول والتتبع معًا ويصدر الإصدار </w:t>
+          <w:color w:val="000000"/>
+          <w:sz w:val="22"/>
+          <w:szCs w:val="22"/>
+          <w:rtl/>
+        </w:rPr>
+        <w:t xml:space="preserve"> تحديث للمراجعة بعد النقل والإصلاحات. اعتماد النطاق و</w:t>
       </w:r>
       <w:r>
         <w:rPr>
           <w:b/>
           <w:bCs/>
-          <w:sz w:val="22"/>
-          <w:szCs w:val="22"/>
-        </w:rPr>
-        <w:t>1.0.</w:t>
+          <w:color w:val="000000"/>
+          <w:sz w:val="22"/>
+          <w:szCs w:val="22"/>
+        </w:rPr>
+        <w:t>Firebase</w:t>
       </w:r>
       <w:r>
         <w:rPr>
           <w:b/>
           <w:bCs/>
-          <w:sz w:val="22"/>
-          <w:szCs w:val="22"/>
-          <w:rtl/>
-        </w:rPr>
-        <w:t xml:space="preserve"> حتى ذلك الحين يستخدم هذا الإصدار للمراجعة، وليس مرجع تنفيذ نهائيًا.</w:t>
+          <w:color w:val="000000"/>
+          <w:sz w:val="22"/>
+          <w:szCs w:val="22"/>
+          <w:rtl/>
+        </w:rPr>
+        <w:t xml:space="preserve"> والإغلاق لا يعد اعتمادًا تلقائيًا للتفاصيل المقترحة أو توسع الذكاء الاصطناعي. يلزم حسم القرارات وقياس معايير الجودة وإقفال الفجوات قبل إصدار مرجع نهائي معتمد.</w:t>
+      </w:r>
+    </w:p>
+    <w:p>
+      <w:pPr>
+        <w:pStyle w:val="Heading1"/>
+        <w:pageBreakBefore/>
+        <w:bidi/>
+        <w:spacing w:line="288" w:lineRule="auto"/>
+      </w:pPr>
+      <w:bookmarkStart w:id="12" w:name="_Toc240966819"/>
+      <w:r>
+        <w:rPr>
+          <w:sz w:val="22"/>
+          <w:szCs w:val="22"/>
+        </w:rPr>
+        <w:lastRenderedPageBreak/>
+        <w:t>12</w:t>
+      </w:r>
+      <w:r>
+        <w:rPr>
+          <w:sz w:val="22"/>
+          <w:szCs w:val="22"/>
+          <w:rtl/>
+        </w:rPr>
+        <w:t xml:space="preserve"> توسع الذكاء الاصطناعي المقترح</w:t>
+      </w:r>
+      <w:bookmarkEnd w:id="12"/>
+    </w:p>
+    <w:p>
+      <w:pPr>
+        <w:bidi/>
+        <w:spacing w:line="288" w:lineRule="auto"/>
+      </w:pPr>
+      <w:r>
+        <w:rPr>
+          <w:sz w:val="22"/>
+          <w:szCs w:val="22"/>
+          <w:rtl/>
+        </w:rPr>
+        <w:t xml:space="preserve">هذا القسم مقترح متطلبات لتوسع لاحق استجابة لاهتمام المالك، وليس وصفًا لوظائف منشورة. لا يغير نطاق قبول النسخة الأساسية قبل الاعتماد. لا يشمل رفع الملفات أو قراءة كتاب كامل اعتمادًا على عنوانه. جميع البنود أولوية مقترحة </w:t>
+      </w:r>
+      <w:r>
+        <w:rPr>
+          <w:sz w:val="22"/>
+          <w:szCs w:val="22"/>
+        </w:rPr>
+        <w:t>P2</w:t>
+      </w:r>
+      <w:r>
+        <w:rPr>
+          <w:sz w:val="22"/>
+          <w:szCs w:val="22"/>
+          <w:rtl/>
+        </w:rPr>
+        <w:t xml:space="preserve">، ومصدرها </w:t>
+      </w:r>
+      <w:r>
+        <w:rPr>
+          <w:sz w:val="22"/>
+          <w:szCs w:val="22"/>
+        </w:rPr>
+        <w:t>S20</w:t>
+      </w:r>
+      <w:r>
+        <w:rPr>
+          <w:sz w:val="22"/>
+          <w:szCs w:val="22"/>
+          <w:rtl/>
+        </w:rPr>
+        <w:t>، وحالتها غير منفذة وغير مختبرة.</w:t>
+      </w:r>
+    </w:p>
+    <w:p>
+      <w:pPr>
+        <w:pStyle w:val="Heading2"/>
+        <w:bidi/>
+        <w:spacing w:line="288" w:lineRule="auto"/>
+      </w:pPr>
+      <w:r>
+        <w:rPr>
+          <w:rFonts w:ascii="Arial" w:eastAsia="Arial" w:hAnsi="Arial" w:cs="Arial"/>
+          <w:sz w:val="22"/>
+          <w:szCs w:val="22"/>
+        </w:rPr>
+        <w:t>12.1</w:t>
+      </w:r>
+      <w:r>
+        <w:rPr>
+          <w:rFonts w:ascii="Arial" w:eastAsia="Arial" w:hAnsi="Arial" w:cs="Arial"/>
+          <w:sz w:val="22"/>
+          <w:szCs w:val="22"/>
+          <w:rtl/>
+        </w:rPr>
+        <w:t xml:space="preserve"> متطلبات المساعد وحدود البيانات</w:t>
+      </w:r>
+    </w:p>
+    <w:p>
+      <w:pPr>
+        <w:pStyle w:val="Heading2"/>
+        <w:bidi/>
+        <w:spacing w:line="288" w:lineRule="auto"/>
+      </w:pPr>
+      <w:r>
+        <w:rPr>
+          <w:rFonts w:ascii="Arial" w:eastAsia="Arial" w:hAnsi="Arial" w:cs="Arial"/>
+          <w:sz w:val="22"/>
+          <w:szCs w:val="22"/>
+        </w:rPr>
+        <w:t>FR-AI-001</w:t>
+      </w:r>
+      <w:r>
+        <w:rPr>
+          <w:rFonts w:ascii="Arial" w:eastAsia="Arial" w:hAnsi="Arial" w:cs="Arial"/>
+          <w:sz w:val="22"/>
+          <w:szCs w:val="22"/>
+          <w:rtl/>
+        </w:rPr>
+        <w:t xml:space="preserve">  خطة الدراسة</w:t>
+      </w:r>
+    </w:p>
+    <w:p>
+      <w:pPr>
+        <w:bidi/>
+        <w:spacing w:line="288" w:lineRule="auto"/>
+      </w:pPr>
+      <w:r>
+        <w:rPr>
+          <w:sz w:val="22"/>
+          <w:szCs w:val="22"/>
+          <w:rtl/>
+        </w:rPr>
+        <w:t>يجب أن يقترح المساعد خطة أسبوعية من المهام والمواعيد التي يختار المستخدم إتاحتها له، مع بيان المدخلات الناقصة والتعارضات دون اختلاق مواعيد.</w:t>
+      </w:r>
+    </w:p>
+    <w:p>
+      <w:pPr>
+        <w:bidi/>
+        <w:spacing w:line="288" w:lineRule="auto"/>
+      </w:pPr>
+      <w:r>
+        <w:rPr>
+          <w:sz w:val="22"/>
+          <w:szCs w:val="22"/>
+          <w:rtl/>
+        </w:rPr>
+        <w:t>معيار القبول المقترح: عند تعارض مهمتين مع موعد ثابت يبين التعارض؛ وعند غياب وقت متاح يطلب تحديده ولا ينشئ خطة محفوظة تلقائيًا.</w:t>
+      </w:r>
+    </w:p>
+    <w:p>
+      <w:pPr>
+        <w:bidi/>
+        <w:spacing w:line="288" w:lineRule="auto"/>
+      </w:pPr>
+      <w:r>
+        <w:rPr>
+          <w:sz w:val="22"/>
+          <w:szCs w:val="22"/>
+          <w:rtl/>
+        </w:rPr>
+        <w:t xml:space="preserve">المصدر: </w:t>
+      </w:r>
+      <w:r>
+        <w:rPr>
+          <w:sz w:val="22"/>
+          <w:szCs w:val="22"/>
+        </w:rPr>
+        <w:t>S20</w:t>
+      </w:r>
+      <w:r>
+        <w:rPr>
+          <w:sz w:val="22"/>
+          <w:szCs w:val="22"/>
+          <w:rtl/>
+        </w:rPr>
+        <w:t xml:space="preserve"> | الحالة: مقترح غير منفذ | الأولوية المقترحة: </w:t>
+      </w:r>
+      <w:r>
+        <w:rPr>
+          <w:sz w:val="22"/>
+          <w:szCs w:val="22"/>
+        </w:rPr>
+        <w:t>P2</w:t>
+      </w:r>
+      <w:r>
+        <w:rPr>
+          <w:sz w:val="22"/>
+          <w:szCs w:val="22"/>
+          <w:rtl/>
+        </w:rPr>
+        <w:t xml:space="preserve"> | التحقق: </w:t>
+      </w:r>
+      <w:r>
+        <w:rPr>
+          <w:sz w:val="22"/>
+          <w:szCs w:val="22"/>
+        </w:rPr>
+        <w:t>TC25</w:t>
+      </w:r>
+    </w:p>
+    <w:p>
+      <w:pPr>
+        <w:pStyle w:val="Heading2"/>
+        <w:bidi/>
+        <w:spacing w:line="288" w:lineRule="auto"/>
+      </w:pPr>
+      <w:r>
+        <w:rPr>
+          <w:rFonts w:ascii="Arial" w:eastAsia="Arial" w:hAnsi="Arial" w:cs="Arial"/>
+          <w:sz w:val="22"/>
+          <w:szCs w:val="22"/>
+        </w:rPr>
+        <w:t>FR-AI-002</w:t>
+      </w:r>
+      <w:r>
+        <w:rPr>
+          <w:rFonts w:ascii="Arial" w:eastAsia="Arial" w:hAnsi="Arial" w:cs="Arial"/>
+          <w:sz w:val="22"/>
+          <w:szCs w:val="22"/>
+          <w:rtl/>
+        </w:rPr>
+        <w:t xml:space="preserve">  خطوات المهمة والأولوية</w:t>
+      </w:r>
+    </w:p>
+    <w:p>
+      <w:pPr>
+        <w:bidi/>
+        <w:spacing w:line="288" w:lineRule="auto"/>
+      </w:pPr>
+      <w:r>
+        <w:rPr>
+          <w:sz w:val="22"/>
+          <w:szCs w:val="22"/>
+          <w:rtl/>
+        </w:rPr>
+        <w:t>يجب أن يتيح المساعد اقتراح خطوات لمهمة مختارة وترتيب الأولويات مع تفسير يعتمد على الاستحقاق والأولوية المدخلة.</w:t>
+      </w:r>
+    </w:p>
+    <w:p>
+      <w:pPr>
+        <w:bidi/>
+        <w:spacing w:line="288" w:lineRule="auto"/>
+      </w:pPr>
+      <w:r>
+        <w:rPr>
+          <w:sz w:val="22"/>
+          <w:szCs w:val="22"/>
+          <w:rtl/>
+        </w:rPr>
+        <w:t>معيار القبول المقترح: تظهر الخطوات كتوصيات قابلة للتعديل والرفض؛ لا يتغير موعد الاستحقاق أو حالة الإنجاز بمجرد توليدها.</w:t>
+      </w:r>
+    </w:p>
+    <w:p>
+      <w:pPr>
+        <w:bidi/>
+        <w:spacing w:line="288" w:lineRule="auto"/>
+      </w:pPr>
+      <w:r>
+        <w:rPr>
+          <w:sz w:val="22"/>
+          <w:szCs w:val="22"/>
+          <w:rtl/>
+        </w:rPr>
+        <w:t xml:space="preserve">المصدر: </w:t>
+      </w:r>
+      <w:r>
+        <w:rPr>
+          <w:sz w:val="22"/>
+          <w:szCs w:val="22"/>
+        </w:rPr>
+        <w:t>S20</w:t>
+      </w:r>
+      <w:r>
+        <w:rPr>
+          <w:sz w:val="22"/>
+          <w:szCs w:val="22"/>
+          <w:rtl/>
+        </w:rPr>
+        <w:t xml:space="preserve"> | الحالة: مقترح غير منفذ | الأولوية المقترحة: </w:t>
+      </w:r>
+      <w:r>
+        <w:rPr>
+          <w:sz w:val="22"/>
+          <w:szCs w:val="22"/>
+        </w:rPr>
+        <w:t>P2</w:t>
+      </w:r>
+      <w:r>
+        <w:rPr>
+          <w:sz w:val="22"/>
+          <w:szCs w:val="22"/>
+          <w:rtl/>
+        </w:rPr>
+        <w:t xml:space="preserve"> | التحقق: </w:t>
+      </w:r>
+      <w:r>
+        <w:rPr>
+          <w:sz w:val="22"/>
+          <w:szCs w:val="22"/>
+        </w:rPr>
+        <w:t>TC25</w:t>
+      </w:r>
+    </w:p>
+    <w:p>
+      <w:pPr>
+        <w:pStyle w:val="Heading2"/>
+        <w:bidi/>
+        <w:spacing w:line="288" w:lineRule="auto"/>
+      </w:pPr>
+      <w:r>
+        <w:rPr>
+          <w:rFonts w:ascii="Arial" w:eastAsia="Arial" w:hAnsi="Arial" w:cs="Arial"/>
+          <w:sz w:val="22"/>
+          <w:szCs w:val="22"/>
+        </w:rPr>
+        <w:t>FR-AI-003</w:t>
+      </w:r>
+      <w:r>
+        <w:rPr>
+          <w:rFonts w:ascii="Arial" w:eastAsia="Arial" w:hAnsi="Arial" w:cs="Arial"/>
+          <w:sz w:val="22"/>
+          <w:szCs w:val="22"/>
+          <w:rtl/>
+        </w:rPr>
+        <w:t xml:space="preserve">  مساعدة القراءة</w:t>
+      </w:r>
+    </w:p>
+    <w:p>
+      <w:pPr>
+        <w:bidi/>
+        <w:spacing w:line="288" w:lineRule="auto"/>
+      </w:pPr>
+      <w:r>
+        <w:rPr>
+          <w:sz w:val="22"/>
+          <w:szCs w:val="22"/>
+          <w:rtl/>
+        </w:rPr>
+        <w:t>يجب أن يتيح المساعد تحسين ملخص شخصي وشرح فكرة وتوليد أسئلة من النص الذي يحدده الطالب، مع فصل الإضافات العامة عن النص المصدر.</w:t>
+      </w:r>
+    </w:p>
+    <w:p>
+      <w:pPr>
+        <w:bidi/>
+        <w:spacing w:line="288" w:lineRule="auto"/>
+      </w:pPr>
+      <w:r>
+        <w:rPr>
+          <w:sz w:val="22"/>
+          <w:szCs w:val="22"/>
+          <w:rtl/>
+        </w:rPr>
+        <w:t>معيار القبول المقترح: ينتج أسئلة مرتبطة بملاحظات محددة؛ إذا أُدخل عنوان كتاب فقط يطلب نصًا ولا يدعي تلخيص صفحات لم يتلقها. لا توجد واجهة رفع ملفات.</w:t>
+      </w:r>
+    </w:p>
+    <w:p>
+      <w:pPr>
+        <w:bidi/>
+        <w:spacing w:line="288" w:lineRule="auto"/>
+      </w:pPr>
+      <w:r>
+        <w:rPr>
+          <w:sz w:val="22"/>
+          <w:szCs w:val="22"/>
+          <w:rtl/>
+        </w:rPr>
+        <w:t xml:space="preserve">المصدر: </w:t>
+      </w:r>
+      <w:r>
+        <w:rPr>
+          <w:sz w:val="22"/>
+          <w:szCs w:val="22"/>
+        </w:rPr>
+        <w:t>S20</w:t>
+      </w:r>
+      <w:r>
+        <w:rPr>
+          <w:sz w:val="22"/>
+          <w:szCs w:val="22"/>
+          <w:rtl/>
+        </w:rPr>
+        <w:t xml:space="preserve"> | الحالة: مقترح غير منفذ | الأولوية المقترحة: </w:t>
+      </w:r>
+      <w:r>
+        <w:rPr>
+          <w:sz w:val="22"/>
+          <w:szCs w:val="22"/>
+        </w:rPr>
+        <w:t>P2</w:t>
+      </w:r>
+      <w:r>
+        <w:rPr>
+          <w:sz w:val="22"/>
+          <w:szCs w:val="22"/>
+          <w:rtl/>
+        </w:rPr>
+        <w:t xml:space="preserve"> | التحقق: </w:t>
+      </w:r>
+      <w:r>
+        <w:rPr>
+          <w:sz w:val="22"/>
+          <w:szCs w:val="22"/>
+        </w:rPr>
+        <w:t>TC26</w:t>
+      </w:r>
+    </w:p>
+    <w:p>
+      <w:pPr>
+        <w:pStyle w:val="Heading2"/>
+        <w:bidi/>
+        <w:spacing w:line="288" w:lineRule="auto"/>
+      </w:pPr>
+      <w:r>
+        <w:rPr>
+          <w:rFonts w:ascii="Arial" w:eastAsia="Arial" w:hAnsi="Arial" w:cs="Arial"/>
+          <w:sz w:val="22"/>
+          <w:szCs w:val="22"/>
+        </w:rPr>
+        <w:t>FR-AI-004</w:t>
+      </w:r>
+      <w:r>
+        <w:rPr>
+          <w:rFonts w:ascii="Arial" w:eastAsia="Arial" w:hAnsi="Arial" w:cs="Arial"/>
+          <w:sz w:val="22"/>
+          <w:szCs w:val="22"/>
+          <w:rtl/>
+        </w:rPr>
+        <w:t xml:space="preserve">  اعتماد النتائج قبل الحفظ</w:t>
+      </w:r>
+    </w:p>
+    <w:p>
+      <w:pPr>
+        <w:bidi/>
+        <w:spacing w:line="288" w:lineRule="auto"/>
+      </w:pPr>
+      <w:r>
+        <w:rPr>
+          <w:sz w:val="22"/>
+          <w:szCs w:val="22"/>
+          <w:rtl/>
+        </w:rPr>
+        <w:t>يجب أن يعرض النظام اقتراحات الذكاء الاصطناعي للمراجعة، وألا ينشئ أو يغير بيانات الدراسة إلا بعد إجراء حفظ صريح من صاحبها.</w:t>
+      </w:r>
+    </w:p>
+    <w:p>
+      <w:pPr>
+        <w:bidi/>
+        <w:spacing w:line="288" w:lineRule="auto"/>
+      </w:pPr>
+      <w:r>
+        <w:rPr>
+          <w:sz w:val="22"/>
+          <w:szCs w:val="22"/>
+          <w:rtl/>
+        </w:rPr>
+        <w:t>معيار القبول المقترح: إلغاء الاقتراح لا يغير أي سجل؛ الحفظ يمر بقواعد الملكية والتعارض وتأكيد الخادم نفسها، وإعادة الطلب لا تضاعف السجل.</w:t>
+      </w:r>
+    </w:p>
+    <w:p>
+      <w:pPr>
+        <w:bidi/>
+        <w:spacing w:line="288" w:lineRule="auto"/>
+      </w:pPr>
+      <w:r>
+        <w:rPr>
+          <w:sz w:val="22"/>
+          <w:szCs w:val="22"/>
+          <w:rtl/>
+        </w:rPr>
+        <w:t xml:space="preserve">المصدر: </w:t>
+      </w:r>
+      <w:r>
+        <w:rPr>
+          <w:sz w:val="22"/>
+          <w:szCs w:val="22"/>
+        </w:rPr>
+        <w:t>S20</w:t>
+      </w:r>
+      <w:r>
+        <w:rPr>
+          <w:sz w:val="22"/>
+          <w:szCs w:val="22"/>
+          <w:rtl/>
+        </w:rPr>
+        <w:t xml:space="preserve"> | الحالة: مقترح غير منفذ | الأولوية المقترحة: </w:t>
+      </w:r>
+      <w:r>
+        <w:rPr>
+          <w:sz w:val="22"/>
+          <w:szCs w:val="22"/>
+        </w:rPr>
+        <w:t>P2</w:t>
+      </w:r>
+      <w:r>
+        <w:rPr>
+          <w:sz w:val="22"/>
+          <w:szCs w:val="22"/>
+          <w:rtl/>
+        </w:rPr>
+        <w:t xml:space="preserve"> | التحقق: </w:t>
+      </w:r>
+      <w:r>
+        <w:rPr>
+          <w:sz w:val="22"/>
+          <w:szCs w:val="22"/>
+        </w:rPr>
+        <w:t>TC27</w:t>
+      </w:r>
+    </w:p>
+    <w:p>
+      <w:pPr>
+        <w:pStyle w:val="Heading2"/>
+        <w:bidi/>
+        <w:spacing w:line="288" w:lineRule="auto"/>
+      </w:pPr>
+      <w:r>
+        <w:rPr>
+          <w:rFonts w:ascii="Arial" w:eastAsia="Arial" w:hAnsi="Arial" w:cs="Arial"/>
+          <w:sz w:val="22"/>
+          <w:szCs w:val="22"/>
+        </w:rPr>
+        <w:t>NFR-AI-001</w:t>
+      </w:r>
+      <w:r>
+        <w:rPr>
+          <w:rFonts w:ascii="Arial" w:eastAsia="Arial" w:hAnsi="Arial" w:cs="Arial"/>
+          <w:sz w:val="22"/>
+          <w:szCs w:val="22"/>
+          <w:rtl/>
+        </w:rPr>
+        <w:t xml:space="preserve">  الخصوصية وعزل الحسابات</w:t>
+      </w:r>
+    </w:p>
+    <w:p>
+      <w:pPr>
+        <w:bidi/>
+        <w:spacing w:line="288" w:lineRule="auto"/>
+      </w:pPr>
+      <w:r>
+        <w:rPr>
+          <w:sz w:val="22"/>
+          <w:szCs w:val="22"/>
+          <w:rtl/>
+        </w:rPr>
+        <w:t>يجب أن يوضح النظام البيانات المحددة المرسلة للمعالجة، ويقتصر على سياق الحساب الحالي. يجب منع إرسال كلمات المرور ورموز الجلسة مطلقًا، وعدم إرسال محتوى المسودات إلا إذا اختاره المستخدم.</w:t>
+      </w:r>
+    </w:p>
+    <w:p>
+      <w:pPr>
+        <w:bidi/>
+        <w:spacing w:line="288" w:lineRule="auto"/>
+      </w:pPr>
+      <w:r>
+        <w:rPr>
+          <w:sz w:val="22"/>
+          <w:szCs w:val="22"/>
+          <w:rtl/>
+        </w:rPr>
+        <w:t>معيار القبول المقترح: يفشل طلب قراءة سياق حساب آخر؛ لا يغير نص داخل ملاحظة قواعد الوصول أو يتيح استخراج أسرار؛ المعاينة لا ترسل بيانات إلى المساعد.</w:t>
+      </w:r>
+    </w:p>
+    <w:p>
+      <w:pPr>
+        <w:bidi/>
+        <w:spacing w:line="288" w:lineRule="auto"/>
+      </w:pPr>
+      <w:r>
+        <w:rPr>
+          <w:sz w:val="22"/>
+          <w:szCs w:val="22"/>
+          <w:rtl/>
+        </w:rPr>
+        <w:t xml:space="preserve">المصدر: </w:t>
+      </w:r>
+      <w:r>
+        <w:rPr>
+          <w:sz w:val="22"/>
+          <w:szCs w:val="22"/>
+        </w:rPr>
+        <w:t>S20</w:t>
+      </w:r>
+      <w:r>
+        <w:rPr>
+          <w:sz w:val="22"/>
+          <w:szCs w:val="22"/>
+          <w:rtl/>
+        </w:rPr>
+        <w:t xml:space="preserve"> | الحالة: مقترح غير منفذ | الأولوية المقترحة: </w:t>
+      </w:r>
+      <w:r>
+        <w:rPr>
+          <w:sz w:val="22"/>
+          <w:szCs w:val="22"/>
+        </w:rPr>
+        <w:t>P2</w:t>
+      </w:r>
+      <w:r>
+        <w:rPr>
+          <w:sz w:val="22"/>
+          <w:szCs w:val="22"/>
+          <w:rtl/>
+        </w:rPr>
+        <w:t xml:space="preserve"> | التحقق: </w:t>
+      </w:r>
+      <w:r>
+        <w:rPr>
+          <w:sz w:val="22"/>
+          <w:szCs w:val="22"/>
+        </w:rPr>
+        <w:t>TC28</w:t>
+      </w:r>
+    </w:p>
+    <w:p>
+      <w:pPr>
+        <w:pStyle w:val="Heading2"/>
+        <w:bidi/>
+        <w:spacing w:line="288" w:lineRule="auto"/>
+      </w:pPr>
+      <w:r>
+        <w:rPr>
+          <w:rFonts w:ascii="Arial" w:eastAsia="Arial" w:hAnsi="Arial" w:cs="Arial"/>
+          <w:sz w:val="22"/>
+          <w:szCs w:val="22"/>
+        </w:rPr>
+        <w:t>NFR-AI-002</w:t>
+      </w:r>
+      <w:r>
+        <w:rPr>
+          <w:rFonts w:ascii="Arial" w:eastAsia="Arial" w:hAnsi="Arial" w:cs="Arial"/>
+          <w:sz w:val="22"/>
+          <w:szCs w:val="22"/>
+          <w:rtl/>
+        </w:rPr>
+        <w:t xml:space="preserve">  الفشل وحدود الاستخدام</w:t>
+      </w:r>
+    </w:p>
+    <w:p>
+      <w:pPr>
+        <w:bidi/>
+        <w:spacing w:line="288" w:lineRule="auto"/>
+      </w:pPr>
+      <w:r>
+        <w:rPr>
+          <w:sz w:val="22"/>
+          <w:szCs w:val="22"/>
+          <w:rtl/>
+        </w:rPr>
+        <w:t>يجب أن يحافظ النظام على وظائف التنظيم والقراءة اليدوية عند تعطل المساعد أو بلوغ حد الاستخدام، مع رسالة واضحة وخيار إعادة المحاولة.</w:t>
+      </w:r>
+    </w:p>
+    <w:p>
+      <w:pPr>
+        <w:bidi/>
+        <w:spacing w:line="288" w:lineRule="auto"/>
+      </w:pPr>
+      <w:r>
+        <w:rPr>
+          <w:sz w:val="22"/>
+          <w:szCs w:val="22"/>
+          <w:rtl/>
+        </w:rPr>
+        <w:t>معيار القبول المقترح: تعطل الخدمة أو رفض الطلب لا يفقد الملخص أو المهمة ولا يعرض نجاحًا زائفًا؛ يبقى الحفظ اليدوي متاحًا. تُحدد الحدود الزمنية والعددية قبل الاعتماد.</w:t>
+      </w:r>
+    </w:p>
+    <w:p>
+      <w:pPr>
+        <w:bidi/>
+        <w:spacing w:line="288" w:lineRule="auto"/>
+      </w:pPr>
+      <w:r>
+        <w:rPr>
+          <w:sz w:val="22"/>
+          <w:szCs w:val="22"/>
+          <w:rtl/>
+        </w:rPr>
+        <w:t xml:space="preserve">المصدر: </w:t>
+      </w:r>
+      <w:r>
+        <w:rPr>
+          <w:sz w:val="22"/>
+          <w:szCs w:val="22"/>
+        </w:rPr>
+        <w:t>S20</w:t>
+      </w:r>
+      <w:r>
+        <w:rPr>
+          <w:sz w:val="22"/>
+          <w:szCs w:val="22"/>
+          <w:rtl/>
+        </w:rPr>
+        <w:t xml:space="preserve"> | الحالة: مقترح غير منفذ | الأولوية المقترحة: </w:t>
+      </w:r>
+      <w:r>
+        <w:rPr>
+          <w:sz w:val="22"/>
+          <w:szCs w:val="22"/>
+        </w:rPr>
+        <w:t>P2</w:t>
+      </w:r>
+      <w:r>
+        <w:rPr>
+          <w:sz w:val="22"/>
+          <w:szCs w:val="22"/>
+          <w:rtl/>
+        </w:rPr>
+        <w:t xml:space="preserve"> | التحقق: </w:t>
+      </w:r>
+      <w:r>
+        <w:rPr>
+          <w:sz w:val="22"/>
+          <w:szCs w:val="22"/>
+        </w:rPr>
+        <w:t>TC29</w:t>
+      </w:r>
+    </w:p>
+    <w:p>
+      <w:pPr>
+        <w:pStyle w:val="Heading2"/>
+        <w:bidi/>
+        <w:spacing w:line="288" w:lineRule="auto"/>
+      </w:pPr>
+      <w:r>
+        <w:rPr>
+          <w:rFonts w:ascii="Arial" w:eastAsia="Arial" w:hAnsi="Arial" w:cs="Arial"/>
+          <w:sz w:val="22"/>
+          <w:szCs w:val="22"/>
+        </w:rPr>
+        <w:lastRenderedPageBreak/>
+        <w:t>12.2</w:t>
+      </w:r>
+      <w:r>
+        <w:rPr>
+          <w:rFonts w:ascii="Arial" w:eastAsia="Arial" w:hAnsi="Arial" w:cs="Arial"/>
+          <w:sz w:val="22"/>
+          <w:szCs w:val="22"/>
+          <w:rtl/>
+        </w:rPr>
+        <w:t xml:space="preserve"> حالات الاستخدام المقترحة</w:t>
+      </w:r>
+    </w:p>
+    <w:p>
+      <w:pPr>
+        <w:pStyle w:val="Heading2"/>
+        <w:bidi/>
+        <w:spacing w:line="288" w:lineRule="auto"/>
+      </w:pPr>
+      <w:r>
+        <w:rPr>
+          <w:rFonts w:ascii="Arial" w:eastAsia="Arial" w:hAnsi="Arial" w:cs="Arial"/>
+          <w:sz w:val="22"/>
+          <w:szCs w:val="22"/>
+        </w:rPr>
+        <w:t>UC13</w:t>
+      </w:r>
+      <w:r>
+        <w:rPr>
+          <w:rFonts w:ascii="Arial" w:eastAsia="Arial" w:hAnsi="Arial" w:cs="Arial"/>
+          <w:sz w:val="22"/>
+          <w:szCs w:val="22"/>
+          <w:rtl/>
+        </w:rPr>
+        <w:t xml:space="preserve">  المساعدة في تنظيم الدراسة</w:t>
+      </w:r>
+    </w:p>
+    <w:p>
+      <w:pPr>
+        <w:bidi/>
+        <w:spacing w:line="288" w:lineRule="auto"/>
+      </w:pPr>
+      <w:r>
+        <w:rPr>
+          <w:sz w:val="22"/>
+          <w:szCs w:val="22"/>
+          <w:rtl/>
+        </w:rPr>
+        <w:t>الشروط المسبقة: حساب مصادق عليه، وخدمة مفعلة لاحقًا، واختيار المستخدم للبيانات المراد معالجتها. التدفق: يحدد المهام والمواعيد والوقت المتاح، يطلب اقتراحًا، يراجع الخطة والخطوات والأسباب، ثم يحفظ ما اختاره صراحة. البدائل: نقص البيانات يستدعي طلب توضيح؛ تعارض المواعيد يظهر للمراجعة؛ فشل الخدمة يبقي البيانات اليدوية. النتيجة: اقتراح فقط، أو بيانات مؤكدة من الخادم بعد الاعتماد.</w:t>
+      </w:r>
+    </w:p>
+    <w:p>
+      <w:pPr>
+        <w:pStyle w:val="Heading2"/>
+        <w:bidi/>
+        <w:spacing w:line="288" w:lineRule="auto"/>
+      </w:pPr>
+      <w:r>
+        <w:rPr>
+          <w:rFonts w:ascii="Arial" w:eastAsia="Arial" w:hAnsi="Arial" w:cs="Arial"/>
+          <w:sz w:val="22"/>
+          <w:szCs w:val="22"/>
+        </w:rPr>
+        <w:t>UC14</w:t>
+      </w:r>
+      <w:r>
+        <w:rPr>
+          <w:rFonts w:ascii="Arial" w:eastAsia="Arial" w:hAnsi="Arial" w:cs="Arial"/>
+          <w:sz w:val="22"/>
+          <w:szCs w:val="22"/>
+          <w:rtl/>
+        </w:rPr>
+        <w:t xml:space="preserve">  المساعدة في القراءة</w:t>
+      </w:r>
+    </w:p>
+    <w:p>
+      <w:pPr>
+        <w:bidi/>
+        <w:spacing w:line="288" w:lineRule="auto"/>
+      </w:pPr>
+      <w:r>
+        <w:rPr>
+          <w:sz w:val="22"/>
+          <w:szCs w:val="22"/>
+          <w:rtl/>
+        </w:rPr>
+        <w:t>الشروط المسبقة: حساب مصادق ونص ملاحظات يختاره المستخدم. التدفق: يختار تحسين الملخص أو شرح الفكرة أو أسئلة مراجعة، يعاين الناتج ويقارنه بالنص ثم يقرر الحفظ. البدائل: عنوان بلا نص يستدعي طلب المحتوى؛ الفشل يبقي النص؛ رفض المقترح لا يعدله. النتيجة: مساعدة مستندة إلى المدخل المحدد دون رفع ملفات أو ادعاء الاطلاع على الكتاب كاملًا.</w:t>
+      </w:r>
+    </w:p>
+    <w:p>
+      <w:pPr>
+        <w:pStyle w:val="Heading2"/>
+        <w:bidi/>
+        <w:spacing w:line="288" w:lineRule="auto"/>
+      </w:pPr>
+      <w:r>
+        <w:rPr>
+          <w:rFonts w:ascii="Arial" w:eastAsia="Arial" w:hAnsi="Arial" w:cs="Arial"/>
+          <w:sz w:val="22"/>
+          <w:szCs w:val="22"/>
+        </w:rPr>
+        <w:t>12.3</w:t>
+      </w:r>
+      <w:r>
+        <w:rPr>
+          <w:rFonts w:ascii="Arial" w:eastAsia="Arial" w:hAnsi="Arial" w:cs="Arial"/>
+          <w:sz w:val="22"/>
+          <w:szCs w:val="22"/>
+          <w:rtl/>
+        </w:rPr>
+        <w:t xml:space="preserve"> التتبع والتحقق والقرارات المفتوحة</w:t>
+      </w:r>
+    </w:p>
+    <w:p>
+      <w:pPr>
+        <w:bidi/>
+        <w:spacing w:line="288" w:lineRule="auto"/>
+      </w:pPr>
+      <w:r>
+        <w:rPr>
+          <w:sz w:val="22"/>
+          <w:szCs w:val="22"/>
+        </w:rPr>
+        <w:t>FR-AI-001</w:t>
+      </w:r>
+      <w:r>
+        <w:rPr>
+          <w:sz w:val="22"/>
+          <w:szCs w:val="22"/>
+          <w:rtl/>
+        </w:rPr>
+        <w:t xml:space="preserve"> | </w:t>
+      </w:r>
+      <w:r>
+        <w:rPr>
+          <w:sz w:val="22"/>
+          <w:szCs w:val="22"/>
+        </w:rPr>
+        <w:t>N05</w:t>
+      </w:r>
+      <w:r>
+        <w:rPr>
+          <w:sz w:val="22"/>
+          <w:szCs w:val="22"/>
+          <w:rtl/>
+        </w:rPr>
+        <w:t xml:space="preserve"> | </w:t>
+      </w:r>
+      <w:r>
+        <w:rPr>
+          <w:sz w:val="22"/>
+          <w:szCs w:val="22"/>
+        </w:rPr>
+        <w:t>UC13</w:t>
+      </w:r>
+      <w:r>
+        <w:rPr>
+          <w:sz w:val="22"/>
+          <w:szCs w:val="22"/>
+          <w:rtl/>
+        </w:rPr>
+        <w:t xml:space="preserve"> | </w:t>
+      </w:r>
+      <w:r>
+        <w:rPr>
+          <w:sz w:val="22"/>
+          <w:szCs w:val="22"/>
+        </w:rPr>
+        <w:t>TC25</w:t>
+      </w:r>
+      <w:r>
+        <w:rPr>
+          <w:sz w:val="22"/>
+          <w:szCs w:val="22"/>
+          <w:rtl/>
+        </w:rPr>
+        <w:t xml:space="preserve"> | </w:t>
+      </w:r>
+      <w:r>
+        <w:rPr>
+          <w:sz w:val="22"/>
+          <w:szCs w:val="22"/>
+        </w:rPr>
+        <w:t>S20</w:t>
+      </w:r>
+      <w:r>
+        <w:rPr>
+          <w:sz w:val="22"/>
+          <w:szCs w:val="22"/>
+          <w:rtl/>
+        </w:rPr>
+        <w:t xml:space="preserve"> | غير منفذ</w:t>
+      </w:r>
+    </w:p>
+    <w:p>
+      <w:pPr>
+        <w:bidi/>
+        <w:spacing w:line="288" w:lineRule="auto"/>
+      </w:pPr>
+      <w:r>
+        <w:rPr>
+          <w:sz w:val="22"/>
+          <w:szCs w:val="22"/>
+        </w:rPr>
+        <w:t>FR-AI-002</w:t>
+      </w:r>
+      <w:r>
+        <w:rPr>
+          <w:sz w:val="22"/>
+          <w:szCs w:val="22"/>
+          <w:rtl/>
+        </w:rPr>
+        <w:t xml:space="preserve"> | </w:t>
+      </w:r>
+      <w:r>
+        <w:rPr>
+          <w:sz w:val="22"/>
+          <w:szCs w:val="22"/>
+        </w:rPr>
+        <w:t>N03</w:t>
+      </w:r>
+      <w:r>
+        <w:rPr>
+          <w:sz w:val="22"/>
+          <w:szCs w:val="22"/>
+          <w:rtl/>
+        </w:rPr>
+        <w:t xml:space="preserve"> | </w:t>
+      </w:r>
+      <w:r>
+        <w:rPr>
+          <w:sz w:val="22"/>
+          <w:szCs w:val="22"/>
+        </w:rPr>
+        <w:t>UC13</w:t>
+      </w:r>
+      <w:r>
+        <w:rPr>
+          <w:sz w:val="22"/>
+          <w:szCs w:val="22"/>
+          <w:rtl/>
+        </w:rPr>
+        <w:t xml:space="preserve"> | </w:t>
+      </w:r>
+      <w:r>
+        <w:rPr>
+          <w:sz w:val="22"/>
+          <w:szCs w:val="22"/>
+        </w:rPr>
+        <w:t>TC25</w:t>
+      </w:r>
+      <w:r>
+        <w:rPr>
+          <w:sz w:val="22"/>
+          <w:szCs w:val="22"/>
+          <w:rtl/>
+        </w:rPr>
+        <w:t xml:space="preserve"> | </w:t>
+      </w:r>
+      <w:r>
+        <w:rPr>
+          <w:sz w:val="22"/>
+          <w:szCs w:val="22"/>
+        </w:rPr>
+        <w:t>S20</w:t>
+      </w:r>
+      <w:r>
+        <w:rPr>
+          <w:sz w:val="22"/>
+          <w:szCs w:val="22"/>
+          <w:rtl/>
+        </w:rPr>
+        <w:t xml:space="preserve"> | غير منفذ</w:t>
+      </w:r>
+    </w:p>
+    <w:p>
+      <w:pPr>
+        <w:bidi/>
+        <w:spacing w:line="288" w:lineRule="auto"/>
+      </w:pPr>
+      <w:r>
+        <w:rPr>
+          <w:sz w:val="22"/>
+          <w:szCs w:val="22"/>
+        </w:rPr>
+        <w:t>FR-AI-003</w:t>
+      </w:r>
+      <w:r>
+        <w:rPr>
+          <w:sz w:val="22"/>
+          <w:szCs w:val="22"/>
+          <w:rtl/>
+        </w:rPr>
+        <w:t xml:space="preserve"> | </w:t>
+      </w:r>
+      <w:r>
+        <w:rPr>
+          <w:sz w:val="22"/>
+          <w:szCs w:val="22"/>
+        </w:rPr>
+        <w:t>N07</w:t>
+      </w:r>
+      <w:r>
+        <w:rPr>
+          <w:sz w:val="22"/>
+          <w:szCs w:val="22"/>
+          <w:rtl/>
+        </w:rPr>
+        <w:t xml:space="preserve"> | </w:t>
+      </w:r>
+      <w:r>
+        <w:rPr>
+          <w:sz w:val="22"/>
+          <w:szCs w:val="22"/>
+        </w:rPr>
+        <w:t>UC14</w:t>
+      </w:r>
+      <w:r>
+        <w:rPr>
+          <w:sz w:val="22"/>
+          <w:szCs w:val="22"/>
+          <w:rtl/>
+        </w:rPr>
+        <w:t xml:space="preserve"> | </w:t>
+      </w:r>
+      <w:r>
+        <w:rPr>
+          <w:sz w:val="22"/>
+          <w:szCs w:val="22"/>
+        </w:rPr>
+        <w:t>TC26</w:t>
+      </w:r>
+      <w:r>
+        <w:rPr>
+          <w:sz w:val="22"/>
+          <w:szCs w:val="22"/>
+          <w:rtl/>
+        </w:rPr>
+        <w:t xml:space="preserve"> | </w:t>
+      </w:r>
+      <w:r>
+        <w:rPr>
+          <w:sz w:val="22"/>
+          <w:szCs w:val="22"/>
+        </w:rPr>
+        <w:t>S20</w:t>
+      </w:r>
+      <w:r>
+        <w:rPr>
+          <w:sz w:val="22"/>
+          <w:szCs w:val="22"/>
+          <w:rtl/>
+        </w:rPr>
+        <w:t xml:space="preserve"> | غير منفذ</w:t>
+      </w:r>
+    </w:p>
+    <w:p>
+      <w:pPr>
+        <w:bidi/>
+        <w:spacing w:line="288" w:lineRule="auto"/>
+      </w:pPr>
+      <w:r>
+        <w:rPr>
+          <w:sz w:val="22"/>
+          <w:szCs w:val="22"/>
+        </w:rPr>
+        <w:t>FR-AI-004</w:t>
+      </w:r>
+      <w:r>
+        <w:rPr>
+          <w:sz w:val="22"/>
+          <w:szCs w:val="22"/>
+          <w:rtl/>
+        </w:rPr>
+        <w:t xml:space="preserve"> | </w:t>
+      </w:r>
+      <w:r>
+        <w:rPr>
+          <w:sz w:val="22"/>
+          <w:szCs w:val="22"/>
+        </w:rPr>
+        <w:t>N10</w:t>
+      </w:r>
+      <w:r>
+        <w:rPr>
+          <w:sz w:val="22"/>
+          <w:szCs w:val="22"/>
+          <w:rtl/>
+        </w:rPr>
+        <w:t xml:space="preserve"> | </w:t>
+      </w:r>
+      <w:r>
+        <w:rPr>
+          <w:sz w:val="22"/>
+          <w:szCs w:val="22"/>
+        </w:rPr>
+        <w:t>UC13</w:t>
+      </w:r>
+      <w:r>
+        <w:rPr>
+          <w:sz w:val="22"/>
+          <w:szCs w:val="22"/>
+          <w:rtl/>
+        </w:rPr>
+        <w:t xml:space="preserve"> و</w:t>
+      </w:r>
+      <w:r>
+        <w:rPr>
+          <w:sz w:val="22"/>
+          <w:szCs w:val="22"/>
+        </w:rPr>
+        <w:t>UC14</w:t>
+      </w:r>
+      <w:r>
+        <w:rPr>
+          <w:sz w:val="22"/>
+          <w:szCs w:val="22"/>
+          <w:rtl/>
+        </w:rPr>
+        <w:t xml:space="preserve"> | </w:t>
+      </w:r>
+      <w:r>
+        <w:rPr>
+          <w:sz w:val="22"/>
+          <w:szCs w:val="22"/>
+        </w:rPr>
+        <w:t>TC27</w:t>
+      </w:r>
+      <w:r>
+        <w:rPr>
+          <w:sz w:val="22"/>
+          <w:szCs w:val="22"/>
+          <w:rtl/>
+        </w:rPr>
+        <w:t xml:space="preserve"> | </w:t>
+      </w:r>
+      <w:r>
+        <w:rPr>
+          <w:sz w:val="22"/>
+          <w:szCs w:val="22"/>
+        </w:rPr>
+        <w:t>S20</w:t>
+      </w:r>
+      <w:r>
+        <w:rPr>
+          <w:sz w:val="22"/>
+          <w:szCs w:val="22"/>
+          <w:rtl/>
+        </w:rPr>
+        <w:t xml:space="preserve"> | غير منفذ</w:t>
+      </w:r>
+    </w:p>
+    <w:p>
+      <w:pPr>
+        <w:bidi/>
+        <w:spacing w:line="288" w:lineRule="auto"/>
+      </w:pPr>
+      <w:r>
+        <w:rPr>
+          <w:sz w:val="22"/>
+          <w:szCs w:val="22"/>
+        </w:rPr>
+        <w:t>NFR-AI-001</w:t>
+      </w:r>
+      <w:r>
+        <w:rPr>
+          <w:sz w:val="22"/>
+          <w:szCs w:val="22"/>
+          <w:rtl/>
+        </w:rPr>
+        <w:t xml:space="preserve"> | </w:t>
+      </w:r>
+      <w:r>
+        <w:rPr>
+          <w:sz w:val="22"/>
+          <w:szCs w:val="22"/>
+        </w:rPr>
+        <w:t>N10</w:t>
+      </w:r>
+      <w:r>
+        <w:rPr>
+          <w:sz w:val="22"/>
+          <w:szCs w:val="22"/>
+          <w:rtl/>
+        </w:rPr>
+        <w:t xml:space="preserve"> | </w:t>
+      </w:r>
+      <w:r>
+        <w:rPr>
+          <w:sz w:val="22"/>
+          <w:szCs w:val="22"/>
+        </w:rPr>
+        <w:t>UC13</w:t>
+      </w:r>
+      <w:r>
+        <w:rPr>
+          <w:sz w:val="22"/>
+          <w:szCs w:val="22"/>
+          <w:rtl/>
+        </w:rPr>
+        <w:t xml:space="preserve"> و</w:t>
+      </w:r>
+      <w:r>
+        <w:rPr>
+          <w:sz w:val="22"/>
+          <w:szCs w:val="22"/>
+        </w:rPr>
+        <w:t>UC14</w:t>
+      </w:r>
+      <w:r>
+        <w:rPr>
+          <w:sz w:val="22"/>
+          <w:szCs w:val="22"/>
+          <w:rtl/>
+        </w:rPr>
+        <w:t xml:space="preserve"> | </w:t>
+      </w:r>
+      <w:r>
+        <w:rPr>
+          <w:sz w:val="22"/>
+          <w:szCs w:val="22"/>
+        </w:rPr>
+        <w:t>TC28</w:t>
+      </w:r>
+      <w:r>
+        <w:rPr>
+          <w:sz w:val="22"/>
+          <w:szCs w:val="22"/>
+          <w:rtl/>
+        </w:rPr>
+        <w:t xml:space="preserve"> | </w:t>
+      </w:r>
+      <w:r>
+        <w:rPr>
+          <w:sz w:val="22"/>
+          <w:szCs w:val="22"/>
+        </w:rPr>
+        <w:t>S20</w:t>
+      </w:r>
+      <w:r>
+        <w:rPr>
+          <w:sz w:val="22"/>
+          <w:szCs w:val="22"/>
+          <w:rtl/>
+        </w:rPr>
+        <w:t xml:space="preserve"> | غير منفذ</w:t>
+      </w:r>
+    </w:p>
+    <w:p>
+      <w:pPr>
+        <w:bidi/>
+        <w:spacing w:line="288" w:lineRule="auto"/>
+      </w:pPr>
+      <w:r>
+        <w:rPr>
+          <w:sz w:val="22"/>
+          <w:szCs w:val="22"/>
+        </w:rPr>
+        <w:t>NFR-AI-002</w:t>
+      </w:r>
+      <w:r>
+        <w:rPr>
+          <w:sz w:val="22"/>
+          <w:szCs w:val="22"/>
+          <w:rtl/>
+        </w:rPr>
+        <w:t xml:space="preserve"> | </w:t>
+      </w:r>
+      <w:r>
+        <w:rPr>
+          <w:sz w:val="22"/>
+          <w:szCs w:val="22"/>
+        </w:rPr>
+        <w:t>N10</w:t>
+      </w:r>
+      <w:r>
+        <w:rPr>
+          <w:sz w:val="22"/>
+          <w:szCs w:val="22"/>
+          <w:rtl/>
+        </w:rPr>
+        <w:t xml:space="preserve"> | </w:t>
+      </w:r>
+      <w:r>
+        <w:rPr>
+          <w:sz w:val="22"/>
+          <w:szCs w:val="22"/>
+        </w:rPr>
+        <w:t>UC13</w:t>
+      </w:r>
+      <w:r>
+        <w:rPr>
+          <w:sz w:val="22"/>
+          <w:szCs w:val="22"/>
+          <w:rtl/>
+        </w:rPr>
+        <w:t xml:space="preserve"> و</w:t>
+      </w:r>
+      <w:r>
+        <w:rPr>
+          <w:sz w:val="22"/>
+          <w:szCs w:val="22"/>
+        </w:rPr>
+        <w:t>UC14</w:t>
+      </w:r>
+      <w:r>
+        <w:rPr>
+          <w:sz w:val="22"/>
+          <w:szCs w:val="22"/>
+          <w:rtl/>
+        </w:rPr>
+        <w:t xml:space="preserve"> | </w:t>
+      </w:r>
+      <w:r>
+        <w:rPr>
+          <w:sz w:val="22"/>
+          <w:szCs w:val="22"/>
+        </w:rPr>
+        <w:t>TC29</w:t>
+      </w:r>
+      <w:r>
+        <w:rPr>
+          <w:sz w:val="22"/>
+          <w:szCs w:val="22"/>
+          <w:rtl/>
+        </w:rPr>
+        <w:t xml:space="preserve"> | </w:t>
+      </w:r>
+      <w:r>
+        <w:rPr>
+          <w:sz w:val="22"/>
+          <w:szCs w:val="22"/>
+        </w:rPr>
+        <w:t>S20</w:t>
+      </w:r>
+      <w:r>
+        <w:rPr>
+          <w:sz w:val="22"/>
+          <w:szCs w:val="22"/>
+          <w:rtl/>
+        </w:rPr>
+        <w:t xml:space="preserve"> | غير منفذ</w:t>
+      </w:r>
+    </w:p>
+    <w:p>
+      <w:pPr>
+        <w:bidi/>
+        <w:spacing w:line="288" w:lineRule="auto"/>
+      </w:pPr>
+      <w:r>
+        <w:rPr>
+          <w:sz w:val="22"/>
+          <w:szCs w:val="22"/>
+        </w:rPr>
+        <w:t>TC25:</w:t>
+      </w:r>
+      <w:r>
+        <w:rPr>
+          <w:sz w:val="22"/>
+          <w:szCs w:val="22"/>
+          <w:rtl/>
+        </w:rPr>
+        <w:t xml:space="preserve"> بمهام متعارضة وأخرى بلا موعد، اطلب خطة وخطوات؛ تحقق من بيان التعارض والنقص ومن عدم تعديل البيانات تلقائيًا.</w:t>
+      </w:r>
+    </w:p>
+    <w:p>
+      <w:pPr>
+        <w:bidi/>
+        <w:spacing w:line="288" w:lineRule="auto"/>
+      </w:pPr>
+      <w:r>
+        <w:rPr>
+          <w:sz w:val="22"/>
+          <w:szCs w:val="22"/>
+        </w:rPr>
+        <w:t>TC26:</w:t>
+      </w:r>
+      <w:r>
+        <w:rPr>
+          <w:sz w:val="22"/>
+          <w:szCs w:val="22"/>
+          <w:rtl/>
+        </w:rPr>
+        <w:t xml:space="preserve"> أدخل ملاحظة معروفة ثم عنوان كتاب فقط؛ تحقق من ارتباط الشرح والأسئلة بالنص وطلب النص عند غيابه دون ادعاء قراءة الكتاب.</w:t>
+      </w:r>
+    </w:p>
+    <w:p>
+      <w:pPr>
+        <w:bidi/>
+        <w:spacing w:line="288" w:lineRule="auto"/>
+      </w:pPr>
+      <w:r>
+        <w:rPr>
+          <w:sz w:val="22"/>
+          <w:szCs w:val="22"/>
+        </w:rPr>
+        <w:t>TC27:</w:t>
+      </w:r>
+      <w:r>
+        <w:rPr>
+          <w:sz w:val="22"/>
+          <w:szCs w:val="22"/>
+          <w:rtl/>
+        </w:rPr>
+        <w:t xml:space="preserve"> ارفض اقتراحًا ثم احفظ آخر مع تعارض إصدار وفقد رد؛ تحقق من عدم تعديل الرفض ومنع الكتابة فوق إصدار أحدث والتكرار.</w:t>
+      </w:r>
+    </w:p>
+    <w:p>
+      <w:pPr>
+        <w:bidi/>
+        <w:spacing w:line="288" w:lineRule="auto"/>
+      </w:pPr>
+      <w:r>
+        <w:rPr>
+          <w:sz w:val="22"/>
+          <w:szCs w:val="22"/>
+        </w:rPr>
+        <w:t>TC28:</w:t>
+      </w:r>
+      <w:r>
+        <w:rPr>
+          <w:sz w:val="22"/>
+          <w:szCs w:val="22"/>
+          <w:rtl/>
+        </w:rPr>
+        <w:t xml:space="preserve"> استخدم حسابين ونص ملاحظة يطلب بيانات الآخر؛ تحقق من عزل السياق وعدم إرسال أسرار أو بيانات المعاينة.</w:t>
+      </w:r>
+    </w:p>
+    <w:p>
+      <w:pPr>
+        <w:bidi/>
+        <w:spacing w:line="288" w:lineRule="auto"/>
+      </w:pPr>
+      <w:r>
+        <w:rPr>
+          <w:sz w:val="22"/>
+          <w:szCs w:val="22"/>
+        </w:rPr>
+        <w:t>TC29:</w:t>
+      </w:r>
+      <w:r>
+        <w:rPr>
+          <w:sz w:val="22"/>
+          <w:szCs w:val="22"/>
+          <w:rtl/>
+        </w:rPr>
+        <w:t xml:space="preserve"> عطّل الخدمة وحاك بلوغ الحد؛ تحقق من بقاء المدخلات والحفظ اليدوي وظهور رسالة لا تدعي نجاح التوليد.</w:t>
+      </w:r>
+    </w:p>
+    <w:p>
+      <w:pPr>
+        <w:bidi/>
+        <w:spacing w:line="288" w:lineRule="auto"/>
+      </w:pPr>
+      <w:r>
+        <w:rPr>
+          <w:sz w:val="22"/>
+          <w:szCs w:val="22"/>
+          <w:rtl/>
+        </w:rPr>
+        <w:t xml:space="preserve">قرار </w:t>
+      </w:r>
+      <w:r>
+        <w:rPr>
+          <w:sz w:val="22"/>
+          <w:szCs w:val="22"/>
+        </w:rPr>
+        <w:t>D10</w:t>
+      </w:r>
+      <w:r>
+        <w:rPr>
+          <w:sz w:val="22"/>
+          <w:szCs w:val="22"/>
+          <w:rtl/>
+        </w:rPr>
+        <w:t xml:space="preserve"> المقترح: قبل التنفيذ تُعتمد حدود نطاق المساعد، وموفر النموذج، والبيانات المرسلة وسياسة احتفاظه، وآلية حماية الوصول، وحدود الاستخدام والمهلة، ومعيار جودة المخرجات بالعربية والإنجليزية. لا يحدد هذا الإصدار سعرًا أو اشتراكًا؛ موضوع الأسعار مؤجل. لا تُعد </w:t>
+      </w:r>
+      <w:r>
+        <w:rPr>
+          <w:sz w:val="22"/>
+          <w:szCs w:val="22"/>
+        </w:rPr>
+        <w:t>Firebase</w:t>
+      </w:r>
+      <w:r>
+        <w:rPr>
+          <w:sz w:val="22"/>
+          <w:szCs w:val="22"/>
+          <w:rtl/>
+        </w:rPr>
+        <w:t xml:space="preserve"> وحدها تفعيلًا للذكاء الاصطناعي.</w:t>
       </w:r>
     </w:p>
     <w:sectPr>
@@ -32912,7 +36336,7 @@
         <w:sz w:val="16"/>
         <w:szCs w:val="16"/>
       </w:rPr>
-      <w:t xml:space="preserve">GrowSpace | SRS 0.11 | </w:t>
+      <w:t xml:space="preserve">GrowSpace | SRS 0.12 | </w:t>
     </w:r>
     <w:r>
       <w:fldChar w:fldCharType="begin"/>
@@ -32954,7 +36378,7 @@
         <w:sz w:val="16"/>
         <w:szCs w:val="16"/>
       </w:rPr>
-      <w:t xml:space="preserve">GrowSpace | SRS 0.11 | </w:t>
+      <w:t xml:space="preserve">GrowSpace | SRS 0.12 | </w:t>
     </w:r>
     <w:r>
       <w:fldChar w:fldCharType="begin"/>
@@ -32991,7 +36415,7 @@
         <w:sz w:val="16"/>
         <w:szCs w:val="16"/>
       </w:rPr>
-      <w:t xml:space="preserve">GrowSpace | SRS 0.11 | </w:t>
+      <w:t xml:space="preserve">GrowSpace | SRS 0.12 | </w:t>
     </w:r>
     <w:r>
       <w:fldChar w:fldCharType="begin"/>
@@ -33833,7 +37257,7 @@
     <w:rPr>
       <w:b/>
       <w:bCs/>
-      <w:color w:val="082A4A"/>
+      <w:color w:val="000000"/>
       <w:sz w:val="27"/>
       <w:szCs w:val="27"/>
     </w:rPr>
@@ -33856,7 +37280,7 @@
       <w:b/>
       <w:bCs/>
       <w:smallCaps/>
-      <w:color w:val="082A4A"/>
+      <w:color w:val="000000"/>
       <w:sz w:val="19"/>
       <w:szCs w:val="19"/>
     </w:rPr>
@@ -33994,7 +37418,7 @@
     <w:rPr>
       <w:b/>
       <w:bCs/>
-      <w:color w:val="082A4A"/>
+      <w:color w:val="000000"/>
       <w:sz w:val="44"/>
       <w:szCs w:val="44"/>
     </w:rPr>
